--- a/docs/gost/out/02_П2_Пояснительная_записка.docx
+++ b/docs/gost/out/02_П2_Пояснительная_записка.docx
@@ -306,7 +306,7 @@
       <w:r>
         <w:fldChar w:fldCharType="separate"/>
       </w:r>
-      <w:hyperlink w:anchor="_Toc241772147" w:history="1">
+      <w:hyperlink w:anchor="_Toc242103567" w:history="1">
         <w:r>
           <w:rPr>
             <w:rStyle w:val="aff8"/>
@@ -333,7 +333,7 @@
             <w:noProof/>
             <w:webHidden/>
           </w:rPr>
-          <w:instrText xml:space="preserve"> PAGEREF _Toc241772147 \h </w:instrText>
+          <w:instrText xml:space="preserve"> PAGEREF _Toc242103567 \h </w:instrText>
         </w:r>
         <w:r>
           <w:rPr>
@@ -379,7 +379,7 @@
           <w14:ligatures w14:val="standardContextual"/>
         </w:rPr>
       </w:pPr>
-      <w:hyperlink w:anchor="_Toc241772148" w:history="1">
+      <w:hyperlink w:anchor="_Toc242103568" w:history="1">
         <w:r>
           <w:rPr>
             <w:rStyle w:val="aff8"/>
@@ -406,7 +406,7 @@
             <w:noProof/>
             <w:webHidden/>
           </w:rPr>
-          <w:instrText xml:space="preserve"> PAGEREF _Toc241772148 \h </w:instrText>
+          <w:instrText xml:space="preserve"> PAGEREF _Toc242103568 \h </w:instrText>
         </w:r>
         <w:r>
           <w:rPr>
@@ -452,7 +452,7 @@
           <w14:ligatures w14:val="standardContextual"/>
         </w:rPr>
       </w:pPr>
-      <w:hyperlink w:anchor="_Toc241772149" w:history="1">
+      <w:hyperlink w:anchor="_Toc242103569" w:history="1">
         <w:r>
           <w:rPr>
             <w:rStyle w:val="aff8"/>
@@ -479,7 +479,7 @@
             <w:noProof/>
             <w:webHidden/>
           </w:rPr>
-          <w:instrText xml:space="preserve"> PAGEREF _Toc241772149 \h </w:instrText>
+          <w:instrText xml:space="preserve"> PAGEREF _Toc242103569 \h </w:instrText>
         </w:r>
         <w:r>
           <w:rPr>
@@ -525,7 +525,7 @@
           <w14:ligatures w14:val="standardContextual"/>
         </w:rPr>
       </w:pPr>
-      <w:hyperlink w:anchor="_Toc241772150" w:history="1">
+      <w:hyperlink w:anchor="_Toc242103570" w:history="1">
         <w:r>
           <w:rPr>
             <w:rStyle w:val="aff8"/>
@@ -552,7 +552,7 @@
             <w:noProof/>
             <w:webHidden/>
           </w:rPr>
-          <w:instrText xml:space="preserve"> PAGEREF _Toc241772150 \h </w:instrText>
+          <w:instrText xml:space="preserve"> PAGEREF _Toc242103570 \h </w:instrText>
         </w:r>
         <w:r>
           <w:rPr>
@@ -598,7 +598,7 @@
           <w14:ligatures w14:val="standardContextual"/>
         </w:rPr>
       </w:pPr>
-      <w:hyperlink w:anchor="_Toc241772151" w:history="1">
+      <w:hyperlink w:anchor="_Toc242103571" w:history="1">
         <w:r>
           <w:rPr>
             <w:rStyle w:val="aff8"/>
@@ -625,7 +625,7 @@
             <w:noProof/>
             <w:webHidden/>
           </w:rPr>
-          <w:instrText xml:space="preserve"> PAGEREF _Toc241772151 \h </w:instrText>
+          <w:instrText xml:space="preserve"> PAGEREF _Toc242103571 \h </w:instrText>
         </w:r>
         <w:r>
           <w:rPr>
@@ -671,7 +671,7 @@
           <w14:ligatures w14:val="standardContextual"/>
         </w:rPr>
       </w:pPr>
-      <w:hyperlink w:anchor="_Toc241772152" w:history="1">
+      <w:hyperlink w:anchor="_Toc242103572" w:history="1">
         <w:r>
           <w:rPr>
             <w:rStyle w:val="aff8"/>
@@ -698,7 +698,7 @@
             <w:noProof/>
             <w:webHidden/>
           </w:rPr>
-          <w:instrText xml:space="preserve"> PAGEREF _Toc241772152 \h </w:instrText>
+          <w:instrText xml:space="preserve"> PAGEREF _Toc242103572 \h </w:instrText>
         </w:r>
         <w:r>
           <w:rPr>
@@ -744,7 +744,7 @@
           <w14:ligatures w14:val="standardContextual"/>
         </w:rPr>
       </w:pPr>
-      <w:hyperlink w:anchor="_Toc241772153" w:history="1">
+      <w:hyperlink w:anchor="_Toc242103573" w:history="1">
         <w:r>
           <w:rPr>
             <w:rStyle w:val="aff8"/>
@@ -771,7 +771,7 @@
             <w:noProof/>
             <w:webHidden/>
           </w:rPr>
-          <w:instrText xml:space="preserve"> PAGEREF _Toc241772153 \h </w:instrText>
+          <w:instrText xml:space="preserve"> PAGEREF _Toc242103573 \h </w:instrText>
         </w:r>
         <w:r>
           <w:rPr>
@@ -817,7 +817,7 @@
           <w14:ligatures w14:val="standardContextual"/>
         </w:rPr>
       </w:pPr>
-      <w:hyperlink w:anchor="_Toc241772154" w:history="1">
+      <w:hyperlink w:anchor="_Toc242103574" w:history="1">
         <w:r>
           <w:rPr>
             <w:rStyle w:val="aff8"/>
@@ -844,7 +844,7 @@
             <w:noProof/>
             <w:webHidden/>
           </w:rPr>
-          <w:instrText xml:space="preserve"> PAGEREF _Toc241772154 \h </w:instrText>
+          <w:instrText xml:space="preserve"> PAGEREF _Toc242103574 \h </w:instrText>
         </w:r>
         <w:r>
           <w:rPr>
@@ -890,7 +890,7 @@
           <w14:ligatures w14:val="standardContextual"/>
         </w:rPr>
       </w:pPr>
-      <w:hyperlink w:anchor="_Toc241772155" w:history="1">
+      <w:hyperlink w:anchor="_Toc242103575" w:history="1">
         <w:r>
           <w:rPr>
             <w:rStyle w:val="aff8"/>
@@ -917,7 +917,7 @@
             <w:noProof/>
             <w:webHidden/>
           </w:rPr>
-          <w:instrText xml:space="preserve"> PAGEREF _Toc241772155 \h </w:instrText>
+          <w:instrText xml:space="preserve"> PAGEREF _Toc242103575 \h </w:instrText>
         </w:r>
         <w:r>
           <w:rPr>
@@ -963,7 +963,7 @@
           <w14:ligatures w14:val="standardContextual"/>
         </w:rPr>
       </w:pPr>
-      <w:hyperlink w:anchor="_Toc241772156" w:history="1">
+      <w:hyperlink w:anchor="_Toc242103576" w:history="1">
         <w:r>
           <w:rPr>
             <w:rStyle w:val="aff8"/>
@@ -990,7 +990,7 @@
             <w:noProof/>
             <w:webHidden/>
           </w:rPr>
-          <w:instrText xml:space="preserve"> PAGEREF _Toc241772156 \h </w:instrText>
+          <w:instrText xml:space="preserve"> PAGEREF _Toc242103576 \h </w:instrText>
         </w:r>
         <w:r>
           <w:rPr>
@@ -1036,7 +1036,7 @@
           <w14:ligatures w14:val="standardContextual"/>
         </w:rPr>
       </w:pPr>
-      <w:hyperlink w:anchor="_Toc241772157" w:history="1">
+      <w:hyperlink w:anchor="_Toc242103577" w:history="1">
         <w:r>
           <w:rPr>
             <w:rStyle w:val="aff8"/>
@@ -1063,7 +1063,7 @@
             <w:noProof/>
             <w:webHidden/>
           </w:rPr>
-          <w:instrText xml:space="preserve"> PAGEREF _Toc241772157 \h </w:instrText>
+          <w:instrText xml:space="preserve"> PAGEREF _Toc242103577 \h </w:instrText>
         </w:r>
         <w:r>
           <w:rPr>
@@ -1109,7 +1109,7 @@
           <w14:ligatures w14:val="standardContextual"/>
         </w:rPr>
       </w:pPr>
-      <w:hyperlink w:anchor="_Toc241772158" w:history="1">
+      <w:hyperlink w:anchor="_Toc242103578" w:history="1">
         <w:r>
           <w:rPr>
             <w:rStyle w:val="aff8"/>
@@ -1136,7 +1136,7 @@
             <w:noProof/>
             <w:webHidden/>
           </w:rPr>
-          <w:instrText xml:space="preserve"> PAGEREF _Toc241772158 \h </w:instrText>
+          <w:instrText xml:space="preserve"> PAGEREF _Toc242103578 \h </w:instrText>
         </w:r>
         <w:r>
           <w:rPr>
@@ -1182,7 +1182,7 @@
           <w14:ligatures w14:val="standardContextual"/>
         </w:rPr>
       </w:pPr>
-      <w:hyperlink w:anchor="_Toc241772159" w:history="1">
+      <w:hyperlink w:anchor="_Toc242103579" w:history="1">
         <w:r>
           <w:rPr>
             <w:rStyle w:val="aff8"/>
@@ -1209,7 +1209,7 @@
             <w:noProof/>
             <w:webHidden/>
           </w:rPr>
-          <w:instrText xml:space="preserve"> PAGEREF _Toc241772159 \h </w:instrText>
+          <w:instrText xml:space="preserve"> PAGEREF _Toc242103579 \h </w:instrText>
         </w:r>
         <w:r>
           <w:rPr>
@@ -1255,7 +1255,7 @@
           <w14:ligatures w14:val="standardContextual"/>
         </w:rPr>
       </w:pPr>
-      <w:hyperlink w:anchor="_Toc241772160" w:history="1">
+      <w:hyperlink w:anchor="_Toc242103580" w:history="1">
         <w:r>
           <w:rPr>
             <w:rStyle w:val="aff8"/>
@@ -1282,7 +1282,7 @@
             <w:noProof/>
             <w:webHidden/>
           </w:rPr>
-          <w:instrText xml:space="preserve"> PAGEREF _Toc241772160 \h </w:instrText>
+          <w:instrText xml:space="preserve"> PAGEREF _Toc242103580 \h </w:instrText>
         </w:r>
         <w:r>
           <w:rPr>
@@ -1328,7 +1328,7 @@
           <w14:ligatures w14:val="standardContextual"/>
         </w:rPr>
       </w:pPr>
-      <w:hyperlink w:anchor="_Toc241772161" w:history="1">
+      <w:hyperlink w:anchor="_Toc242103581" w:history="1">
         <w:r>
           <w:rPr>
             <w:rStyle w:val="aff8"/>
@@ -1355,7 +1355,7 @@
             <w:noProof/>
             <w:webHidden/>
           </w:rPr>
-          <w:instrText xml:space="preserve"> PAGEREF _Toc241772161 \h </w:instrText>
+          <w:instrText xml:space="preserve"> PAGEREF _Toc242103581 \h </w:instrText>
         </w:r>
         <w:r>
           <w:rPr>
@@ -1401,7 +1401,7 @@
           <w14:ligatures w14:val="standardContextual"/>
         </w:rPr>
       </w:pPr>
-      <w:hyperlink w:anchor="_Toc241772162" w:history="1">
+      <w:hyperlink w:anchor="_Toc242103582" w:history="1">
         <w:r>
           <w:rPr>
             <w:rStyle w:val="aff8"/>
@@ -1428,7 +1428,7 @@
             <w:noProof/>
             <w:webHidden/>
           </w:rPr>
-          <w:instrText xml:space="preserve"> PAGEREF _Toc241772162 \h </w:instrText>
+          <w:instrText xml:space="preserve"> PAGEREF _Toc242103582 \h </w:instrText>
         </w:r>
         <w:r>
           <w:rPr>
@@ -1474,7 +1474,7 @@
           <w14:ligatures w14:val="standardContextual"/>
         </w:rPr>
       </w:pPr>
-      <w:hyperlink w:anchor="_Toc241772163" w:history="1">
+      <w:hyperlink w:anchor="_Toc242103583" w:history="1">
         <w:r>
           <w:rPr>
             <w:rStyle w:val="aff8"/>
@@ -1501,7 +1501,7 @@
             <w:noProof/>
             <w:webHidden/>
           </w:rPr>
-          <w:instrText xml:space="preserve"> PAGEREF _Toc241772163 \h </w:instrText>
+          <w:instrText xml:space="preserve"> PAGEREF _Toc242103583 \h </w:instrText>
         </w:r>
         <w:r>
           <w:rPr>
@@ -1547,7 +1547,7 @@
           <w14:ligatures w14:val="standardContextual"/>
         </w:rPr>
       </w:pPr>
-      <w:hyperlink w:anchor="_Toc241772164" w:history="1">
+      <w:hyperlink w:anchor="_Toc242103584" w:history="1">
         <w:r>
           <w:rPr>
             <w:rStyle w:val="aff8"/>
@@ -1574,7 +1574,7 @@
             <w:noProof/>
             <w:webHidden/>
           </w:rPr>
-          <w:instrText xml:space="preserve"> PAGEREF _Toc241772164 \h </w:instrText>
+          <w:instrText xml:space="preserve"> PAGEREF _Toc242103584 \h </w:instrText>
         </w:r>
         <w:r>
           <w:rPr>
@@ -1620,7 +1620,7 @@
           <w14:ligatures w14:val="standardContextual"/>
         </w:rPr>
       </w:pPr>
-      <w:hyperlink w:anchor="_Toc241772165" w:history="1">
+      <w:hyperlink w:anchor="_Toc242103585" w:history="1">
         <w:r>
           <w:rPr>
             <w:rStyle w:val="aff8"/>
@@ -1647,7 +1647,7 @@
             <w:noProof/>
             <w:webHidden/>
           </w:rPr>
-          <w:instrText xml:space="preserve"> PAGEREF _Toc241772165 \h </w:instrText>
+          <w:instrText xml:space="preserve"> PAGEREF _Toc242103585 \h </w:instrText>
         </w:r>
         <w:r>
           <w:rPr>
@@ -1693,7 +1693,7 @@
           <w14:ligatures w14:val="standardContextual"/>
         </w:rPr>
       </w:pPr>
-      <w:hyperlink w:anchor="_Toc241772166" w:history="1">
+      <w:hyperlink w:anchor="_Toc242103586" w:history="1">
         <w:r>
           <w:rPr>
             <w:rStyle w:val="aff8"/>
@@ -1720,7 +1720,7 @@
             <w:noProof/>
             <w:webHidden/>
           </w:rPr>
-          <w:instrText xml:space="preserve"> PAGEREF _Toc241772166 \h </w:instrText>
+          <w:instrText xml:space="preserve"> PAGEREF _Toc242103586 \h </w:instrText>
         </w:r>
         <w:r>
           <w:rPr>
@@ -1766,7 +1766,7 @@
           <w14:ligatures w14:val="standardContextual"/>
         </w:rPr>
       </w:pPr>
-      <w:hyperlink w:anchor="_Toc241772167" w:history="1">
+      <w:hyperlink w:anchor="_Toc242103587" w:history="1">
         <w:r>
           <w:rPr>
             <w:rStyle w:val="aff8"/>
@@ -1793,7 +1793,7 @@
             <w:noProof/>
             <w:webHidden/>
           </w:rPr>
-          <w:instrText xml:space="preserve"> PAGEREF _Toc241772167 \h </w:instrText>
+          <w:instrText xml:space="preserve"> PAGEREF _Toc242103587 \h </w:instrText>
         </w:r>
         <w:r>
           <w:rPr>
@@ -1839,7 +1839,7 @@
           <w14:ligatures w14:val="standardContextual"/>
         </w:rPr>
       </w:pPr>
-      <w:hyperlink w:anchor="_Toc241772168" w:history="1">
+      <w:hyperlink w:anchor="_Toc242103588" w:history="1">
         <w:r>
           <w:rPr>
             <w:rStyle w:val="aff8"/>
@@ -1866,7 +1866,7 @@
             <w:noProof/>
             <w:webHidden/>
           </w:rPr>
-          <w:instrText xml:space="preserve"> PAGEREF _Toc241772168 \h </w:instrText>
+          <w:instrText xml:space="preserve"> PAGEREF _Toc242103588 \h </w:instrText>
         </w:r>
         <w:r>
           <w:rPr>
@@ -1912,7 +1912,7 @@
           <w14:ligatures w14:val="standardContextual"/>
         </w:rPr>
       </w:pPr>
-      <w:hyperlink w:anchor="_Toc241772169" w:history="1">
+      <w:hyperlink w:anchor="_Toc242103589" w:history="1">
         <w:r>
           <w:rPr>
             <w:rStyle w:val="aff8"/>
@@ -1939,7 +1939,7 @@
             <w:noProof/>
             <w:webHidden/>
           </w:rPr>
-          <w:instrText xml:space="preserve"> PAGEREF _Toc241772169 \h </w:instrText>
+          <w:instrText xml:space="preserve"> PAGEREF _Toc242103589 \h </w:instrText>
         </w:r>
         <w:r>
           <w:rPr>
@@ -1985,7 +1985,7 @@
           <w14:ligatures w14:val="standardContextual"/>
         </w:rPr>
       </w:pPr>
-      <w:hyperlink w:anchor="_Toc241772170" w:history="1">
+      <w:hyperlink w:anchor="_Toc242103590" w:history="1">
         <w:r>
           <w:rPr>
             <w:rStyle w:val="aff8"/>
@@ -2012,7 +2012,7 @@
             <w:noProof/>
             <w:webHidden/>
           </w:rPr>
-          <w:instrText xml:space="preserve"> PAGEREF _Toc241772170 \h </w:instrText>
+          <w:instrText xml:space="preserve"> PAGEREF _Toc242103590 \h </w:instrText>
         </w:r>
         <w:r>
           <w:rPr>
@@ -2058,7 +2058,7 @@
           <w14:ligatures w14:val="standardContextual"/>
         </w:rPr>
       </w:pPr>
-      <w:hyperlink w:anchor="_Toc241772171" w:history="1">
+      <w:hyperlink w:anchor="_Toc242103591" w:history="1">
         <w:r>
           <w:rPr>
             <w:rStyle w:val="aff8"/>
@@ -2085,7 +2085,7 @@
             <w:noProof/>
             <w:webHidden/>
           </w:rPr>
-          <w:instrText xml:space="preserve"> PAGEREF _Toc241772171 \h </w:instrText>
+          <w:instrText xml:space="preserve"> PAGEREF _Toc242103591 \h </w:instrText>
         </w:r>
         <w:r>
           <w:rPr>
@@ -2131,7 +2131,7 @@
           <w14:ligatures w14:val="standardContextual"/>
         </w:rPr>
       </w:pPr>
-      <w:hyperlink w:anchor="_Toc241772172" w:history="1">
+      <w:hyperlink w:anchor="_Toc242103592" w:history="1">
         <w:r>
           <w:rPr>
             <w:rStyle w:val="aff8"/>
@@ -2158,7 +2158,7 @@
             <w:noProof/>
             <w:webHidden/>
           </w:rPr>
-          <w:instrText xml:space="preserve"> PAGEREF _Toc241772172 \h </w:instrText>
+          <w:instrText xml:space="preserve"> PAGEREF _Toc242103592 \h </w:instrText>
         </w:r>
         <w:r>
           <w:rPr>
@@ -2178,7 +2178,7 @@
             <w:noProof/>
             <w:webHidden/>
           </w:rPr>
-          <w:t>14</w:t>
+          <w:t>15</w:t>
         </w:r>
         <w:r>
           <w:rPr>
@@ -2204,7 +2204,7 @@
           <w14:ligatures w14:val="standardContextual"/>
         </w:rPr>
       </w:pPr>
-      <w:hyperlink w:anchor="_Toc241772173" w:history="1">
+      <w:hyperlink w:anchor="_Toc242103593" w:history="1">
         <w:r>
           <w:rPr>
             <w:rStyle w:val="aff8"/>
@@ -2231,7 +2231,7 @@
             <w:noProof/>
             <w:webHidden/>
           </w:rPr>
-          <w:instrText xml:space="preserve"> PAGEREF _Toc241772173 \h </w:instrText>
+          <w:instrText xml:space="preserve"> PAGEREF _Toc242103593 \h </w:instrText>
         </w:r>
         <w:r>
           <w:rPr>
@@ -2277,7 +2277,7 @@
           <w14:ligatures w14:val="standardContextual"/>
         </w:rPr>
       </w:pPr>
-      <w:hyperlink w:anchor="_Toc241772174" w:history="1">
+      <w:hyperlink w:anchor="_Toc242103594" w:history="1">
         <w:r>
           <w:rPr>
             <w:rStyle w:val="aff8"/>
@@ -2304,7 +2304,7 @@
             <w:noProof/>
             <w:webHidden/>
           </w:rPr>
-          <w:instrText xml:space="preserve"> PAGEREF _Toc241772174 \h </w:instrText>
+          <w:instrText xml:space="preserve"> PAGEREF _Toc242103594 \h </w:instrText>
         </w:r>
         <w:r>
           <w:rPr>
@@ -2350,7 +2350,7 @@
           <w14:ligatures w14:val="standardContextual"/>
         </w:rPr>
       </w:pPr>
-      <w:hyperlink w:anchor="_Toc241772175" w:history="1">
+      <w:hyperlink w:anchor="_Toc242103595" w:history="1">
         <w:r>
           <w:rPr>
             <w:rStyle w:val="aff8"/>
@@ -2377,7 +2377,7 @@
             <w:noProof/>
             <w:webHidden/>
           </w:rPr>
-          <w:instrText xml:space="preserve"> PAGEREF _Toc241772175 \h </w:instrText>
+          <w:instrText xml:space="preserve"> PAGEREF _Toc242103595 \h </w:instrText>
         </w:r>
         <w:r>
           <w:rPr>
@@ -2423,7 +2423,7 @@
           <w14:ligatures w14:val="standardContextual"/>
         </w:rPr>
       </w:pPr>
-      <w:hyperlink w:anchor="_Toc241772176" w:history="1">
+      <w:hyperlink w:anchor="_Toc242103596" w:history="1">
         <w:r>
           <w:rPr>
             <w:rStyle w:val="aff8"/>
@@ -2450,7 +2450,7 @@
             <w:noProof/>
             <w:webHidden/>
           </w:rPr>
-          <w:instrText xml:space="preserve"> PAGEREF _Toc241772176 \h </w:instrText>
+          <w:instrText xml:space="preserve"> PAGEREF _Toc242103596 \h </w:instrText>
         </w:r>
         <w:r>
           <w:rPr>
@@ -2470,7 +2470,7 @@
             <w:noProof/>
             <w:webHidden/>
           </w:rPr>
-          <w:t>15</w:t>
+          <w:t>16</w:t>
         </w:r>
         <w:r>
           <w:rPr>
@@ -2496,7 +2496,7 @@
           <w14:ligatures w14:val="standardContextual"/>
         </w:rPr>
       </w:pPr>
-      <w:hyperlink w:anchor="_Toc241772177" w:history="1">
+      <w:hyperlink w:anchor="_Toc242103597" w:history="1">
         <w:r>
           <w:rPr>
             <w:rStyle w:val="aff8"/>
@@ -2523,7 +2523,7 @@
             <w:noProof/>
             <w:webHidden/>
           </w:rPr>
-          <w:instrText xml:space="preserve"> PAGEREF _Toc241772177 \h </w:instrText>
+          <w:instrText xml:space="preserve"> PAGEREF _Toc242103597 \h </w:instrText>
         </w:r>
         <w:r>
           <w:rPr>
@@ -2569,7 +2569,7 @@
           <w14:ligatures w14:val="standardContextual"/>
         </w:rPr>
       </w:pPr>
-      <w:hyperlink w:anchor="_Toc241772178" w:history="1">
+      <w:hyperlink w:anchor="_Toc242103598" w:history="1">
         <w:r>
           <w:rPr>
             <w:rStyle w:val="aff8"/>
@@ -2596,7 +2596,7 @@
             <w:noProof/>
             <w:webHidden/>
           </w:rPr>
-          <w:instrText xml:space="preserve"> PAGEREF _Toc241772178 \h </w:instrText>
+          <w:instrText xml:space="preserve"> PAGEREF _Toc242103598 \h </w:instrText>
         </w:r>
         <w:r>
           <w:rPr>
@@ -2642,7 +2642,7 @@
         <w:ind w:firstLine="0"/>
         <w:jc w:val="center"/>
       </w:pPr>
-      <w:bookmarkStart w:id="0" w:name="_Toc241772147"/>
+      <w:bookmarkStart w:id="0" w:name="_Toc242103567"/>
       <w:r>
         <w:lastRenderedPageBreak/>
         <w:t>ПЕРЕЧЕНЬ ТЕРМИНОВ И СОКРАЩЕНИЙ</w:t>
@@ -3904,7 +3904,7 @@
         <w:pStyle w:val="1"/>
         <w:pageBreakBefore/>
       </w:pPr>
-      <w:bookmarkStart w:id="1" w:name="_Toc241772148"/>
+      <w:bookmarkStart w:id="1" w:name="_Toc242103568"/>
       <w:r>
         <w:lastRenderedPageBreak/>
         <w:t>1 Общие положения</w:t>
@@ -3915,7 +3915,7 @@
       <w:pPr>
         <w:pStyle w:val="21"/>
       </w:pPr>
-      <w:bookmarkStart w:id="2" w:name="_Toc241772149"/>
+      <w:bookmarkStart w:id="2" w:name="_Toc242103569"/>
       <w:r>
         <w:t>1.1 Наименование системы и документы-основания</w:t>
       </w:r>
@@ -3930,7 +3930,7 @@
       <w:pPr>
         <w:pStyle w:val="21"/>
       </w:pPr>
-      <w:bookmarkStart w:id="3" w:name="_Toc241772150"/>
+      <w:bookmarkStart w:id="3" w:name="_Toc242103570"/>
       <w:r>
         <w:t>1.2 Организации-участники</w:t>
       </w:r>
@@ -3945,7 +3945,7 @@
       <w:pPr>
         <w:pStyle w:val="21"/>
       </w:pPr>
-      <w:bookmarkStart w:id="4" w:name="_Toc241772151"/>
+      <w:bookmarkStart w:id="4" w:name="_Toc242103571"/>
       <w:r>
         <w:t>1.3 Стадии создания</w:t>
       </w:r>
@@ -3960,7 +3960,7 @@
       <w:pPr>
         <w:pStyle w:val="21"/>
       </w:pPr>
-      <w:bookmarkStart w:id="5" w:name="_Toc241772152"/>
+      <w:bookmarkStart w:id="5" w:name="_Toc242103572"/>
       <w:r>
         <w:t>1.4 Цели, назначение и области использования</w:t>
       </w:r>
@@ -3975,7 +3975,7 @@
       <w:pPr>
         <w:pStyle w:val="21"/>
       </w:pPr>
-      <w:bookmarkStart w:id="6" w:name="_Toc241772153"/>
+      <w:bookmarkStart w:id="6" w:name="_Toc242103573"/>
       <w:r>
         <w:t>1.5 Нормативно-технические документы</w:t>
       </w:r>
@@ -3990,7 +3990,7 @@
       <w:pPr>
         <w:pStyle w:val="21"/>
       </w:pPr>
-      <w:bookmarkStart w:id="7" w:name="_Toc241772154"/>
+      <w:bookmarkStart w:id="7" w:name="_Toc242103574"/>
       <w:r>
         <w:t>1.6 Очерёдность создания</w:t>
       </w:r>
@@ -4006,7 +4006,7 @@
         <w:pStyle w:val="1"/>
         <w:pageBreakBefore/>
       </w:pPr>
-      <w:bookmarkStart w:id="8" w:name="_Toc241772155"/>
+      <w:bookmarkStart w:id="8" w:name="_Toc242103575"/>
       <w:r>
         <w:lastRenderedPageBreak/>
         <w:t>2 Описание процесса деятельности</w:t>
@@ -4055,7 +4055,7 @@
         </w:rPr>
         <w:lastRenderedPageBreak/>
         <w:drawing>
-          <wp:inline distT="0" distB="0" distL="0" distR="0" wp14:anchorId="7CD4F2B5" wp14:editId="106FFD99">
+          <wp:inline distT="0" distB="0" distL="0" distR="0" wp14:anchorId="389AA5EB" wp14:editId="1FDBEFDB">
             <wp:extent cx="5760000" cy="2880000"/>
             <wp:effectExtent l="0" t="0" r="0" b="0"/>
             <wp:docPr id="1" name="Picture 1"/>
@@ -4105,7 +4105,7 @@
         <w:pStyle w:val="1"/>
         <w:pageBreakBefore/>
       </w:pPr>
-      <w:bookmarkStart w:id="9" w:name="_Toc241772156"/>
+      <w:bookmarkStart w:id="9" w:name="_Toc242103576"/>
       <w:r>
         <w:lastRenderedPageBreak/>
         <w:t>3 Основные технические решения</w:t>
@@ -4116,7 +4116,7 @@
       <w:pPr>
         <w:pStyle w:val="21"/>
       </w:pPr>
-      <w:bookmarkStart w:id="10" w:name="_Toc241772157"/>
+      <w:bookmarkStart w:id="10" w:name="_Toc242103577"/>
       <w:r>
         <w:t>3.1 Решения по структуре системы</w:t>
       </w:r>
@@ -4126,7 +4126,7 @@
       <w:pPr>
         <w:pStyle w:val="31"/>
       </w:pPr>
-      <w:bookmarkStart w:id="11" w:name="_Toc241772158"/>
+      <w:bookmarkStart w:id="11" w:name="_Toc242103578"/>
       <w:r>
         <w:t>3.1.1 Функциональная структура</w:t>
       </w:r>
@@ -4451,7 +4451,7 @@
               <w:pStyle w:val="GostTable"/>
             </w:pPr>
             <w:r>
-              <w:t>Финансы, шаг «График платежей»; Настройки: Финансы</w:t>
+              <w:t>Финансы, шаг «График платежей»; Настройки: Финансы, Валюты</w:t>
             </w:r>
           </w:p>
         </w:tc>
@@ -4768,7 +4768,7 @@
         </w:rPr>
         <w:lastRenderedPageBreak/>
         <w:drawing>
-          <wp:inline distT="0" distB="0" distL="0" distR="0" wp14:anchorId="3360832A" wp14:editId="1894BF06">
+          <wp:inline distT="0" distB="0" distL="0" distR="0" wp14:anchorId="538D62F9" wp14:editId="721AD00F">
             <wp:extent cx="5760000" cy="3272727"/>
             <wp:effectExtent l="0" t="0" r="0" b="0"/>
             <wp:docPr id="2" name="Picture 2"/>
@@ -4817,7 +4817,7 @@
       <w:pPr>
         <w:pStyle w:val="31"/>
       </w:pPr>
-      <w:bookmarkStart w:id="12" w:name="_Toc241772159"/>
+      <w:bookmarkStart w:id="12" w:name="_Toc242103579"/>
       <w:r>
         <w:t>3.1.2 Структура программно-технического комплекса</w:t>
       </w:r>
@@ -5172,6 +5172,16 @@
               </w:rPr>
               <w:t>close_stale_meetings</w:t>
             </w:r>
+            <w:r>
+              <w:t xml:space="preserve">, </w:t>
+            </w:r>
+            <w:r>
+              <w:rPr>
+                <w:rFonts w:ascii="Courier New" w:eastAsia="Courier New" w:hAnsi="Courier New" w:cs="Courier New"/>
+                <w:sz w:val="18"/>
+              </w:rPr>
+              <w:t>fetch_exchange_rates</w:t>
+            </w:r>
           </w:p>
         </w:tc>
       </w:tr>
@@ -5347,7 +5357,7 @@
         </w:rPr>
         <w:lastRenderedPageBreak/>
         <w:drawing>
-          <wp:inline distT="0" distB="0" distL="0" distR="0" wp14:anchorId="1D70F7B6" wp14:editId="11DBD33E">
+          <wp:inline distT="0" distB="0" distL="0" distR="0" wp14:anchorId="09ACB4FB" wp14:editId="41A7B974">
             <wp:extent cx="5940000" cy="4212000"/>
             <wp:effectExtent l="0" t="0" r="0" b="0"/>
             <wp:docPr id="3" name="Picture 3"/>
@@ -5394,7 +5404,7 @@
     </w:p>
     <w:p>
       <w:r>
-        <w:t xml:space="preserve">Контейнеры разделены на две сети. Сеть </w:t>
+        <w:t xml:space="preserve">Контейнеры разделены на три сети. Сеть </w:t>
       </w:r>
       <w:r>
         <w:rPr>
@@ -5414,14 +5424,24 @@
         <w:t>backend_network</w:t>
       </w:r>
       <w:r>
-        <w:t xml:space="preserve"> — внутренняя: она не имеет выхода в Интернет, и в ней работают серверная часть, СУБД, Redis, служба регламентных заданий и резервное копирование. Наружу открыты только порты обратного прокси; порты СУБД, Redis и серверной части наружу не публикуются.</w:t>
+        <w:t xml:space="preserve"> — внутренняя: она не имеет выхода в Интернет, и в ней работают серверная часть, СУБД, Redis, служба регламентных заданий и резервное копирование. Серверная часть и служба регламентных заданий дополнительно подключены к сети </w:t>
+      </w:r>
+      <w:r>
+        <w:rPr>
+          <w:rFonts w:ascii="Courier New" w:eastAsia="Courier New" w:hAnsi="Courier New" w:cs="Courier New"/>
+          <w:sz w:val="22"/>
+        </w:rPr>
+        <w:t>egress_network</w:t>
+      </w:r>
+      <w:r>
+        <w:t>, через которую выполняются только исходящие соединения: получение курсов валют ЦБ Узбекистана и отправка почты. Наружу открыты только порты обратного прокси; порты СУБД, Redis и серверной части наружу не публикуются.</w:t>
       </w:r>
     </w:p>
     <w:p>
       <w:pPr>
         <w:pStyle w:val="21"/>
       </w:pPr>
-      <w:bookmarkStart w:id="13" w:name="_Toc241772160"/>
+      <w:bookmarkStart w:id="13" w:name="_Toc242103580"/>
       <w:r>
         <w:t>3.2 Решения по взаимосвязям со смежными системами</w:t>
       </w:r>
@@ -5474,12 +5494,27 @@
     </w:p>
     <w:p>
       <w:r>
+        <w:lastRenderedPageBreak/>
+        <w:t xml:space="preserve">– ЦБ Узбекистана — по HTTPS с открытого адреса </w:t>
+      </w:r>
+      <w:r>
+        <w:rPr>
+          <w:rFonts w:ascii="Courier New" w:eastAsia="Courier New" w:hAnsi="Courier New" w:cs="Courier New"/>
+          <w:sz w:val="22"/>
+        </w:rPr>
+        <w:t>https://cbu.uz/ru/arkhiv-kursov-valyut/json/</w:t>
+      </w:r>
+      <w:r>
+        <w:t xml:space="preserve"> получаются курсы валют (раз в час регламентным заданием и по кнопке в настройках); при недоступности ЦБ действует последний загруженный курс, а курс можно ввести вручную;</w:t>
+      </w:r>
+    </w:p>
+    <w:p>
+      <w:r>
         <w:t>– удостоверяющий центр Let's Encrypt (необязательно) — для выпуска сертификатов HTTPS.</w:t>
       </w:r>
     </w:p>
     <w:p>
       <w:r>
-        <w:lastRenderedPageBreak/>
         <w:t>Обмен с бухгалтерской системой автоматизированно не выполняется: данные о платежах выгружаются в Excel из сводной таблицы раздела «Финансы» и сверяются вручную.</w:t>
       </w:r>
     </w:p>
@@ -5487,7 +5522,7 @@
       <w:pPr>
         <w:pStyle w:val="21"/>
       </w:pPr>
-      <w:bookmarkStart w:id="14" w:name="_Toc241772161"/>
+      <w:bookmarkStart w:id="14" w:name="_Toc242103581"/>
       <w:r>
         <w:t>3.3 Решения по режимам функционирования</w:t>
       </w:r>
@@ -5517,7 +5552,7 @@
       <w:pPr>
         <w:pStyle w:val="21"/>
       </w:pPr>
-      <w:bookmarkStart w:id="15" w:name="_Toc241772162"/>
+      <w:bookmarkStart w:id="15" w:name="_Toc242103582"/>
       <w:r>
         <w:t>3.4 Решения по численности, квалификации и функциям персонала</w:t>
       </w:r>
@@ -5532,7 +5567,7 @@
       <w:pPr>
         <w:pStyle w:val="21"/>
       </w:pPr>
-      <w:bookmarkStart w:id="16" w:name="_Toc241772163"/>
+      <w:bookmarkStart w:id="16" w:name="_Toc242103583"/>
       <w:r>
         <w:t>3.5 Обеспечение потребительских характеристик</w:t>
       </w:r>
@@ -5575,7 +5610,11 @@
     </w:p>
     <w:p>
       <w:r>
-        <w:t xml:space="preserve">Ограничение частоты запросов на уровне серверной части разделено по назначению: попытки входа — 5 в минуту с IP-адреса; работа пользователя — 300 запросов в минуту и 6 000 в час; анонимные запросы — 100 в час; партнёры — по лимитам своего ключа. Дополнительно обратный прокси ограничивает частоту обращений с одного IP-адреса к маршруту получения токена </w:t>
+        <w:t>Ограничение частоты запросов на уровне серверной части разделено по назначению: попытки входа — 5 в минуту с IP-адреса; работа пользователя — 300 запросов в ми</w:t>
+      </w:r>
+      <w:r>
+        <w:lastRenderedPageBreak/>
+        <w:t xml:space="preserve">нуту и 6 000 в час; анонимные запросы — 100 в час; партнёры — по лимитам своего ключа. Дополнительно обратный прокси ограничивает частоту обращений с одного IP-адреса к маршруту получения токена </w:t>
       </w:r>
       <w:r>
         <w:rPr>
@@ -5602,9 +5641,8 @@
       <w:pPr>
         <w:pStyle w:val="21"/>
       </w:pPr>
-      <w:bookmarkStart w:id="17" w:name="_Toc241772164"/>
+      <w:bookmarkStart w:id="17" w:name="_Toc242103584"/>
       <w:r>
-        <w:lastRenderedPageBreak/>
         <w:t>3.6 Решения по комплексу технических средств</w:t>
       </w:r>
       <w:bookmarkEnd w:id="17"/>
@@ -5638,7 +5676,7 @@
       <w:pPr>
         <w:pStyle w:val="21"/>
       </w:pPr>
-      <w:bookmarkStart w:id="18" w:name="_Toc241772165"/>
+      <w:bookmarkStart w:id="18" w:name="_Toc242103585"/>
       <w:r>
         <w:t>3.7 Решения по информационному обеспечению</w:t>
       </w:r>
@@ -5653,7 +5691,7 @@
       <w:pPr>
         <w:pStyle w:val="21"/>
       </w:pPr>
-      <w:bookmarkStart w:id="19" w:name="_Toc241772166"/>
+      <w:bookmarkStart w:id="19" w:name="_Toc242103586"/>
       <w:r>
         <w:t>3.8 Решения по программному обеспечению</w:t>
       </w:r>
@@ -5688,7 +5726,7 @@
       <w:pPr>
         <w:pStyle w:val="21"/>
       </w:pPr>
-      <w:bookmarkStart w:id="20" w:name="_Toc241772167"/>
+      <w:bookmarkStart w:id="20" w:name="_Toc242103587"/>
       <w:r>
         <w:t>3.9 Решения по защите информации</w:t>
       </w:r>
@@ -5698,7 +5736,7 @@
       <w:pPr>
         <w:pStyle w:val="31"/>
       </w:pPr>
-      <w:bookmarkStart w:id="21" w:name="_Toc241772168"/>
+      <w:bookmarkStart w:id="21" w:name="_Toc242103588"/>
       <w:r>
         <w:t>3.9.1 Аутентификация и сессии</w:t>
       </w:r>
@@ -5746,7 +5784,11 @@
         <w:t>/api/</w:t>
       </w:r>
       <w:r>
-        <w:t xml:space="preserve">. Такое хранение исключает кражу токенов сценариями страницы, в отличие от хранения в </w:t>
+        <w:t xml:space="preserve">. Такое </w:t>
+      </w:r>
+      <w:r>
+        <w:lastRenderedPageBreak/>
+        <w:t xml:space="preserve">хранение исключает кражу токенов сценариями страницы, в отличие от хранения в </w:t>
       </w:r>
       <w:r>
         <w:rPr>
@@ -5768,9 +5810,8 @@
       <w:pPr>
         <w:pStyle w:val="31"/>
       </w:pPr>
-      <w:bookmarkStart w:id="22" w:name="_Toc241772169"/>
+      <w:bookmarkStart w:id="22" w:name="_Toc242103589"/>
       <w:r>
-        <w:lastRenderedPageBreak/>
         <w:t>3.9.2 Разграничение доступа</w:t>
       </w:r>
       <w:bookmarkEnd w:id="22"/>
@@ -5799,7 +5840,7 @@
       <w:pPr>
         <w:pStyle w:val="31"/>
       </w:pPr>
-      <w:bookmarkStart w:id="23" w:name="_Toc241772170"/>
+      <w:bookmarkStart w:id="23" w:name="_Toc242103590"/>
       <w:r>
         <w:t>3.9.3 Изоляция компаний</w:t>
       </w:r>
@@ -5827,7 +5868,7 @@
       <w:pPr>
         <w:pStyle w:val="31"/>
       </w:pPr>
-      <w:bookmarkStart w:id="24" w:name="_Toc241772171"/>
+      <w:bookmarkStart w:id="24" w:name="_Toc242103591"/>
       <w:r>
         <w:t>3.9.4 Защита файлов</w:t>
       </w:r>
@@ -5852,26 +5893,23 @@
       <w:pPr>
         <w:pStyle w:val="31"/>
       </w:pPr>
-      <w:bookmarkStart w:id="25" w:name="_Toc241772172"/>
+      <w:bookmarkStart w:id="25" w:name="_Toc242103592"/>
       <w:r>
+        <w:lastRenderedPageBreak/>
         <w:t>3.9.5 Защита публичного API</w:t>
       </w:r>
       <w:bookmarkEnd w:id="25"/>
     </w:p>
     <w:p>
       <w:r>
-        <w:t xml:space="preserve">Ключ партнёра — случайная строка из 64 шестнадцатеричных знаков. В БД хранятся HMAC-хеш ключа (для поиска) и его зашифрованное значение (алгоритм Fernet, ключ шифрования выводится из секретного ключа системы); открытый ключ показывается администратору один раз. Запрос принимается только по HTTPS, только с ключом в </w:t>
-      </w:r>
-      <w:r>
-        <w:lastRenderedPageBreak/>
-        <w:t>заголовке; проверяются срок действия и активность ключа, список разрешённых IP-адресов, разрешённое действие и лимиты частоты запросов ключа.</w:t>
+        <w:t>Ключ партнёра — случайная строка из 64 шестнадцатеричных знаков. В БД хранятся HMAC-хеш ключа (для поиска) и его зашифрованное значение (алгоритм Fernet, ключ шифрования выводится из секретного ключа системы); открытый ключ показывается администратору один раз. Запрос принимается только по HTTPS, только с ключом в заголовке; проверяются срок действия и активность ключа, список разрешённых IP-адресов, разрешённое действие и лимиты частоты запросов ключа.</w:t>
       </w:r>
     </w:p>
     <w:p>
       <w:pPr>
         <w:pStyle w:val="31"/>
       </w:pPr>
-      <w:bookmarkStart w:id="26" w:name="_Toc241772173"/>
+      <w:bookmarkStart w:id="26" w:name="_Toc242103593"/>
       <w:r>
         <w:t>3.9.6 Журналирование</w:t>
       </w:r>
@@ -5896,7 +5934,7 @@
       <w:pPr>
         <w:pStyle w:val="31"/>
       </w:pPr>
-      <w:bookmarkStart w:id="27" w:name="_Toc241772174"/>
+      <w:bookmarkStart w:id="27" w:name="_Toc242103594"/>
       <w:r>
         <w:t>3.9.7 Защита передачи данных</w:t>
       </w:r>
@@ -5961,7 +5999,7 @@
       <w:pPr>
         <w:pStyle w:val="21"/>
       </w:pPr>
-      <w:bookmarkStart w:id="28" w:name="_Toc241772175"/>
+      <w:bookmarkStart w:id="28" w:name="_Toc242103595"/>
       <w:r>
         <w:t>3.10 Решения по обеспечению надёжности</w:t>
       </w:r>
@@ -6006,8 +6044,9 @@
       <w:pPr>
         <w:pStyle w:val="21"/>
       </w:pPr>
-      <w:bookmarkStart w:id="29" w:name="_Toc241772176"/>
+      <w:bookmarkStart w:id="29" w:name="_Toc242103596"/>
       <w:r>
+        <w:lastRenderedPageBreak/>
         <w:t>3.11 Решения по многоязычности</w:t>
       </w:r>
       <w:bookmarkEnd w:id="29"/>
@@ -6044,11 +6083,7 @@
         <w:t>uz.json</w:t>
       </w:r>
       <w:r>
-        <w:t xml:space="preserve">); язык по умолчанию — русский, он же используется, если перевода нет. Коды классификаторов (статусы, типы) передаются сервером латиницей и </w:t>
-      </w:r>
-      <w:r>
-        <w:lastRenderedPageBreak/>
-        <w:t>переводятся в интерфейсе. Сообщения сервера и тексты журналов формируются на русском языке; их локализация включена в перечень развития системы.</w:t>
+        <w:t>); язык по умолчанию — русский, он же используется, если перевода нет. Коды классификаторов (статусы, типы) передаются сервером латиницей и переводятся в интерфейсе. Сообщения сервера и тексты журналов формируются на русском языке; их локализация включена в перечень развития системы.</w:t>
       </w:r>
     </w:p>
     <w:p>
@@ -6056,7 +6091,7 @@
         <w:pStyle w:val="1"/>
         <w:pageBreakBefore/>
       </w:pPr>
-      <w:bookmarkStart w:id="30" w:name="_Toc241772177"/>
+      <w:bookmarkStart w:id="30" w:name="_Toc242103597"/>
       <w:r>
         <w:lastRenderedPageBreak/>
         <w:t>4 Мероприятия по подготовке объекта автоматизации к вводу системы в действие</w:t>
@@ -6130,7 +6165,7 @@
         <w:ind w:firstLine="0"/>
         <w:jc w:val="center"/>
       </w:pPr>
-      <w:bookmarkStart w:id="31" w:name="_Toc241772178"/>
+      <w:bookmarkStart w:id="31" w:name="_Toc242103598"/>
       <w:r>
         <w:lastRenderedPageBreak/>
         <w:t>ЛИСТ РЕГИСТРАЦИИ ИЗМЕНЕНИЙ</w:t>
@@ -8192,31 +8227,31 @@
       </w:rPr>
     </w:lvl>
   </w:abstractNum>
-  <w:num w:numId="1" w16cid:durableId="803232065">
+  <w:num w:numId="1" w16cid:durableId="1395352910">
     <w:abstractNumId w:val="8"/>
   </w:num>
-  <w:num w:numId="2" w16cid:durableId="205875203">
+  <w:num w:numId="2" w16cid:durableId="1276713688">
     <w:abstractNumId w:val="6"/>
   </w:num>
-  <w:num w:numId="3" w16cid:durableId="1838419403">
+  <w:num w:numId="3" w16cid:durableId="1964723850">
     <w:abstractNumId w:val="5"/>
   </w:num>
-  <w:num w:numId="4" w16cid:durableId="250429955">
+  <w:num w:numId="4" w16cid:durableId="1921478819">
     <w:abstractNumId w:val="4"/>
   </w:num>
-  <w:num w:numId="5" w16cid:durableId="1445424152">
+  <w:num w:numId="5" w16cid:durableId="555044428">
     <w:abstractNumId w:val="7"/>
   </w:num>
-  <w:num w:numId="6" w16cid:durableId="1618640294">
+  <w:num w:numId="6" w16cid:durableId="226693555">
     <w:abstractNumId w:val="3"/>
   </w:num>
-  <w:num w:numId="7" w16cid:durableId="94328967">
+  <w:num w:numId="7" w16cid:durableId="1587301318">
     <w:abstractNumId w:val="2"/>
   </w:num>
-  <w:num w:numId="8" w16cid:durableId="1571233610">
+  <w:num w:numId="8" w16cid:durableId="2102331531">
     <w:abstractNumId w:val="1"/>
   </w:num>
-  <w:num w:numId="9" w16cid:durableId="957957752">
+  <w:num w:numId="9" w16cid:durableId="1749156369">
     <w:abstractNumId w:val="0"/>
   </w:num>
 </w:numbering>
@@ -19749,7 +19784,7 @@
     <w:autoRedefine/>
     <w:uiPriority w:val="39"/>
     <w:unhideWhenUsed/>
-    <w:rsid w:val="00B70B64"/>
+    <w:rsid w:val="00536916"/>
     <w:pPr>
       <w:spacing w:after="100"/>
     </w:pPr>
@@ -19761,7 +19796,7 @@
     <w:autoRedefine/>
     <w:uiPriority w:val="39"/>
     <w:unhideWhenUsed/>
-    <w:rsid w:val="00B70B64"/>
+    <w:rsid w:val="00536916"/>
     <w:pPr>
       <w:spacing w:after="100"/>
       <w:ind w:left="240"/>
@@ -19774,7 +19809,7 @@
     <w:autoRedefine/>
     <w:uiPriority w:val="39"/>
     <w:unhideWhenUsed/>
-    <w:rsid w:val="00B70B64"/>
+    <w:rsid w:val="00536916"/>
     <w:pPr>
       <w:spacing w:after="100"/>
       <w:ind w:left="480"/>
@@ -19785,7 +19820,7 @@
     <w:basedOn w:val="a2"/>
     <w:uiPriority w:val="99"/>
     <w:unhideWhenUsed/>
-    <w:rsid w:val="00B70B64"/>
+    <w:rsid w:val="00536916"/>
     <w:rPr>
       <w:color w:val="0000FF" w:themeColor="hyperlink"/>
       <w:u w:val="single"/>

--- a/docs/gost/out/02_П2_Пояснительная_записка.docx
+++ b/docs/gost/out/02_П2_Пояснительная_записка.docx
@@ -306,7 +306,7 @@
       <w:r>
         <w:fldChar w:fldCharType="separate"/>
       </w:r>
-      <w:hyperlink w:anchor="_Toc242103567" w:history="1">
+      <w:hyperlink w:anchor="_Toc242105470" w:history="1">
         <w:r>
           <w:rPr>
             <w:rStyle w:val="aff8"/>
@@ -333,7 +333,7 @@
             <w:noProof/>
             <w:webHidden/>
           </w:rPr>
-          <w:instrText xml:space="preserve"> PAGEREF _Toc242103567 \h </w:instrText>
+          <w:instrText xml:space="preserve"> PAGEREF _Toc242105470 \h </w:instrText>
         </w:r>
         <w:r>
           <w:rPr>
@@ -379,7 +379,7 @@
           <w14:ligatures w14:val="standardContextual"/>
         </w:rPr>
       </w:pPr>
-      <w:hyperlink w:anchor="_Toc242103568" w:history="1">
+      <w:hyperlink w:anchor="_Toc242105471" w:history="1">
         <w:r>
           <w:rPr>
             <w:rStyle w:val="aff8"/>
@@ -406,7 +406,7 @@
             <w:noProof/>
             <w:webHidden/>
           </w:rPr>
-          <w:instrText xml:space="preserve"> PAGEREF _Toc242103568 \h </w:instrText>
+          <w:instrText xml:space="preserve"> PAGEREF _Toc242105471 \h </w:instrText>
         </w:r>
         <w:r>
           <w:rPr>
@@ -452,7 +452,7 @@
           <w14:ligatures w14:val="standardContextual"/>
         </w:rPr>
       </w:pPr>
-      <w:hyperlink w:anchor="_Toc242103569" w:history="1">
+      <w:hyperlink w:anchor="_Toc242105472" w:history="1">
         <w:r>
           <w:rPr>
             <w:rStyle w:val="aff8"/>
@@ -479,7 +479,7 @@
             <w:noProof/>
             <w:webHidden/>
           </w:rPr>
-          <w:instrText xml:space="preserve"> PAGEREF _Toc242103569 \h </w:instrText>
+          <w:instrText xml:space="preserve"> PAGEREF _Toc242105472 \h </w:instrText>
         </w:r>
         <w:r>
           <w:rPr>
@@ -525,7 +525,7 @@
           <w14:ligatures w14:val="standardContextual"/>
         </w:rPr>
       </w:pPr>
-      <w:hyperlink w:anchor="_Toc242103570" w:history="1">
+      <w:hyperlink w:anchor="_Toc242105473" w:history="1">
         <w:r>
           <w:rPr>
             <w:rStyle w:val="aff8"/>
@@ -552,7 +552,7 @@
             <w:noProof/>
             <w:webHidden/>
           </w:rPr>
-          <w:instrText xml:space="preserve"> PAGEREF _Toc242103570 \h </w:instrText>
+          <w:instrText xml:space="preserve"> PAGEREF _Toc242105473 \h </w:instrText>
         </w:r>
         <w:r>
           <w:rPr>
@@ -598,7 +598,7 @@
           <w14:ligatures w14:val="standardContextual"/>
         </w:rPr>
       </w:pPr>
-      <w:hyperlink w:anchor="_Toc242103571" w:history="1">
+      <w:hyperlink w:anchor="_Toc242105474" w:history="1">
         <w:r>
           <w:rPr>
             <w:rStyle w:val="aff8"/>
@@ -625,7 +625,7 @@
             <w:noProof/>
             <w:webHidden/>
           </w:rPr>
-          <w:instrText xml:space="preserve"> PAGEREF _Toc242103571 \h </w:instrText>
+          <w:instrText xml:space="preserve"> PAGEREF _Toc242105474 \h </w:instrText>
         </w:r>
         <w:r>
           <w:rPr>
@@ -671,7 +671,7 @@
           <w14:ligatures w14:val="standardContextual"/>
         </w:rPr>
       </w:pPr>
-      <w:hyperlink w:anchor="_Toc242103572" w:history="1">
+      <w:hyperlink w:anchor="_Toc242105475" w:history="1">
         <w:r>
           <w:rPr>
             <w:rStyle w:val="aff8"/>
@@ -698,7 +698,7 @@
             <w:noProof/>
             <w:webHidden/>
           </w:rPr>
-          <w:instrText xml:space="preserve"> PAGEREF _Toc242103572 \h </w:instrText>
+          <w:instrText xml:space="preserve"> PAGEREF _Toc242105475 \h </w:instrText>
         </w:r>
         <w:r>
           <w:rPr>
@@ -744,7 +744,7 @@
           <w14:ligatures w14:val="standardContextual"/>
         </w:rPr>
       </w:pPr>
-      <w:hyperlink w:anchor="_Toc242103573" w:history="1">
+      <w:hyperlink w:anchor="_Toc242105476" w:history="1">
         <w:r>
           <w:rPr>
             <w:rStyle w:val="aff8"/>
@@ -771,7 +771,7 @@
             <w:noProof/>
             <w:webHidden/>
           </w:rPr>
-          <w:instrText xml:space="preserve"> PAGEREF _Toc242103573 \h </w:instrText>
+          <w:instrText xml:space="preserve"> PAGEREF _Toc242105476 \h </w:instrText>
         </w:r>
         <w:r>
           <w:rPr>
@@ -817,7 +817,7 @@
           <w14:ligatures w14:val="standardContextual"/>
         </w:rPr>
       </w:pPr>
-      <w:hyperlink w:anchor="_Toc242103574" w:history="1">
+      <w:hyperlink w:anchor="_Toc242105477" w:history="1">
         <w:r>
           <w:rPr>
             <w:rStyle w:val="aff8"/>
@@ -844,7 +844,7 @@
             <w:noProof/>
             <w:webHidden/>
           </w:rPr>
-          <w:instrText xml:space="preserve"> PAGEREF _Toc242103574 \h </w:instrText>
+          <w:instrText xml:space="preserve"> PAGEREF _Toc242105477 \h </w:instrText>
         </w:r>
         <w:r>
           <w:rPr>
@@ -890,7 +890,7 @@
           <w14:ligatures w14:val="standardContextual"/>
         </w:rPr>
       </w:pPr>
-      <w:hyperlink w:anchor="_Toc242103575" w:history="1">
+      <w:hyperlink w:anchor="_Toc242105478" w:history="1">
         <w:r>
           <w:rPr>
             <w:rStyle w:val="aff8"/>
@@ -917,7 +917,7 @@
             <w:noProof/>
             <w:webHidden/>
           </w:rPr>
-          <w:instrText xml:space="preserve"> PAGEREF _Toc242103575 \h </w:instrText>
+          <w:instrText xml:space="preserve"> PAGEREF _Toc242105478 \h </w:instrText>
         </w:r>
         <w:r>
           <w:rPr>
@@ -963,7 +963,7 @@
           <w14:ligatures w14:val="standardContextual"/>
         </w:rPr>
       </w:pPr>
-      <w:hyperlink w:anchor="_Toc242103576" w:history="1">
+      <w:hyperlink w:anchor="_Toc242105479" w:history="1">
         <w:r>
           <w:rPr>
             <w:rStyle w:val="aff8"/>
@@ -990,7 +990,7 @@
             <w:noProof/>
             <w:webHidden/>
           </w:rPr>
-          <w:instrText xml:space="preserve"> PAGEREF _Toc242103576 \h </w:instrText>
+          <w:instrText xml:space="preserve"> PAGEREF _Toc242105479 \h </w:instrText>
         </w:r>
         <w:r>
           <w:rPr>
@@ -1036,7 +1036,7 @@
           <w14:ligatures w14:val="standardContextual"/>
         </w:rPr>
       </w:pPr>
-      <w:hyperlink w:anchor="_Toc242103577" w:history="1">
+      <w:hyperlink w:anchor="_Toc242105480" w:history="1">
         <w:r>
           <w:rPr>
             <w:rStyle w:val="aff8"/>
@@ -1063,7 +1063,7 @@
             <w:noProof/>
             <w:webHidden/>
           </w:rPr>
-          <w:instrText xml:space="preserve"> PAGEREF _Toc242103577 \h </w:instrText>
+          <w:instrText xml:space="preserve"> PAGEREF _Toc242105480 \h </w:instrText>
         </w:r>
         <w:r>
           <w:rPr>
@@ -1109,7 +1109,7 @@
           <w14:ligatures w14:val="standardContextual"/>
         </w:rPr>
       </w:pPr>
-      <w:hyperlink w:anchor="_Toc242103578" w:history="1">
+      <w:hyperlink w:anchor="_Toc242105481" w:history="1">
         <w:r>
           <w:rPr>
             <w:rStyle w:val="aff8"/>
@@ -1136,7 +1136,7 @@
             <w:noProof/>
             <w:webHidden/>
           </w:rPr>
-          <w:instrText xml:space="preserve"> PAGEREF _Toc242103578 \h </w:instrText>
+          <w:instrText xml:space="preserve"> PAGEREF _Toc242105481 \h </w:instrText>
         </w:r>
         <w:r>
           <w:rPr>
@@ -1182,7 +1182,7 @@
           <w14:ligatures w14:val="standardContextual"/>
         </w:rPr>
       </w:pPr>
-      <w:hyperlink w:anchor="_Toc242103579" w:history="1">
+      <w:hyperlink w:anchor="_Toc242105482" w:history="1">
         <w:r>
           <w:rPr>
             <w:rStyle w:val="aff8"/>
@@ -1209,7 +1209,7 @@
             <w:noProof/>
             <w:webHidden/>
           </w:rPr>
-          <w:instrText xml:space="preserve"> PAGEREF _Toc242103579 \h </w:instrText>
+          <w:instrText xml:space="preserve"> PAGEREF _Toc242105482 \h </w:instrText>
         </w:r>
         <w:r>
           <w:rPr>
@@ -1255,7 +1255,7 @@
           <w14:ligatures w14:val="standardContextual"/>
         </w:rPr>
       </w:pPr>
-      <w:hyperlink w:anchor="_Toc242103580" w:history="1">
+      <w:hyperlink w:anchor="_Toc242105483" w:history="1">
         <w:r>
           <w:rPr>
             <w:rStyle w:val="aff8"/>
@@ -1282,7 +1282,7 @@
             <w:noProof/>
             <w:webHidden/>
           </w:rPr>
-          <w:instrText xml:space="preserve"> PAGEREF _Toc242103580 \h </w:instrText>
+          <w:instrText xml:space="preserve"> PAGEREF _Toc242105483 \h </w:instrText>
         </w:r>
         <w:r>
           <w:rPr>
@@ -1328,7 +1328,7 @@
           <w14:ligatures w14:val="standardContextual"/>
         </w:rPr>
       </w:pPr>
-      <w:hyperlink w:anchor="_Toc242103581" w:history="1">
+      <w:hyperlink w:anchor="_Toc242105484" w:history="1">
         <w:r>
           <w:rPr>
             <w:rStyle w:val="aff8"/>
@@ -1355,7 +1355,7 @@
             <w:noProof/>
             <w:webHidden/>
           </w:rPr>
-          <w:instrText xml:space="preserve"> PAGEREF _Toc242103581 \h </w:instrText>
+          <w:instrText xml:space="preserve"> PAGEREF _Toc242105484 \h </w:instrText>
         </w:r>
         <w:r>
           <w:rPr>
@@ -1401,7 +1401,7 @@
           <w14:ligatures w14:val="standardContextual"/>
         </w:rPr>
       </w:pPr>
-      <w:hyperlink w:anchor="_Toc242103582" w:history="1">
+      <w:hyperlink w:anchor="_Toc242105485" w:history="1">
         <w:r>
           <w:rPr>
             <w:rStyle w:val="aff8"/>
@@ -1428,7 +1428,7 @@
             <w:noProof/>
             <w:webHidden/>
           </w:rPr>
-          <w:instrText xml:space="preserve"> PAGEREF _Toc242103582 \h </w:instrText>
+          <w:instrText xml:space="preserve"> PAGEREF _Toc242105485 \h </w:instrText>
         </w:r>
         <w:r>
           <w:rPr>
@@ -1474,7 +1474,7 @@
           <w14:ligatures w14:val="standardContextual"/>
         </w:rPr>
       </w:pPr>
-      <w:hyperlink w:anchor="_Toc242103583" w:history="1">
+      <w:hyperlink w:anchor="_Toc242105486" w:history="1">
         <w:r>
           <w:rPr>
             <w:rStyle w:val="aff8"/>
@@ -1501,7 +1501,7 @@
             <w:noProof/>
             <w:webHidden/>
           </w:rPr>
-          <w:instrText xml:space="preserve"> PAGEREF _Toc242103583 \h </w:instrText>
+          <w:instrText xml:space="preserve"> PAGEREF _Toc242105486 \h </w:instrText>
         </w:r>
         <w:r>
           <w:rPr>
@@ -1547,7 +1547,7 @@
           <w14:ligatures w14:val="standardContextual"/>
         </w:rPr>
       </w:pPr>
-      <w:hyperlink w:anchor="_Toc242103584" w:history="1">
+      <w:hyperlink w:anchor="_Toc242105487" w:history="1">
         <w:r>
           <w:rPr>
             <w:rStyle w:val="aff8"/>
@@ -1574,7 +1574,7 @@
             <w:noProof/>
             <w:webHidden/>
           </w:rPr>
-          <w:instrText xml:space="preserve"> PAGEREF _Toc242103584 \h </w:instrText>
+          <w:instrText xml:space="preserve"> PAGEREF _Toc242105487 \h </w:instrText>
         </w:r>
         <w:r>
           <w:rPr>
@@ -1620,7 +1620,7 @@
           <w14:ligatures w14:val="standardContextual"/>
         </w:rPr>
       </w:pPr>
-      <w:hyperlink w:anchor="_Toc242103585" w:history="1">
+      <w:hyperlink w:anchor="_Toc242105488" w:history="1">
         <w:r>
           <w:rPr>
             <w:rStyle w:val="aff8"/>
@@ -1647,7 +1647,7 @@
             <w:noProof/>
             <w:webHidden/>
           </w:rPr>
-          <w:instrText xml:space="preserve"> PAGEREF _Toc242103585 \h </w:instrText>
+          <w:instrText xml:space="preserve"> PAGEREF _Toc242105488 \h </w:instrText>
         </w:r>
         <w:r>
           <w:rPr>
@@ -1693,7 +1693,7 @@
           <w14:ligatures w14:val="standardContextual"/>
         </w:rPr>
       </w:pPr>
-      <w:hyperlink w:anchor="_Toc242103586" w:history="1">
+      <w:hyperlink w:anchor="_Toc242105489" w:history="1">
         <w:r>
           <w:rPr>
             <w:rStyle w:val="aff8"/>
@@ -1720,7 +1720,7 @@
             <w:noProof/>
             <w:webHidden/>
           </w:rPr>
-          <w:instrText xml:space="preserve"> PAGEREF _Toc242103586 \h </w:instrText>
+          <w:instrText xml:space="preserve"> PAGEREF _Toc242105489 \h </w:instrText>
         </w:r>
         <w:r>
           <w:rPr>
@@ -1766,7 +1766,7 @@
           <w14:ligatures w14:val="standardContextual"/>
         </w:rPr>
       </w:pPr>
-      <w:hyperlink w:anchor="_Toc242103587" w:history="1">
+      <w:hyperlink w:anchor="_Toc242105490" w:history="1">
         <w:r>
           <w:rPr>
             <w:rStyle w:val="aff8"/>
@@ -1793,7 +1793,7 @@
             <w:noProof/>
             <w:webHidden/>
           </w:rPr>
-          <w:instrText xml:space="preserve"> PAGEREF _Toc242103587 \h </w:instrText>
+          <w:instrText xml:space="preserve"> PAGEREF _Toc242105490 \h </w:instrText>
         </w:r>
         <w:r>
           <w:rPr>
@@ -1839,7 +1839,7 @@
           <w14:ligatures w14:val="standardContextual"/>
         </w:rPr>
       </w:pPr>
-      <w:hyperlink w:anchor="_Toc242103588" w:history="1">
+      <w:hyperlink w:anchor="_Toc242105491" w:history="1">
         <w:r>
           <w:rPr>
             <w:rStyle w:val="aff8"/>
@@ -1866,7 +1866,7 @@
             <w:noProof/>
             <w:webHidden/>
           </w:rPr>
-          <w:instrText xml:space="preserve"> PAGEREF _Toc242103588 \h </w:instrText>
+          <w:instrText xml:space="preserve"> PAGEREF _Toc242105491 \h </w:instrText>
         </w:r>
         <w:r>
           <w:rPr>
@@ -1912,7 +1912,7 @@
           <w14:ligatures w14:val="standardContextual"/>
         </w:rPr>
       </w:pPr>
-      <w:hyperlink w:anchor="_Toc242103589" w:history="1">
+      <w:hyperlink w:anchor="_Toc242105492" w:history="1">
         <w:r>
           <w:rPr>
             <w:rStyle w:val="aff8"/>
@@ -1939,7 +1939,7 @@
             <w:noProof/>
             <w:webHidden/>
           </w:rPr>
-          <w:instrText xml:space="preserve"> PAGEREF _Toc242103589 \h </w:instrText>
+          <w:instrText xml:space="preserve"> PAGEREF _Toc242105492 \h </w:instrText>
         </w:r>
         <w:r>
           <w:rPr>
@@ -1985,7 +1985,7 @@
           <w14:ligatures w14:val="standardContextual"/>
         </w:rPr>
       </w:pPr>
-      <w:hyperlink w:anchor="_Toc242103590" w:history="1">
+      <w:hyperlink w:anchor="_Toc242105493" w:history="1">
         <w:r>
           <w:rPr>
             <w:rStyle w:val="aff8"/>
@@ -2012,7 +2012,7 @@
             <w:noProof/>
             <w:webHidden/>
           </w:rPr>
-          <w:instrText xml:space="preserve"> PAGEREF _Toc242103590 \h </w:instrText>
+          <w:instrText xml:space="preserve"> PAGEREF _Toc242105493 \h </w:instrText>
         </w:r>
         <w:r>
           <w:rPr>
@@ -2058,7 +2058,7 @@
           <w14:ligatures w14:val="standardContextual"/>
         </w:rPr>
       </w:pPr>
-      <w:hyperlink w:anchor="_Toc242103591" w:history="1">
+      <w:hyperlink w:anchor="_Toc242105494" w:history="1">
         <w:r>
           <w:rPr>
             <w:rStyle w:val="aff8"/>
@@ -2085,7 +2085,7 @@
             <w:noProof/>
             <w:webHidden/>
           </w:rPr>
-          <w:instrText xml:space="preserve"> PAGEREF _Toc242103591 \h </w:instrText>
+          <w:instrText xml:space="preserve"> PAGEREF _Toc242105494 \h </w:instrText>
         </w:r>
         <w:r>
           <w:rPr>
@@ -2131,7 +2131,7 @@
           <w14:ligatures w14:val="standardContextual"/>
         </w:rPr>
       </w:pPr>
-      <w:hyperlink w:anchor="_Toc242103592" w:history="1">
+      <w:hyperlink w:anchor="_Toc242105495" w:history="1">
         <w:r>
           <w:rPr>
             <w:rStyle w:val="aff8"/>
@@ -2158,7 +2158,7 @@
             <w:noProof/>
             <w:webHidden/>
           </w:rPr>
-          <w:instrText xml:space="preserve"> PAGEREF _Toc242103592 \h </w:instrText>
+          <w:instrText xml:space="preserve"> PAGEREF _Toc242105495 \h </w:instrText>
         </w:r>
         <w:r>
           <w:rPr>
@@ -2204,7 +2204,7 @@
           <w14:ligatures w14:val="standardContextual"/>
         </w:rPr>
       </w:pPr>
-      <w:hyperlink w:anchor="_Toc242103593" w:history="1">
+      <w:hyperlink w:anchor="_Toc242105496" w:history="1">
         <w:r>
           <w:rPr>
             <w:rStyle w:val="aff8"/>
@@ -2231,7 +2231,7 @@
             <w:noProof/>
             <w:webHidden/>
           </w:rPr>
-          <w:instrText xml:space="preserve"> PAGEREF _Toc242103593 \h </w:instrText>
+          <w:instrText xml:space="preserve"> PAGEREF _Toc242105496 \h </w:instrText>
         </w:r>
         <w:r>
           <w:rPr>
@@ -2277,7 +2277,7 @@
           <w14:ligatures w14:val="standardContextual"/>
         </w:rPr>
       </w:pPr>
-      <w:hyperlink w:anchor="_Toc242103594" w:history="1">
+      <w:hyperlink w:anchor="_Toc242105497" w:history="1">
         <w:r>
           <w:rPr>
             <w:rStyle w:val="aff8"/>
@@ -2304,7 +2304,7 @@
             <w:noProof/>
             <w:webHidden/>
           </w:rPr>
-          <w:instrText xml:space="preserve"> PAGEREF _Toc242103594 \h </w:instrText>
+          <w:instrText xml:space="preserve"> PAGEREF _Toc242105497 \h </w:instrText>
         </w:r>
         <w:r>
           <w:rPr>
@@ -2350,7 +2350,7 @@
           <w14:ligatures w14:val="standardContextual"/>
         </w:rPr>
       </w:pPr>
-      <w:hyperlink w:anchor="_Toc242103595" w:history="1">
+      <w:hyperlink w:anchor="_Toc242105498" w:history="1">
         <w:r>
           <w:rPr>
             <w:rStyle w:val="aff8"/>
@@ -2377,7 +2377,7 @@
             <w:noProof/>
             <w:webHidden/>
           </w:rPr>
-          <w:instrText xml:space="preserve"> PAGEREF _Toc242103595 \h </w:instrText>
+          <w:instrText xml:space="preserve"> PAGEREF _Toc242105498 \h </w:instrText>
         </w:r>
         <w:r>
           <w:rPr>
@@ -2423,7 +2423,7 @@
           <w14:ligatures w14:val="standardContextual"/>
         </w:rPr>
       </w:pPr>
-      <w:hyperlink w:anchor="_Toc242103596" w:history="1">
+      <w:hyperlink w:anchor="_Toc242105499" w:history="1">
         <w:r>
           <w:rPr>
             <w:rStyle w:val="aff8"/>
@@ -2450,7 +2450,7 @@
             <w:noProof/>
             <w:webHidden/>
           </w:rPr>
-          <w:instrText xml:space="preserve"> PAGEREF _Toc242103596 \h </w:instrText>
+          <w:instrText xml:space="preserve"> PAGEREF _Toc242105499 \h </w:instrText>
         </w:r>
         <w:r>
           <w:rPr>
@@ -2496,7 +2496,7 @@
           <w14:ligatures w14:val="standardContextual"/>
         </w:rPr>
       </w:pPr>
-      <w:hyperlink w:anchor="_Toc242103597" w:history="1">
+      <w:hyperlink w:anchor="_Toc242105500" w:history="1">
         <w:r>
           <w:rPr>
             <w:rStyle w:val="aff8"/>
@@ -2523,7 +2523,7 @@
             <w:noProof/>
             <w:webHidden/>
           </w:rPr>
-          <w:instrText xml:space="preserve"> PAGEREF _Toc242103597 \h </w:instrText>
+          <w:instrText xml:space="preserve"> PAGEREF _Toc242105500 \h </w:instrText>
         </w:r>
         <w:r>
           <w:rPr>
@@ -2569,7 +2569,7 @@
           <w14:ligatures w14:val="standardContextual"/>
         </w:rPr>
       </w:pPr>
-      <w:hyperlink w:anchor="_Toc242103598" w:history="1">
+      <w:hyperlink w:anchor="_Toc242105501" w:history="1">
         <w:r>
           <w:rPr>
             <w:rStyle w:val="aff8"/>
@@ -2596,7 +2596,7 @@
             <w:noProof/>
             <w:webHidden/>
           </w:rPr>
-          <w:instrText xml:space="preserve"> PAGEREF _Toc242103598 \h </w:instrText>
+          <w:instrText xml:space="preserve"> PAGEREF _Toc242105501 \h </w:instrText>
         </w:r>
         <w:r>
           <w:rPr>
@@ -2642,7 +2642,7 @@
         <w:ind w:firstLine="0"/>
         <w:jc w:val="center"/>
       </w:pPr>
-      <w:bookmarkStart w:id="0" w:name="_Toc242103567"/>
+      <w:bookmarkStart w:id="0" w:name="_Toc242105470"/>
       <w:r>
         <w:lastRenderedPageBreak/>
         <w:t>ПЕРЕЧЕНЬ ТЕРМИНОВ И СОКРАЩЕНИЙ</w:t>
@@ -3904,7 +3904,7 @@
         <w:pStyle w:val="1"/>
         <w:pageBreakBefore/>
       </w:pPr>
-      <w:bookmarkStart w:id="1" w:name="_Toc242103568"/>
+      <w:bookmarkStart w:id="1" w:name="_Toc242105471"/>
       <w:r>
         <w:lastRenderedPageBreak/>
         <w:t>1 Общие положения</w:t>
@@ -3915,7 +3915,7 @@
       <w:pPr>
         <w:pStyle w:val="21"/>
       </w:pPr>
-      <w:bookmarkStart w:id="2" w:name="_Toc242103569"/>
+      <w:bookmarkStart w:id="2" w:name="_Toc242105472"/>
       <w:r>
         <w:t>1.1 Наименование системы и документы-основания</w:t>
       </w:r>
@@ -3930,7 +3930,7 @@
       <w:pPr>
         <w:pStyle w:val="21"/>
       </w:pPr>
-      <w:bookmarkStart w:id="3" w:name="_Toc242103570"/>
+      <w:bookmarkStart w:id="3" w:name="_Toc242105473"/>
       <w:r>
         <w:t>1.2 Организации-участники</w:t>
       </w:r>
@@ -3945,7 +3945,7 @@
       <w:pPr>
         <w:pStyle w:val="21"/>
       </w:pPr>
-      <w:bookmarkStart w:id="4" w:name="_Toc242103571"/>
+      <w:bookmarkStart w:id="4" w:name="_Toc242105474"/>
       <w:r>
         <w:t>1.3 Стадии создания</w:t>
       </w:r>
@@ -3960,7 +3960,7 @@
       <w:pPr>
         <w:pStyle w:val="21"/>
       </w:pPr>
-      <w:bookmarkStart w:id="5" w:name="_Toc242103572"/>
+      <w:bookmarkStart w:id="5" w:name="_Toc242105475"/>
       <w:r>
         <w:t>1.4 Цели, назначение и области использования</w:t>
       </w:r>
@@ -3975,7 +3975,7 @@
       <w:pPr>
         <w:pStyle w:val="21"/>
       </w:pPr>
-      <w:bookmarkStart w:id="6" w:name="_Toc242103573"/>
+      <w:bookmarkStart w:id="6" w:name="_Toc242105476"/>
       <w:r>
         <w:t>1.5 Нормативно-технические документы</w:t>
       </w:r>
@@ -3990,7 +3990,7 @@
       <w:pPr>
         <w:pStyle w:val="21"/>
       </w:pPr>
-      <w:bookmarkStart w:id="7" w:name="_Toc242103574"/>
+      <w:bookmarkStart w:id="7" w:name="_Toc242105477"/>
       <w:r>
         <w:t>1.6 Очерёдность создания</w:t>
       </w:r>
@@ -4006,7 +4006,7 @@
         <w:pStyle w:val="1"/>
         <w:pageBreakBefore/>
       </w:pPr>
-      <w:bookmarkStart w:id="8" w:name="_Toc242103575"/>
+      <w:bookmarkStart w:id="8" w:name="_Toc242105478"/>
       <w:r>
         <w:lastRenderedPageBreak/>
         <w:t>2 Описание процесса деятельности</w:t>
@@ -4055,7 +4055,7 @@
         </w:rPr>
         <w:lastRenderedPageBreak/>
         <w:drawing>
-          <wp:inline distT="0" distB="0" distL="0" distR="0" wp14:anchorId="389AA5EB" wp14:editId="1FDBEFDB">
+          <wp:inline distT="0" distB="0" distL="0" distR="0" wp14:anchorId="614770A7" wp14:editId="0CB994EE">
             <wp:extent cx="5760000" cy="2880000"/>
             <wp:effectExtent l="0" t="0" r="0" b="0"/>
             <wp:docPr id="1" name="Picture 1"/>
@@ -4105,7 +4105,7 @@
         <w:pStyle w:val="1"/>
         <w:pageBreakBefore/>
       </w:pPr>
-      <w:bookmarkStart w:id="9" w:name="_Toc242103576"/>
+      <w:bookmarkStart w:id="9" w:name="_Toc242105479"/>
       <w:r>
         <w:lastRenderedPageBreak/>
         <w:t>3 Основные технические решения</w:t>
@@ -4116,7 +4116,7 @@
       <w:pPr>
         <w:pStyle w:val="21"/>
       </w:pPr>
-      <w:bookmarkStart w:id="10" w:name="_Toc242103577"/>
+      <w:bookmarkStart w:id="10" w:name="_Toc242105480"/>
       <w:r>
         <w:t>3.1 Решения по структуре системы</w:t>
       </w:r>
@@ -4126,7 +4126,7 @@
       <w:pPr>
         <w:pStyle w:val="31"/>
       </w:pPr>
-      <w:bookmarkStart w:id="11" w:name="_Toc242103578"/>
+      <w:bookmarkStart w:id="11" w:name="_Toc242105481"/>
       <w:r>
         <w:t>3.1.1 Функциональная структура</w:t>
       </w:r>
@@ -4768,7 +4768,7 @@
         </w:rPr>
         <w:lastRenderedPageBreak/>
         <w:drawing>
-          <wp:inline distT="0" distB="0" distL="0" distR="0" wp14:anchorId="538D62F9" wp14:editId="721AD00F">
+          <wp:inline distT="0" distB="0" distL="0" distR="0" wp14:anchorId="46933545" wp14:editId="186F647F">
             <wp:extent cx="5760000" cy="3272727"/>
             <wp:effectExtent l="0" t="0" r="0" b="0"/>
             <wp:docPr id="2" name="Picture 2"/>
@@ -4817,7 +4817,7 @@
       <w:pPr>
         <w:pStyle w:val="31"/>
       </w:pPr>
-      <w:bookmarkStart w:id="12" w:name="_Toc242103579"/>
+      <w:bookmarkStart w:id="12" w:name="_Toc242105482"/>
       <w:r>
         <w:t>3.1.2 Структура программно-технического комплекса</w:t>
       </w:r>
@@ -5357,7 +5357,7 @@
         </w:rPr>
         <w:lastRenderedPageBreak/>
         <w:drawing>
-          <wp:inline distT="0" distB="0" distL="0" distR="0" wp14:anchorId="09ACB4FB" wp14:editId="41A7B974">
+          <wp:inline distT="0" distB="0" distL="0" distR="0" wp14:anchorId="046F1A1B" wp14:editId="3549399A">
             <wp:extent cx="5940000" cy="4212000"/>
             <wp:effectExtent l="0" t="0" r="0" b="0"/>
             <wp:docPr id="3" name="Picture 3"/>
@@ -5441,7 +5441,7 @@
       <w:pPr>
         <w:pStyle w:val="21"/>
       </w:pPr>
-      <w:bookmarkStart w:id="13" w:name="_Toc242103580"/>
+      <w:bookmarkStart w:id="13" w:name="_Toc242105483"/>
       <w:r>
         <w:t>3.2 Решения по взаимосвязям со смежными системами</w:t>
       </w:r>
@@ -5522,7 +5522,7 @@
       <w:pPr>
         <w:pStyle w:val="21"/>
       </w:pPr>
-      <w:bookmarkStart w:id="14" w:name="_Toc242103581"/>
+      <w:bookmarkStart w:id="14" w:name="_Toc242105484"/>
       <w:r>
         <w:t>3.3 Решения по режимам функционирования</w:t>
       </w:r>
@@ -5552,7 +5552,7 @@
       <w:pPr>
         <w:pStyle w:val="21"/>
       </w:pPr>
-      <w:bookmarkStart w:id="15" w:name="_Toc242103582"/>
+      <w:bookmarkStart w:id="15" w:name="_Toc242105485"/>
       <w:r>
         <w:t>3.4 Решения по численности, квалификации и функциям персонала</w:t>
       </w:r>
@@ -5567,7 +5567,7 @@
       <w:pPr>
         <w:pStyle w:val="21"/>
       </w:pPr>
-      <w:bookmarkStart w:id="16" w:name="_Toc242103583"/>
+      <w:bookmarkStart w:id="16" w:name="_Toc242105486"/>
       <w:r>
         <w:t>3.5 Обеспечение потребительских характеристик</w:t>
       </w:r>
@@ -5641,7 +5641,7 @@
       <w:pPr>
         <w:pStyle w:val="21"/>
       </w:pPr>
-      <w:bookmarkStart w:id="17" w:name="_Toc242103584"/>
+      <w:bookmarkStart w:id="17" w:name="_Toc242105487"/>
       <w:r>
         <w:t>3.6 Решения по комплексу технических средств</w:t>
       </w:r>
@@ -5676,7 +5676,7 @@
       <w:pPr>
         <w:pStyle w:val="21"/>
       </w:pPr>
-      <w:bookmarkStart w:id="18" w:name="_Toc242103585"/>
+      <w:bookmarkStart w:id="18" w:name="_Toc242105488"/>
       <w:r>
         <w:t>3.7 Решения по информационному обеспечению</w:t>
       </w:r>
@@ -5691,7 +5691,7 @@
       <w:pPr>
         <w:pStyle w:val="21"/>
       </w:pPr>
-      <w:bookmarkStart w:id="19" w:name="_Toc242103586"/>
+      <w:bookmarkStart w:id="19" w:name="_Toc242105489"/>
       <w:r>
         <w:t>3.8 Решения по программному обеспечению</w:t>
       </w:r>
@@ -5726,7 +5726,7 @@
       <w:pPr>
         <w:pStyle w:val="21"/>
       </w:pPr>
-      <w:bookmarkStart w:id="20" w:name="_Toc242103587"/>
+      <w:bookmarkStart w:id="20" w:name="_Toc242105490"/>
       <w:r>
         <w:t>3.9 Решения по защите информации</w:t>
       </w:r>
@@ -5736,7 +5736,7 @@
       <w:pPr>
         <w:pStyle w:val="31"/>
       </w:pPr>
-      <w:bookmarkStart w:id="21" w:name="_Toc242103588"/>
+      <w:bookmarkStart w:id="21" w:name="_Toc242105491"/>
       <w:r>
         <w:t>3.9.1 Аутентификация и сессии</w:t>
       </w:r>
@@ -5810,7 +5810,7 @@
       <w:pPr>
         <w:pStyle w:val="31"/>
       </w:pPr>
-      <w:bookmarkStart w:id="22" w:name="_Toc242103589"/>
+      <w:bookmarkStart w:id="22" w:name="_Toc242105492"/>
       <w:r>
         <w:t>3.9.2 Разграничение доступа</w:t>
       </w:r>
@@ -5840,7 +5840,7 @@
       <w:pPr>
         <w:pStyle w:val="31"/>
       </w:pPr>
-      <w:bookmarkStart w:id="23" w:name="_Toc242103590"/>
+      <w:bookmarkStart w:id="23" w:name="_Toc242105493"/>
       <w:r>
         <w:t>3.9.3 Изоляция компаний</w:t>
       </w:r>
@@ -5868,7 +5868,7 @@
       <w:pPr>
         <w:pStyle w:val="31"/>
       </w:pPr>
-      <w:bookmarkStart w:id="24" w:name="_Toc242103591"/>
+      <w:bookmarkStart w:id="24" w:name="_Toc242105494"/>
       <w:r>
         <w:t>3.9.4 Защита файлов</w:t>
       </w:r>
@@ -5893,7 +5893,7 @@
       <w:pPr>
         <w:pStyle w:val="31"/>
       </w:pPr>
-      <w:bookmarkStart w:id="25" w:name="_Toc242103592"/>
+      <w:bookmarkStart w:id="25" w:name="_Toc242105495"/>
       <w:r>
         <w:lastRenderedPageBreak/>
         <w:t>3.9.5 Защита публичного API</w:t>
@@ -5909,7 +5909,7 @@
       <w:pPr>
         <w:pStyle w:val="31"/>
       </w:pPr>
-      <w:bookmarkStart w:id="26" w:name="_Toc242103593"/>
+      <w:bookmarkStart w:id="26" w:name="_Toc242105496"/>
       <w:r>
         <w:t>3.9.6 Журналирование</w:t>
       </w:r>
@@ -5934,7 +5934,7 @@
       <w:pPr>
         <w:pStyle w:val="31"/>
       </w:pPr>
-      <w:bookmarkStart w:id="27" w:name="_Toc242103594"/>
+      <w:bookmarkStart w:id="27" w:name="_Toc242105497"/>
       <w:r>
         <w:t>3.9.7 Защита передачи данных</w:t>
       </w:r>
@@ -5999,7 +5999,7 @@
       <w:pPr>
         <w:pStyle w:val="21"/>
       </w:pPr>
-      <w:bookmarkStart w:id="28" w:name="_Toc242103595"/>
+      <w:bookmarkStart w:id="28" w:name="_Toc242105498"/>
       <w:r>
         <w:t>3.10 Решения по обеспечению надёжности</w:t>
       </w:r>
@@ -6044,7 +6044,7 @@
       <w:pPr>
         <w:pStyle w:val="21"/>
       </w:pPr>
-      <w:bookmarkStart w:id="29" w:name="_Toc242103596"/>
+      <w:bookmarkStart w:id="29" w:name="_Toc242105499"/>
       <w:r>
         <w:lastRenderedPageBreak/>
         <w:t>3.11 Решения по многоязычности</w:t>
@@ -6091,7 +6091,7 @@
         <w:pStyle w:val="1"/>
         <w:pageBreakBefore/>
       </w:pPr>
-      <w:bookmarkStart w:id="30" w:name="_Toc242103597"/>
+      <w:bookmarkStart w:id="30" w:name="_Toc242105500"/>
       <w:r>
         <w:lastRenderedPageBreak/>
         <w:t>4 Мероприятия по подготовке объекта автоматизации к вводу системы в действие</w:t>
@@ -6165,7 +6165,7 @@
         <w:ind w:firstLine="0"/>
         <w:jc w:val="center"/>
       </w:pPr>
-      <w:bookmarkStart w:id="31" w:name="_Toc242103598"/>
+      <w:bookmarkStart w:id="31" w:name="_Toc242105501"/>
       <w:r>
         <w:lastRenderedPageBreak/>
         <w:t>ЛИСТ РЕГИСТРАЦИИ ИЗМЕНЕНИЙ</w:t>
@@ -8227,31 +8227,31 @@
       </w:rPr>
     </w:lvl>
   </w:abstractNum>
-  <w:num w:numId="1" w16cid:durableId="1395352910">
+  <w:num w:numId="1" w16cid:durableId="1145466754">
     <w:abstractNumId w:val="8"/>
   </w:num>
-  <w:num w:numId="2" w16cid:durableId="1276713688">
+  <w:num w:numId="2" w16cid:durableId="2119908776">
     <w:abstractNumId w:val="6"/>
   </w:num>
-  <w:num w:numId="3" w16cid:durableId="1964723850">
+  <w:num w:numId="3" w16cid:durableId="993996103">
     <w:abstractNumId w:val="5"/>
   </w:num>
-  <w:num w:numId="4" w16cid:durableId="1921478819">
+  <w:num w:numId="4" w16cid:durableId="73094887">
     <w:abstractNumId w:val="4"/>
   </w:num>
-  <w:num w:numId="5" w16cid:durableId="555044428">
+  <w:num w:numId="5" w16cid:durableId="298271764">
     <w:abstractNumId w:val="7"/>
   </w:num>
-  <w:num w:numId="6" w16cid:durableId="226693555">
+  <w:num w:numId="6" w16cid:durableId="1215657027">
     <w:abstractNumId w:val="3"/>
   </w:num>
-  <w:num w:numId="7" w16cid:durableId="1587301318">
+  <w:num w:numId="7" w16cid:durableId="1189955211">
     <w:abstractNumId w:val="2"/>
   </w:num>
-  <w:num w:numId="8" w16cid:durableId="2102331531">
+  <w:num w:numId="8" w16cid:durableId="1030303165">
     <w:abstractNumId w:val="1"/>
   </w:num>
-  <w:num w:numId="9" w16cid:durableId="1749156369">
+  <w:num w:numId="9" w16cid:durableId="519703495">
     <w:abstractNumId w:val="0"/>
   </w:num>
 </w:numbering>
@@ -19784,7 +19784,7 @@
     <w:autoRedefine/>
     <w:uiPriority w:val="39"/>
     <w:unhideWhenUsed/>
-    <w:rsid w:val="00536916"/>
+    <w:rsid w:val="001775A4"/>
     <w:pPr>
       <w:spacing w:after="100"/>
     </w:pPr>
@@ -19796,7 +19796,7 @@
     <w:autoRedefine/>
     <w:uiPriority w:val="39"/>
     <w:unhideWhenUsed/>
-    <w:rsid w:val="00536916"/>
+    <w:rsid w:val="001775A4"/>
     <w:pPr>
       <w:spacing w:after="100"/>
       <w:ind w:left="240"/>
@@ -19809,7 +19809,7 @@
     <w:autoRedefine/>
     <w:uiPriority w:val="39"/>
     <w:unhideWhenUsed/>
-    <w:rsid w:val="00536916"/>
+    <w:rsid w:val="001775A4"/>
     <w:pPr>
       <w:spacing w:after="100"/>
       <w:ind w:left="480"/>
@@ -19820,7 +19820,7 @@
     <w:basedOn w:val="a2"/>
     <w:uiPriority w:val="99"/>
     <w:unhideWhenUsed/>
-    <w:rsid w:val="00536916"/>
+    <w:rsid w:val="001775A4"/>
     <w:rPr>
       <w:color w:val="0000FF" w:themeColor="hyperlink"/>
       <w:u w:val="single"/>

--- a/docs/gost/out/02_П2_Пояснительная_записка.docx
+++ b/docs/gost/out/02_П2_Пояснительная_записка.docx
@@ -306,7 +306,7 @@
       <w:r>
         <w:fldChar w:fldCharType="separate"/>
       </w:r>
-      <w:hyperlink w:anchor="_Toc242105470" w:history="1">
+      <w:hyperlink w:anchor="_Toc242136806" w:history="1">
         <w:r>
           <w:rPr>
             <w:rStyle w:val="aff8"/>
@@ -333,7 +333,7 @@
             <w:noProof/>
             <w:webHidden/>
           </w:rPr>
-          <w:instrText xml:space="preserve"> PAGEREF _Toc242105470 \h </w:instrText>
+          <w:instrText xml:space="preserve"> PAGEREF _Toc242136806 \h </w:instrText>
         </w:r>
         <w:r>
           <w:rPr>
@@ -379,7 +379,7 @@
           <w14:ligatures w14:val="standardContextual"/>
         </w:rPr>
       </w:pPr>
-      <w:hyperlink w:anchor="_Toc242105471" w:history="1">
+      <w:hyperlink w:anchor="_Toc242136807" w:history="1">
         <w:r>
           <w:rPr>
             <w:rStyle w:val="aff8"/>
@@ -406,7 +406,7 @@
             <w:noProof/>
             <w:webHidden/>
           </w:rPr>
-          <w:instrText xml:space="preserve"> PAGEREF _Toc242105471 \h </w:instrText>
+          <w:instrText xml:space="preserve"> PAGEREF _Toc242136807 \h </w:instrText>
         </w:r>
         <w:r>
           <w:rPr>
@@ -452,7 +452,7 @@
           <w14:ligatures w14:val="standardContextual"/>
         </w:rPr>
       </w:pPr>
-      <w:hyperlink w:anchor="_Toc242105472" w:history="1">
+      <w:hyperlink w:anchor="_Toc242136808" w:history="1">
         <w:r>
           <w:rPr>
             <w:rStyle w:val="aff8"/>
@@ -479,7 +479,7 @@
             <w:noProof/>
             <w:webHidden/>
           </w:rPr>
-          <w:instrText xml:space="preserve"> PAGEREF _Toc242105472 \h </w:instrText>
+          <w:instrText xml:space="preserve"> PAGEREF _Toc242136808 \h </w:instrText>
         </w:r>
         <w:r>
           <w:rPr>
@@ -525,7 +525,7 @@
           <w14:ligatures w14:val="standardContextual"/>
         </w:rPr>
       </w:pPr>
-      <w:hyperlink w:anchor="_Toc242105473" w:history="1">
+      <w:hyperlink w:anchor="_Toc242136809" w:history="1">
         <w:r>
           <w:rPr>
             <w:rStyle w:val="aff8"/>
@@ -552,7 +552,7 @@
             <w:noProof/>
             <w:webHidden/>
           </w:rPr>
-          <w:instrText xml:space="preserve"> PAGEREF _Toc242105473 \h </w:instrText>
+          <w:instrText xml:space="preserve"> PAGEREF _Toc242136809 \h </w:instrText>
         </w:r>
         <w:r>
           <w:rPr>
@@ -598,7 +598,7 @@
           <w14:ligatures w14:val="standardContextual"/>
         </w:rPr>
       </w:pPr>
-      <w:hyperlink w:anchor="_Toc242105474" w:history="1">
+      <w:hyperlink w:anchor="_Toc242136810" w:history="1">
         <w:r>
           <w:rPr>
             <w:rStyle w:val="aff8"/>
@@ -625,7 +625,7 @@
             <w:noProof/>
             <w:webHidden/>
           </w:rPr>
-          <w:instrText xml:space="preserve"> PAGEREF _Toc242105474 \h </w:instrText>
+          <w:instrText xml:space="preserve"> PAGEREF _Toc242136810 \h </w:instrText>
         </w:r>
         <w:r>
           <w:rPr>
@@ -671,7 +671,7 @@
           <w14:ligatures w14:val="standardContextual"/>
         </w:rPr>
       </w:pPr>
-      <w:hyperlink w:anchor="_Toc242105475" w:history="1">
+      <w:hyperlink w:anchor="_Toc242136811" w:history="1">
         <w:r>
           <w:rPr>
             <w:rStyle w:val="aff8"/>
@@ -698,7 +698,7 @@
             <w:noProof/>
             <w:webHidden/>
           </w:rPr>
-          <w:instrText xml:space="preserve"> PAGEREF _Toc242105475 \h </w:instrText>
+          <w:instrText xml:space="preserve"> PAGEREF _Toc242136811 \h </w:instrText>
         </w:r>
         <w:r>
           <w:rPr>
@@ -744,7 +744,7 @@
           <w14:ligatures w14:val="standardContextual"/>
         </w:rPr>
       </w:pPr>
-      <w:hyperlink w:anchor="_Toc242105476" w:history="1">
+      <w:hyperlink w:anchor="_Toc242136812" w:history="1">
         <w:r>
           <w:rPr>
             <w:rStyle w:val="aff8"/>
@@ -771,7 +771,7 @@
             <w:noProof/>
             <w:webHidden/>
           </w:rPr>
-          <w:instrText xml:space="preserve"> PAGEREF _Toc242105476 \h </w:instrText>
+          <w:instrText xml:space="preserve"> PAGEREF _Toc242136812 \h </w:instrText>
         </w:r>
         <w:r>
           <w:rPr>
@@ -817,7 +817,7 @@
           <w14:ligatures w14:val="standardContextual"/>
         </w:rPr>
       </w:pPr>
-      <w:hyperlink w:anchor="_Toc242105477" w:history="1">
+      <w:hyperlink w:anchor="_Toc242136813" w:history="1">
         <w:r>
           <w:rPr>
             <w:rStyle w:val="aff8"/>
@@ -844,7 +844,7 @@
             <w:noProof/>
             <w:webHidden/>
           </w:rPr>
-          <w:instrText xml:space="preserve"> PAGEREF _Toc242105477 \h </w:instrText>
+          <w:instrText xml:space="preserve"> PAGEREF _Toc242136813 \h </w:instrText>
         </w:r>
         <w:r>
           <w:rPr>
@@ -890,7 +890,7 @@
           <w14:ligatures w14:val="standardContextual"/>
         </w:rPr>
       </w:pPr>
-      <w:hyperlink w:anchor="_Toc242105478" w:history="1">
+      <w:hyperlink w:anchor="_Toc242136814" w:history="1">
         <w:r>
           <w:rPr>
             <w:rStyle w:val="aff8"/>
@@ -917,7 +917,7 @@
             <w:noProof/>
             <w:webHidden/>
           </w:rPr>
-          <w:instrText xml:space="preserve"> PAGEREF _Toc242105478 \h </w:instrText>
+          <w:instrText xml:space="preserve"> PAGEREF _Toc242136814 \h </w:instrText>
         </w:r>
         <w:r>
           <w:rPr>
@@ -963,7 +963,7 @@
           <w14:ligatures w14:val="standardContextual"/>
         </w:rPr>
       </w:pPr>
-      <w:hyperlink w:anchor="_Toc242105479" w:history="1">
+      <w:hyperlink w:anchor="_Toc242136815" w:history="1">
         <w:r>
           <w:rPr>
             <w:rStyle w:val="aff8"/>
@@ -990,7 +990,7 @@
             <w:noProof/>
             <w:webHidden/>
           </w:rPr>
-          <w:instrText xml:space="preserve"> PAGEREF _Toc242105479 \h </w:instrText>
+          <w:instrText xml:space="preserve"> PAGEREF _Toc242136815 \h </w:instrText>
         </w:r>
         <w:r>
           <w:rPr>
@@ -1036,7 +1036,7 @@
           <w14:ligatures w14:val="standardContextual"/>
         </w:rPr>
       </w:pPr>
-      <w:hyperlink w:anchor="_Toc242105480" w:history="1">
+      <w:hyperlink w:anchor="_Toc242136816" w:history="1">
         <w:r>
           <w:rPr>
             <w:rStyle w:val="aff8"/>
@@ -1063,7 +1063,7 @@
             <w:noProof/>
             <w:webHidden/>
           </w:rPr>
-          <w:instrText xml:space="preserve"> PAGEREF _Toc242105480 \h </w:instrText>
+          <w:instrText xml:space="preserve"> PAGEREF _Toc242136816 \h </w:instrText>
         </w:r>
         <w:r>
           <w:rPr>
@@ -1109,7 +1109,7 @@
           <w14:ligatures w14:val="standardContextual"/>
         </w:rPr>
       </w:pPr>
-      <w:hyperlink w:anchor="_Toc242105481" w:history="1">
+      <w:hyperlink w:anchor="_Toc242136817" w:history="1">
         <w:r>
           <w:rPr>
             <w:rStyle w:val="aff8"/>
@@ -1136,7 +1136,7 @@
             <w:noProof/>
             <w:webHidden/>
           </w:rPr>
-          <w:instrText xml:space="preserve"> PAGEREF _Toc242105481 \h </w:instrText>
+          <w:instrText xml:space="preserve"> PAGEREF _Toc242136817 \h </w:instrText>
         </w:r>
         <w:r>
           <w:rPr>
@@ -1182,7 +1182,7 @@
           <w14:ligatures w14:val="standardContextual"/>
         </w:rPr>
       </w:pPr>
-      <w:hyperlink w:anchor="_Toc242105482" w:history="1">
+      <w:hyperlink w:anchor="_Toc242136818" w:history="1">
         <w:r>
           <w:rPr>
             <w:rStyle w:val="aff8"/>
@@ -1209,7 +1209,7 @@
             <w:noProof/>
             <w:webHidden/>
           </w:rPr>
-          <w:instrText xml:space="preserve"> PAGEREF _Toc242105482 \h </w:instrText>
+          <w:instrText xml:space="preserve"> PAGEREF _Toc242136818 \h </w:instrText>
         </w:r>
         <w:r>
           <w:rPr>
@@ -1255,7 +1255,7 @@
           <w14:ligatures w14:val="standardContextual"/>
         </w:rPr>
       </w:pPr>
-      <w:hyperlink w:anchor="_Toc242105483" w:history="1">
+      <w:hyperlink w:anchor="_Toc242136819" w:history="1">
         <w:r>
           <w:rPr>
             <w:rStyle w:val="aff8"/>
@@ -1282,7 +1282,7 @@
             <w:noProof/>
             <w:webHidden/>
           </w:rPr>
-          <w:instrText xml:space="preserve"> PAGEREF _Toc242105483 \h </w:instrText>
+          <w:instrText xml:space="preserve"> PAGEREF _Toc242136819 \h </w:instrText>
         </w:r>
         <w:r>
           <w:rPr>
@@ -1328,7 +1328,7 @@
           <w14:ligatures w14:val="standardContextual"/>
         </w:rPr>
       </w:pPr>
-      <w:hyperlink w:anchor="_Toc242105484" w:history="1">
+      <w:hyperlink w:anchor="_Toc242136820" w:history="1">
         <w:r>
           <w:rPr>
             <w:rStyle w:val="aff8"/>
@@ -1355,7 +1355,7 @@
             <w:noProof/>
             <w:webHidden/>
           </w:rPr>
-          <w:instrText xml:space="preserve"> PAGEREF _Toc242105484 \h </w:instrText>
+          <w:instrText xml:space="preserve"> PAGEREF _Toc242136820 \h </w:instrText>
         </w:r>
         <w:r>
           <w:rPr>
@@ -1401,7 +1401,7 @@
           <w14:ligatures w14:val="standardContextual"/>
         </w:rPr>
       </w:pPr>
-      <w:hyperlink w:anchor="_Toc242105485" w:history="1">
+      <w:hyperlink w:anchor="_Toc242136821" w:history="1">
         <w:r>
           <w:rPr>
             <w:rStyle w:val="aff8"/>
@@ -1428,7 +1428,7 @@
             <w:noProof/>
             <w:webHidden/>
           </w:rPr>
-          <w:instrText xml:space="preserve"> PAGEREF _Toc242105485 \h </w:instrText>
+          <w:instrText xml:space="preserve"> PAGEREF _Toc242136821 \h </w:instrText>
         </w:r>
         <w:r>
           <w:rPr>
@@ -1474,7 +1474,7 @@
           <w14:ligatures w14:val="standardContextual"/>
         </w:rPr>
       </w:pPr>
-      <w:hyperlink w:anchor="_Toc242105486" w:history="1">
+      <w:hyperlink w:anchor="_Toc242136822" w:history="1">
         <w:r>
           <w:rPr>
             <w:rStyle w:val="aff8"/>
@@ -1501,7 +1501,7 @@
             <w:noProof/>
             <w:webHidden/>
           </w:rPr>
-          <w:instrText xml:space="preserve"> PAGEREF _Toc242105486 \h </w:instrText>
+          <w:instrText xml:space="preserve"> PAGEREF _Toc242136822 \h </w:instrText>
         </w:r>
         <w:r>
           <w:rPr>
@@ -1547,7 +1547,7 @@
           <w14:ligatures w14:val="standardContextual"/>
         </w:rPr>
       </w:pPr>
-      <w:hyperlink w:anchor="_Toc242105487" w:history="1">
+      <w:hyperlink w:anchor="_Toc242136823" w:history="1">
         <w:r>
           <w:rPr>
             <w:rStyle w:val="aff8"/>
@@ -1574,7 +1574,7 @@
             <w:noProof/>
             <w:webHidden/>
           </w:rPr>
-          <w:instrText xml:space="preserve"> PAGEREF _Toc242105487 \h </w:instrText>
+          <w:instrText xml:space="preserve"> PAGEREF _Toc242136823 \h </w:instrText>
         </w:r>
         <w:r>
           <w:rPr>
@@ -1620,7 +1620,7 @@
           <w14:ligatures w14:val="standardContextual"/>
         </w:rPr>
       </w:pPr>
-      <w:hyperlink w:anchor="_Toc242105488" w:history="1">
+      <w:hyperlink w:anchor="_Toc242136824" w:history="1">
         <w:r>
           <w:rPr>
             <w:rStyle w:val="aff8"/>
@@ -1647,7 +1647,7 @@
             <w:noProof/>
             <w:webHidden/>
           </w:rPr>
-          <w:instrText xml:space="preserve"> PAGEREF _Toc242105488 \h </w:instrText>
+          <w:instrText xml:space="preserve"> PAGEREF _Toc242136824 \h </w:instrText>
         </w:r>
         <w:r>
           <w:rPr>
@@ -1693,7 +1693,7 @@
           <w14:ligatures w14:val="standardContextual"/>
         </w:rPr>
       </w:pPr>
-      <w:hyperlink w:anchor="_Toc242105489" w:history="1">
+      <w:hyperlink w:anchor="_Toc242136825" w:history="1">
         <w:r>
           <w:rPr>
             <w:rStyle w:val="aff8"/>
@@ -1720,7 +1720,7 @@
             <w:noProof/>
             <w:webHidden/>
           </w:rPr>
-          <w:instrText xml:space="preserve"> PAGEREF _Toc242105489 \h </w:instrText>
+          <w:instrText xml:space="preserve"> PAGEREF _Toc242136825 \h </w:instrText>
         </w:r>
         <w:r>
           <w:rPr>
@@ -1766,7 +1766,7 @@
           <w14:ligatures w14:val="standardContextual"/>
         </w:rPr>
       </w:pPr>
-      <w:hyperlink w:anchor="_Toc242105490" w:history="1">
+      <w:hyperlink w:anchor="_Toc242136826" w:history="1">
         <w:r>
           <w:rPr>
             <w:rStyle w:val="aff8"/>
@@ -1793,7 +1793,7 @@
             <w:noProof/>
             <w:webHidden/>
           </w:rPr>
-          <w:instrText xml:space="preserve"> PAGEREF _Toc242105490 \h </w:instrText>
+          <w:instrText xml:space="preserve"> PAGEREF _Toc242136826 \h </w:instrText>
         </w:r>
         <w:r>
           <w:rPr>
@@ -1839,7 +1839,7 @@
           <w14:ligatures w14:val="standardContextual"/>
         </w:rPr>
       </w:pPr>
-      <w:hyperlink w:anchor="_Toc242105491" w:history="1">
+      <w:hyperlink w:anchor="_Toc242136827" w:history="1">
         <w:r>
           <w:rPr>
             <w:rStyle w:val="aff8"/>
@@ -1866,7 +1866,7 @@
             <w:noProof/>
             <w:webHidden/>
           </w:rPr>
-          <w:instrText xml:space="preserve"> PAGEREF _Toc242105491 \h </w:instrText>
+          <w:instrText xml:space="preserve"> PAGEREF _Toc242136827 \h </w:instrText>
         </w:r>
         <w:r>
           <w:rPr>
@@ -1912,7 +1912,7 @@
           <w14:ligatures w14:val="standardContextual"/>
         </w:rPr>
       </w:pPr>
-      <w:hyperlink w:anchor="_Toc242105492" w:history="1">
+      <w:hyperlink w:anchor="_Toc242136828" w:history="1">
         <w:r>
           <w:rPr>
             <w:rStyle w:val="aff8"/>
@@ -1939,7 +1939,7 @@
             <w:noProof/>
             <w:webHidden/>
           </w:rPr>
-          <w:instrText xml:space="preserve"> PAGEREF _Toc242105492 \h </w:instrText>
+          <w:instrText xml:space="preserve"> PAGEREF _Toc242136828 \h </w:instrText>
         </w:r>
         <w:r>
           <w:rPr>
@@ -1985,7 +1985,7 @@
           <w14:ligatures w14:val="standardContextual"/>
         </w:rPr>
       </w:pPr>
-      <w:hyperlink w:anchor="_Toc242105493" w:history="1">
+      <w:hyperlink w:anchor="_Toc242136829" w:history="1">
         <w:r>
           <w:rPr>
             <w:rStyle w:val="aff8"/>
@@ -2012,7 +2012,7 @@
             <w:noProof/>
             <w:webHidden/>
           </w:rPr>
-          <w:instrText xml:space="preserve"> PAGEREF _Toc242105493 \h </w:instrText>
+          <w:instrText xml:space="preserve"> PAGEREF _Toc242136829 \h </w:instrText>
         </w:r>
         <w:r>
           <w:rPr>
@@ -2058,7 +2058,7 @@
           <w14:ligatures w14:val="standardContextual"/>
         </w:rPr>
       </w:pPr>
-      <w:hyperlink w:anchor="_Toc242105494" w:history="1">
+      <w:hyperlink w:anchor="_Toc242136830" w:history="1">
         <w:r>
           <w:rPr>
             <w:rStyle w:val="aff8"/>
@@ -2085,7 +2085,7 @@
             <w:noProof/>
             <w:webHidden/>
           </w:rPr>
-          <w:instrText xml:space="preserve"> PAGEREF _Toc242105494 \h </w:instrText>
+          <w:instrText xml:space="preserve"> PAGEREF _Toc242136830 \h </w:instrText>
         </w:r>
         <w:r>
           <w:rPr>
@@ -2131,7 +2131,7 @@
           <w14:ligatures w14:val="standardContextual"/>
         </w:rPr>
       </w:pPr>
-      <w:hyperlink w:anchor="_Toc242105495" w:history="1">
+      <w:hyperlink w:anchor="_Toc242136831" w:history="1">
         <w:r>
           <w:rPr>
             <w:rStyle w:val="aff8"/>
@@ -2158,7 +2158,7 @@
             <w:noProof/>
             <w:webHidden/>
           </w:rPr>
-          <w:instrText xml:space="preserve"> PAGEREF _Toc242105495 \h </w:instrText>
+          <w:instrText xml:space="preserve"> PAGEREF _Toc242136831 \h </w:instrText>
         </w:r>
         <w:r>
           <w:rPr>
@@ -2204,7 +2204,7 @@
           <w14:ligatures w14:val="standardContextual"/>
         </w:rPr>
       </w:pPr>
-      <w:hyperlink w:anchor="_Toc242105496" w:history="1">
+      <w:hyperlink w:anchor="_Toc242136832" w:history="1">
         <w:r>
           <w:rPr>
             <w:rStyle w:val="aff8"/>
@@ -2231,7 +2231,7 @@
             <w:noProof/>
             <w:webHidden/>
           </w:rPr>
-          <w:instrText xml:space="preserve"> PAGEREF _Toc242105496 \h </w:instrText>
+          <w:instrText xml:space="preserve"> PAGEREF _Toc242136832 \h </w:instrText>
         </w:r>
         <w:r>
           <w:rPr>
@@ -2277,7 +2277,7 @@
           <w14:ligatures w14:val="standardContextual"/>
         </w:rPr>
       </w:pPr>
-      <w:hyperlink w:anchor="_Toc242105497" w:history="1">
+      <w:hyperlink w:anchor="_Toc242136833" w:history="1">
         <w:r>
           <w:rPr>
             <w:rStyle w:val="aff8"/>
@@ -2304,7 +2304,7 @@
             <w:noProof/>
             <w:webHidden/>
           </w:rPr>
-          <w:instrText xml:space="preserve"> PAGEREF _Toc242105497 \h </w:instrText>
+          <w:instrText xml:space="preserve"> PAGEREF _Toc242136833 \h </w:instrText>
         </w:r>
         <w:r>
           <w:rPr>
@@ -2350,7 +2350,7 @@
           <w14:ligatures w14:val="standardContextual"/>
         </w:rPr>
       </w:pPr>
-      <w:hyperlink w:anchor="_Toc242105498" w:history="1">
+      <w:hyperlink w:anchor="_Toc242136834" w:history="1">
         <w:r>
           <w:rPr>
             <w:rStyle w:val="aff8"/>
@@ -2377,7 +2377,7 @@
             <w:noProof/>
             <w:webHidden/>
           </w:rPr>
-          <w:instrText xml:space="preserve"> PAGEREF _Toc242105498 \h </w:instrText>
+          <w:instrText xml:space="preserve"> PAGEREF _Toc242136834 \h </w:instrText>
         </w:r>
         <w:r>
           <w:rPr>
@@ -2423,7 +2423,7 @@
           <w14:ligatures w14:val="standardContextual"/>
         </w:rPr>
       </w:pPr>
-      <w:hyperlink w:anchor="_Toc242105499" w:history="1">
+      <w:hyperlink w:anchor="_Toc242136835" w:history="1">
         <w:r>
           <w:rPr>
             <w:rStyle w:val="aff8"/>
@@ -2450,7 +2450,7 @@
             <w:noProof/>
             <w:webHidden/>
           </w:rPr>
-          <w:instrText xml:space="preserve"> PAGEREF _Toc242105499 \h </w:instrText>
+          <w:instrText xml:space="preserve"> PAGEREF _Toc242136835 \h </w:instrText>
         </w:r>
         <w:r>
           <w:rPr>
@@ -2496,7 +2496,7 @@
           <w14:ligatures w14:val="standardContextual"/>
         </w:rPr>
       </w:pPr>
-      <w:hyperlink w:anchor="_Toc242105500" w:history="1">
+      <w:hyperlink w:anchor="_Toc242136836" w:history="1">
         <w:r>
           <w:rPr>
             <w:rStyle w:val="aff8"/>
@@ -2523,7 +2523,7 @@
             <w:noProof/>
             <w:webHidden/>
           </w:rPr>
-          <w:instrText xml:space="preserve"> PAGEREF _Toc242105500 \h </w:instrText>
+          <w:instrText xml:space="preserve"> PAGEREF _Toc242136836 \h </w:instrText>
         </w:r>
         <w:r>
           <w:rPr>
@@ -2569,7 +2569,7 @@
           <w14:ligatures w14:val="standardContextual"/>
         </w:rPr>
       </w:pPr>
-      <w:hyperlink w:anchor="_Toc242105501" w:history="1">
+      <w:hyperlink w:anchor="_Toc242136837" w:history="1">
         <w:r>
           <w:rPr>
             <w:rStyle w:val="aff8"/>
@@ -2596,7 +2596,7 @@
             <w:noProof/>
             <w:webHidden/>
           </w:rPr>
-          <w:instrText xml:space="preserve"> PAGEREF _Toc242105501 \h </w:instrText>
+          <w:instrText xml:space="preserve"> PAGEREF _Toc242136837 \h </w:instrText>
         </w:r>
         <w:r>
           <w:rPr>
@@ -2642,7 +2642,7 @@
         <w:ind w:firstLine="0"/>
         <w:jc w:val="center"/>
       </w:pPr>
-      <w:bookmarkStart w:id="0" w:name="_Toc242105470"/>
+      <w:bookmarkStart w:id="0" w:name="_Toc242136806"/>
       <w:r>
         <w:lastRenderedPageBreak/>
         <w:t>ПЕРЕЧЕНЬ ТЕРМИНОВ И СОКРАЩЕНИЙ</w:t>
@@ -3904,7 +3904,7 @@
         <w:pStyle w:val="1"/>
         <w:pageBreakBefore/>
       </w:pPr>
-      <w:bookmarkStart w:id="1" w:name="_Toc242105471"/>
+      <w:bookmarkStart w:id="1" w:name="_Toc242136807"/>
       <w:r>
         <w:lastRenderedPageBreak/>
         <w:t>1 Общие положения</w:t>
@@ -3915,7 +3915,7 @@
       <w:pPr>
         <w:pStyle w:val="21"/>
       </w:pPr>
-      <w:bookmarkStart w:id="2" w:name="_Toc242105472"/>
+      <w:bookmarkStart w:id="2" w:name="_Toc242136808"/>
       <w:r>
         <w:t>1.1 Наименование системы и документы-основания</w:t>
       </w:r>
@@ -3930,7 +3930,7 @@
       <w:pPr>
         <w:pStyle w:val="21"/>
       </w:pPr>
-      <w:bookmarkStart w:id="3" w:name="_Toc242105473"/>
+      <w:bookmarkStart w:id="3" w:name="_Toc242136809"/>
       <w:r>
         <w:t>1.2 Организации-участники</w:t>
       </w:r>
@@ -3945,7 +3945,7 @@
       <w:pPr>
         <w:pStyle w:val="21"/>
       </w:pPr>
-      <w:bookmarkStart w:id="4" w:name="_Toc242105474"/>
+      <w:bookmarkStart w:id="4" w:name="_Toc242136810"/>
       <w:r>
         <w:t>1.3 Стадии создания</w:t>
       </w:r>
@@ -3960,7 +3960,7 @@
       <w:pPr>
         <w:pStyle w:val="21"/>
       </w:pPr>
-      <w:bookmarkStart w:id="5" w:name="_Toc242105475"/>
+      <w:bookmarkStart w:id="5" w:name="_Toc242136811"/>
       <w:r>
         <w:t>1.4 Цели, назначение и области использования</w:t>
       </w:r>
@@ -3975,7 +3975,7 @@
       <w:pPr>
         <w:pStyle w:val="21"/>
       </w:pPr>
-      <w:bookmarkStart w:id="6" w:name="_Toc242105476"/>
+      <w:bookmarkStart w:id="6" w:name="_Toc242136812"/>
       <w:r>
         <w:t>1.5 Нормативно-технические документы</w:t>
       </w:r>
@@ -3990,7 +3990,7 @@
       <w:pPr>
         <w:pStyle w:val="21"/>
       </w:pPr>
-      <w:bookmarkStart w:id="7" w:name="_Toc242105477"/>
+      <w:bookmarkStart w:id="7" w:name="_Toc242136813"/>
       <w:r>
         <w:t>1.6 Очерёдность создания</w:t>
       </w:r>
@@ -4006,7 +4006,7 @@
         <w:pStyle w:val="1"/>
         <w:pageBreakBefore/>
       </w:pPr>
-      <w:bookmarkStart w:id="8" w:name="_Toc242105478"/>
+      <w:bookmarkStart w:id="8" w:name="_Toc242136814"/>
       <w:r>
         <w:lastRenderedPageBreak/>
         <w:t>2 Описание процесса деятельности</w:t>
@@ -4055,7 +4055,7 @@
         </w:rPr>
         <w:lastRenderedPageBreak/>
         <w:drawing>
-          <wp:inline distT="0" distB="0" distL="0" distR="0" wp14:anchorId="614770A7" wp14:editId="0CB994EE">
+          <wp:inline distT="0" distB="0" distL="0" distR="0" wp14:anchorId="33B5954E" wp14:editId="582DA1F5">
             <wp:extent cx="5760000" cy="2880000"/>
             <wp:effectExtent l="0" t="0" r="0" b="0"/>
             <wp:docPr id="1" name="Picture 1"/>
@@ -4105,7 +4105,7 @@
         <w:pStyle w:val="1"/>
         <w:pageBreakBefore/>
       </w:pPr>
-      <w:bookmarkStart w:id="9" w:name="_Toc242105479"/>
+      <w:bookmarkStart w:id="9" w:name="_Toc242136815"/>
       <w:r>
         <w:lastRenderedPageBreak/>
         <w:t>3 Основные технические решения</w:t>
@@ -4116,7 +4116,7 @@
       <w:pPr>
         <w:pStyle w:val="21"/>
       </w:pPr>
-      <w:bookmarkStart w:id="10" w:name="_Toc242105480"/>
+      <w:bookmarkStart w:id="10" w:name="_Toc242136816"/>
       <w:r>
         <w:t>3.1 Решения по структуре системы</w:t>
       </w:r>
@@ -4126,7 +4126,7 @@
       <w:pPr>
         <w:pStyle w:val="31"/>
       </w:pPr>
-      <w:bookmarkStart w:id="11" w:name="_Toc242105481"/>
+      <w:bookmarkStart w:id="11" w:name="_Toc242136817"/>
       <w:r>
         <w:t>3.1.1 Функциональная структура</w:t>
       </w:r>
@@ -4768,7 +4768,7 @@
         </w:rPr>
         <w:lastRenderedPageBreak/>
         <w:drawing>
-          <wp:inline distT="0" distB="0" distL="0" distR="0" wp14:anchorId="46933545" wp14:editId="186F647F">
+          <wp:inline distT="0" distB="0" distL="0" distR="0" wp14:anchorId="69AB1EED" wp14:editId="64CE4BA7">
             <wp:extent cx="5760000" cy="3272727"/>
             <wp:effectExtent l="0" t="0" r="0" b="0"/>
             <wp:docPr id="2" name="Picture 2"/>
@@ -4817,7 +4817,7 @@
       <w:pPr>
         <w:pStyle w:val="31"/>
       </w:pPr>
-      <w:bookmarkStart w:id="12" w:name="_Toc242105482"/>
+      <w:bookmarkStart w:id="12" w:name="_Toc242136818"/>
       <w:r>
         <w:t>3.1.2 Структура программно-технического комплекса</w:t>
       </w:r>
@@ -5357,7 +5357,7 @@
         </w:rPr>
         <w:lastRenderedPageBreak/>
         <w:drawing>
-          <wp:inline distT="0" distB="0" distL="0" distR="0" wp14:anchorId="046F1A1B" wp14:editId="3549399A">
+          <wp:inline distT="0" distB="0" distL="0" distR="0" wp14:anchorId="5939328A" wp14:editId="0254AF0E">
             <wp:extent cx="5940000" cy="4212000"/>
             <wp:effectExtent l="0" t="0" r="0" b="0"/>
             <wp:docPr id="3" name="Picture 3"/>
@@ -5441,7 +5441,7 @@
       <w:pPr>
         <w:pStyle w:val="21"/>
       </w:pPr>
-      <w:bookmarkStart w:id="13" w:name="_Toc242105483"/>
+      <w:bookmarkStart w:id="13" w:name="_Toc242136819"/>
       <w:r>
         <w:t>3.2 Решения по взаимосвязям со смежными системами</w:t>
       </w:r>
@@ -5522,7 +5522,7 @@
       <w:pPr>
         <w:pStyle w:val="21"/>
       </w:pPr>
-      <w:bookmarkStart w:id="14" w:name="_Toc242105484"/>
+      <w:bookmarkStart w:id="14" w:name="_Toc242136820"/>
       <w:r>
         <w:t>3.3 Решения по режимам функционирования</w:t>
       </w:r>
@@ -5552,7 +5552,7 @@
       <w:pPr>
         <w:pStyle w:val="21"/>
       </w:pPr>
-      <w:bookmarkStart w:id="15" w:name="_Toc242105485"/>
+      <w:bookmarkStart w:id="15" w:name="_Toc242136821"/>
       <w:r>
         <w:t>3.4 Решения по численности, квалификации и функциям персонала</w:t>
       </w:r>
@@ -5567,7 +5567,7 @@
       <w:pPr>
         <w:pStyle w:val="21"/>
       </w:pPr>
-      <w:bookmarkStart w:id="16" w:name="_Toc242105486"/>
+      <w:bookmarkStart w:id="16" w:name="_Toc242136822"/>
       <w:r>
         <w:t>3.5 Обеспечение потребительских характеристик</w:t>
       </w:r>
@@ -5641,7 +5641,7 @@
       <w:pPr>
         <w:pStyle w:val="21"/>
       </w:pPr>
-      <w:bookmarkStart w:id="17" w:name="_Toc242105487"/>
+      <w:bookmarkStart w:id="17" w:name="_Toc242136823"/>
       <w:r>
         <w:t>3.6 Решения по комплексу технических средств</w:t>
       </w:r>
@@ -5676,7 +5676,7 @@
       <w:pPr>
         <w:pStyle w:val="21"/>
       </w:pPr>
-      <w:bookmarkStart w:id="18" w:name="_Toc242105488"/>
+      <w:bookmarkStart w:id="18" w:name="_Toc242136824"/>
       <w:r>
         <w:t>3.7 Решения по информационному обеспечению</w:t>
       </w:r>
@@ -5691,7 +5691,7 @@
       <w:pPr>
         <w:pStyle w:val="21"/>
       </w:pPr>
-      <w:bookmarkStart w:id="19" w:name="_Toc242105489"/>
+      <w:bookmarkStart w:id="19" w:name="_Toc242136825"/>
       <w:r>
         <w:t>3.8 Решения по программному обеспечению</w:t>
       </w:r>
@@ -5726,7 +5726,7 @@
       <w:pPr>
         <w:pStyle w:val="21"/>
       </w:pPr>
-      <w:bookmarkStart w:id="20" w:name="_Toc242105490"/>
+      <w:bookmarkStart w:id="20" w:name="_Toc242136826"/>
       <w:r>
         <w:t>3.9 Решения по защите информации</w:t>
       </w:r>
@@ -5736,7 +5736,7 @@
       <w:pPr>
         <w:pStyle w:val="31"/>
       </w:pPr>
-      <w:bookmarkStart w:id="21" w:name="_Toc242105491"/>
+      <w:bookmarkStart w:id="21" w:name="_Toc242136827"/>
       <w:r>
         <w:t>3.9.1 Аутентификация и сессии</w:t>
       </w:r>
@@ -5810,7 +5810,7 @@
       <w:pPr>
         <w:pStyle w:val="31"/>
       </w:pPr>
-      <w:bookmarkStart w:id="22" w:name="_Toc242105492"/>
+      <w:bookmarkStart w:id="22" w:name="_Toc242136828"/>
       <w:r>
         <w:t>3.9.2 Разграничение доступа</w:t>
       </w:r>
@@ -5840,7 +5840,7 @@
       <w:pPr>
         <w:pStyle w:val="31"/>
       </w:pPr>
-      <w:bookmarkStart w:id="23" w:name="_Toc242105493"/>
+      <w:bookmarkStart w:id="23" w:name="_Toc242136829"/>
       <w:r>
         <w:t>3.9.3 Изоляция компаний</w:t>
       </w:r>
@@ -5868,7 +5868,7 @@
       <w:pPr>
         <w:pStyle w:val="31"/>
       </w:pPr>
-      <w:bookmarkStart w:id="24" w:name="_Toc242105494"/>
+      <w:bookmarkStart w:id="24" w:name="_Toc242136830"/>
       <w:r>
         <w:t>3.9.4 Защита файлов</w:t>
       </w:r>
@@ -5893,7 +5893,7 @@
       <w:pPr>
         <w:pStyle w:val="31"/>
       </w:pPr>
-      <w:bookmarkStart w:id="25" w:name="_Toc242105495"/>
+      <w:bookmarkStart w:id="25" w:name="_Toc242136831"/>
       <w:r>
         <w:lastRenderedPageBreak/>
         <w:t>3.9.5 Защита публичного API</w:t>
@@ -5909,7 +5909,7 @@
       <w:pPr>
         <w:pStyle w:val="31"/>
       </w:pPr>
-      <w:bookmarkStart w:id="26" w:name="_Toc242105496"/>
+      <w:bookmarkStart w:id="26" w:name="_Toc242136832"/>
       <w:r>
         <w:t>3.9.6 Журналирование</w:t>
       </w:r>
@@ -5934,7 +5934,7 @@
       <w:pPr>
         <w:pStyle w:val="31"/>
       </w:pPr>
-      <w:bookmarkStart w:id="27" w:name="_Toc242105497"/>
+      <w:bookmarkStart w:id="27" w:name="_Toc242136833"/>
       <w:r>
         <w:t>3.9.7 Защита передачи данных</w:t>
       </w:r>
@@ -5999,7 +5999,7 @@
       <w:pPr>
         <w:pStyle w:val="21"/>
       </w:pPr>
-      <w:bookmarkStart w:id="28" w:name="_Toc242105498"/>
+      <w:bookmarkStart w:id="28" w:name="_Toc242136834"/>
       <w:r>
         <w:t>3.10 Решения по обеспечению надёжности</w:t>
       </w:r>
@@ -6044,7 +6044,7 @@
       <w:pPr>
         <w:pStyle w:val="21"/>
       </w:pPr>
-      <w:bookmarkStart w:id="29" w:name="_Toc242105499"/>
+      <w:bookmarkStart w:id="29" w:name="_Toc242136835"/>
       <w:r>
         <w:lastRenderedPageBreak/>
         <w:t>3.11 Решения по многоязычности</w:t>
@@ -6091,7 +6091,7 @@
         <w:pStyle w:val="1"/>
         <w:pageBreakBefore/>
       </w:pPr>
-      <w:bookmarkStart w:id="30" w:name="_Toc242105500"/>
+      <w:bookmarkStart w:id="30" w:name="_Toc242136836"/>
       <w:r>
         <w:lastRenderedPageBreak/>
         <w:t>4 Мероприятия по подготовке объекта автоматизации к вводу системы в действие</w:t>
@@ -6165,7 +6165,7 @@
         <w:ind w:firstLine="0"/>
         <w:jc w:val="center"/>
       </w:pPr>
-      <w:bookmarkStart w:id="31" w:name="_Toc242105501"/>
+      <w:bookmarkStart w:id="31" w:name="_Toc242136837"/>
       <w:r>
         <w:lastRenderedPageBreak/>
         <w:t>ЛИСТ РЕГИСТРАЦИИ ИЗМЕНЕНИЙ</w:t>
@@ -8227,31 +8227,31 @@
       </w:rPr>
     </w:lvl>
   </w:abstractNum>
-  <w:num w:numId="1" w16cid:durableId="1145466754">
+  <w:num w:numId="1" w16cid:durableId="209809801">
     <w:abstractNumId w:val="8"/>
   </w:num>
-  <w:num w:numId="2" w16cid:durableId="2119908776">
+  <w:num w:numId="2" w16cid:durableId="1453860051">
     <w:abstractNumId w:val="6"/>
   </w:num>
-  <w:num w:numId="3" w16cid:durableId="993996103">
+  <w:num w:numId="3" w16cid:durableId="322857216">
     <w:abstractNumId w:val="5"/>
   </w:num>
-  <w:num w:numId="4" w16cid:durableId="73094887">
+  <w:num w:numId="4" w16cid:durableId="1473795091">
     <w:abstractNumId w:val="4"/>
   </w:num>
-  <w:num w:numId="5" w16cid:durableId="298271764">
+  <w:num w:numId="5" w16cid:durableId="315455146">
     <w:abstractNumId w:val="7"/>
   </w:num>
-  <w:num w:numId="6" w16cid:durableId="1215657027">
+  <w:num w:numId="6" w16cid:durableId="1940210115">
     <w:abstractNumId w:val="3"/>
   </w:num>
-  <w:num w:numId="7" w16cid:durableId="1189955211">
+  <w:num w:numId="7" w16cid:durableId="434330564">
     <w:abstractNumId w:val="2"/>
   </w:num>
-  <w:num w:numId="8" w16cid:durableId="1030303165">
+  <w:num w:numId="8" w16cid:durableId="1052080263">
     <w:abstractNumId w:val="1"/>
   </w:num>
-  <w:num w:numId="9" w16cid:durableId="519703495">
+  <w:num w:numId="9" w16cid:durableId="2137137637">
     <w:abstractNumId w:val="0"/>
   </w:num>
 </w:numbering>
@@ -19784,7 +19784,7 @@
     <w:autoRedefine/>
     <w:uiPriority w:val="39"/>
     <w:unhideWhenUsed/>
-    <w:rsid w:val="001775A4"/>
+    <w:rsid w:val="008A3697"/>
     <w:pPr>
       <w:spacing w:after="100"/>
     </w:pPr>
@@ -19796,7 +19796,7 @@
     <w:autoRedefine/>
     <w:uiPriority w:val="39"/>
     <w:unhideWhenUsed/>
-    <w:rsid w:val="001775A4"/>
+    <w:rsid w:val="008A3697"/>
     <w:pPr>
       <w:spacing w:after="100"/>
       <w:ind w:left="240"/>
@@ -19809,7 +19809,7 @@
     <w:autoRedefine/>
     <w:uiPriority w:val="39"/>
     <w:unhideWhenUsed/>
-    <w:rsid w:val="001775A4"/>
+    <w:rsid w:val="008A3697"/>
     <w:pPr>
       <w:spacing w:after="100"/>
       <w:ind w:left="480"/>
@@ -19820,7 +19820,7 @@
     <w:basedOn w:val="a2"/>
     <w:uiPriority w:val="99"/>
     <w:unhideWhenUsed/>
-    <w:rsid w:val="001775A4"/>
+    <w:rsid w:val="008A3697"/>
     <w:rPr>
       <w:color w:val="0000FF" w:themeColor="hyperlink"/>
       <w:u w:val="single"/>

--- a/docs/gost/out/02_П2_Пояснительная_записка.docx
+++ b/docs/gost/out/02_П2_Пояснительная_записка.docx
@@ -306,7 +306,7 @@
       <w:r>
         <w:fldChar w:fldCharType="separate"/>
       </w:r>
-      <w:hyperlink w:anchor="_Toc242136806" w:history="1">
+      <w:hyperlink w:anchor="_Toc242174976" w:history="1">
         <w:r>
           <w:rPr>
             <w:rStyle w:val="aff8"/>
@@ -333,7 +333,7 @@
             <w:noProof/>
             <w:webHidden/>
           </w:rPr>
-          <w:instrText xml:space="preserve"> PAGEREF _Toc242136806 \h </w:instrText>
+          <w:instrText xml:space="preserve"> PAGEREF _Toc242174976 \h </w:instrText>
         </w:r>
         <w:r>
           <w:rPr>
@@ -379,7 +379,7 @@
           <w14:ligatures w14:val="standardContextual"/>
         </w:rPr>
       </w:pPr>
-      <w:hyperlink w:anchor="_Toc242136807" w:history="1">
+      <w:hyperlink w:anchor="_Toc242174977" w:history="1">
         <w:r>
           <w:rPr>
             <w:rStyle w:val="aff8"/>
@@ -406,7 +406,7 @@
             <w:noProof/>
             <w:webHidden/>
           </w:rPr>
-          <w:instrText xml:space="preserve"> PAGEREF _Toc242136807 \h </w:instrText>
+          <w:instrText xml:space="preserve"> PAGEREF _Toc242174977 \h </w:instrText>
         </w:r>
         <w:r>
           <w:rPr>
@@ -452,7 +452,7 @@
           <w14:ligatures w14:val="standardContextual"/>
         </w:rPr>
       </w:pPr>
-      <w:hyperlink w:anchor="_Toc242136808" w:history="1">
+      <w:hyperlink w:anchor="_Toc242174978" w:history="1">
         <w:r>
           <w:rPr>
             <w:rStyle w:val="aff8"/>
@@ -479,7 +479,7 @@
             <w:noProof/>
             <w:webHidden/>
           </w:rPr>
-          <w:instrText xml:space="preserve"> PAGEREF _Toc242136808 \h </w:instrText>
+          <w:instrText xml:space="preserve"> PAGEREF _Toc242174978 \h </w:instrText>
         </w:r>
         <w:r>
           <w:rPr>
@@ -525,7 +525,7 @@
           <w14:ligatures w14:val="standardContextual"/>
         </w:rPr>
       </w:pPr>
-      <w:hyperlink w:anchor="_Toc242136809" w:history="1">
+      <w:hyperlink w:anchor="_Toc242174979" w:history="1">
         <w:r>
           <w:rPr>
             <w:rStyle w:val="aff8"/>
@@ -552,7 +552,7 @@
             <w:noProof/>
             <w:webHidden/>
           </w:rPr>
-          <w:instrText xml:space="preserve"> PAGEREF _Toc242136809 \h </w:instrText>
+          <w:instrText xml:space="preserve"> PAGEREF _Toc242174979 \h </w:instrText>
         </w:r>
         <w:r>
           <w:rPr>
@@ -598,7 +598,7 @@
           <w14:ligatures w14:val="standardContextual"/>
         </w:rPr>
       </w:pPr>
-      <w:hyperlink w:anchor="_Toc242136810" w:history="1">
+      <w:hyperlink w:anchor="_Toc242174980" w:history="1">
         <w:r>
           <w:rPr>
             <w:rStyle w:val="aff8"/>
@@ -625,7 +625,7 @@
             <w:noProof/>
             <w:webHidden/>
           </w:rPr>
-          <w:instrText xml:space="preserve"> PAGEREF _Toc242136810 \h </w:instrText>
+          <w:instrText xml:space="preserve"> PAGEREF _Toc242174980 \h </w:instrText>
         </w:r>
         <w:r>
           <w:rPr>
@@ -671,7 +671,7 @@
           <w14:ligatures w14:val="standardContextual"/>
         </w:rPr>
       </w:pPr>
-      <w:hyperlink w:anchor="_Toc242136811" w:history="1">
+      <w:hyperlink w:anchor="_Toc242174981" w:history="1">
         <w:r>
           <w:rPr>
             <w:rStyle w:val="aff8"/>
@@ -698,7 +698,7 @@
             <w:noProof/>
             <w:webHidden/>
           </w:rPr>
-          <w:instrText xml:space="preserve"> PAGEREF _Toc242136811 \h </w:instrText>
+          <w:instrText xml:space="preserve"> PAGEREF _Toc242174981 \h </w:instrText>
         </w:r>
         <w:r>
           <w:rPr>
@@ -744,7 +744,7 @@
           <w14:ligatures w14:val="standardContextual"/>
         </w:rPr>
       </w:pPr>
-      <w:hyperlink w:anchor="_Toc242136812" w:history="1">
+      <w:hyperlink w:anchor="_Toc242174982" w:history="1">
         <w:r>
           <w:rPr>
             <w:rStyle w:val="aff8"/>
@@ -771,7 +771,7 @@
             <w:noProof/>
             <w:webHidden/>
           </w:rPr>
-          <w:instrText xml:space="preserve"> PAGEREF _Toc242136812 \h </w:instrText>
+          <w:instrText xml:space="preserve"> PAGEREF _Toc242174982 \h </w:instrText>
         </w:r>
         <w:r>
           <w:rPr>
@@ -817,7 +817,7 @@
           <w14:ligatures w14:val="standardContextual"/>
         </w:rPr>
       </w:pPr>
-      <w:hyperlink w:anchor="_Toc242136813" w:history="1">
+      <w:hyperlink w:anchor="_Toc242174983" w:history="1">
         <w:r>
           <w:rPr>
             <w:rStyle w:val="aff8"/>
@@ -844,7 +844,7 @@
             <w:noProof/>
             <w:webHidden/>
           </w:rPr>
-          <w:instrText xml:space="preserve"> PAGEREF _Toc242136813 \h </w:instrText>
+          <w:instrText xml:space="preserve"> PAGEREF _Toc242174983 \h </w:instrText>
         </w:r>
         <w:r>
           <w:rPr>
@@ -890,7 +890,7 @@
           <w14:ligatures w14:val="standardContextual"/>
         </w:rPr>
       </w:pPr>
-      <w:hyperlink w:anchor="_Toc242136814" w:history="1">
+      <w:hyperlink w:anchor="_Toc242174984" w:history="1">
         <w:r>
           <w:rPr>
             <w:rStyle w:val="aff8"/>
@@ -917,7 +917,7 @@
             <w:noProof/>
             <w:webHidden/>
           </w:rPr>
-          <w:instrText xml:space="preserve"> PAGEREF _Toc242136814 \h </w:instrText>
+          <w:instrText xml:space="preserve"> PAGEREF _Toc242174984 \h </w:instrText>
         </w:r>
         <w:r>
           <w:rPr>
@@ -963,7 +963,7 @@
           <w14:ligatures w14:val="standardContextual"/>
         </w:rPr>
       </w:pPr>
-      <w:hyperlink w:anchor="_Toc242136815" w:history="1">
+      <w:hyperlink w:anchor="_Toc242174985" w:history="1">
         <w:r>
           <w:rPr>
             <w:rStyle w:val="aff8"/>
@@ -990,7 +990,7 @@
             <w:noProof/>
             <w:webHidden/>
           </w:rPr>
-          <w:instrText xml:space="preserve"> PAGEREF _Toc242136815 \h </w:instrText>
+          <w:instrText xml:space="preserve"> PAGEREF _Toc242174985 \h </w:instrText>
         </w:r>
         <w:r>
           <w:rPr>
@@ -1036,7 +1036,7 @@
           <w14:ligatures w14:val="standardContextual"/>
         </w:rPr>
       </w:pPr>
-      <w:hyperlink w:anchor="_Toc242136816" w:history="1">
+      <w:hyperlink w:anchor="_Toc242174986" w:history="1">
         <w:r>
           <w:rPr>
             <w:rStyle w:val="aff8"/>
@@ -1063,7 +1063,7 @@
             <w:noProof/>
             <w:webHidden/>
           </w:rPr>
-          <w:instrText xml:space="preserve"> PAGEREF _Toc242136816 \h </w:instrText>
+          <w:instrText xml:space="preserve"> PAGEREF _Toc242174986 \h </w:instrText>
         </w:r>
         <w:r>
           <w:rPr>
@@ -1109,7 +1109,7 @@
           <w14:ligatures w14:val="standardContextual"/>
         </w:rPr>
       </w:pPr>
-      <w:hyperlink w:anchor="_Toc242136817" w:history="1">
+      <w:hyperlink w:anchor="_Toc242174987" w:history="1">
         <w:r>
           <w:rPr>
             <w:rStyle w:val="aff8"/>
@@ -1136,7 +1136,7 @@
             <w:noProof/>
             <w:webHidden/>
           </w:rPr>
-          <w:instrText xml:space="preserve"> PAGEREF _Toc242136817 \h </w:instrText>
+          <w:instrText xml:space="preserve"> PAGEREF _Toc242174987 \h </w:instrText>
         </w:r>
         <w:r>
           <w:rPr>
@@ -1182,7 +1182,7 @@
           <w14:ligatures w14:val="standardContextual"/>
         </w:rPr>
       </w:pPr>
-      <w:hyperlink w:anchor="_Toc242136818" w:history="1">
+      <w:hyperlink w:anchor="_Toc242174988" w:history="1">
         <w:r>
           <w:rPr>
             <w:rStyle w:val="aff8"/>
@@ -1209,7 +1209,7 @@
             <w:noProof/>
             <w:webHidden/>
           </w:rPr>
-          <w:instrText xml:space="preserve"> PAGEREF _Toc242136818 \h </w:instrText>
+          <w:instrText xml:space="preserve"> PAGEREF _Toc242174988 \h </w:instrText>
         </w:r>
         <w:r>
           <w:rPr>
@@ -1255,7 +1255,7 @@
           <w14:ligatures w14:val="standardContextual"/>
         </w:rPr>
       </w:pPr>
-      <w:hyperlink w:anchor="_Toc242136819" w:history="1">
+      <w:hyperlink w:anchor="_Toc242174989" w:history="1">
         <w:r>
           <w:rPr>
             <w:rStyle w:val="aff8"/>
@@ -1282,7 +1282,7 @@
             <w:noProof/>
             <w:webHidden/>
           </w:rPr>
-          <w:instrText xml:space="preserve"> PAGEREF _Toc242136819 \h </w:instrText>
+          <w:instrText xml:space="preserve"> PAGEREF _Toc242174989 \h </w:instrText>
         </w:r>
         <w:r>
           <w:rPr>
@@ -1328,7 +1328,7 @@
           <w14:ligatures w14:val="standardContextual"/>
         </w:rPr>
       </w:pPr>
-      <w:hyperlink w:anchor="_Toc242136820" w:history="1">
+      <w:hyperlink w:anchor="_Toc242174990" w:history="1">
         <w:r>
           <w:rPr>
             <w:rStyle w:val="aff8"/>
@@ -1355,7 +1355,7 @@
             <w:noProof/>
             <w:webHidden/>
           </w:rPr>
-          <w:instrText xml:space="preserve"> PAGEREF _Toc242136820 \h </w:instrText>
+          <w:instrText xml:space="preserve"> PAGEREF _Toc242174990 \h </w:instrText>
         </w:r>
         <w:r>
           <w:rPr>
@@ -1401,7 +1401,7 @@
           <w14:ligatures w14:val="standardContextual"/>
         </w:rPr>
       </w:pPr>
-      <w:hyperlink w:anchor="_Toc242136821" w:history="1">
+      <w:hyperlink w:anchor="_Toc242174991" w:history="1">
         <w:r>
           <w:rPr>
             <w:rStyle w:val="aff8"/>
@@ -1428,7 +1428,7 @@
             <w:noProof/>
             <w:webHidden/>
           </w:rPr>
-          <w:instrText xml:space="preserve"> PAGEREF _Toc242136821 \h </w:instrText>
+          <w:instrText xml:space="preserve"> PAGEREF _Toc242174991 \h </w:instrText>
         </w:r>
         <w:r>
           <w:rPr>
@@ -1474,7 +1474,7 @@
           <w14:ligatures w14:val="standardContextual"/>
         </w:rPr>
       </w:pPr>
-      <w:hyperlink w:anchor="_Toc242136822" w:history="1">
+      <w:hyperlink w:anchor="_Toc242174992" w:history="1">
         <w:r>
           <w:rPr>
             <w:rStyle w:val="aff8"/>
@@ -1501,7 +1501,7 @@
             <w:noProof/>
             <w:webHidden/>
           </w:rPr>
-          <w:instrText xml:space="preserve"> PAGEREF _Toc242136822 \h </w:instrText>
+          <w:instrText xml:space="preserve"> PAGEREF _Toc242174992 \h </w:instrText>
         </w:r>
         <w:r>
           <w:rPr>
@@ -1547,7 +1547,7 @@
           <w14:ligatures w14:val="standardContextual"/>
         </w:rPr>
       </w:pPr>
-      <w:hyperlink w:anchor="_Toc242136823" w:history="1">
+      <w:hyperlink w:anchor="_Toc242174993" w:history="1">
         <w:r>
           <w:rPr>
             <w:rStyle w:val="aff8"/>
@@ -1574,7 +1574,7 @@
             <w:noProof/>
             <w:webHidden/>
           </w:rPr>
-          <w:instrText xml:space="preserve"> PAGEREF _Toc242136823 \h </w:instrText>
+          <w:instrText xml:space="preserve"> PAGEREF _Toc242174993 \h </w:instrText>
         </w:r>
         <w:r>
           <w:rPr>
@@ -1620,7 +1620,7 @@
           <w14:ligatures w14:val="standardContextual"/>
         </w:rPr>
       </w:pPr>
-      <w:hyperlink w:anchor="_Toc242136824" w:history="1">
+      <w:hyperlink w:anchor="_Toc242174994" w:history="1">
         <w:r>
           <w:rPr>
             <w:rStyle w:val="aff8"/>
@@ -1647,7 +1647,7 @@
             <w:noProof/>
             <w:webHidden/>
           </w:rPr>
-          <w:instrText xml:space="preserve"> PAGEREF _Toc242136824 \h </w:instrText>
+          <w:instrText xml:space="preserve"> PAGEREF _Toc242174994 \h </w:instrText>
         </w:r>
         <w:r>
           <w:rPr>
@@ -1693,7 +1693,7 @@
           <w14:ligatures w14:val="standardContextual"/>
         </w:rPr>
       </w:pPr>
-      <w:hyperlink w:anchor="_Toc242136825" w:history="1">
+      <w:hyperlink w:anchor="_Toc242174995" w:history="1">
         <w:r>
           <w:rPr>
             <w:rStyle w:val="aff8"/>
@@ -1720,7 +1720,7 @@
             <w:noProof/>
             <w:webHidden/>
           </w:rPr>
-          <w:instrText xml:space="preserve"> PAGEREF _Toc242136825 \h </w:instrText>
+          <w:instrText xml:space="preserve"> PAGEREF _Toc242174995 \h </w:instrText>
         </w:r>
         <w:r>
           <w:rPr>
@@ -1766,7 +1766,7 @@
           <w14:ligatures w14:val="standardContextual"/>
         </w:rPr>
       </w:pPr>
-      <w:hyperlink w:anchor="_Toc242136826" w:history="1">
+      <w:hyperlink w:anchor="_Toc242174996" w:history="1">
         <w:r>
           <w:rPr>
             <w:rStyle w:val="aff8"/>
@@ -1793,7 +1793,7 @@
             <w:noProof/>
             <w:webHidden/>
           </w:rPr>
-          <w:instrText xml:space="preserve"> PAGEREF _Toc242136826 \h </w:instrText>
+          <w:instrText xml:space="preserve"> PAGEREF _Toc242174996 \h </w:instrText>
         </w:r>
         <w:r>
           <w:rPr>
@@ -1839,7 +1839,7 @@
           <w14:ligatures w14:val="standardContextual"/>
         </w:rPr>
       </w:pPr>
-      <w:hyperlink w:anchor="_Toc242136827" w:history="1">
+      <w:hyperlink w:anchor="_Toc242174997" w:history="1">
         <w:r>
           <w:rPr>
             <w:rStyle w:val="aff8"/>
@@ -1866,7 +1866,7 @@
             <w:noProof/>
             <w:webHidden/>
           </w:rPr>
-          <w:instrText xml:space="preserve"> PAGEREF _Toc242136827 \h </w:instrText>
+          <w:instrText xml:space="preserve"> PAGEREF _Toc242174997 \h </w:instrText>
         </w:r>
         <w:r>
           <w:rPr>
@@ -1912,7 +1912,7 @@
           <w14:ligatures w14:val="standardContextual"/>
         </w:rPr>
       </w:pPr>
-      <w:hyperlink w:anchor="_Toc242136828" w:history="1">
+      <w:hyperlink w:anchor="_Toc242174998" w:history="1">
         <w:r>
           <w:rPr>
             <w:rStyle w:val="aff8"/>
@@ -1939,7 +1939,7 @@
             <w:noProof/>
             <w:webHidden/>
           </w:rPr>
-          <w:instrText xml:space="preserve"> PAGEREF _Toc242136828 \h </w:instrText>
+          <w:instrText xml:space="preserve"> PAGEREF _Toc242174998 \h </w:instrText>
         </w:r>
         <w:r>
           <w:rPr>
@@ -1985,7 +1985,7 @@
           <w14:ligatures w14:val="standardContextual"/>
         </w:rPr>
       </w:pPr>
-      <w:hyperlink w:anchor="_Toc242136829" w:history="1">
+      <w:hyperlink w:anchor="_Toc242174999" w:history="1">
         <w:r>
           <w:rPr>
             <w:rStyle w:val="aff8"/>
@@ -2012,7 +2012,7 @@
             <w:noProof/>
             <w:webHidden/>
           </w:rPr>
-          <w:instrText xml:space="preserve"> PAGEREF _Toc242136829 \h </w:instrText>
+          <w:instrText xml:space="preserve"> PAGEREF _Toc242174999 \h </w:instrText>
         </w:r>
         <w:r>
           <w:rPr>
@@ -2058,7 +2058,7 @@
           <w14:ligatures w14:val="standardContextual"/>
         </w:rPr>
       </w:pPr>
-      <w:hyperlink w:anchor="_Toc242136830" w:history="1">
+      <w:hyperlink w:anchor="_Toc242175000" w:history="1">
         <w:r>
           <w:rPr>
             <w:rStyle w:val="aff8"/>
@@ -2085,7 +2085,7 @@
             <w:noProof/>
             <w:webHidden/>
           </w:rPr>
-          <w:instrText xml:space="preserve"> PAGEREF _Toc242136830 \h </w:instrText>
+          <w:instrText xml:space="preserve"> PAGEREF _Toc242175000 \h </w:instrText>
         </w:r>
         <w:r>
           <w:rPr>
@@ -2131,7 +2131,7 @@
           <w14:ligatures w14:val="standardContextual"/>
         </w:rPr>
       </w:pPr>
-      <w:hyperlink w:anchor="_Toc242136831" w:history="1">
+      <w:hyperlink w:anchor="_Toc242175001" w:history="1">
         <w:r>
           <w:rPr>
             <w:rStyle w:val="aff8"/>
@@ -2158,7 +2158,7 @@
             <w:noProof/>
             <w:webHidden/>
           </w:rPr>
-          <w:instrText xml:space="preserve"> PAGEREF _Toc242136831 \h </w:instrText>
+          <w:instrText xml:space="preserve"> PAGEREF _Toc242175001 \h </w:instrText>
         </w:r>
         <w:r>
           <w:rPr>
@@ -2204,7 +2204,7 @@
           <w14:ligatures w14:val="standardContextual"/>
         </w:rPr>
       </w:pPr>
-      <w:hyperlink w:anchor="_Toc242136832" w:history="1">
+      <w:hyperlink w:anchor="_Toc242175002" w:history="1">
         <w:r>
           <w:rPr>
             <w:rStyle w:val="aff8"/>
@@ -2231,7 +2231,7 @@
             <w:noProof/>
             <w:webHidden/>
           </w:rPr>
-          <w:instrText xml:space="preserve"> PAGEREF _Toc242136832 \h </w:instrText>
+          <w:instrText xml:space="preserve"> PAGEREF _Toc242175002 \h </w:instrText>
         </w:r>
         <w:r>
           <w:rPr>
@@ -2277,7 +2277,7 @@
           <w14:ligatures w14:val="standardContextual"/>
         </w:rPr>
       </w:pPr>
-      <w:hyperlink w:anchor="_Toc242136833" w:history="1">
+      <w:hyperlink w:anchor="_Toc242175003" w:history="1">
         <w:r>
           <w:rPr>
             <w:rStyle w:val="aff8"/>
@@ -2304,7 +2304,7 @@
             <w:noProof/>
             <w:webHidden/>
           </w:rPr>
-          <w:instrText xml:space="preserve"> PAGEREF _Toc242136833 \h </w:instrText>
+          <w:instrText xml:space="preserve"> PAGEREF _Toc242175003 \h </w:instrText>
         </w:r>
         <w:r>
           <w:rPr>
@@ -2350,7 +2350,7 @@
           <w14:ligatures w14:val="standardContextual"/>
         </w:rPr>
       </w:pPr>
-      <w:hyperlink w:anchor="_Toc242136834" w:history="1">
+      <w:hyperlink w:anchor="_Toc242175004" w:history="1">
         <w:r>
           <w:rPr>
             <w:rStyle w:val="aff8"/>
@@ -2377,7 +2377,7 @@
             <w:noProof/>
             <w:webHidden/>
           </w:rPr>
-          <w:instrText xml:space="preserve"> PAGEREF _Toc242136834 \h </w:instrText>
+          <w:instrText xml:space="preserve"> PAGEREF _Toc242175004 \h </w:instrText>
         </w:r>
         <w:r>
           <w:rPr>
@@ -2423,7 +2423,7 @@
           <w14:ligatures w14:val="standardContextual"/>
         </w:rPr>
       </w:pPr>
-      <w:hyperlink w:anchor="_Toc242136835" w:history="1">
+      <w:hyperlink w:anchor="_Toc242175005" w:history="1">
         <w:r>
           <w:rPr>
             <w:rStyle w:val="aff8"/>
@@ -2450,7 +2450,7 @@
             <w:noProof/>
             <w:webHidden/>
           </w:rPr>
-          <w:instrText xml:space="preserve"> PAGEREF _Toc242136835 \h </w:instrText>
+          <w:instrText xml:space="preserve"> PAGEREF _Toc242175005 \h </w:instrText>
         </w:r>
         <w:r>
           <w:rPr>
@@ -2496,7 +2496,7 @@
           <w14:ligatures w14:val="standardContextual"/>
         </w:rPr>
       </w:pPr>
-      <w:hyperlink w:anchor="_Toc242136836" w:history="1">
+      <w:hyperlink w:anchor="_Toc242175006" w:history="1">
         <w:r>
           <w:rPr>
             <w:rStyle w:val="aff8"/>
@@ -2523,7 +2523,7 @@
             <w:noProof/>
             <w:webHidden/>
           </w:rPr>
-          <w:instrText xml:space="preserve"> PAGEREF _Toc242136836 \h </w:instrText>
+          <w:instrText xml:space="preserve"> PAGEREF _Toc242175006 \h </w:instrText>
         </w:r>
         <w:r>
           <w:rPr>
@@ -2569,7 +2569,7 @@
           <w14:ligatures w14:val="standardContextual"/>
         </w:rPr>
       </w:pPr>
-      <w:hyperlink w:anchor="_Toc242136837" w:history="1">
+      <w:hyperlink w:anchor="_Toc242175007" w:history="1">
         <w:r>
           <w:rPr>
             <w:rStyle w:val="aff8"/>
@@ -2596,7 +2596,7 @@
             <w:noProof/>
             <w:webHidden/>
           </w:rPr>
-          <w:instrText xml:space="preserve"> PAGEREF _Toc242136837 \h </w:instrText>
+          <w:instrText xml:space="preserve"> PAGEREF _Toc242175007 \h </w:instrText>
         </w:r>
         <w:r>
           <w:rPr>
@@ -2642,7 +2642,7 @@
         <w:ind w:firstLine="0"/>
         <w:jc w:val="center"/>
       </w:pPr>
-      <w:bookmarkStart w:id="0" w:name="_Toc242136806"/>
+      <w:bookmarkStart w:id="0" w:name="_Toc242174976"/>
       <w:r>
         <w:lastRenderedPageBreak/>
         <w:t>ПЕРЕЧЕНЬ ТЕРМИНОВ И СОКРАЩЕНИЙ</w:t>
@@ -3904,7 +3904,7 @@
         <w:pStyle w:val="1"/>
         <w:pageBreakBefore/>
       </w:pPr>
-      <w:bookmarkStart w:id="1" w:name="_Toc242136807"/>
+      <w:bookmarkStart w:id="1" w:name="_Toc242174977"/>
       <w:r>
         <w:lastRenderedPageBreak/>
         <w:t>1 Общие положения</w:t>
@@ -3915,7 +3915,7 @@
       <w:pPr>
         <w:pStyle w:val="21"/>
       </w:pPr>
-      <w:bookmarkStart w:id="2" w:name="_Toc242136808"/>
+      <w:bookmarkStart w:id="2" w:name="_Toc242174978"/>
       <w:r>
         <w:t>1.1 Наименование системы и документы-основания</w:t>
       </w:r>
@@ -3930,7 +3930,7 @@
       <w:pPr>
         <w:pStyle w:val="21"/>
       </w:pPr>
-      <w:bookmarkStart w:id="3" w:name="_Toc242136809"/>
+      <w:bookmarkStart w:id="3" w:name="_Toc242174979"/>
       <w:r>
         <w:t>1.2 Организации-участники</w:t>
       </w:r>
@@ -3945,7 +3945,7 @@
       <w:pPr>
         <w:pStyle w:val="21"/>
       </w:pPr>
-      <w:bookmarkStart w:id="4" w:name="_Toc242136810"/>
+      <w:bookmarkStart w:id="4" w:name="_Toc242174980"/>
       <w:r>
         <w:t>1.3 Стадии создания</w:t>
       </w:r>
@@ -3960,7 +3960,7 @@
       <w:pPr>
         <w:pStyle w:val="21"/>
       </w:pPr>
-      <w:bookmarkStart w:id="5" w:name="_Toc242136811"/>
+      <w:bookmarkStart w:id="5" w:name="_Toc242174981"/>
       <w:r>
         <w:t>1.4 Цели, назначение и области использования</w:t>
       </w:r>
@@ -3975,7 +3975,7 @@
       <w:pPr>
         <w:pStyle w:val="21"/>
       </w:pPr>
-      <w:bookmarkStart w:id="6" w:name="_Toc242136812"/>
+      <w:bookmarkStart w:id="6" w:name="_Toc242174982"/>
       <w:r>
         <w:t>1.5 Нормативно-технические документы</w:t>
       </w:r>
@@ -3990,7 +3990,7 @@
       <w:pPr>
         <w:pStyle w:val="21"/>
       </w:pPr>
-      <w:bookmarkStart w:id="7" w:name="_Toc242136813"/>
+      <w:bookmarkStart w:id="7" w:name="_Toc242174983"/>
       <w:r>
         <w:t>1.6 Очерёдность создания</w:t>
       </w:r>
@@ -4006,7 +4006,7 @@
         <w:pStyle w:val="1"/>
         <w:pageBreakBefore/>
       </w:pPr>
-      <w:bookmarkStart w:id="8" w:name="_Toc242136814"/>
+      <w:bookmarkStart w:id="8" w:name="_Toc242174984"/>
       <w:r>
         <w:lastRenderedPageBreak/>
         <w:t>2 Описание процесса деятельности</w:t>
@@ -4055,7 +4055,7 @@
         </w:rPr>
         <w:lastRenderedPageBreak/>
         <w:drawing>
-          <wp:inline distT="0" distB="0" distL="0" distR="0" wp14:anchorId="33B5954E" wp14:editId="582DA1F5">
+          <wp:inline distT="0" distB="0" distL="0" distR="0" wp14:anchorId="157CA89D" wp14:editId="6A5D5371">
             <wp:extent cx="5760000" cy="2880000"/>
             <wp:effectExtent l="0" t="0" r="0" b="0"/>
             <wp:docPr id="1" name="Picture 1"/>
@@ -4105,7 +4105,7 @@
         <w:pStyle w:val="1"/>
         <w:pageBreakBefore/>
       </w:pPr>
-      <w:bookmarkStart w:id="9" w:name="_Toc242136815"/>
+      <w:bookmarkStart w:id="9" w:name="_Toc242174985"/>
       <w:r>
         <w:lastRenderedPageBreak/>
         <w:t>3 Основные технические решения</w:t>
@@ -4116,7 +4116,7 @@
       <w:pPr>
         <w:pStyle w:val="21"/>
       </w:pPr>
-      <w:bookmarkStart w:id="10" w:name="_Toc242136816"/>
+      <w:bookmarkStart w:id="10" w:name="_Toc242174986"/>
       <w:r>
         <w:t>3.1 Решения по структуре системы</w:t>
       </w:r>
@@ -4126,7 +4126,7 @@
       <w:pPr>
         <w:pStyle w:val="31"/>
       </w:pPr>
-      <w:bookmarkStart w:id="11" w:name="_Toc242136817"/>
+      <w:bookmarkStart w:id="11" w:name="_Toc242174987"/>
       <w:r>
         <w:t>3.1.1 Функциональная структура</w:t>
       </w:r>
@@ -4768,7 +4768,7 @@
         </w:rPr>
         <w:lastRenderedPageBreak/>
         <w:drawing>
-          <wp:inline distT="0" distB="0" distL="0" distR="0" wp14:anchorId="69AB1EED" wp14:editId="64CE4BA7">
+          <wp:inline distT="0" distB="0" distL="0" distR="0" wp14:anchorId="19571009" wp14:editId="3C0EF805">
             <wp:extent cx="5760000" cy="3272727"/>
             <wp:effectExtent l="0" t="0" r="0" b="0"/>
             <wp:docPr id="2" name="Picture 2"/>
@@ -4817,7 +4817,7 @@
       <w:pPr>
         <w:pStyle w:val="31"/>
       </w:pPr>
-      <w:bookmarkStart w:id="12" w:name="_Toc242136818"/>
+      <w:bookmarkStart w:id="12" w:name="_Toc242174988"/>
       <w:r>
         <w:t>3.1.2 Структура программно-технического комплекса</w:t>
       </w:r>
@@ -5357,7 +5357,7 @@
         </w:rPr>
         <w:lastRenderedPageBreak/>
         <w:drawing>
-          <wp:inline distT="0" distB="0" distL="0" distR="0" wp14:anchorId="5939328A" wp14:editId="0254AF0E">
+          <wp:inline distT="0" distB="0" distL="0" distR="0" wp14:anchorId="254DADFC" wp14:editId="3018720B">
             <wp:extent cx="5940000" cy="4212000"/>
             <wp:effectExtent l="0" t="0" r="0" b="0"/>
             <wp:docPr id="3" name="Picture 3"/>
@@ -5441,7 +5441,7 @@
       <w:pPr>
         <w:pStyle w:val="21"/>
       </w:pPr>
-      <w:bookmarkStart w:id="13" w:name="_Toc242136819"/>
+      <w:bookmarkStart w:id="13" w:name="_Toc242174989"/>
       <w:r>
         <w:t>3.2 Решения по взаимосвязям со смежными системами</w:t>
       </w:r>
@@ -5522,7 +5522,7 @@
       <w:pPr>
         <w:pStyle w:val="21"/>
       </w:pPr>
-      <w:bookmarkStart w:id="14" w:name="_Toc242136820"/>
+      <w:bookmarkStart w:id="14" w:name="_Toc242174990"/>
       <w:r>
         <w:t>3.3 Решения по режимам функционирования</w:t>
       </w:r>
@@ -5552,7 +5552,7 @@
       <w:pPr>
         <w:pStyle w:val="21"/>
       </w:pPr>
-      <w:bookmarkStart w:id="15" w:name="_Toc242136821"/>
+      <w:bookmarkStart w:id="15" w:name="_Toc242174991"/>
       <w:r>
         <w:t>3.4 Решения по численности, квалификации и функциям персонала</w:t>
       </w:r>
@@ -5567,7 +5567,7 @@
       <w:pPr>
         <w:pStyle w:val="21"/>
       </w:pPr>
-      <w:bookmarkStart w:id="16" w:name="_Toc242136822"/>
+      <w:bookmarkStart w:id="16" w:name="_Toc242174992"/>
       <w:r>
         <w:t>3.5 Обеспечение потребительских характеристик</w:t>
       </w:r>
@@ -5641,7 +5641,7 @@
       <w:pPr>
         <w:pStyle w:val="21"/>
       </w:pPr>
-      <w:bookmarkStart w:id="17" w:name="_Toc242136823"/>
+      <w:bookmarkStart w:id="17" w:name="_Toc242174993"/>
       <w:r>
         <w:t>3.6 Решения по комплексу технических средств</w:t>
       </w:r>
@@ -5676,7 +5676,7 @@
       <w:pPr>
         <w:pStyle w:val="21"/>
       </w:pPr>
-      <w:bookmarkStart w:id="18" w:name="_Toc242136824"/>
+      <w:bookmarkStart w:id="18" w:name="_Toc242174994"/>
       <w:r>
         <w:t>3.7 Решения по информационному обеспечению</w:t>
       </w:r>
@@ -5691,7 +5691,7 @@
       <w:pPr>
         <w:pStyle w:val="21"/>
       </w:pPr>
-      <w:bookmarkStart w:id="19" w:name="_Toc242136825"/>
+      <w:bookmarkStart w:id="19" w:name="_Toc242174995"/>
       <w:r>
         <w:t>3.8 Решения по программному обеспечению</w:t>
       </w:r>
@@ -5726,7 +5726,7 @@
       <w:pPr>
         <w:pStyle w:val="21"/>
       </w:pPr>
-      <w:bookmarkStart w:id="20" w:name="_Toc242136826"/>
+      <w:bookmarkStart w:id="20" w:name="_Toc242174996"/>
       <w:r>
         <w:t>3.9 Решения по защите информации</w:t>
       </w:r>
@@ -5736,7 +5736,7 @@
       <w:pPr>
         <w:pStyle w:val="31"/>
       </w:pPr>
-      <w:bookmarkStart w:id="21" w:name="_Toc242136827"/>
+      <w:bookmarkStart w:id="21" w:name="_Toc242174997"/>
       <w:r>
         <w:t>3.9.1 Аутентификация и сессии</w:t>
       </w:r>
@@ -5810,7 +5810,7 @@
       <w:pPr>
         <w:pStyle w:val="31"/>
       </w:pPr>
-      <w:bookmarkStart w:id="22" w:name="_Toc242136828"/>
+      <w:bookmarkStart w:id="22" w:name="_Toc242174998"/>
       <w:r>
         <w:t>3.9.2 Разграничение доступа</w:t>
       </w:r>
@@ -5840,7 +5840,7 @@
       <w:pPr>
         <w:pStyle w:val="31"/>
       </w:pPr>
-      <w:bookmarkStart w:id="23" w:name="_Toc242136829"/>
+      <w:bookmarkStart w:id="23" w:name="_Toc242174999"/>
       <w:r>
         <w:t>3.9.3 Изоляция компаний</w:t>
       </w:r>
@@ -5868,7 +5868,7 @@
       <w:pPr>
         <w:pStyle w:val="31"/>
       </w:pPr>
-      <w:bookmarkStart w:id="24" w:name="_Toc242136830"/>
+      <w:bookmarkStart w:id="24" w:name="_Toc242175000"/>
       <w:r>
         <w:t>3.9.4 Защита файлов</w:t>
       </w:r>
@@ -5893,7 +5893,7 @@
       <w:pPr>
         <w:pStyle w:val="31"/>
       </w:pPr>
-      <w:bookmarkStart w:id="25" w:name="_Toc242136831"/>
+      <w:bookmarkStart w:id="25" w:name="_Toc242175001"/>
       <w:r>
         <w:lastRenderedPageBreak/>
         <w:t>3.9.5 Защита публичного API</w:t>
@@ -5909,7 +5909,7 @@
       <w:pPr>
         <w:pStyle w:val="31"/>
       </w:pPr>
-      <w:bookmarkStart w:id="26" w:name="_Toc242136832"/>
+      <w:bookmarkStart w:id="26" w:name="_Toc242175002"/>
       <w:r>
         <w:t>3.9.6 Журналирование</w:t>
       </w:r>
@@ -5934,7 +5934,7 @@
       <w:pPr>
         <w:pStyle w:val="31"/>
       </w:pPr>
-      <w:bookmarkStart w:id="27" w:name="_Toc242136833"/>
+      <w:bookmarkStart w:id="27" w:name="_Toc242175003"/>
       <w:r>
         <w:t>3.9.7 Защита передачи данных</w:t>
       </w:r>
@@ -5999,7 +5999,7 @@
       <w:pPr>
         <w:pStyle w:val="21"/>
       </w:pPr>
-      <w:bookmarkStart w:id="28" w:name="_Toc242136834"/>
+      <w:bookmarkStart w:id="28" w:name="_Toc242175004"/>
       <w:r>
         <w:t>3.10 Решения по обеспечению надёжности</w:t>
       </w:r>
@@ -6044,7 +6044,7 @@
       <w:pPr>
         <w:pStyle w:val="21"/>
       </w:pPr>
-      <w:bookmarkStart w:id="29" w:name="_Toc242136835"/>
+      <w:bookmarkStart w:id="29" w:name="_Toc242175005"/>
       <w:r>
         <w:lastRenderedPageBreak/>
         <w:t>3.11 Решения по многоязычности</w:t>
@@ -6091,7 +6091,7 @@
         <w:pStyle w:val="1"/>
         <w:pageBreakBefore/>
       </w:pPr>
-      <w:bookmarkStart w:id="30" w:name="_Toc242136836"/>
+      <w:bookmarkStart w:id="30" w:name="_Toc242175006"/>
       <w:r>
         <w:lastRenderedPageBreak/>
         <w:t>4 Мероприятия по подготовке объекта автоматизации к вводу системы в действие</w:t>
@@ -6165,7 +6165,7 @@
         <w:ind w:firstLine="0"/>
         <w:jc w:val="center"/>
       </w:pPr>
-      <w:bookmarkStart w:id="31" w:name="_Toc242136837"/>
+      <w:bookmarkStart w:id="31" w:name="_Toc242175007"/>
       <w:r>
         <w:lastRenderedPageBreak/>
         <w:t>ЛИСТ РЕГИСТРАЦИИ ИЗМЕНЕНИЙ</w:t>
@@ -8227,31 +8227,31 @@
       </w:rPr>
     </w:lvl>
   </w:abstractNum>
-  <w:num w:numId="1" w16cid:durableId="209809801">
+  <w:num w:numId="1" w16cid:durableId="1450198224">
     <w:abstractNumId w:val="8"/>
   </w:num>
-  <w:num w:numId="2" w16cid:durableId="1453860051">
+  <w:num w:numId="2" w16cid:durableId="865682681">
     <w:abstractNumId w:val="6"/>
   </w:num>
-  <w:num w:numId="3" w16cid:durableId="322857216">
+  <w:num w:numId="3" w16cid:durableId="310869233">
     <w:abstractNumId w:val="5"/>
   </w:num>
-  <w:num w:numId="4" w16cid:durableId="1473795091">
+  <w:num w:numId="4" w16cid:durableId="1402752817">
     <w:abstractNumId w:val="4"/>
   </w:num>
-  <w:num w:numId="5" w16cid:durableId="315455146">
+  <w:num w:numId="5" w16cid:durableId="652026686">
     <w:abstractNumId w:val="7"/>
   </w:num>
-  <w:num w:numId="6" w16cid:durableId="1940210115">
+  <w:num w:numId="6" w16cid:durableId="179007118">
     <w:abstractNumId w:val="3"/>
   </w:num>
-  <w:num w:numId="7" w16cid:durableId="434330564">
+  <w:num w:numId="7" w16cid:durableId="199706643">
     <w:abstractNumId w:val="2"/>
   </w:num>
-  <w:num w:numId="8" w16cid:durableId="1052080263">
+  <w:num w:numId="8" w16cid:durableId="884373864">
     <w:abstractNumId w:val="1"/>
   </w:num>
-  <w:num w:numId="9" w16cid:durableId="2137137637">
+  <w:num w:numId="9" w16cid:durableId="1358195092">
     <w:abstractNumId w:val="0"/>
   </w:num>
 </w:numbering>
@@ -19784,7 +19784,7 @@
     <w:autoRedefine/>
     <w:uiPriority w:val="39"/>
     <w:unhideWhenUsed/>
-    <w:rsid w:val="008A3697"/>
+    <w:rsid w:val="00CA6C91"/>
     <w:pPr>
       <w:spacing w:after="100"/>
     </w:pPr>
@@ -19796,7 +19796,7 @@
     <w:autoRedefine/>
     <w:uiPriority w:val="39"/>
     <w:unhideWhenUsed/>
-    <w:rsid w:val="008A3697"/>
+    <w:rsid w:val="00CA6C91"/>
     <w:pPr>
       <w:spacing w:after="100"/>
       <w:ind w:left="240"/>
@@ -19809,7 +19809,7 @@
     <w:autoRedefine/>
     <w:uiPriority w:val="39"/>
     <w:unhideWhenUsed/>
-    <w:rsid w:val="008A3697"/>
+    <w:rsid w:val="00CA6C91"/>
     <w:pPr>
       <w:spacing w:after="100"/>
       <w:ind w:left="480"/>
@@ -19820,7 +19820,7 @@
     <w:basedOn w:val="a2"/>
     <w:uiPriority w:val="99"/>
     <w:unhideWhenUsed/>
-    <w:rsid w:val="008A3697"/>
+    <w:rsid w:val="00CA6C91"/>
     <w:rPr>
       <w:color w:val="0000FF" w:themeColor="hyperlink"/>
       <w:u w:val="single"/>

--- a/docs/gost/out/02_П2_Пояснительная_записка.docx
+++ b/docs/gost/out/02_П2_Пояснительная_записка.docx
@@ -306,7 +306,7 @@
       <w:r>
         <w:fldChar w:fldCharType="separate"/>
       </w:r>
-      <w:hyperlink w:anchor="_Toc242174976" w:history="1">
+      <w:hyperlink w:anchor="_Toc242192274" w:history="1">
         <w:r>
           <w:rPr>
             <w:rStyle w:val="aff8"/>
@@ -333,7 +333,7 @@
             <w:noProof/>
             <w:webHidden/>
           </w:rPr>
-          <w:instrText xml:space="preserve"> PAGEREF _Toc242174976 \h </w:instrText>
+          <w:instrText xml:space="preserve"> PAGEREF _Toc242192274 \h </w:instrText>
         </w:r>
         <w:r>
           <w:rPr>
@@ -379,7 +379,7 @@
           <w14:ligatures w14:val="standardContextual"/>
         </w:rPr>
       </w:pPr>
-      <w:hyperlink w:anchor="_Toc242174977" w:history="1">
+      <w:hyperlink w:anchor="_Toc242192275" w:history="1">
         <w:r>
           <w:rPr>
             <w:rStyle w:val="aff8"/>
@@ -406,7 +406,7 @@
             <w:noProof/>
             <w:webHidden/>
           </w:rPr>
-          <w:instrText xml:space="preserve"> PAGEREF _Toc242174977 \h </w:instrText>
+          <w:instrText xml:space="preserve"> PAGEREF _Toc242192275 \h </w:instrText>
         </w:r>
         <w:r>
           <w:rPr>
@@ -452,7 +452,7 @@
           <w14:ligatures w14:val="standardContextual"/>
         </w:rPr>
       </w:pPr>
-      <w:hyperlink w:anchor="_Toc242174978" w:history="1">
+      <w:hyperlink w:anchor="_Toc242192276" w:history="1">
         <w:r>
           <w:rPr>
             <w:rStyle w:val="aff8"/>
@@ -479,7 +479,7 @@
             <w:noProof/>
             <w:webHidden/>
           </w:rPr>
-          <w:instrText xml:space="preserve"> PAGEREF _Toc242174978 \h </w:instrText>
+          <w:instrText xml:space="preserve"> PAGEREF _Toc242192276 \h </w:instrText>
         </w:r>
         <w:r>
           <w:rPr>
@@ -525,7 +525,7 @@
           <w14:ligatures w14:val="standardContextual"/>
         </w:rPr>
       </w:pPr>
-      <w:hyperlink w:anchor="_Toc242174979" w:history="1">
+      <w:hyperlink w:anchor="_Toc242192277" w:history="1">
         <w:r>
           <w:rPr>
             <w:rStyle w:val="aff8"/>
@@ -552,7 +552,7 @@
             <w:noProof/>
             <w:webHidden/>
           </w:rPr>
-          <w:instrText xml:space="preserve"> PAGEREF _Toc242174979 \h </w:instrText>
+          <w:instrText xml:space="preserve"> PAGEREF _Toc242192277 \h </w:instrText>
         </w:r>
         <w:r>
           <w:rPr>
@@ -598,7 +598,7 @@
           <w14:ligatures w14:val="standardContextual"/>
         </w:rPr>
       </w:pPr>
-      <w:hyperlink w:anchor="_Toc242174980" w:history="1">
+      <w:hyperlink w:anchor="_Toc242192278" w:history="1">
         <w:r>
           <w:rPr>
             <w:rStyle w:val="aff8"/>
@@ -625,7 +625,7 @@
             <w:noProof/>
             <w:webHidden/>
           </w:rPr>
-          <w:instrText xml:space="preserve"> PAGEREF _Toc242174980 \h </w:instrText>
+          <w:instrText xml:space="preserve"> PAGEREF _Toc242192278 \h </w:instrText>
         </w:r>
         <w:r>
           <w:rPr>
@@ -671,7 +671,7 @@
           <w14:ligatures w14:val="standardContextual"/>
         </w:rPr>
       </w:pPr>
-      <w:hyperlink w:anchor="_Toc242174981" w:history="1">
+      <w:hyperlink w:anchor="_Toc242192279" w:history="1">
         <w:r>
           <w:rPr>
             <w:rStyle w:val="aff8"/>
@@ -698,7 +698,7 @@
             <w:noProof/>
             <w:webHidden/>
           </w:rPr>
-          <w:instrText xml:space="preserve"> PAGEREF _Toc242174981 \h </w:instrText>
+          <w:instrText xml:space="preserve"> PAGEREF _Toc242192279 \h </w:instrText>
         </w:r>
         <w:r>
           <w:rPr>
@@ -744,7 +744,7 @@
           <w14:ligatures w14:val="standardContextual"/>
         </w:rPr>
       </w:pPr>
-      <w:hyperlink w:anchor="_Toc242174982" w:history="1">
+      <w:hyperlink w:anchor="_Toc242192280" w:history="1">
         <w:r>
           <w:rPr>
             <w:rStyle w:val="aff8"/>
@@ -771,7 +771,7 @@
             <w:noProof/>
             <w:webHidden/>
           </w:rPr>
-          <w:instrText xml:space="preserve"> PAGEREF _Toc242174982 \h </w:instrText>
+          <w:instrText xml:space="preserve"> PAGEREF _Toc242192280 \h </w:instrText>
         </w:r>
         <w:r>
           <w:rPr>
@@ -817,7 +817,7 @@
           <w14:ligatures w14:val="standardContextual"/>
         </w:rPr>
       </w:pPr>
-      <w:hyperlink w:anchor="_Toc242174983" w:history="1">
+      <w:hyperlink w:anchor="_Toc242192281" w:history="1">
         <w:r>
           <w:rPr>
             <w:rStyle w:val="aff8"/>
@@ -844,7 +844,7 @@
             <w:noProof/>
             <w:webHidden/>
           </w:rPr>
-          <w:instrText xml:space="preserve"> PAGEREF _Toc242174983 \h </w:instrText>
+          <w:instrText xml:space="preserve"> PAGEREF _Toc242192281 \h </w:instrText>
         </w:r>
         <w:r>
           <w:rPr>
@@ -890,7 +890,7 @@
           <w14:ligatures w14:val="standardContextual"/>
         </w:rPr>
       </w:pPr>
-      <w:hyperlink w:anchor="_Toc242174984" w:history="1">
+      <w:hyperlink w:anchor="_Toc242192282" w:history="1">
         <w:r>
           <w:rPr>
             <w:rStyle w:val="aff8"/>
@@ -917,7 +917,7 @@
             <w:noProof/>
             <w:webHidden/>
           </w:rPr>
-          <w:instrText xml:space="preserve"> PAGEREF _Toc242174984 \h </w:instrText>
+          <w:instrText xml:space="preserve"> PAGEREF _Toc242192282 \h </w:instrText>
         </w:r>
         <w:r>
           <w:rPr>
@@ -963,7 +963,7 @@
           <w14:ligatures w14:val="standardContextual"/>
         </w:rPr>
       </w:pPr>
-      <w:hyperlink w:anchor="_Toc242174985" w:history="1">
+      <w:hyperlink w:anchor="_Toc242192283" w:history="1">
         <w:r>
           <w:rPr>
             <w:rStyle w:val="aff8"/>
@@ -990,7 +990,7 @@
             <w:noProof/>
             <w:webHidden/>
           </w:rPr>
-          <w:instrText xml:space="preserve"> PAGEREF _Toc242174985 \h </w:instrText>
+          <w:instrText xml:space="preserve"> PAGEREF _Toc242192283 \h </w:instrText>
         </w:r>
         <w:r>
           <w:rPr>
@@ -1036,7 +1036,7 @@
           <w14:ligatures w14:val="standardContextual"/>
         </w:rPr>
       </w:pPr>
-      <w:hyperlink w:anchor="_Toc242174986" w:history="1">
+      <w:hyperlink w:anchor="_Toc242192284" w:history="1">
         <w:r>
           <w:rPr>
             <w:rStyle w:val="aff8"/>
@@ -1063,7 +1063,7 @@
             <w:noProof/>
             <w:webHidden/>
           </w:rPr>
-          <w:instrText xml:space="preserve"> PAGEREF _Toc242174986 \h </w:instrText>
+          <w:instrText xml:space="preserve"> PAGEREF _Toc242192284 \h </w:instrText>
         </w:r>
         <w:r>
           <w:rPr>
@@ -1109,7 +1109,7 @@
           <w14:ligatures w14:val="standardContextual"/>
         </w:rPr>
       </w:pPr>
-      <w:hyperlink w:anchor="_Toc242174987" w:history="1">
+      <w:hyperlink w:anchor="_Toc242192285" w:history="1">
         <w:r>
           <w:rPr>
             <w:rStyle w:val="aff8"/>
@@ -1136,7 +1136,7 @@
             <w:noProof/>
             <w:webHidden/>
           </w:rPr>
-          <w:instrText xml:space="preserve"> PAGEREF _Toc242174987 \h </w:instrText>
+          <w:instrText xml:space="preserve"> PAGEREF _Toc242192285 \h </w:instrText>
         </w:r>
         <w:r>
           <w:rPr>
@@ -1182,7 +1182,7 @@
           <w14:ligatures w14:val="standardContextual"/>
         </w:rPr>
       </w:pPr>
-      <w:hyperlink w:anchor="_Toc242174988" w:history="1">
+      <w:hyperlink w:anchor="_Toc242192286" w:history="1">
         <w:r>
           <w:rPr>
             <w:rStyle w:val="aff8"/>
@@ -1209,7 +1209,7 @@
             <w:noProof/>
             <w:webHidden/>
           </w:rPr>
-          <w:instrText xml:space="preserve"> PAGEREF _Toc242174988 \h </w:instrText>
+          <w:instrText xml:space="preserve"> PAGEREF _Toc242192286 \h </w:instrText>
         </w:r>
         <w:r>
           <w:rPr>
@@ -1255,7 +1255,7 @@
           <w14:ligatures w14:val="standardContextual"/>
         </w:rPr>
       </w:pPr>
-      <w:hyperlink w:anchor="_Toc242174989" w:history="1">
+      <w:hyperlink w:anchor="_Toc242192287" w:history="1">
         <w:r>
           <w:rPr>
             <w:rStyle w:val="aff8"/>
@@ -1282,7 +1282,7 @@
             <w:noProof/>
             <w:webHidden/>
           </w:rPr>
-          <w:instrText xml:space="preserve"> PAGEREF _Toc242174989 \h </w:instrText>
+          <w:instrText xml:space="preserve"> PAGEREF _Toc242192287 \h </w:instrText>
         </w:r>
         <w:r>
           <w:rPr>
@@ -1328,7 +1328,7 @@
           <w14:ligatures w14:val="standardContextual"/>
         </w:rPr>
       </w:pPr>
-      <w:hyperlink w:anchor="_Toc242174990" w:history="1">
+      <w:hyperlink w:anchor="_Toc242192288" w:history="1">
         <w:r>
           <w:rPr>
             <w:rStyle w:val="aff8"/>
@@ -1355,7 +1355,7 @@
             <w:noProof/>
             <w:webHidden/>
           </w:rPr>
-          <w:instrText xml:space="preserve"> PAGEREF _Toc242174990 \h </w:instrText>
+          <w:instrText xml:space="preserve"> PAGEREF _Toc242192288 \h </w:instrText>
         </w:r>
         <w:r>
           <w:rPr>
@@ -1401,7 +1401,7 @@
           <w14:ligatures w14:val="standardContextual"/>
         </w:rPr>
       </w:pPr>
-      <w:hyperlink w:anchor="_Toc242174991" w:history="1">
+      <w:hyperlink w:anchor="_Toc242192289" w:history="1">
         <w:r>
           <w:rPr>
             <w:rStyle w:val="aff8"/>
@@ -1428,7 +1428,7 @@
             <w:noProof/>
             <w:webHidden/>
           </w:rPr>
-          <w:instrText xml:space="preserve"> PAGEREF _Toc242174991 \h </w:instrText>
+          <w:instrText xml:space="preserve"> PAGEREF _Toc242192289 \h </w:instrText>
         </w:r>
         <w:r>
           <w:rPr>
@@ -1474,7 +1474,7 @@
           <w14:ligatures w14:val="standardContextual"/>
         </w:rPr>
       </w:pPr>
-      <w:hyperlink w:anchor="_Toc242174992" w:history="1">
+      <w:hyperlink w:anchor="_Toc242192290" w:history="1">
         <w:r>
           <w:rPr>
             <w:rStyle w:val="aff8"/>
@@ -1501,7 +1501,7 @@
             <w:noProof/>
             <w:webHidden/>
           </w:rPr>
-          <w:instrText xml:space="preserve"> PAGEREF _Toc242174992 \h </w:instrText>
+          <w:instrText xml:space="preserve"> PAGEREF _Toc242192290 \h </w:instrText>
         </w:r>
         <w:r>
           <w:rPr>
@@ -1547,7 +1547,7 @@
           <w14:ligatures w14:val="standardContextual"/>
         </w:rPr>
       </w:pPr>
-      <w:hyperlink w:anchor="_Toc242174993" w:history="1">
+      <w:hyperlink w:anchor="_Toc242192291" w:history="1">
         <w:r>
           <w:rPr>
             <w:rStyle w:val="aff8"/>
@@ -1574,7 +1574,7 @@
             <w:noProof/>
             <w:webHidden/>
           </w:rPr>
-          <w:instrText xml:space="preserve"> PAGEREF _Toc242174993 \h </w:instrText>
+          <w:instrText xml:space="preserve"> PAGEREF _Toc242192291 \h </w:instrText>
         </w:r>
         <w:r>
           <w:rPr>
@@ -1620,7 +1620,7 @@
           <w14:ligatures w14:val="standardContextual"/>
         </w:rPr>
       </w:pPr>
-      <w:hyperlink w:anchor="_Toc242174994" w:history="1">
+      <w:hyperlink w:anchor="_Toc242192292" w:history="1">
         <w:r>
           <w:rPr>
             <w:rStyle w:val="aff8"/>
@@ -1647,7 +1647,7 @@
             <w:noProof/>
             <w:webHidden/>
           </w:rPr>
-          <w:instrText xml:space="preserve"> PAGEREF _Toc242174994 \h </w:instrText>
+          <w:instrText xml:space="preserve"> PAGEREF _Toc242192292 \h </w:instrText>
         </w:r>
         <w:r>
           <w:rPr>
@@ -1693,7 +1693,7 @@
           <w14:ligatures w14:val="standardContextual"/>
         </w:rPr>
       </w:pPr>
-      <w:hyperlink w:anchor="_Toc242174995" w:history="1">
+      <w:hyperlink w:anchor="_Toc242192293" w:history="1">
         <w:r>
           <w:rPr>
             <w:rStyle w:val="aff8"/>
@@ -1720,7 +1720,7 @@
             <w:noProof/>
             <w:webHidden/>
           </w:rPr>
-          <w:instrText xml:space="preserve"> PAGEREF _Toc242174995 \h </w:instrText>
+          <w:instrText xml:space="preserve"> PAGEREF _Toc242192293 \h </w:instrText>
         </w:r>
         <w:r>
           <w:rPr>
@@ -1766,7 +1766,7 @@
           <w14:ligatures w14:val="standardContextual"/>
         </w:rPr>
       </w:pPr>
-      <w:hyperlink w:anchor="_Toc242174996" w:history="1">
+      <w:hyperlink w:anchor="_Toc242192294" w:history="1">
         <w:r>
           <w:rPr>
             <w:rStyle w:val="aff8"/>
@@ -1793,7 +1793,7 @@
             <w:noProof/>
             <w:webHidden/>
           </w:rPr>
-          <w:instrText xml:space="preserve"> PAGEREF _Toc242174996 \h </w:instrText>
+          <w:instrText xml:space="preserve"> PAGEREF _Toc242192294 \h </w:instrText>
         </w:r>
         <w:r>
           <w:rPr>
@@ -1839,7 +1839,7 @@
           <w14:ligatures w14:val="standardContextual"/>
         </w:rPr>
       </w:pPr>
-      <w:hyperlink w:anchor="_Toc242174997" w:history="1">
+      <w:hyperlink w:anchor="_Toc242192295" w:history="1">
         <w:r>
           <w:rPr>
             <w:rStyle w:val="aff8"/>
@@ -1866,7 +1866,7 @@
             <w:noProof/>
             <w:webHidden/>
           </w:rPr>
-          <w:instrText xml:space="preserve"> PAGEREF _Toc242174997 \h </w:instrText>
+          <w:instrText xml:space="preserve"> PAGEREF _Toc242192295 \h </w:instrText>
         </w:r>
         <w:r>
           <w:rPr>
@@ -1912,7 +1912,7 @@
           <w14:ligatures w14:val="standardContextual"/>
         </w:rPr>
       </w:pPr>
-      <w:hyperlink w:anchor="_Toc242174998" w:history="1">
+      <w:hyperlink w:anchor="_Toc242192296" w:history="1">
         <w:r>
           <w:rPr>
             <w:rStyle w:val="aff8"/>
@@ -1939,7 +1939,7 @@
             <w:noProof/>
             <w:webHidden/>
           </w:rPr>
-          <w:instrText xml:space="preserve"> PAGEREF _Toc242174998 \h </w:instrText>
+          <w:instrText xml:space="preserve"> PAGEREF _Toc242192296 \h </w:instrText>
         </w:r>
         <w:r>
           <w:rPr>
@@ -1985,7 +1985,7 @@
           <w14:ligatures w14:val="standardContextual"/>
         </w:rPr>
       </w:pPr>
-      <w:hyperlink w:anchor="_Toc242174999" w:history="1">
+      <w:hyperlink w:anchor="_Toc242192297" w:history="1">
         <w:r>
           <w:rPr>
             <w:rStyle w:val="aff8"/>
@@ -2012,7 +2012,7 @@
             <w:noProof/>
             <w:webHidden/>
           </w:rPr>
-          <w:instrText xml:space="preserve"> PAGEREF _Toc242174999 \h </w:instrText>
+          <w:instrText xml:space="preserve"> PAGEREF _Toc242192297 \h </w:instrText>
         </w:r>
         <w:r>
           <w:rPr>
@@ -2058,7 +2058,7 @@
           <w14:ligatures w14:val="standardContextual"/>
         </w:rPr>
       </w:pPr>
-      <w:hyperlink w:anchor="_Toc242175000" w:history="1">
+      <w:hyperlink w:anchor="_Toc242192298" w:history="1">
         <w:r>
           <w:rPr>
             <w:rStyle w:val="aff8"/>
@@ -2085,7 +2085,7 @@
             <w:noProof/>
             <w:webHidden/>
           </w:rPr>
-          <w:instrText xml:space="preserve"> PAGEREF _Toc242175000 \h </w:instrText>
+          <w:instrText xml:space="preserve"> PAGEREF _Toc242192298 \h </w:instrText>
         </w:r>
         <w:r>
           <w:rPr>
@@ -2131,7 +2131,7 @@
           <w14:ligatures w14:val="standardContextual"/>
         </w:rPr>
       </w:pPr>
-      <w:hyperlink w:anchor="_Toc242175001" w:history="1">
+      <w:hyperlink w:anchor="_Toc242192299" w:history="1">
         <w:r>
           <w:rPr>
             <w:rStyle w:val="aff8"/>
@@ -2158,7 +2158,7 @@
             <w:noProof/>
             <w:webHidden/>
           </w:rPr>
-          <w:instrText xml:space="preserve"> PAGEREF _Toc242175001 \h </w:instrText>
+          <w:instrText xml:space="preserve"> PAGEREF _Toc242192299 \h </w:instrText>
         </w:r>
         <w:r>
           <w:rPr>
@@ -2204,7 +2204,7 @@
           <w14:ligatures w14:val="standardContextual"/>
         </w:rPr>
       </w:pPr>
-      <w:hyperlink w:anchor="_Toc242175002" w:history="1">
+      <w:hyperlink w:anchor="_Toc242192300" w:history="1">
         <w:r>
           <w:rPr>
             <w:rStyle w:val="aff8"/>
@@ -2231,7 +2231,7 @@
             <w:noProof/>
             <w:webHidden/>
           </w:rPr>
-          <w:instrText xml:space="preserve"> PAGEREF _Toc242175002 \h </w:instrText>
+          <w:instrText xml:space="preserve"> PAGEREF _Toc242192300 \h </w:instrText>
         </w:r>
         <w:r>
           <w:rPr>
@@ -2277,7 +2277,7 @@
           <w14:ligatures w14:val="standardContextual"/>
         </w:rPr>
       </w:pPr>
-      <w:hyperlink w:anchor="_Toc242175003" w:history="1">
+      <w:hyperlink w:anchor="_Toc242192301" w:history="1">
         <w:r>
           <w:rPr>
             <w:rStyle w:val="aff8"/>
@@ -2304,7 +2304,7 @@
             <w:noProof/>
             <w:webHidden/>
           </w:rPr>
-          <w:instrText xml:space="preserve"> PAGEREF _Toc242175003 \h </w:instrText>
+          <w:instrText xml:space="preserve"> PAGEREF _Toc242192301 \h </w:instrText>
         </w:r>
         <w:r>
           <w:rPr>
@@ -2350,7 +2350,7 @@
           <w14:ligatures w14:val="standardContextual"/>
         </w:rPr>
       </w:pPr>
-      <w:hyperlink w:anchor="_Toc242175004" w:history="1">
+      <w:hyperlink w:anchor="_Toc242192302" w:history="1">
         <w:r>
           <w:rPr>
             <w:rStyle w:val="aff8"/>
@@ -2377,7 +2377,7 @@
             <w:noProof/>
             <w:webHidden/>
           </w:rPr>
-          <w:instrText xml:space="preserve"> PAGEREF _Toc242175004 \h </w:instrText>
+          <w:instrText xml:space="preserve"> PAGEREF _Toc242192302 \h </w:instrText>
         </w:r>
         <w:r>
           <w:rPr>
@@ -2423,7 +2423,7 @@
           <w14:ligatures w14:val="standardContextual"/>
         </w:rPr>
       </w:pPr>
-      <w:hyperlink w:anchor="_Toc242175005" w:history="1">
+      <w:hyperlink w:anchor="_Toc242192303" w:history="1">
         <w:r>
           <w:rPr>
             <w:rStyle w:val="aff8"/>
@@ -2450,7 +2450,7 @@
             <w:noProof/>
             <w:webHidden/>
           </w:rPr>
-          <w:instrText xml:space="preserve"> PAGEREF _Toc242175005 \h </w:instrText>
+          <w:instrText xml:space="preserve"> PAGEREF _Toc242192303 \h </w:instrText>
         </w:r>
         <w:r>
           <w:rPr>
@@ -2496,7 +2496,7 @@
           <w14:ligatures w14:val="standardContextual"/>
         </w:rPr>
       </w:pPr>
-      <w:hyperlink w:anchor="_Toc242175006" w:history="1">
+      <w:hyperlink w:anchor="_Toc242192304" w:history="1">
         <w:r>
           <w:rPr>
             <w:rStyle w:val="aff8"/>
@@ -2523,7 +2523,7 @@
             <w:noProof/>
             <w:webHidden/>
           </w:rPr>
-          <w:instrText xml:space="preserve"> PAGEREF _Toc242175006 \h </w:instrText>
+          <w:instrText xml:space="preserve"> PAGEREF _Toc242192304 \h </w:instrText>
         </w:r>
         <w:r>
           <w:rPr>
@@ -2569,7 +2569,7 @@
           <w14:ligatures w14:val="standardContextual"/>
         </w:rPr>
       </w:pPr>
-      <w:hyperlink w:anchor="_Toc242175007" w:history="1">
+      <w:hyperlink w:anchor="_Toc242192305" w:history="1">
         <w:r>
           <w:rPr>
             <w:rStyle w:val="aff8"/>
@@ -2596,7 +2596,7 @@
             <w:noProof/>
             <w:webHidden/>
           </w:rPr>
-          <w:instrText xml:space="preserve"> PAGEREF _Toc242175007 \h </w:instrText>
+          <w:instrText xml:space="preserve"> PAGEREF _Toc242192305 \h </w:instrText>
         </w:r>
         <w:r>
           <w:rPr>
@@ -2642,7 +2642,7 @@
         <w:ind w:firstLine="0"/>
         <w:jc w:val="center"/>
       </w:pPr>
-      <w:bookmarkStart w:id="0" w:name="_Toc242174976"/>
+      <w:bookmarkStart w:id="0" w:name="_Toc242192274"/>
       <w:r>
         <w:lastRenderedPageBreak/>
         <w:t>ПЕРЕЧЕНЬ ТЕРМИНОВ И СОКРАЩЕНИЙ</w:t>
@@ -3904,7 +3904,7 @@
         <w:pStyle w:val="1"/>
         <w:pageBreakBefore/>
       </w:pPr>
-      <w:bookmarkStart w:id="1" w:name="_Toc242174977"/>
+      <w:bookmarkStart w:id="1" w:name="_Toc242192275"/>
       <w:r>
         <w:lastRenderedPageBreak/>
         <w:t>1 Общие положения</w:t>
@@ -3915,7 +3915,7 @@
       <w:pPr>
         <w:pStyle w:val="21"/>
       </w:pPr>
-      <w:bookmarkStart w:id="2" w:name="_Toc242174978"/>
+      <w:bookmarkStart w:id="2" w:name="_Toc242192276"/>
       <w:r>
         <w:t>1.1 Наименование системы и документы-основания</w:t>
       </w:r>
@@ -3930,7 +3930,7 @@
       <w:pPr>
         <w:pStyle w:val="21"/>
       </w:pPr>
-      <w:bookmarkStart w:id="3" w:name="_Toc242174979"/>
+      <w:bookmarkStart w:id="3" w:name="_Toc242192277"/>
       <w:r>
         <w:t>1.2 Организации-участники</w:t>
       </w:r>
@@ -3945,7 +3945,7 @@
       <w:pPr>
         <w:pStyle w:val="21"/>
       </w:pPr>
-      <w:bookmarkStart w:id="4" w:name="_Toc242174980"/>
+      <w:bookmarkStart w:id="4" w:name="_Toc242192278"/>
       <w:r>
         <w:t>1.3 Стадии создания</w:t>
       </w:r>
@@ -3960,7 +3960,7 @@
       <w:pPr>
         <w:pStyle w:val="21"/>
       </w:pPr>
-      <w:bookmarkStart w:id="5" w:name="_Toc242174981"/>
+      <w:bookmarkStart w:id="5" w:name="_Toc242192279"/>
       <w:r>
         <w:t>1.4 Цели, назначение и области использования</w:t>
       </w:r>
@@ -3975,7 +3975,7 @@
       <w:pPr>
         <w:pStyle w:val="21"/>
       </w:pPr>
-      <w:bookmarkStart w:id="6" w:name="_Toc242174982"/>
+      <w:bookmarkStart w:id="6" w:name="_Toc242192280"/>
       <w:r>
         <w:t>1.5 Нормативно-технические документы</w:t>
       </w:r>
@@ -3990,7 +3990,7 @@
       <w:pPr>
         <w:pStyle w:val="21"/>
       </w:pPr>
-      <w:bookmarkStart w:id="7" w:name="_Toc242174983"/>
+      <w:bookmarkStart w:id="7" w:name="_Toc242192281"/>
       <w:r>
         <w:t>1.6 Очерёдность создания</w:t>
       </w:r>
@@ -4006,7 +4006,7 @@
         <w:pStyle w:val="1"/>
         <w:pageBreakBefore/>
       </w:pPr>
-      <w:bookmarkStart w:id="8" w:name="_Toc242174984"/>
+      <w:bookmarkStart w:id="8" w:name="_Toc242192282"/>
       <w:r>
         <w:lastRenderedPageBreak/>
         <w:t>2 Описание процесса деятельности</w:t>
@@ -4055,7 +4055,7 @@
         </w:rPr>
         <w:lastRenderedPageBreak/>
         <w:drawing>
-          <wp:inline distT="0" distB="0" distL="0" distR="0" wp14:anchorId="157CA89D" wp14:editId="6A5D5371">
+          <wp:inline distT="0" distB="0" distL="0" distR="0" wp14:anchorId="44983211" wp14:editId="1DC58A53">
             <wp:extent cx="5760000" cy="2880000"/>
             <wp:effectExtent l="0" t="0" r="0" b="0"/>
             <wp:docPr id="1" name="Picture 1"/>
@@ -4105,7 +4105,7 @@
         <w:pStyle w:val="1"/>
         <w:pageBreakBefore/>
       </w:pPr>
-      <w:bookmarkStart w:id="9" w:name="_Toc242174985"/>
+      <w:bookmarkStart w:id="9" w:name="_Toc242192283"/>
       <w:r>
         <w:lastRenderedPageBreak/>
         <w:t>3 Основные технические решения</w:t>
@@ -4116,7 +4116,7 @@
       <w:pPr>
         <w:pStyle w:val="21"/>
       </w:pPr>
-      <w:bookmarkStart w:id="10" w:name="_Toc242174986"/>
+      <w:bookmarkStart w:id="10" w:name="_Toc242192284"/>
       <w:r>
         <w:t>3.1 Решения по структуре системы</w:t>
       </w:r>
@@ -4126,7 +4126,7 @@
       <w:pPr>
         <w:pStyle w:val="31"/>
       </w:pPr>
-      <w:bookmarkStart w:id="11" w:name="_Toc242174987"/>
+      <w:bookmarkStart w:id="11" w:name="_Toc242192285"/>
       <w:r>
         <w:t>3.1.1 Функциональная структура</w:t>
       </w:r>
@@ -4768,7 +4768,7 @@
         </w:rPr>
         <w:lastRenderedPageBreak/>
         <w:drawing>
-          <wp:inline distT="0" distB="0" distL="0" distR="0" wp14:anchorId="19571009" wp14:editId="3C0EF805">
+          <wp:inline distT="0" distB="0" distL="0" distR="0" wp14:anchorId="3E5844F4" wp14:editId="5B5A2453">
             <wp:extent cx="5760000" cy="3272727"/>
             <wp:effectExtent l="0" t="0" r="0" b="0"/>
             <wp:docPr id="2" name="Picture 2"/>
@@ -4817,7 +4817,7 @@
       <w:pPr>
         <w:pStyle w:val="31"/>
       </w:pPr>
-      <w:bookmarkStart w:id="12" w:name="_Toc242174988"/>
+      <w:bookmarkStart w:id="12" w:name="_Toc242192286"/>
       <w:r>
         <w:t>3.1.2 Структура программно-технического комплекса</w:t>
       </w:r>
@@ -5357,7 +5357,7 @@
         </w:rPr>
         <w:lastRenderedPageBreak/>
         <w:drawing>
-          <wp:inline distT="0" distB="0" distL="0" distR="0" wp14:anchorId="254DADFC" wp14:editId="3018720B">
+          <wp:inline distT="0" distB="0" distL="0" distR="0" wp14:anchorId="2C305C45" wp14:editId="56508DEB">
             <wp:extent cx="5940000" cy="4212000"/>
             <wp:effectExtent l="0" t="0" r="0" b="0"/>
             <wp:docPr id="3" name="Picture 3"/>
@@ -5441,7 +5441,7 @@
       <w:pPr>
         <w:pStyle w:val="21"/>
       </w:pPr>
-      <w:bookmarkStart w:id="13" w:name="_Toc242174989"/>
+      <w:bookmarkStart w:id="13" w:name="_Toc242192287"/>
       <w:r>
         <w:t>3.2 Решения по взаимосвязям со смежными системами</w:t>
       </w:r>
@@ -5522,7 +5522,7 @@
       <w:pPr>
         <w:pStyle w:val="21"/>
       </w:pPr>
-      <w:bookmarkStart w:id="14" w:name="_Toc242174990"/>
+      <w:bookmarkStart w:id="14" w:name="_Toc242192288"/>
       <w:r>
         <w:t>3.3 Решения по режимам функционирования</w:t>
       </w:r>
@@ -5552,7 +5552,7 @@
       <w:pPr>
         <w:pStyle w:val="21"/>
       </w:pPr>
-      <w:bookmarkStart w:id="15" w:name="_Toc242174991"/>
+      <w:bookmarkStart w:id="15" w:name="_Toc242192289"/>
       <w:r>
         <w:t>3.4 Решения по численности, квалификации и функциям персонала</w:t>
       </w:r>
@@ -5567,7 +5567,7 @@
       <w:pPr>
         <w:pStyle w:val="21"/>
       </w:pPr>
-      <w:bookmarkStart w:id="16" w:name="_Toc242174992"/>
+      <w:bookmarkStart w:id="16" w:name="_Toc242192290"/>
       <w:r>
         <w:t>3.5 Обеспечение потребительских характеристик</w:t>
       </w:r>
@@ -5641,7 +5641,7 @@
       <w:pPr>
         <w:pStyle w:val="21"/>
       </w:pPr>
-      <w:bookmarkStart w:id="17" w:name="_Toc242174993"/>
+      <w:bookmarkStart w:id="17" w:name="_Toc242192291"/>
       <w:r>
         <w:t>3.6 Решения по комплексу технических средств</w:t>
       </w:r>
@@ -5676,7 +5676,7 @@
       <w:pPr>
         <w:pStyle w:val="21"/>
       </w:pPr>
-      <w:bookmarkStart w:id="18" w:name="_Toc242174994"/>
+      <w:bookmarkStart w:id="18" w:name="_Toc242192292"/>
       <w:r>
         <w:t>3.7 Решения по информационному обеспечению</w:t>
       </w:r>
@@ -5691,7 +5691,7 @@
       <w:pPr>
         <w:pStyle w:val="21"/>
       </w:pPr>
-      <w:bookmarkStart w:id="19" w:name="_Toc242174995"/>
+      <w:bookmarkStart w:id="19" w:name="_Toc242192293"/>
       <w:r>
         <w:t>3.8 Решения по программному обеспечению</w:t>
       </w:r>
@@ -5726,7 +5726,7 @@
       <w:pPr>
         <w:pStyle w:val="21"/>
       </w:pPr>
-      <w:bookmarkStart w:id="20" w:name="_Toc242174996"/>
+      <w:bookmarkStart w:id="20" w:name="_Toc242192294"/>
       <w:r>
         <w:t>3.9 Решения по защите информации</w:t>
       </w:r>
@@ -5736,7 +5736,7 @@
       <w:pPr>
         <w:pStyle w:val="31"/>
       </w:pPr>
-      <w:bookmarkStart w:id="21" w:name="_Toc242174997"/>
+      <w:bookmarkStart w:id="21" w:name="_Toc242192295"/>
       <w:r>
         <w:t>3.9.1 Аутентификация и сессии</w:t>
       </w:r>
@@ -5810,7 +5810,7 @@
       <w:pPr>
         <w:pStyle w:val="31"/>
       </w:pPr>
-      <w:bookmarkStart w:id="22" w:name="_Toc242174998"/>
+      <w:bookmarkStart w:id="22" w:name="_Toc242192296"/>
       <w:r>
         <w:t>3.9.2 Разграничение доступа</w:t>
       </w:r>
@@ -5840,7 +5840,7 @@
       <w:pPr>
         <w:pStyle w:val="31"/>
       </w:pPr>
-      <w:bookmarkStart w:id="23" w:name="_Toc242174999"/>
+      <w:bookmarkStart w:id="23" w:name="_Toc242192297"/>
       <w:r>
         <w:t>3.9.3 Изоляция компаний</w:t>
       </w:r>
@@ -5868,7 +5868,7 @@
       <w:pPr>
         <w:pStyle w:val="31"/>
       </w:pPr>
-      <w:bookmarkStart w:id="24" w:name="_Toc242175000"/>
+      <w:bookmarkStart w:id="24" w:name="_Toc242192298"/>
       <w:r>
         <w:t>3.9.4 Защита файлов</w:t>
       </w:r>
@@ -5893,7 +5893,7 @@
       <w:pPr>
         <w:pStyle w:val="31"/>
       </w:pPr>
-      <w:bookmarkStart w:id="25" w:name="_Toc242175001"/>
+      <w:bookmarkStart w:id="25" w:name="_Toc242192299"/>
       <w:r>
         <w:lastRenderedPageBreak/>
         <w:t>3.9.5 Защита публичного API</w:t>
@@ -5909,7 +5909,7 @@
       <w:pPr>
         <w:pStyle w:val="31"/>
       </w:pPr>
-      <w:bookmarkStart w:id="26" w:name="_Toc242175002"/>
+      <w:bookmarkStart w:id="26" w:name="_Toc242192300"/>
       <w:r>
         <w:t>3.9.6 Журналирование</w:t>
       </w:r>
@@ -5934,7 +5934,7 @@
       <w:pPr>
         <w:pStyle w:val="31"/>
       </w:pPr>
-      <w:bookmarkStart w:id="27" w:name="_Toc242175003"/>
+      <w:bookmarkStart w:id="27" w:name="_Toc242192301"/>
       <w:r>
         <w:t>3.9.7 Защита передачи данных</w:t>
       </w:r>
@@ -5999,7 +5999,7 @@
       <w:pPr>
         <w:pStyle w:val="21"/>
       </w:pPr>
-      <w:bookmarkStart w:id="28" w:name="_Toc242175004"/>
+      <w:bookmarkStart w:id="28" w:name="_Toc242192302"/>
       <w:r>
         <w:t>3.10 Решения по обеспечению надёжности</w:t>
       </w:r>
@@ -6044,7 +6044,7 @@
       <w:pPr>
         <w:pStyle w:val="21"/>
       </w:pPr>
-      <w:bookmarkStart w:id="29" w:name="_Toc242175005"/>
+      <w:bookmarkStart w:id="29" w:name="_Toc242192303"/>
       <w:r>
         <w:lastRenderedPageBreak/>
         <w:t>3.11 Решения по многоязычности</w:t>
@@ -6091,7 +6091,7 @@
         <w:pStyle w:val="1"/>
         <w:pageBreakBefore/>
       </w:pPr>
-      <w:bookmarkStart w:id="30" w:name="_Toc242175006"/>
+      <w:bookmarkStart w:id="30" w:name="_Toc242192304"/>
       <w:r>
         <w:lastRenderedPageBreak/>
         <w:t>4 Мероприятия по подготовке объекта автоматизации к вводу системы в действие</w:t>
@@ -6165,7 +6165,7 @@
         <w:ind w:firstLine="0"/>
         <w:jc w:val="center"/>
       </w:pPr>
-      <w:bookmarkStart w:id="31" w:name="_Toc242175007"/>
+      <w:bookmarkStart w:id="31" w:name="_Toc242192305"/>
       <w:r>
         <w:lastRenderedPageBreak/>
         <w:t>ЛИСТ РЕГИСТРАЦИИ ИЗМЕНЕНИЙ</w:t>
@@ -8227,31 +8227,31 @@
       </w:rPr>
     </w:lvl>
   </w:abstractNum>
-  <w:num w:numId="1" w16cid:durableId="1450198224">
+  <w:num w:numId="1" w16cid:durableId="1588343758">
     <w:abstractNumId w:val="8"/>
   </w:num>
-  <w:num w:numId="2" w16cid:durableId="865682681">
+  <w:num w:numId="2" w16cid:durableId="2006281684">
     <w:abstractNumId w:val="6"/>
   </w:num>
-  <w:num w:numId="3" w16cid:durableId="310869233">
+  <w:num w:numId="3" w16cid:durableId="1661304702">
     <w:abstractNumId w:val="5"/>
   </w:num>
-  <w:num w:numId="4" w16cid:durableId="1402752817">
+  <w:num w:numId="4" w16cid:durableId="538474695">
     <w:abstractNumId w:val="4"/>
   </w:num>
-  <w:num w:numId="5" w16cid:durableId="652026686">
+  <w:num w:numId="5" w16cid:durableId="137769431">
     <w:abstractNumId w:val="7"/>
   </w:num>
-  <w:num w:numId="6" w16cid:durableId="179007118">
+  <w:num w:numId="6" w16cid:durableId="1074162574">
     <w:abstractNumId w:val="3"/>
   </w:num>
-  <w:num w:numId="7" w16cid:durableId="199706643">
+  <w:num w:numId="7" w16cid:durableId="678850793">
     <w:abstractNumId w:val="2"/>
   </w:num>
-  <w:num w:numId="8" w16cid:durableId="884373864">
+  <w:num w:numId="8" w16cid:durableId="753630698">
     <w:abstractNumId w:val="1"/>
   </w:num>
-  <w:num w:numId="9" w16cid:durableId="1358195092">
+  <w:num w:numId="9" w16cid:durableId="552233306">
     <w:abstractNumId w:val="0"/>
   </w:num>
 </w:numbering>
@@ -19784,7 +19784,7 @@
     <w:autoRedefine/>
     <w:uiPriority w:val="39"/>
     <w:unhideWhenUsed/>
-    <w:rsid w:val="00CA6C91"/>
+    <w:rsid w:val="008F008C"/>
     <w:pPr>
       <w:spacing w:after="100"/>
     </w:pPr>
@@ -19796,7 +19796,7 @@
     <w:autoRedefine/>
     <w:uiPriority w:val="39"/>
     <w:unhideWhenUsed/>
-    <w:rsid w:val="00CA6C91"/>
+    <w:rsid w:val="008F008C"/>
     <w:pPr>
       <w:spacing w:after="100"/>
       <w:ind w:left="240"/>
@@ -19809,7 +19809,7 @@
     <w:autoRedefine/>
     <w:uiPriority w:val="39"/>
     <w:unhideWhenUsed/>
-    <w:rsid w:val="00CA6C91"/>
+    <w:rsid w:val="008F008C"/>
     <w:pPr>
       <w:spacing w:after="100"/>
       <w:ind w:left="480"/>
@@ -19820,7 +19820,7 @@
     <w:basedOn w:val="a2"/>
     <w:uiPriority w:val="99"/>
     <w:unhideWhenUsed/>
-    <w:rsid w:val="00CA6C91"/>
+    <w:rsid w:val="008F008C"/>
     <w:rPr>
       <w:color w:val="0000FF" w:themeColor="hyperlink"/>
       <w:u w:val="single"/>

--- a/docs/gost/out/02_П2_Пояснительная_записка.docx
+++ b/docs/gost/out/02_П2_Пояснительная_записка.docx
@@ -306,7 +306,7 @@
       <w:r>
         <w:fldChar w:fldCharType="separate"/>
       </w:r>
-      <w:hyperlink w:anchor="_Toc242192274" w:history="1">
+      <w:hyperlink w:anchor="_Toc242193956" w:history="1">
         <w:r>
           <w:rPr>
             <w:rStyle w:val="aff8"/>
@@ -333,7 +333,7 @@
             <w:noProof/>
             <w:webHidden/>
           </w:rPr>
-          <w:instrText xml:space="preserve"> PAGEREF _Toc242192274 \h </w:instrText>
+          <w:instrText xml:space="preserve"> PAGEREF _Toc242193956 \h </w:instrText>
         </w:r>
         <w:r>
           <w:rPr>
@@ -379,7 +379,7 @@
           <w14:ligatures w14:val="standardContextual"/>
         </w:rPr>
       </w:pPr>
-      <w:hyperlink w:anchor="_Toc242192275" w:history="1">
+      <w:hyperlink w:anchor="_Toc242193957" w:history="1">
         <w:r>
           <w:rPr>
             <w:rStyle w:val="aff8"/>
@@ -406,7 +406,7 @@
             <w:noProof/>
             <w:webHidden/>
           </w:rPr>
-          <w:instrText xml:space="preserve"> PAGEREF _Toc242192275 \h </w:instrText>
+          <w:instrText xml:space="preserve"> PAGEREF _Toc242193957 \h </w:instrText>
         </w:r>
         <w:r>
           <w:rPr>
@@ -452,7 +452,7 @@
           <w14:ligatures w14:val="standardContextual"/>
         </w:rPr>
       </w:pPr>
-      <w:hyperlink w:anchor="_Toc242192276" w:history="1">
+      <w:hyperlink w:anchor="_Toc242193958" w:history="1">
         <w:r>
           <w:rPr>
             <w:rStyle w:val="aff8"/>
@@ -479,7 +479,7 @@
             <w:noProof/>
             <w:webHidden/>
           </w:rPr>
-          <w:instrText xml:space="preserve"> PAGEREF _Toc242192276 \h </w:instrText>
+          <w:instrText xml:space="preserve"> PAGEREF _Toc242193958 \h </w:instrText>
         </w:r>
         <w:r>
           <w:rPr>
@@ -525,7 +525,7 @@
           <w14:ligatures w14:val="standardContextual"/>
         </w:rPr>
       </w:pPr>
-      <w:hyperlink w:anchor="_Toc242192277" w:history="1">
+      <w:hyperlink w:anchor="_Toc242193959" w:history="1">
         <w:r>
           <w:rPr>
             <w:rStyle w:val="aff8"/>
@@ -552,7 +552,7 @@
             <w:noProof/>
             <w:webHidden/>
           </w:rPr>
-          <w:instrText xml:space="preserve"> PAGEREF _Toc242192277 \h </w:instrText>
+          <w:instrText xml:space="preserve"> PAGEREF _Toc242193959 \h </w:instrText>
         </w:r>
         <w:r>
           <w:rPr>
@@ -598,7 +598,7 @@
           <w14:ligatures w14:val="standardContextual"/>
         </w:rPr>
       </w:pPr>
-      <w:hyperlink w:anchor="_Toc242192278" w:history="1">
+      <w:hyperlink w:anchor="_Toc242193960" w:history="1">
         <w:r>
           <w:rPr>
             <w:rStyle w:val="aff8"/>
@@ -625,7 +625,7 @@
             <w:noProof/>
             <w:webHidden/>
           </w:rPr>
-          <w:instrText xml:space="preserve"> PAGEREF _Toc242192278 \h </w:instrText>
+          <w:instrText xml:space="preserve"> PAGEREF _Toc242193960 \h </w:instrText>
         </w:r>
         <w:r>
           <w:rPr>
@@ -671,7 +671,7 @@
           <w14:ligatures w14:val="standardContextual"/>
         </w:rPr>
       </w:pPr>
-      <w:hyperlink w:anchor="_Toc242192279" w:history="1">
+      <w:hyperlink w:anchor="_Toc242193961" w:history="1">
         <w:r>
           <w:rPr>
             <w:rStyle w:val="aff8"/>
@@ -698,7 +698,7 @@
             <w:noProof/>
             <w:webHidden/>
           </w:rPr>
-          <w:instrText xml:space="preserve"> PAGEREF _Toc242192279 \h </w:instrText>
+          <w:instrText xml:space="preserve"> PAGEREF _Toc242193961 \h </w:instrText>
         </w:r>
         <w:r>
           <w:rPr>
@@ -744,7 +744,7 @@
           <w14:ligatures w14:val="standardContextual"/>
         </w:rPr>
       </w:pPr>
-      <w:hyperlink w:anchor="_Toc242192280" w:history="1">
+      <w:hyperlink w:anchor="_Toc242193962" w:history="1">
         <w:r>
           <w:rPr>
             <w:rStyle w:val="aff8"/>
@@ -771,7 +771,7 @@
             <w:noProof/>
             <w:webHidden/>
           </w:rPr>
-          <w:instrText xml:space="preserve"> PAGEREF _Toc242192280 \h </w:instrText>
+          <w:instrText xml:space="preserve"> PAGEREF _Toc242193962 \h </w:instrText>
         </w:r>
         <w:r>
           <w:rPr>
@@ -817,7 +817,7 @@
           <w14:ligatures w14:val="standardContextual"/>
         </w:rPr>
       </w:pPr>
-      <w:hyperlink w:anchor="_Toc242192281" w:history="1">
+      <w:hyperlink w:anchor="_Toc242193963" w:history="1">
         <w:r>
           <w:rPr>
             <w:rStyle w:val="aff8"/>
@@ -844,7 +844,7 @@
             <w:noProof/>
             <w:webHidden/>
           </w:rPr>
-          <w:instrText xml:space="preserve"> PAGEREF _Toc242192281 \h </w:instrText>
+          <w:instrText xml:space="preserve"> PAGEREF _Toc242193963 \h </w:instrText>
         </w:r>
         <w:r>
           <w:rPr>
@@ -890,7 +890,7 @@
           <w14:ligatures w14:val="standardContextual"/>
         </w:rPr>
       </w:pPr>
-      <w:hyperlink w:anchor="_Toc242192282" w:history="1">
+      <w:hyperlink w:anchor="_Toc242193964" w:history="1">
         <w:r>
           <w:rPr>
             <w:rStyle w:val="aff8"/>
@@ -917,7 +917,7 @@
             <w:noProof/>
             <w:webHidden/>
           </w:rPr>
-          <w:instrText xml:space="preserve"> PAGEREF _Toc242192282 \h </w:instrText>
+          <w:instrText xml:space="preserve"> PAGEREF _Toc242193964 \h </w:instrText>
         </w:r>
         <w:r>
           <w:rPr>
@@ -963,7 +963,7 @@
           <w14:ligatures w14:val="standardContextual"/>
         </w:rPr>
       </w:pPr>
-      <w:hyperlink w:anchor="_Toc242192283" w:history="1">
+      <w:hyperlink w:anchor="_Toc242193965" w:history="1">
         <w:r>
           <w:rPr>
             <w:rStyle w:val="aff8"/>
@@ -990,7 +990,7 @@
             <w:noProof/>
             <w:webHidden/>
           </w:rPr>
-          <w:instrText xml:space="preserve"> PAGEREF _Toc242192283 \h </w:instrText>
+          <w:instrText xml:space="preserve"> PAGEREF _Toc242193965 \h </w:instrText>
         </w:r>
         <w:r>
           <w:rPr>
@@ -1036,7 +1036,7 @@
           <w14:ligatures w14:val="standardContextual"/>
         </w:rPr>
       </w:pPr>
-      <w:hyperlink w:anchor="_Toc242192284" w:history="1">
+      <w:hyperlink w:anchor="_Toc242193966" w:history="1">
         <w:r>
           <w:rPr>
             <w:rStyle w:val="aff8"/>
@@ -1063,7 +1063,7 @@
             <w:noProof/>
             <w:webHidden/>
           </w:rPr>
-          <w:instrText xml:space="preserve"> PAGEREF _Toc242192284 \h </w:instrText>
+          <w:instrText xml:space="preserve"> PAGEREF _Toc242193966 \h </w:instrText>
         </w:r>
         <w:r>
           <w:rPr>
@@ -1109,7 +1109,7 @@
           <w14:ligatures w14:val="standardContextual"/>
         </w:rPr>
       </w:pPr>
-      <w:hyperlink w:anchor="_Toc242192285" w:history="1">
+      <w:hyperlink w:anchor="_Toc242193967" w:history="1">
         <w:r>
           <w:rPr>
             <w:rStyle w:val="aff8"/>
@@ -1136,7 +1136,7 @@
             <w:noProof/>
             <w:webHidden/>
           </w:rPr>
-          <w:instrText xml:space="preserve"> PAGEREF _Toc242192285 \h </w:instrText>
+          <w:instrText xml:space="preserve"> PAGEREF _Toc242193967 \h </w:instrText>
         </w:r>
         <w:r>
           <w:rPr>
@@ -1182,7 +1182,7 @@
           <w14:ligatures w14:val="standardContextual"/>
         </w:rPr>
       </w:pPr>
-      <w:hyperlink w:anchor="_Toc242192286" w:history="1">
+      <w:hyperlink w:anchor="_Toc242193968" w:history="1">
         <w:r>
           <w:rPr>
             <w:rStyle w:val="aff8"/>
@@ -1209,7 +1209,7 @@
             <w:noProof/>
             <w:webHidden/>
           </w:rPr>
-          <w:instrText xml:space="preserve"> PAGEREF _Toc242192286 \h </w:instrText>
+          <w:instrText xml:space="preserve"> PAGEREF _Toc242193968 \h </w:instrText>
         </w:r>
         <w:r>
           <w:rPr>
@@ -1255,7 +1255,7 @@
           <w14:ligatures w14:val="standardContextual"/>
         </w:rPr>
       </w:pPr>
-      <w:hyperlink w:anchor="_Toc242192287" w:history="1">
+      <w:hyperlink w:anchor="_Toc242193969" w:history="1">
         <w:r>
           <w:rPr>
             <w:rStyle w:val="aff8"/>
@@ -1282,7 +1282,7 @@
             <w:noProof/>
             <w:webHidden/>
           </w:rPr>
-          <w:instrText xml:space="preserve"> PAGEREF _Toc242192287 \h </w:instrText>
+          <w:instrText xml:space="preserve"> PAGEREF _Toc242193969 \h </w:instrText>
         </w:r>
         <w:r>
           <w:rPr>
@@ -1328,7 +1328,7 @@
           <w14:ligatures w14:val="standardContextual"/>
         </w:rPr>
       </w:pPr>
-      <w:hyperlink w:anchor="_Toc242192288" w:history="1">
+      <w:hyperlink w:anchor="_Toc242193970" w:history="1">
         <w:r>
           <w:rPr>
             <w:rStyle w:val="aff8"/>
@@ -1355,7 +1355,7 @@
             <w:noProof/>
             <w:webHidden/>
           </w:rPr>
-          <w:instrText xml:space="preserve"> PAGEREF _Toc242192288 \h </w:instrText>
+          <w:instrText xml:space="preserve"> PAGEREF _Toc242193970 \h </w:instrText>
         </w:r>
         <w:r>
           <w:rPr>
@@ -1401,7 +1401,7 @@
           <w14:ligatures w14:val="standardContextual"/>
         </w:rPr>
       </w:pPr>
-      <w:hyperlink w:anchor="_Toc242192289" w:history="1">
+      <w:hyperlink w:anchor="_Toc242193971" w:history="1">
         <w:r>
           <w:rPr>
             <w:rStyle w:val="aff8"/>
@@ -1428,7 +1428,7 @@
             <w:noProof/>
             <w:webHidden/>
           </w:rPr>
-          <w:instrText xml:space="preserve"> PAGEREF _Toc242192289 \h </w:instrText>
+          <w:instrText xml:space="preserve"> PAGEREF _Toc242193971 \h </w:instrText>
         </w:r>
         <w:r>
           <w:rPr>
@@ -1474,7 +1474,7 @@
           <w14:ligatures w14:val="standardContextual"/>
         </w:rPr>
       </w:pPr>
-      <w:hyperlink w:anchor="_Toc242192290" w:history="1">
+      <w:hyperlink w:anchor="_Toc242193972" w:history="1">
         <w:r>
           <w:rPr>
             <w:rStyle w:val="aff8"/>
@@ -1501,7 +1501,7 @@
             <w:noProof/>
             <w:webHidden/>
           </w:rPr>
-          <w:instrText xml:space="preserve"> PAGEREF _Toc242192290 \h </w:instrText>
+          <w:instrText xml:space="preserve"> PAGEREF _Toc242193972 \h </w:instrText>
         </w:r>
         <w:r>
           <w:rPr>
@@ -1547,7 +1547,7 @@
           <w14:ligatures w14:val="standardContextual"/>
         </w:rPr>
       </w:pPr>
-      <w:hyperlink w:anchor="_Toc242192291" w:history="1">
+      <w:hyperlink w:anchor="_Toc242193973" w:history="1">
         <w:r>
           <w:rPr>
             <w:rStyle w:val="aff8"/>
@@ -1574,7 +1574,7 @@
             <w:noProof/>
             <w:webHidden/>
           </w:rPr>
-          <w:instrText xml:space="preserve"> PAGEREF _Toc242192291 \h </w:instrText>
+          <w:instrText xml:space="preserve"> PAGEREF _Toc242193973 \h </w:instrText>
         </w:r>
         <w:r>
           <w:rPr>
@@ -1620,7 +1620,7 @@
           <w14:ligatures w14:val="standardContextual"/>
         </w:rPr>
       </w:pPr>
-      <w:hyperlink w:anchor="_Toc242192292" w:history="1">
+      <w:hyperlink w:anchor="_Toc242193974" w:history="1">
         <w:r>
           <w:rPr>
             <w:rStyle w:val="aff8"/>
@@ -1647,7 +1647,7 @@
             <w:noProof/>
             <w:webHidden/>
           </w:rPr>
-          <w:instrText xml:space="preserve"> PAGEREF _Toc242192292 \h </w:instrText>
+          <w:instrText xml:space="preserve"> PAGEREF _Toc242193974 \h </w:instrText>
         </w:r>
         <w:r>
           <w:rPr>
@@ -1693,7 +1693,7 @@
           <w14:ligatures w14:val="standardContextual"/>
         </w:rPr>
       </w:pPr>
-      <w:hyperlink w:anchor="_Toc242192293" w:history="1">
+      <w:hyperlink w:anchor="_Toc242193975" w:history="1">
         <w:r>
           <w:rPr>
             <w:rStyle w:val="aff8"/>
@@ -1720,7 +1720,7 @@
             <w:noProof/>
             <w:webHidden/>
           </w:rPr>
-          <w:instrText xml:space="preserve"> PAGEREF _Toc242192293 \h </w:instrText>
+          <w:instrText xml:space="preserve"> PAGEREF _Toc242193975 \h </w:instrText>
         </w:r>
         <w:r>
           <w:rPr>
@@ -1766,7 +1766,7 @@
           <w14:ligatures w14:val="standardContextual"/>
         </w:rPr>
       </w:pPr>
-      <w:hyperlink w:anchor="_Toc242192294" w:history="1">
+      <w:hyperlink w:anchor="_Toc242193976" w:history="1">
         <w:r>
           <w:rPr>
             <w:rStyle w:val="aff8"/>
@@ -1793,7 +1793,7 @@
             <w:noProof/>
             <w:webHidden/>
           </w:rPr>
-          <w:instrText xml:space="preserve"> PAGEREF _Toc242192294 \h </w:instrText>
+          <w:instrText xml:space="preserve"> PAGEREF _Toc242193976 \h </w:instrText>
         </w:r>
         <w:r>
           <w:rPr>
@@ -1839,7 +1839,7 @@
           <w14:ligatures w14:val="standardContextual"/>
         </w:rPr>
       </w:pPr>
-      <w:hyperlink w:anchor="_Toc242192295" w:history="1">
+      <w:hyperlink w:anchor="_Toc242193977" w:history="1">
         <w:r>
           <w:rPr>
             <w:rStyle w:val="aff8"/>
@@ -1866,7 +1866,7 @@
             <w:noProof/>
             <w:webHidden/>
           </w:rPr>
-          <w:instrText xml:space="preserve"> PAGEREF _Toc242192295 \h </w:instrText>
+          <w:instrText xml:space="preserve"> PAGEREF _Toc242193977 \h </w:instrText>
         </w:r>
         <w:r>
           <w:rPr>
@@ -1912,7 +1912,7 @@
           <w14:ligatures w14:val="standardContextual"/>
         </w:rPr>
       </w:pPr>
-      <w:hyperlink w:anchor="_Toc242192296" w:history="1">
+      <w:hyperlink w:anchor="_Toc242193978" w:history="1">
         <w:r>
           <w:rPr>
             <w:rStyle w:val="aff8"/>
@@ -1939,7 +1939,7 @@
             <w:noProof/>
             <w:webHidden/>
           </w:rPr>
-          <w:instrText xml:space="preserve"> PAGEREF _Toc242192296 \h </w:instrText>
+          <w:instrText xml:space="preserve"> PAGEREF _Toc242193978 \h </w:instrText>
         </w:r>
         <w:r>
           <w:rPr>
@@ -1985,7 +1985,7 @@
           <w14:ligatures w14:val="standardContextual"/>
         </w:rPr>
       </w:pPr>
-      <w:hyperlink w:anchor="_Toc242192297" w:history="1">
+      <w:hyperlink w:anchor="_Toc242193979" w:history="1">
         <w:r>
           <w:rPr>
             <w:rStyle w:val="aff8"/>
@@ -2012,7 +2012,7 @@
             <w:noProof/>
             <w:webHidden/>
           </w:rPr>
-          <w:instrText xml:space="preserve"> PAGEREF _Toc242192297 \h </w:instrText>
+          <w:instrText xml:space="preserve"> PAGEREF _Toc242193979 \h </w:instrText>
         </w:r>
         <w:r>
           <w:rPr>
@@ -2058,7 +2058,7 @@
           <w14:ligatures w14:val="standardContextual"/>
         </w:rPr>
       </w:pPr>
-      <w:hyperlink w:anchor="_Toc242192298" w:history="1">
+      <w:hyperlink w:anchor="_Toc242193980" w:history="1">
         <w:r>
           <w:rPr>
             <w:rStyle w:val="aff8"/>
@@ -2085,7 +2085,7 @@
             <w:noProof/>
             <w:webHidden/>
           </w:rPr>
-          <w:instrText xml:space="preserve"> PAGEREF _Toc242192298 \h </w:instrText>
+          <w:instrText xml:space="preserve"> PAGEREF _Toc242193980 \h </w:instrText>
         </w:r>
         <w:r>
           <w:rPr>
@@ -2131,7 +2131,7 @@
           <w14:ligatures w14:val="standardContextual"/>
         </w:rPr>
       </w:pPr>
-      <w:hyperlink w:anchor="_Toc242192299" w:history="1">
+      <w:hyperlink w:anchor="_Toc242193981" w:history="1">
         <w:r>
           <w:rPr>
             <w:rStyle w:val="aff8"/>
@@ -2158,7 +2158,7 @@
             <w:noProof/>
             <w:webHidden/>
           </w:rPr>
-          <w:instrText xml:space="preserve"> PAGEREF _Toc242192299 \h </w:instrText>
+          <w:instrText xml:space="preserve"> PAGEREF _Toc242193981 \h </w:instrText>
         </w:r>
         <w:r>
           <w:rPr>
@@ -2204,7 +2204,7 @@
           <w14:ligatures w14:val="standardContextual"/>
         </w:rPr>
       </w:pPr>
-      <w:hyperlink w:anchor="_Toc242192300" w:history="1">
+      <w:hyperlink w:anchor="_Toc242193982" w:history="1">
         <w:r>
           <w:rPr>
             <w:rStyle w:val="aff8"/>
@@ -2231,7 +2231,7 @@
             <w:noProof/>
             <w:webHidden/>
           </w:rPr>
-          <w:instrText xml:space="preserve"> PAGEREF _Toc242192300 \h </w:instrText>
+          <w:instrText xml:space="preserve"> PAGEREF _Toc242193982 \h </w:instrText>
         </w:r>
         <w:r>
           <w:rPr>
@@ -2277,7 +2277,7 @@
           <w14:ligatures w14:val="standardContextual"/>
         </w:rPr>
       </w:pPr>
-      <w:hyperlink w:anchor="_Toc242192301" w:history="1">
+      <w:hyperlink w:anchor="_Toc242193983" w:history="1">
         <w:r>
           <w:rPr>
             <w:rStyle w:val="aff8"/>
@@ -2304,7 +2304,7 @@
             <w:noProof/>
             <w:webHidden/>
           </w:rPr>
-          <w:instrText xml:space="preserve"> PAGEREF _Toc242192301 \h </w:instrText>
+          <w:instrText xml:space="preserve"> PAGEREF _Toc242193983 \h </w:instrText>
         </w:r>
         <w:r>
           <w:rPr>
@@ -2350,7 +2350,7 @@
           <w14:ligatures w14:val="standardContextual"/>
         </w:rPr>
       </w:pPr>
-      <w:hyperlink w:anchor="_Toc242192302" w:history="1">
+      <w:hyperlink w:anchor="_Toc242193984" w:history="1">
         <w:r>
           <w:rPr>
             <w:rStyle w:val="aff8"/>
@@ -2377,7 +2377,7 @@
             <w:noProof/>
             <w:webHidden/>
           </w:rPr>
-          <w:instrText xml:space="preserve"> PAGEREF _Toc242192302 \h </w:instrText>
+          <w:instrText xml:space="preserve"> PAGEREF _Toc242193984 \h </w:instrText>
         </w:r>
         <w:r>
           <w:rPr>
@@ -2423,7 +2423,7 @@
           <w14:ligatures w14:val="standardContextual"/>
         </w:rPr>
       </w:pPr>
-      <w:hyperlink w:anchor="_Toc242192303" w:history="1">
+      <w:hyperlink w:anchor="_Toc242193985" w:history="1">
         <w:r>
           <w:rPr>
             <w:rStyle w:val="aff8"/>
@@ -2450,7 +2450,7 @@
             <w:noProof/>
             <w:webHidden/>
           </w:rPr>
-          <w:instrText xml:space="preserve"> PAGEREF _Toc242192303 \h </w:instrText>
+          <w:instrText xml:space="preserve"> PAGEREF _Toc242193985 \h </w:instrText>
         </w:r>
         <w:r>
           <w:rPr>
@@ -2496,7 +2496,7 @@
           <w14:ligatures w14:val="standardContextual"/>
         </w:rPr>
       </w:pPr>
-      <w:hyperlink w:anchor="_Toc242192304" w:history="1">
+      <w:hyperlink w:anchor="_Toc242193986" w:history="1">
         <w:r>
           <w:rPr>
             <w:rStyle w:val="aff8"/>
@@ -2523,7 +2523,7 @@
             <w:noProof/>
             <w:webHidden/>
           </w:rPr>
-          <w:instrText xml:space="preserve"> PAGEREF _Toc242192304 \h </w:instrText>
+          <w:instrText xml:space="preserve"> PAGEREF _Toc242193986 \h </w:instrText>
         </w:r>
         <w:r>
           <w:rPr>
@@ -2569,7 +2569,7 @@
           <w14:ligatures w14:val="standardContextual"/>
         </w:rPr>
       </w:pPr>
-      <w:hyperlink w:anchor="_Toc242192305" w:history="1">
+      <w:hyperlink w:anchor="_Toc242193987" w:history="1">
         <w:r>
           <w:rPr>
             <w:rStyle w:val="aff8"/>
@@ -2596,7 +2596,7 @@
             <w:noProof/>
             <w:webHidden/>
           </w:rPr>
-          <w:instrText xml:space="preserve"> PAGEREF _Toc242192305 \h </w:instrText>
+          <w:instrText xml:space="preserve"> PAGEREF _Toc242193987 \h </w:instrText>
         </w:r>
         <w:r>
           <w:rPr>
@@ -2642,7 +2642,7 @@
         <w:ind w:firstLine="0"/>
         <w:jc w:val="center"/>
       </w:pPr>
-      <w:bookmarkStart w:id="0" w:name="_Toc242192274"/>
+      <w:bookmarkStart w:id="0" w:name="_Toc242193956"/>
       <w:r>
         <w:lastRenderedPageBreak/>
         <w:t>ПЕРЕЧЕНЬ ТЕРМИНОВ И СОКРАЩЕНИЙ</w:t>
@@ -3904,7 +3904,7 @@
         <w:pStyle w:val="1"/>
         <w:pageBreakBefore/>
       </w:pPr>
-      <w:bookmarkStart w:id="1" w:name="_Toc242192275"/>
+      <w:bookmarkStart w:id="1" w:name="_Toc242193957"/>
       <w:r>
         <w:lastRenderedPageBreak/>
         <w:t>1 Общие положения</w:t>
@@ -3915,7 +3915,7 @@
       <w:pPr>
         <w:pStyle w:val="21"/>
       </w:pPr>
-      <w:bookmarkStart w:id="2" w:name="_Toc242192276"/>
+      <w:bookmarkStart w:id="2" w:name="_Toc242193958"/>
       <w:r>
         <w:t>1.1 Наименование системы и документы-основания</w:t>
       </w:r>
@@ -3930,7 +3930,7 @@
       <w:pPr>
         <w:pStyle w:val="21"/>
       </w:pPr>
-      <w:bookmarkStart w:id="3" w:name="_Toc242192277"/>
+      <w:bookmarkStart w:id="3" w:name="_Toc242193959"/>
       <w:r>
         <w:t>1.2 Организации-участники</w:t>
       </w:r>
@@ -3945,7 +3945,7 @@
       <w:pPr>
         <w:pStyle w:val="21"/>
       </w:pPr>
-      <w:bookmarkStart w:id="4" w:name="_Toc242192278"/>
+      <w:bookmarkStart w:id="4" w:name="_Toc242193960"/>
       <w:r>
         <w:t>1.3 Стадии создания</w:t>
       </w:r>
@@ -3960,7 +3960,7 @@
       <w:pPr>
         <w:pStyle w:val="21"/>
       </w:pPr>
-      <w:bookmarkStart w:id="5" w:name="_Toc242192279"/>
+      <w:bookmarkStart w:id="5" w:name="_Toc242193961"/>
       <w:r>
         <w:t>1.4 Цели, назначение и области использования</w:t>
       </w:r>
@@ -3975,7 +3975,7 @@
       <w:pPr>
         <w:pStyle w:val="21"/>
       </w:pPr>
-      <w:bookmarkStart w:id="6" w:name="_Toc242192280"/>
+      <w:bookmarkStart w:id="6" w:name="_Toc242193962"/>
       <w:r>
         <w:t>1.5 Нормативно-технические документы</w:t>
       </w:r>
@@ -3990,7 +3990,7 @@
       <w:pPr>
         <w:pStyle w:val="21"/>
       </w:pPr>
-      <w:bookmarkStart w:id="7" w:name="_Toc242192281"/>
+      <w:bookmarkStart w:id="7" w:name="_Toc242193963"/>
       <w:r>
         <w:t>1.6 Очерёдность создания</w:t>
       </w:r>
@@ -4006,7 +4006,7 @@
         <w:pStyle w:val="1"/>
         <w:pageBreakBefore/>
       </w:pPr>
-      <w:bookmarkStart w:id="8" w:name="_Toc242192282"/>
+      <w:bookmarkStart w:id="8" w:name="_Toc242193964"/>
       <w:r>
         <w:lastRenderedPageBreak/>
         <w:t>2 Описание процесса деятельности</w:t>
@@ -4055,7 +4055,7 @@
         </w:rPr>
         <w:lastRenderedPageBreak/>
         <w:drawing>
-          <wp:inline distT="0" distB="0" distL="0" distR="0" wp14:anchorId="44983211" wp14:editId="1DC58A53">
+          <wp:inline distT="0" distB="0" distL="0" distR="0" wp14:anchorId="6EE69834" wp14:editId="1F69FEC9">
             <wp:extent cx="5760000" cy="2880000"/>
             <wp:effectExtent l="0" t="0" r="0" b="0"/>
             <wp:docPr id="1" name="Picture 1"/>
@@ -4105,7 +4105,7 @@
         <w:pStyle w:val="1"/>
         <w:pageBreakBefore/>
       </w:pPr>
-      <w:bookmarkStart w:id="9" w:name="_Toc242192283"/>
+      <w:bookmarkStart w:id="9" w:name="_Toc242193965"/>
       <w:r>
         <w:lastRenderedPageBreak/>
         <w:t>3 Основные технические решения</w:t>
@@ -4116,7 +4116,7 @@
       <w:pPr>
         <w:pStyle w:val="21"/>
       </w:pPr>
-      <w:bookmarkStart w:id="10" w:name="_Toc242192284"/>
+      <w:bookmarkStart w:id="10" w:name="_Toc242193966"/>
       <w:r>
         <w:t>3.1 Решения по структуре системы</w:t>
       </w:r>
@@ -4126,7 +4126,7 @@
       <w:pPr>
         <w:pStyle w:val="31"/>
       </w:pPr>
-      <w:bookmarkStart w:id="11" w:name="_Toc242192285"/>
+      <w:bookmarkStart w:id="11" w:name="_Toc242193967"/>
       <w:r>
         <w:t>3.1.1 Функциональная структура</w:t>
       </w:r>
@@ -4768,7 +4768,7 @@
         </w:rPr>
         <w:lastRenderedPageBreak/>
         <w:drawing>
-          <wp:inline distT="0" distB="0" distL="0" distR="0" wp14:anchorId="3E5844F4" wp14:editId="5B5A2453">
+          <wp:inline distT="0" distB="0" distL="0" distR="0" wp14:anchorId="406038DD" wp14:editId="467259F1">
             <wp:extent cx="5760000" cy="3272727"/>
             <wp:effectExtent l="0" t="0" r="0" b="0"/>
             <wp:docPr id="2" name="Picture 2"/>
@@ -4817,7 +4817,7 @@
       <w:pPr>
         <w:pStyle w:val="31"/>
       </w:pPr>
-      <w:bookmarkStart w:id="12" w:name="_Toc242192286"/>
+      <w:bookmarkStart w:id="12" w:name="_Toc242193968"/>
       <w:r>
         <w:t>3.1.2 Структура программно-технического комплекса</w:t>
       </w:r>
@@ -5357,7 +5357,7 @@
         </w:rPr>
         <w:lastRenderedPageBreak/>
         <w:drawing>
-          <wp:inline distT="0" distB="0" distL="0" distR="0" wp14:anchorId="2C305C45" wp14:editId="56508DEB">
+          <wp:inline distT="0" distB="0" distL="0" distR="0" wp14:anchorId="2BF13C5B" wp14:editId="60A545AD">
             <wp:extent cx="5940000" cy="4212000"/>
             <wp:effectExtent l="0" t="0" r="0" b="0"/>
             <wp:docPr id="3" name="Picture 3"/>
@@ -5441,7 +5441,7 @@
       <w:pPr>
         <w:pStyle w:val="21"/>
       </w:pPr>
-      <w:bookmarkStart w:id="13" w:name="_Toc242192287"/>
+      <w:bookmarkStart w:id="13" w:name="_Toc242193969"/>
       <w:r>
         <w:t>3.2 Решения по взаимосвязям со смежными системами</w:t>
       </w:r>
@@ -5522,7 +5522,7 @@
       <w:pPr>
         <w:pStyle w:val="21"/>
       </w:pPr>
-      <w:bookmarkStart w:id="14" w:name="_Toc242192288"/>
+      <w:bookmarkStart w:id="14" w:name="_Toc242193970"/>
       <w:r>
         <w:t>3.3 Решения по режимам функционирования</w:t>
       </w:r>
@@ -5552,7 +5552,7 @@
       <w:pPr>
         <w:pStyle w:val="21"/>
       </w:pPr>
-      <w:bookmarkStart w:id="15" w:name="_Toc242192289"/>
+      <w:bookmarkStart w:id="15" w:name="_Toc242193971"/>
       <w:r>
         <w:t>3.4 Решения по численности, квалификации и функциям персонала</w:t>
       </w:r>
@@ -5567,7 +5567,7 @@
       <w:pPr>
         <w:pStyle w:val="21"/>
       </w:pPr>
-      <w:bookmarkStart w:id="16" w:name="_Toc242192290"/>
+      <w:bookmarkStart w:id="16" w:name="_Toc242193972"/>
       <w:r>
         <w:t>3.5 Обеспечение потребительских характеристик</w:t>
       </w:r>
@@ -5641,7 +5641,7 @@
       <w:pPr>
         <w:pStyle w:val="21"/>
       </w:pPr>
-      <w:bookmarkStart w:id="17" w:name="_Toc242192291"/>
+      <w:bookmarkStart w:id="17" w:name="_Toc242193973"/>
       <w:r>
         <w:t>3.6 Решения по комплексу технических средств</w:t>
       </w:r>
@@ -5676,7 +5676,7 @@
       <w:pPr>
         <w:pStyle w:val="21"/>
       </w:pPr>
-      <w:bookmarkStart w:id="18" w:name="_Toc242192292"/>
+      <w:bookmarkStart w:id="18" w:name="_Toc242193974"/>
       <w:r>
         <w:t>3.7 Решения по информационному обеспечению</w:t>
       </w:r>
@@ -5691,7 +5691,7 @@
       <w:pPr>
         <w:pStyle w:val="21"/>
       </w:pPr>
-      <w:bookmarkStart w:id="19" w:name="_Toc242192293"/>
+      <w:bookmarkStart w:id="19" w:name="_Toc242193975"/>
       <w:r>
         <w:t>3.8 Решения по программному обеспечению</w:t>
       </w:r>
@@ -5726,7 +5726,7 @@
       <w:pPr>
         <w:pStyle w:val="21"/>
       </w:pPr>
-      <w:bookmarkStart w:id="20" w:name="_Toc242192294"/>
+      <w:bookmarkStart w:id="20" w:name="_Toc242193976"/>
       <w:r>
         <w:t>3.9 Решения по защите информации</w:t>
       </w:r>
@@ -5736,7 +5736,7 @@
       <w:pPr>
         <w:pStyle w:val="31"/>
       </w:pPr>
-      <w:bookmarkStart w:id="21" w:name="_Toc242192295"/>
+      <w:bookmarkStart w:id="21" w:name="_Toc242193977"/>
       <w:r>
         <w:t>3.9.1 Аутентификация и сессии</w:t>
       </w:r>
@@ -5810,7 +5810,7 @@
       <w:pPr>
         <w:pStyle w:val="31"/>
       </w:pPr>
-      <w:bookmarkStart w:id="22" w:name="_Toc242192296"/>
+      <w:bookmarkStart w:id="22" w:name="_Toc242193978"/>
       <w:r>
         <w:t>3.9.2 Разграничение доступа</w:t>
       </w:r>
@@ -5840,7 +5840,7 @@
       <w:pPr>
         <w:pStyle w:val="31"/>
       </w:pPr>
-      <w:bookmarkStart w:id="23" w:name="_Toc242192297"/>
+      <w:bookmarkStart w:id="23" w:name="_Toc242193979"/>
       <w:r>
         <w:t>3.9.3 Изоляция компаний</w:t>
       </w:r>
@@ -5868,7 +5868,7 @@
       <w:pPr>
         <w:pStyle w:val="31"/>
       </w:pPr>
-      <w:bookmarkStart w:id="24" w:name="_Toc242192298"/>
+      <w:bookmarkStart w:id="24" w:name="_Toc242193980"/>
       <w:r>
         <w:t>3.9.4 Защита файлов</w:t>
       </w:r>
@@ -5893,7 +5893,7 @@
       <w:pPr>
         <w:pStyle w:val="31"/>
       </w:pPr>
-      <w:bookmarkStart w:id="25" w:name="_Toc242192299"/>
+      <w:bookmarkStart w:id="25" w:name="_Toc242193981"/>
       <w:r>
         <w:lastRenderedPageBreak/>
         <w:t>3.9.5 Защита публичного API</w:t>
@@ -5909,7 +5909,7 @@
       <w:pPr>
         <w:pStyle w:val="31"/>
       </w:pPr>
-      <w:bookmarkStart w:id="26" w:name="_Toc242192300"/>
+      <w:bookmarkStart w:id="26" w:name="_Toc242193982"/>
       <w:r>
         <w:t>3.9.6 Журналирование</w:t>
       </w:r>
@@ -5934,7 +5934,7 @@
       <w:pPr>
         <w:pStyle w:val="31"/>
       </w:pPr>
-      <w:bookmarkStart w:id="27" w:name="_Toc242192301"/>
+      <w:bookmarkStart w:id="27" w:name="_Toc242193983"/>
       <w:r>
         <w:t>3.9.7 Защита передачи данных</w:t>
       </w:r>
@@ -5999,7 +5999,7 @@
       <w:pPr>
         <w:pStyle w:val="21"/>
       </w:pPr>
-      <w:bookmarkStart w:id="28" w:name="_Toc242192302"/>
+      <w:bookmarkStart w:id="28" w:name="_Toc242193984"/>
       <w:r>
         <w:t>3.10 Решения по обеспечению надёжности</w:t>
       </w:r>
@@ -6044,7 +6044,7 @@
       <w:pPr>
         <w:pStyle w:val="21"/>
       </w:pPr>
-      <w:bookmarkStart w:id="29" w:name="_Toc242192303"/>
+      <w:bookmarkStart w:id="29" w:name="_Toc242193985"/>
       <w:r>
         <w:lastRenderedPageBreak/>
         <w:t>3.11 Решения по многоязычности</w:t>
@@ -6091,7 +6091,7 @@
         <w:pStyle w:val="1"/>
         <w:pageBreakBefore/>
       </w:pPr>
-      <w:bookmarkStart w:id="30" w:name="_Toc242192304"/>
+      <w:bookmarkStart w:id="30" w:name="_Toc242193986"/>
       <w:r>
         <w:lastRenderedPageBreak/>
         <w:t>4 Мероприятия по подготовке объекта автоматизации к вводу системы в действие</w:t>
@@ -6165,7 +6165,7 @@
         <w:ind w:firstLine="0"/>
         <w:jc w:val="center"/>
       </w:pPr>
-      <w:bookmarkStart w:id="31" w:name="_Toc242192305"/>
+      <w:bookmarkStart w:id="31" w:name="_Toc242193987"/>
       <w:r>
         <w:lastRenderedPageBreak/>
         <w:t>ЛИСТ РЕГИСТРАЦИИ ИЗМЕНЕНИЙ</w:t>
@@ -8227,31 +8227,31 @@
       </w:rPr>
     </w:lvl>
   </w:abstractNum>
-  <w:num w:numId="1" w16cid:durableId="1588343758">
+  <w:num w:numId="1" w16cid:durableId="74324408">
     <w:abstractNumId w:val="8"/>
   </w:num>
-  <w:num w:numId="2" w16cid:durableId="2006281684">
+  <w:num w:numId="2" w16cid:durableId="223178139">
     <w:abstractNumId w:val="6"/>
   </w:num>
-  <w:num w:numId="3" w16cid:durableId="1661304702">
+  <w:num w:numId="3" w16cid:durableId="1794787766">
     <w:abstractNumId w:val="5"/>
   </w:num>
-  <w:num w:numId="4" w16cid:durableId="538474695">
+  <w:num w:numId="4" w16cid:durableId="1137646199">
     <w:abstractNumId w:val="4"/>
   </w:num>
-  <w:num w:numId="5" w16cid:durableId="137769431">
+  <w:num w:numId="5" w16cid:durableId="1780682374">
     <w:abstractNumId w:val="7"/>
   </w:num>
-  <w:num w:numId="6" w16cid:durableId="1074162574">
+  <w:num w:numId="6" w16cid:durableId="1525943089">
     <w:abstractNumId w:val="3"/>
   </w:num>
-  <w:num w:numId="7" w16cid:durableId="678850793">
+  <w:num w:numId="7" w16cid:durableId="1025981934">
     <w:abstractNumId w:val="2"/>
   </w:num>
-  <w:num w:numId="8" w16cid:durableId="753630698">
+  <w:num w:numId="8" w16cid:durableId="481889090">
     <w:abstractNumId w:val="1"/>
   </w:num>
-  <w:num w:numId="9" w16cid:durableId="552233306">
+  <w:num w:numId="9" w16cid:durableId="1364019373">
     <w:abstractNumId w:val="0"/>
   </w:num>
 </w:numbering>
@@ -19784,7 +19784,7 @@
     <w:autoRedefine/>
     <w:uiPriority w:val="39"/>
     <w:unhideWhenUsed/>
-    <w:rsid w:val="008F008C"/>
+    <w:rsid w:val="00991E18"/>
     <w:pPr>
       <w:spacing w:after="100"/>
     </w:pPr>
@@ -19796,7 +19796,7 @@
     <w:autoRedefine/>
     <w:uiPriority w:val="39"/>
     <w:unhideWhenUsed/>
-    <w:rsid w:val="008F008C"/>
+    <w:rsid w:val="00991E18"/>
     <w:pPr>
       <w:spacing w:after="100"/>
       <w:ind w:left="240"/>
@@ -19809,7 +19809,7 @@
     <w:autoRedefine/>
     <w:uiPriority w:val="39"/>
     <w:unhideWhenUsed/>
-    <w:rsid w:val="008F008C"/>
+    <w:rsid w:val="00991E18"/>
     <w:pPr>
       <w:spacing w:after="100"/>
       <w:ind w:left="480"/>
@@ -19820,7 +19820,7 @@
     <w:basedOn w:val="a2"/>
     <w:uiPriority w:val="99"/>
     <w:unhideWhenUsed/>
-    <w:rsid w:val="008F008C"/>
+    <w:rsid w:val="00991E18"/>
     <w:rPr>
       <w:color w:val="0000FF" w:themeColor="hyperlink"/>
       <w:u w:val="single"/>

--- a/docs/gost/out/02_П2_Пояснительная_записка.docx
+++ b/docs/gost/out/02_П2_Пояснительная_записка.docx
@@ -306,7 +306,7 @@
       <w:r>
         <w:fldChar w:fldCharType="separate"/>
       </w:r>
-      <w:hyperlink w:anchor="_Toc242193956" w:history="1">
+      <w:hyperlink w:anchor="_Toc242436236" w:history="1">
         <w:r>
           <w:rPr>
             <w:rStyle w:val="aff8"/>
@@ -333,7 +333,7 @@
             <w:noProof/>
             <w:webHidden/>
           </w:rPr>
-          <w:instrText xml:space="preserve"> PAGEREF _Toc242193956 \h </w:instrText>
+          <w:instrText xml:space="preserve"> PAGEREF _Toc242436236 \h </w:instrText>
         </w:r>
         <w:r>
           <w:rPr>
@@ -379,7 +379,7 @@
           <w14:ligatures w14:val="standardContextual"/>
         </w:rPr>
       </w:pPr>
-      <w:hyperlink w:anchor="_Toc242193957" w:history="1">
+      <w:hyperlink w:anchor="_Toc242436237" w:history="1">
         <w:r>
           <w:rPr>
             <w:rStyle w:val="aff8"/>
@@ -406,7 +406,7 @@
             <w:noProof/>
             <w:webHidden/>
           </w:rPr>
-          <w:instrText xml:space="preserve"> PAGEREF _Toc242193957 \h </w:instrText>
+          <w:instrText xml:space="preserve"> PAGEREF _Toc242436237 \h </w:instrText>
         </w:r>
         <w:r>
           <w:rPr>
@@ -452,7 +452,7 @@
           <w14:ligatures w14:val="standardContextual"/>
         </w:rPr>
       </w:pPr>
-      <w:hyperlink w:anchor="_Toc242193958" w:history="1">
+      <w:hyperlink w:anchor="_Toc242436238" w:history="1">
         <w:r>
           <w:rPr>
             <w:rStyle w:val="aff8"/>
@@ -479,7 +479,7 @@
             <w:noProof/>
             <w:webHidden/>
           </w:rPr>
-          <w:instrText xml:space="preserve"> PAGEREF _Toc242193958 \h </w:instrText>
+          <w:instrText xml:space="preserve"> PAGEREF _Toc242436238 \h </w:instrText>
         </w:r>
         <w:r>
           <w:rPr>
@@ -525,7 +525,7 @@
           <w14:ligatures w14:val="standardContextual"/>
         </w:rPr>
       </w:pPr>
-      <w:hyperlink w:anchor="_Toc242193959" w:history="1">
+      <w:hyperlink w:anchor="_Toc242436239" w:history="1">
         <w:r>
           <w:rPr>
             <w:rStyle w:val="aff8"/>
@@ -552,7 +552,7 @@
             <w:noProof/>
             <w:webHidden/>
           </w:rPr>
-          <w:instrText xml:space="preserve"> PAGEREF _Toc242193959 \h </w:instrText>
+          <w:instrText xml:space="preserve"> PAGEREF _Toc242436239 \h </w:instrText>
         </w:r>
         <w:r>
           <w:rPr>
@@ -598,7 +598,7 @@
           <w14:ligatures w14:val="standardContextual"/>
         </w:rPr>
       </w:pPr>
-      <w:hyperlink w:anchor="_Toc242193960" w:history="1">
+      <w:hyperlink w:anchor="_Toc242436240" w:history="1">
         <w:r>
           <w:rPr>
             <w:rStyle w:val="aff8"/>
@@ -625,7 +625,7 @@
             <w:noProof/>
             <w:webHidden/>
           </w:rPr>
-          <w:instrText xml:space="preserve"> PAGEREF _Toc242193960 \h </w:instrText>
+          <w:instrText xml:space="preserve"> PAGEREF _Toc242436240 \h </w:instrText>
         </w:r>
         <w:r>
           <w:rPr>
@@ -671,7 +671,7 @@
           <w14:ligatures w14:val="standardContextual"/>
         </w:rPr>
       </w:pPr>
-      <w:hyperlink w:anchor="_Toc242193961" w:history="1">
+      <w:hyperlink w:anchor="_Toc242436241" w:history="1">
         <w:r>
           <w:rPr>
             <w:rStyle w:val="aff8"/>
@@ -698,7 +698,7 @@
             <w:noProof/>
             <w:webHidden/>
           </w:rPr>
-          <w:instrText xml:space="preserve"> PAGEREF _Toc242193961 \h </w:instrText>
+          <w:instrText xml:space="preserve"> PAGEREF _Toc242436241 \h </w:instrText>
         </w:r>
         <w:r>
           <w:rPr>
@@ -744,7 +744,7 @@
           <w14:ligatures w14:val="standardContextual"/>
         </w:rPr>
       </w:pPr>
-      <w:hyperlink w:anchor="_Toc242193962" w:history="1">
+      <w:hyperlink w:anchor="_Toc242436242" w:history="1">
         <w:r>
           <w:rPr>
             <w:rStyle w:val="aff8"/>
@@ -771,7 +771,7 @@
             <w:noProof/>
             <w:webHidden/>
           </w:rPr>
-          <w:instrText xml:space="preserve"> PAGEREF _Toc242193962 \h </w:instrText>
+          <w:instrText xml:space="preserve"> PAGEREF _Toc242436242 \h </w:instrText>
         </w:r>
         <w:r>
           <w:rPr>
@@ -817,7 +817,7 @@
           <w14:ligatures w14:val="standardContextual"/>
         </w:rPr>
       </w:pPr>
-      <w:hyperlink w:anchor="_Toc242193963" w:history="1">
+      <w:hyperlink w:anchor="_Toc242436243" w:history="1">
         <w:r>
           <w:rPr>
             <w:rStyle w:val="aff8"/>
@@ -844,7 +844,7 @@
             <w:noProof/>
             <w:webHidden/>
           </w:rPr>
-          <w:instrText xml:space="preserve"> PAGEREF _Toc242193963 \h </w:instrText>
+          <w:instrText xml:space="preserve"> PAGEREF _Toc242436243 \h </w:instrText>
         </w:r>
         <w:r>
           <w:rPr>
@@ -890,7 +890,7 @@
           <w14:ligatures w14:val="standardContextual"/>
         </w:rPr>
       </w:pPr>
-      <w:hyperlink w:anchor="_Toc242193964" w:history="1">
+      <w:hyperlink w:anchor="_Toc242436244" w:history="1">
         <w:r>
           <w:rPr>
             <w:rStyle w:val="aff8"/>
@@ -917,7 +917,7 @@
             <w:noProof/>
             <w:webHidden/>
           </w:rPr>
-          <w:instrText xml:space="preserve"> PAGEREF _Toc242193964 \h </w:instrText>
+          <w:instrText xml:space="preserve"> PAGEREF _Toc242436244 \h </w:instrText>
         </w:r>
         <w:r>
           <w:rPr>
@@ -963,7 +963,7 @@
           <w14:ligatures w14:val="standardContextual"/>
         </w:rPr>
       </w:pPr>
-      <w:hyperlink w:anchor="_Toc242193965" w:history="1">
+      <w:hyperlink w:anchor="_Toc242436245" w:history="1">
         <w:r>
           <w:rPr>
             <w:rStyle w:val="aff8"/>
@@ -990,7 +990,7 @@
             <w:noProof/>
             <w:webHidden/>
           </w:rPr>
-          <w:instrText xml:space="preserve"> PAGEREF _Toc242193965 \h </w:instrText>
+          <w:instrText xml:space="preserve"> PAGEREF _Toc242436245 \h </w:instrText>
         </w:r>
         <w:r>
           <w:rPr>
@@ -1036,7 +1036,7 @@
           <w14:ligatures w14:val="standardContextual"/>
         </w:rPr>
       </w:pPr>
-      <w:hyperlink w:anchor="_Toc242193966" w:history="1">
+      <w:hyperlink w:anchor="_Toc242436246" w:history="1">
         <w:r>
           <w:rPr>
             <w:rStyle w:val="aff8"/>
@@ -1063,7 +1063,7 @@
             <w:noProof/>
             <w:webHidden/>
           </w:rPr>
-          <w:instrText xml:space="preserve"> PAGEREF _Toc242193966 \h </w:instrText>
+          <w:instrText xml:space="preserve"> PAGEREF _Toc242436246 \h </w:instrText>
         </w:r>
         <w:r>
           <w:rPr>
@@ -1109,7 +1109,7 @@
           <w14:ligatures w14:val="standardContextual"/>
         </w:rPr>
       </w:pPr>
-      <w:hyperlink w:anchor="_Toc242193967" w:history="1">
+      <w:hyperlink w:anchor="_Toc242436247" w:history="1">
         <w:r>
           <w:rPr>
             <w:rStyle w:val="aff8"/>
@@ -1136,7 +1136,7 @@
             <w:noProof/>
             <w:webHidden/>
           </w:rPr>
-          <w:instrText xml:space="preserve"> PAGEREF _Toc242193967 \h </w:instrText>
+          <w:instrText xml:space="preserve"> PAGEREF _Toc242436247 \h </w:instrText>
         </w:r>
         <w:r>
           <w:rPr>
@@ -1182,7 +1182,7 @@
           <w14:ligatures w14:val="standardContextual"/>
         </w:rPr>
       </w:pPr>
-      <w:hyperlink w:anchor="_Toc242193968" w:history="1">
+      <w:hyperlink w:anchor="_Toc242436248" w:history="1">
         <w:r>
           <w:rPr>
             <w:rStyle w:val="aff8"/>
@@ -1209,7 +1209,7 @@
             <w:noProof/>
             <w:webHidden/>
           </w:rPr>
-          <w:instrText xml:space="preserve"> PAGEREF _Toc242193968 \h </w:instrText>
+          <w:instrText xml:space="preserve"> PAGEREF _Toc242436248 \h </w:instrText>
         </w:r>
         <w:r>
           <w:rPr>
@@ -1255,7 +1255,7 @@
           <w14:ligatures w14:val="standardContextual"/>
         </w:rPr>
       </w:pPr>
-      <w:hyperlink w:anchor="_Toc242193969" w:history="1">
+      <w:hyperlink w:anchor="_Toc242436249" w:history="1">
         <w:r>
           <w:rPr>
             <w:rStyle w:val="aff8"/>
@@ -1282,7 +1282,7 @@
             <w:noProof/>
             <w:webHidden/>
           </w:rPr>
-          <w:instrText xml:space="preserve"> PAGEREF _Toc242193969 \h </w:instrText>
+          <w:instrText xml:space="preserve"> PAGEREF _Toc242436249 \h </w:instrText>
         </w:r>
         <w:r>
           <w:rPr>
@@ -1328,7 +1328,7 @@
           <w14:ligatures w14:val="standardContextual"/>
         </w:rPr>
       </w:pPr>
-      <w:hyperlink w:anchor="_Toc242193970" w:history="1">
+      <w:hyperlink w:anchor="_Toc242436250" w:history="1">
         <w:r>
           <w:rPr>
             <w:rStyle w:val="aff8"/>
@@ -1355,7 +1355,7 @@
             <w:noProof/>
             <w:webHidden/>
           </w:rPr>
-          <w:instrText xml:space="preserve"> PAGEREF _Toc242193970 \h </w:instrText>
+          <w:instrText xml:space="preserve"> PAGEREF _Toc242436250 \h </w:instrText>
         </w:r>
         <w:r>
           <w:rPr>
@@ -1401,7 +1401,7 @@
           <w14:ligatures w14:val="standardContextual"/>
         </w:rPr>
       </w:pPr>
-      <w:hyperlink w:anchor="_Toc242193971" w:history="1">
+      <w:hyperlink w:anchor="_Toc242436251" w:history="1">
         <w:r>
           <w:rPr>
             <w:rStyle w:val="aff8"/>
@@ -1428,7 +1428,7 @@
             <w:noProof/>
             <w:webHidden/>
           </w:rPr>
-          <w:instrText xml:space="preserve"> PAGEREF _Toc242193971 \h </w:instrText>
+          <w:instrText xml:space="preserve"> PAGEREF _Toc242436251 \h </w:instrText>
         </w:r>
         <w:r>
           <w:rPr>
@@ -1474,7 +1474,7 @@
           <w14:ligatures w14:val="standardContextual"/>
         </w:rPr>
       </w:pPr>
-      <w:hyperlink w:anchor="_Toc242193972" w:history="1">
+      <w:hyperlink w:anchor="_Toc242436252" w:history="1">
         <w:r>
           <w:rPr>
             <w:rStyle w:val="aff8"/>
@@ -1501,7 +1501,7 @@
             <w:noProof/>
             <w:webHidden/>
           </w:rPr>
-          <w:instrText xml:space="preserve"> PAGEREF _Toc242193972 \h </w:instrText>
+          <w:instrText xml:space="preserve"> PAGEREF _Toc242436252 \h </w:instrText>
         </w:r>
         <w:r>
           <w:rPr>
@@ -1547,7 +1547,7 @@
           <w14:ligatures w14:val="standardContextual"/>
         </w:rPr>
       </w:pPr>
-      <w:hyperlink w:anchor="_Toc242193973" w:history="1">
+      <w:hyperlink w:anchor="_Toc242436253" w:history="1">
         <w:r>
           <w:rPr>
             <w:rStyle w:val="aff8"/>
@@ -1574,7 +1574,7 @@
             <w:noProof/>
             <w:webHidden/>
           </w:rPr>
-          <w:instrText xml:space="preserve"> PAGEREF _Toc242193973 \h </w:instrText>
+          <w:instrText xml:space="preserve"> PAGEREF _Toc242436253 \h </w:instrText>
         </w:r>
         <w:r>
           <w:rPr>
@@ -1620,7 +1620,7 @@
           <w14:ligatures w14:val="standardContextual"/>
         </w:rPr>
       </w:pPr>
-      <w:hyperlink w:anchor="_Toc242193974" w:history="1">
+      <w:hyperlink w:anchor="_Toc242436254" w:history="1">
         <w:r>
           <w:rPr>
             <w:rStyle w:val="aff8"/>
@@ -1647,7 +1647,7 @@
             <w:noProof/>
             <w:webHidden/>
           </w:rPr>
-          <w:instrText xml:space="preserve"> PAGEREF _Toc242193974 \h </w:instrText>
+          <w:instrText xml:space="preserve"> PAGEREF _Toc242436254 \h </w:instrText>
         </w:r>
         <w:r>
           <w:rPr>
@@ -1693,7 +1693,7 @@
           <w14:ligatures w14:val="standardContextual"/>
         </w:rPr>
       </w:pPr>
-      <w:hyperlink w:anchor="_Toc242193975" w:history="1">
+      <w:hyperlink w:anchor="_Toc242436255" w:history="1">
         <w:r>
           <w:rPr>
             <w:rStyle w:val="aff8"/>
@@ -1720,7 +1720,7 @@
             <w:noProof/>
             <w:webHidden/>
           </w:rPr>
-          <w:instrText xml:space="preserve"> PAGEREF _Toc242193975 \h </w:instrText>
+          <w:instrText xml:space="preserve"> PAGEREF _Toc242436255 \h </w:instrText>
         </w:r>
         <w:r>
           <w:rPr>
@@ -1766,7 +1766,7 @@
           <w14:ligatures w14:val="standardContextual"/>
         </w:rPr>
       </w:pPr>
-      <w:hyperlink w:anchor="_Toc242193976" w:history="1">
+      <w:hyperlink w:anchor="_Toc242436256" w:history="1">
         <w:r>
           <w:rPr>
             <w:rStyle w:val="aff8"/>
@@ -1793,7 +1793,7 @@
             <w:noProof/>
             <w:webHidden/>
           </w:rPr>
-          <w:instrText xml:space="preserve"> PAGEREF _Toc242193976 \h </w:instrText>
+          <w:instrText xml:space="preserve"> PAGEREF _Toc242436256 \h </w:instrText>
         </w:r>
         <w:r>
           <w:rPr>
@@ -1839,7 +1839,7 @@
           <w14:ligatures w14:val="standardContextual"/>
         </w:rPr>
       </w:pPr>
-      <w:hyperlink w:anchor="_Toc242193977" w:history="1">
+      <w:hyperlink w:anchor="_Toc242436257" w:history="1">
         <w:r>
           <w:rPr>
             <w:rStyle w:val="aff8"/>
@@ -1866,7 +1866,7 @@
             <w:noProof/>
             <w:webHidden/>
           </w:rPr>
-          <w:instrText xml:space="preserve"> PAGEREF _Toc242193977 \h </w:instrText>
+          <w:instrText xml:space="preserve"> PAGEREF _Toc242436257 \h </w:instrText>
         </w:r>
         <w:r>
           <w:rPr>
@@ -1912,7 +1912,7 @@
           <w14:ligatures w14:val="standardContextual"/>
         </w:rPr>
       </w:pPr>
-      <w:hyperlink w:anchor="_Toc242193978" w:history="1">
+      <w:hyperlink w:anchor="_Toc242436258" w:history="1">
         <w:r>
           <w:rPr>
             <w:rStyle w:val="aff8"/>
@@ -1939,7 +1939,7 @@
             <w:noProof/>
             <w:webHidden/>
           </w:rPr>
-          <w:instrText xml:space="preserve"> PAGEREF _Toc242193978 \h </w:instrText>
+          <w:instrText xml:space="preserve"> PAGEREF _Toc242436258 \h </w:instrText>
         </w:r>
         <w:r>
           <w:rPr>
@@ -1985,7 +1985,7 @@
           <w14:ligatures w14:val="standardContextual"/>
         </w:rPr>
       </w:pPr>
-      <w:hyperlink w:anchor="_Toc242193979" w:history="1">
+      <w:hyperlink w:anchor="_Toc242436259" w:history="1">
         <w:r>
           <w:rPr>
             <w:rStyle w:val="aff8"/>
@@ -2012,7 +2012,7 @@
             <w:noProof/>
             <w:webHidden/>
           </w:rPr>
-          <w:instrText xml:space="preserve"> PAGEREF _Toc242193979 \h </w:instrText>
+          <w:instrText xml:space="preserve"> PAGEREF _Toc242436259 \h </w:instrText>
         </w:r>
         <w:r>
           <w:rPr>
@@ -2058,7 +2058,7 @@
           <w14:ligatures w14:val="standardContextual"/>
         </w:rPr>
       </w:pPr>
-      <w:hyperlink w:anchor="_Toc242193980" w:history="1">
+      <w:hyperlink w:anchor="_Toc242436260" w:history="1">
         <w:r>
           <w:rPr>
             <w:rStyle w:val="aff8"/>
@@ -2085,7 +2085,7 @@
             <w:noProof/>
             <w:webHidden/>
           </w:rPr>
-          <w:instrText xml:space="preserve"> PAGEREF _Toc242193980 \h </w:instrText>
+          <w:instrText xml:space="preserve"> PAGEREF _Toc242436260 \h </w:instrText>
         </w:r>
         <w:r>
           <w:rPr>
@@ -2131,7 +2131,7 @@
           <w14:ligatures w14:val="standardContextual"/>
         </w:rPr>
       </w:pPr>
-      <w:hyperlink w:anchor="_Toc242193981" w:history="1">
+      <w:hyperlink w:anchor="_Toc242436261" w:history="1">
         <w:r>
           <w:rPr>
             <w:rStyle w:val="aff8"/>
@@ -2158,7 +2158,7 @@
             <w:noProof/>
             <w:webHidden/>
           </w:rPr>
-          <w:instrText xml:space="preserve"> PAGEREF _Toc242193981 \h </w:instrText>
+          <w:instrText xml:space="preserve"> PAGEREF _Toc242436261 \h </w:instrText>
         </w:r>
         <w:r>
           <w:rPr>
@@ -2204,7 +2204,7 @@
           <w14:ligatures w14:val="standardContextual"/>
         </w:rPr>
       </w:pPr>
-      <w:hyperlink w:anchor="_Toc242193982" w:history="1">
+      <w:hyperlink w:anchor="_Toc242436262" w:history="1">
         <w:r>
           <w:rPr>
             <w:rStyle w:val="aff8"/>
@@ -2231,7 +2231,7 @@
             <w:noProof/>
             <w:webHidden/>
           </w:rPr>
-          <w:instrText xml:space="preserve"> PAGEREF _Toc242193982 \h </w:instrText>
+          <w:instrText xml:space="preserve"> PAGEREF _Toc242436262 \h </w:instrText>
         </w:r>
         <w:r>
           <w:rPr>
@@ -2277,7 +2277,7 @@
           <w14:ligatures w14:val="standardContextual"/>
         </w:rPr>
       </w:pPr>
-      <w:hyperlink w:anchor="_Toc242193983" w:history="1">
+      <w:hyperlink w:anchor="_Toc242436263" w:history="1">
         <w:r>
           <w:rPr>
             <w:rStyle w:val="aff8"/>
@@ -2304,7 +2304,7 @@
             <w:noProof/>
             <w:webHidden/>
           </w:rPr>
-          <w:instrText xml:space="preserve"> PAGEREF _Toc242193983 \h </w:instrText>
+          <w:instrText xml:space="preserve"> PAGEREF _Toc242436263 \h </w:instrText>
         </w:r>
         <w:r>
           <w:rPr>
@@ -2350,7 +2350,7 @@
           <w14:ligatures w14:val="standardContextual"/>
         </w:rPr>
       </w:pPr>
-      <w:hyperlink w:anchor="_Toc242193984" w:history="1">
+      <w:hyperlink w:anchor="_Toc242436264" w:history="1">
         <w:r>
           <w:rPr>
             <w:rStyle w:val="aff8"/>
@@ -2377,7 +2377,7 @@
             <w:noProof/>
             <w:webHidden/>
           </w:rPr>
-          <w:instrText xml:space="preserve"> PAGEREF _Toc242193984 \h </w:instrText>
+          <w:instrText xml:space="preserve"> PAGEREF _Toc242436264 \h </w:instrText>
         </w:r>
         <w:r>
           <w:rPr>
@@ -2423,7 +2423,7 @@
           <w14:ligatures w14:val="standardContextual"/>
         </w:rPr>
       </w:pPr>
-      <w:hyperlink w:anchor="_Toc242193985" w:history="1">
+      <w:hyperlink w:anchor="_Toc242436265" w:history="1">
         <w:r>
           <w:rPr>
             <w:rStyle w:val="aff8"/>
@@ -2450,7 +2450,7 @@
             <w:noProof/>
             <w:webHidden/>
           </w:rPr>
-          <w:instrText xml:space="preserve"> PAGEREF _Toc242193985 \h </w:instrText>
+          <w:instrText xml:space="preserve"> PAGEREF _Toc242436265 \h </w:instrText>
         </w:r>
         <w:r>
           <w:rPr>
@@ -2496,7 +2496,7 @@
           <w14:ligatures w14:val="standardContextual"/>
         </w:rPr>
       </w:pPr>
-      <w:hyperlink w:anchor="_Toc242193986" w:history="1">
+      <w:hyperlink w:anchor="_Toc242436266" w:history="1">
         <w:r>
           <w:rPr>
             <w:rStyle w:val="aff8"/>
@@ -2523,7 +2523,7 @@
             <w:noProof/>
             <w:webHidden/>
           </w:rPr>
-          <w:instrText xml:space="preserve"> PAGEREF _Toc242193986 \h </w:instrText>
+          <w:instrText xml:space="preserve"> PAGEREF _Toc242436266 \h </w:instrText>
         </w:r>
         <w:r>
           <w:rPr>
@@ -2569,7 +2569,7 @@
           <w14:ligatures w14:val="standardContextual"/>
         </w:rPr>
       </w:pPr>
-      <w:hyperlink w:anchor="_Toc242193987" w:history="1">
+      <w:hyperlink w:anchor="_Toc242436267" w:history="1">
         <w:r>
           <w:rPr>
             <w:rStyle w:val="aff8"/>
@@ -2596,7 +2596,7 @@
             <w:noProof/>
             <w:webHidden/>
           </w:rPr>
-          <w:instrText xml:space="preserve"> PAGEREF _Toc242193987 \h </w:instrText>
+          <w:instrText xml:space="preserve"> PAGEREF _Toc242436267 \h </w:instrText>
         </w:r>
         <w:r>
           <w:rPr>
@@ -2642,7 +2642,7 @@
         <w:ind w:firstLine="0"/>
         <w:jc w:val="center"/>
       </w:pPr>
-      <w:bookmarkStart w:id="0" w:name="_Toc242193956"/>
+      <w:bookmarkStart w:id="0" w:name="_Toc242436236"/>
       <w:r>
         <w:lastRenderedPageBreak/>
         <w:t>ПЕРЕЧЕНЬ ТЕРМИНОВ И СОКРАЩЕНИЙ</w:t>
@@ -3904,7 +3904,7 @@
         <w:pStyle w:val="1"/>
         <w:pageBreakBefore/>
       </w:pPr>
-      <w:bookmarkStart w:id="1" w:name="_Toc242193957"/>
+      <w:bookmarkStart w:id="1" w:name="_Toc242436237"/>
       <w:r>
         <w:lastRenderedPageBreak/>
         <w:t>1 Общие положения</w:t>
@@ -3915,7 +3915,7 @@
       <w:pPr>
         <w:pStyle w:val="21"/>
       </w:pPr>
-      <w:bookmarkStart w:id="2" w:name="_Toc242193958"/>
+      <w:bookmarkStart w:id="2" w:name="_Toc242436238"/>
       <w:r>
         <w:t>1.1 Наименование системы и документы-основания</w:t>
       </w:r>
@@ -3930,7 +3930,7 @@
       <w:pPr>
         <w:pStyle w:val="21"/>
       </w:pPr>
-      <w:bookmarkStart w:id="3" w:name="_Toc242193959"/>
+      <w:bookmarkStart w:id="3" w:name="_Toc242436239"/>
       <w:r>
         <w:t>1.2 Организации-участники</w:t>
       </w:r>
@@ -3945,7 +3945,7 @@
       <w:pPr>
         <w:pStyle w:val="21"/>
       </w:pPr>
-      <w:bookmarkStart w:id="4" w:name="_Toc242193960"/>
+      <w:bookmarkStart w:id="4" w:name="_Toc242436240"/>
       <w:r>
         <w:t>1.3 Стадии создания</w:t>
       </w:r>
@@ -3960,7 +3960,7 @@
       <w:pPr>
         <w:pStyle w:val="21"/>
       </w:pPr>
-      <w:bookmarkStart w:id="5" w:name="_Toc242193961"/>
+      <w:bookmarkStart w:id="5" w:name="_Toc242436241"/>
       <w:r>
         <w:t>1.4 Цели, назначение и области использования</w:t>
       </w:r>
@@ -3975,7 +3975,7 @@
       <w:pPr>
         <w:pStyle w:val="21"/>
       </w:pPr>
-      <w:bookmarkStart w:id="6" w:name="_Toc242193962"/>
+      <w:bookmarkStart w:id="6" w:name="_Toc242436242"/>
       <w:r>
         <w:t>1.5 Нормативно-технические документы</w:t>
       </w:r>
@@ -3990,7 +3990,7 @@
       <w:pPr>
         <w:pStyle w:val="21"/>
       </w:pPr>
-      <w:bookmarkStart w:id="7" w:name="_Toc242193963"/>
+      <w:bookmarkStart w:id="7" w:name="_Toc242436243"/>
       <w:r>
         <w:t>1.6 Очерёдность создания</w:t>
       </w:r>
@@ -4006,7 +4006,7 @@
         <w:pStyle w:val="1"/>
         <w:pageBreakBefore/>
       </w:pPr>
-      <w:bookmarkStart w:id="8" w:name="_Toc242193964"/>
+      <w:bookmarkStart w:id="8" w:name="_Toc242436244"/>
       <w:r>
         <w:lastRenderedPageBreak/>
         <w:t>2 Описание процесса деятельности</w:t>
@@ -4055,7 +4055,7 @@
         </w:rPr>
         <w:lastRenderedPageBreak/>
         <w:drawing>
-          <wp:inline distT="0" distB="0" distL="0" distR="0" wp14:anchorId="6EE69834" wp14:editId="1F69FEC9">
+          <wp:inline distT="0" distB="0" distL="0" distR="0" wp14:anchorId="6BECA8A1" wp14:editId="710E18A7">
             <wp:extent cx="5760000" cy="2880000"/>
             <wp:effectExtent l="0" t="0" r="0" b="0"/>
             <wp:docPr id="1" name="Picture 1"/>
@@ -4105,7 +4105,7 @@
         <w:pStyle w:val="1"/>
         <w:pageBreakBefore/>
       </w:pPr>
-      <w:bookmarkStart w:id="9" w:name="_Toc242193965"/>
+      <w:bookmarkStart w:id="9" w:name="_Toc242436245"/>
       <w:r>
         <w:lastRenderedPageBreak/>
         <w:t>3 Основные технические решения</w:t>
@@ -4116,7 +4116,7 @@
       <w:pPr>
         <w:pStyle w:val="21"/>
       </w:pPr>
-      <w:bookmarkStart w:id="10" w:name="_Toc242193966"/>
+      <w:bookmarkStart w:id="10" w:name="_Toc242436246"/>
       <w:r>
         <w:t>3.1 Решения по структуре системы</w:t>
       </w:r>
@@ -4126,7 +4126,7 @@
       <w:pPr>
         <w:pStyle w:val="31"/>
       </w:pPr>
-      <w:bookmarkStart w:id="11" w:name="_Toc242193967"/>
+      <w:bookmarkStart w:id="11" w:name="_Toc242436247"/>
       <w:r>
         <w:t>3.1.1 Функциональная структура</w:t>
       </w:r>
@@ -4768,7 +4768,7 @@
         </w:rPr>
         <w:lastRenderedPageBreak/>
         <w:drawing>
-          <wp:inline distT="0" distB="0" distL="0" distR="0" wp14:anchorId="406038DD" wp14:editId="467259F1">
+          <wp:inline distT="0" distB="0" distL="0" distR="0" wp14:anchorId="44D4BBB9" wp14:editId="30328831">
             <wp:extent cx="5760000" cy="3272727"/>
             <wp:effectExtent l="0" t="0" r="0" b="0"/>
             <wp:docPr id="2" name="Picture 2"/>
@@ -4817,7 +4817,7 @@
       <w:pPr>
         <w:pStyle w:val="31"/>
       </w:pPr>
-      <w:bookmarkStart w:id="12" w:name="_Toc242193968"/>
+      <w:bookmarkStart w:id="12" w:name="_Toc242436248"/>
       <w:r>
         <w:t>3.1.2 Структура программно-технического комплекса</w:t>
       </w:r>
@@ -5357,7 +5357,7 @@
         </w:rPr>
         <w:lastRenderedPageBreak/>
         <w:drawing>
-          <wp:inline distT="0" distB="0" distL="0" distR="0" wp14:anchorId="2BF13C5B" wp14:editId="60A545AD">
+          <wp:inline distT="0" distB="0" distL="0" distR="0" wp14:anchorId="1D9F8D6E" wp14:editId="0D016F55">
             <wp:extent cx="5940000" cy="4212000"/>
             <wp:effectExtent l="0" t="0" r="0" b="0"/>
             <wp:docPr id="3" name="Picture 3"/>
@@ -5441,7 +5441,7 @@
       <w:pPr>
         <w:pStyle w:val="21"/>
       </w:pPr>
-      <w:bookmarkStart w:id="13" w:name="_Toc242193969"/>
+      <w:bookmarkStart w:id="13" w:name="_Toc242436249"/>
       <w:r>
         <w:t>3.2 Решения по взаимосвязям со смежными системами</w:t>
       </w:r>
@@ -5522,7 +5522,7 @@
       <w:pPr>
         <w:pStyle w:val="21"/>
       </w:pPr>
-      <w:bookmarkStart w:id="14" w:name="_Toc242193970"/>
+      <w:bookmarkStart w:id="14" w:name="_Toc242436250"/>
       <w:r>
         <w:t>3.3 Решения по режимам функционирования</w:t>
       </w:r>
@@ -5552,7 +5552,7 @@
       <w:pPr>
         <w:pStyle w:val="21"/>
       </w:pPr>
-      <w:bookmarkStart w:id="15" w:name="_Toc242193971"/>
+      <w:bookmarkStart w:id="15" w:name="_Toc242436251"/>
       <w:r>
         <w:t>3.4 Решения по численности, квалификации и функциям персонала</w:t>
       </w:r>
@@ -5567,7 +5567,7 @@
       <w:pPr>
         <w:pStyle w:val="21"/>
       </w:pPr>
-      <w:bookmarkStart w:id="16" w:name="_Toc242193972"/>
+      <w:bookmarkStart w:id="16" w:name="_Toc242436252"/>
       <w:r>
         <w:t>3.5 Обеспечение потребительских характеристик</w:t>
       </w:r>
@@ -5641,7 +5641,7 @@
       <w:pPr>
         <w:pStyle w:val="21"/>
       </w:pPr>
-      <w:bookmarkStart w:id="17" w:name="_Toc242193973"/>
+      <w:bookmarkStart w:id="17" w:name="_Toc242436253"/>
       <w:r>
         <w:t>3.6 Решения по комплексу технических средств</w:t>
       </w:r>
@@ -5676,7 +5676,7 @@
       <w:pPr>
         <w:pStyle w:val="21"/>
       </w:pPr>
-      <w:bookmarkStart w:id="18" w:name="_Toc242193974"/>
+      <w:bookmarkStart w:id="18" w:name="_Toc242436254"/>
       <w:r>
         <w:t>3.7 Решения по информационному обеспечению</w:t>
       </w:r>
@@ -5691,7 +5691,7 @@
       <w:pPr>
         <w:pStyle w:val="21"/>
       </w:pPr>
-      <w:bookmarkStart w:id="19" w:name="_Toc242193975"/>
+      <w:bookmarkStart w:id="19" w:name="_Toc242436255"/>
       <w:r>
         <w:t>3.8 Решения по программному обеспечению</w:t>
       </w:r>
@@ -5726,7 +5726,7 @@
       <w:pPr>
         <w:pStyle w:val="21"/>
       </w:pPr>
-      <w:bookmarkStart w:id="20" w:name="_Toc242193976"/>
+      <w:bookmarkStart w:id="20" w:name="_Toc242436256"/>
       <w:r>
         <w:t>3.9 Решения по защите информации</w:t>
       </w:r>
@@ -5736,7 +5736,7 @@
       <w:pPr>
         <w:pStyle w:val="31"/>
       </w:pPr>
-      <w:bookmarkStart w:id="21" w:name="_Toc242193977"/>
+      <w:bookmarkStart w:id="21" w:name="_Toc242436257"/>
       <w:r>
         <w:t>3.9.1 Аутентификация и сессии</w:t>
       </w:r>
@@ -5810,7 +5810,7 @@
       <w:pPr>
         <w:pStyle w:val="31"/>
       </w:pPr>
-      <w:bookmarkStart w:id="22" w:name="_Toc242193978"/>
+      <w:bookmarkStart w:id="22" w:name="_Toc242436258"/>
       <w:r>
         <w:t>3.9.2 Разграничение доступа</w:t>
       </w:r>
@@ -5840,7 +5840,7 @@
       <w:pPr>
         <w:pStyle w:val="31"/>
       </w:pPr>
-      <w:bookmarkStart w:id="23" w:name="_Toc242193979"/>
+      <w:bookmarkStart w:id="23" w:name="_Toc242436259"/>
       <w:r>
         <w:t>3.9.3 Изоляция компаний</w:t>
       </w:r>
@@ -5868,7 +5868,7 @@
       <w:pPr>
         <w:pStyle w:val="31"/>
       </w:pPr>
-      <w:bookmarkStart w:id="24" w:name="_Toc242193980"/>
+      <w:bookmarkStart w:id="24" w:name="_Toc242436260"/>
       <w:r>
         <w:t>3.9.4 Защита файлов</w:t>
       </w:r>
@@ -5893,7 +5893,7 @@
       <w:pPr>
         <w:pStyle w:val="31"/>
       </w:pPr>
-      <w:bookmarkStart w:id="25" w:name="_Toc242193981"/>
+      <w:bookmarkStart w:id="25" w:name="_Toc242436261"/>
       <w:r>
         <w:lastRenderedPageBreak/>
         <w:t>3.9.5 Защита публичного API</w:t>
@@ -5909,7 +5909,7 @@
       <w:pPr>
         <w:pStyle w:val="31"/>
       </w:pPr>
-      <w:bookmarkStart w:id="26" w:name="_Toc242193982"/>
+      <w:bookmarkStart w:id="26" w:name="_Toc242436262"/>
       <w:r>
         <w:t>3.9.6 Журналирование</w:t>
       </w:r>
@@ -5934,7 +5934,7 @@
       <w:pPr>
         <w:pStyle w:val="31"/>
       </w:pPr>
-      <w:bookmarkStart w:id="27" w:name="_Toc242193983"/>
+      <w:bookmarkStart w:id="27" w:name="_Toc242436263"/>
       <w:r>
         <w:t>3.9.7 Защита передачи данных</w:t>
       </w:r>
@@ -5999,7 +5999,7 @@
       <w:pPr>
         <w:pStyle w:val="21"/>
       </w:pPr>
-      <w:bookmarkStart w:id="28" w:name="_Toc242193984"/>
+      <w:bookmarkStart w:id="28" w:name="_Toc242436264"/>
       <w:r>
         <w:t>3.10 Решения по обеспечению надёжности</w:t>
       </w:r>
@@ -6044,7 +6044,7 @@
       <w:pPr>
         <w:pStyle w:val="21"/>
       </w:pPr>
-      <w:bookmarkStart w:id="29" w:name="_Toc242193985"/>
+      <w:bookmarkStart w:id="29" w:name="_Toc242436265"/>
       <w:r>
         <w:lastRenderedPageBreak/>
         <w:t>3.11 Решения по многоязычности</w:t>
@@ -6091,7 +6091,7 @@
         <w:pStyle w:val="1"/>
         <w:pageBreakBefore/>
       </w:pPr>
-      <w:bookmarkStart w:id="30" w:name="_Toc242193986"/>
+      <w:bookmarkStart w:id="30" w:name="_Toc242436266"/>
       <w:r>
         <w:lastRenderedPageBreak/>
         <w:t>4 Мероприятия по подготовке объекта автоматизации к вводу системы в действие</w:t>
@@ -6165,7 +6165,7 @@
         <w:ind w:firstLine="0"/>
         <w:jc w:val="center"/>
       </w:pPr>
-      <w:bookmarkStart w:id="31" w:name="_Toc242193987"/>
+      <w:bookmarkStart w:id="31" w:name="_Toc242436267"/>
       <w:r>
         <w:lastRenderedPageBreak/>
         <w:t>ЛИСТ РЕГИСТРАЦИИ ИЗМЕНЕНИЙ</w:t>
@@ -8227,31 +8227,31 @@
       </w:rPr>
     </w:lvl>
   </w:abstractNum>
-  <w:num w:numId="1" w16cid:durableId="74324408">
+  <w:num w:numId="1" w16cid:durableId="1726443580">
     <w:abstractNumId w:val="8"/>
   </w:num>
-  <w:num w:numId="2" w16cid:durableId="223178139">
+  <w:num w:numId="2" w16cid:durableId="358894111">
     <w:abstractNumId w:val="6"/>
   </w:num>
-  <w:num w:numId="3" w16cid:durableId="1794787766">
+  <w:num w:numId="3" w16cid:durableId="8801715">
     <w:abstractNumId w:val="5"/>
   </w:num>
-  <w:num w:numId="4" w16cid:durableId="1137646199">
+  <w:num w:numId="4" w16cid:durableId="8795700">
     <w:abstractNumId w:val="4"/>
   </w:num>
-  <w:num w:numId="5" w16cid:durableId="1780682374">
+  <w:num w:numId="5" w16cid:durableId="1359742982">
     <w:abstractNumId w:val="7"/>
   </w:num>
-  <w:num w:numId="6" w16cid:durableId="1525943089">
+  <w:num w:numId="6" w16cid:durableId="887689696">
     <w:abstractNumId w:val="3"/>
   </w:num>
-  <w:num w:numId="7" w16cid:durableId="1025981934">
+  <w:num w:numId="7" w16cid:durableId="1532066609">
     <w:abstractNumId w:val="2"/>
   </w:num>
-  <w:num w:numId="8" w16cid:durableId="481889090">
+  <w:num w:numId="8" w16cid:durableId="458110317">
     <w:abstractNumId w:val="1"/>
   </w:num>
-  <w:num w:numId="9" w16cid:durableId="1364019373">
+  <w:num w:numId="9" w16cid:durableId="592863444">
     <w:abstractNumId w:val="0"/>
   </w:num>
 </w:numbering>
@@ -19784,7 +19784,7 @@
     <w:autoRedefine/>
     <w:uiPriority w:val="39"/>
     <w:unhideWhenUsed/>
-    <w:rsid w:val="00991E18"/>
+    <w:rsid w:val="00FC115B"/>
     <w:pPr>
       <w:spacing w:after="100"/>
     </w:pPr>
@@ -19796,7 +19796,7 @@
     <w:autoRedefine/>
     <w:uiPriority w:val="39"/>
     <w:unhideWhenUsed/>
-    <w:rsid w:val="00991E18"/>
+    <w:rsid w:val="00FC115B"/>
     <w:pPr>
       <w:spacing w:after="100"/>
       <w:ind w:left="240"/>
@@ -19809,7 +19809,7 @@
     <w:autoRedefine/>
     <w:uiPriority w:val="39"/>
     <w:unhideWhenUsed/>
-    <w:rsid w:val="00991E18"/>
+    <w:rsid w:val="00FC115B"/>
     <w:pPr>
       <w:spacing w:after="100"/>
       <w:ind w:left="480"/>
@@ -19820,7 +19820,7 @@
     <w:basedOn w:val="a2"/>
     <w:uiPriority w:val="99"/>
     <w:unhideWhenUsed/>
-    <w:rsid w:val="00991E18"/>
+    <w:rsid w:val="00FC115B"/>
     <w:rPr>
       <w:color w:val="0000FF" w:themeColor="hyperlink"/>
       <w:u w:val="single"/>

--- a/docs/gost/out/02_П2_Пояснительная_записка.docx
+++ b/docs/gost/out/02_П2_Пояснительная_записка.docx
@@ -306,7 +306,7 @@
       <w:r>
         <w:fldChar w:fldCharType="separate"/>
       </w:r>
-      <w:hyperlink w:anchor="_Toc242436236" w:history="1">
+      <w:hyperlink w:anchor="_Toc242450589" w:history="1">
         <w:r>
           <w:rPr>
             <w:rStyle w:val="aff8"/>
@@ -333,7 +333,7 @@
             <w:noProof/>
             <w:webHidden/>
           </w:rPr>
-          <w:instrText xml:space="preserve"> PAGEREF _Toc242436236 \h </w:instrText>
+          <w:instrText xml:space="preserve"> PAGEREF _Toc242450589 \h </w:instrText>
         </w:r>
         <w:r>
           <w:rPr>
@@ -379,7 +379,7 @@
           <w14:ligatures w14:val="standardContextual"/>
         </w:rPr>
       </w:pPr>
-      <w:hyperlink w:anchor="_Toc242436237" w:history="1">
+      <w:hyperlink w:anchor="_Toc242450590" w:history="1">
         <w:r>
           <w:rPr>
             <w:rStyle w:val="aff8"/>
@@ -406,7 +406,7 @@
             <w:noProof/>
             <w:webHidden/>
           </w:rPr>
-          <w:instrText xml:space="preserve"> PAGEREF _Toc242436237 \h </w:instrText>
+          <w:instrText xml:space="preserve"> PAGEREF _Toc242450590 \h </w:instrText>
         </w:r>
         <w:r>
           <w:rPr>
@@ -452,7 +452,7 @@
           <w14:ligatures w14:val="standardContextual"/>
         </w:rPr>
       </w:pPr>
-      <w:hyperlink w:anchor="_Toc242436238" w:history="1">
+      <w:hyperlink w:anchor="_Toc242450591" w:history="1">
         <w:r>
           <w:rPr>
             <w:rStyle w:val="aff8"/>
@@ -479,7 +479,7 @@
             <w:noProof/>
             <w:webHidden/>
           </w:rPr>
-          <w:instrText xml:space="preserve"> PAGEREF _Toc242436238 \h </w:instrText>
+          <w:instrText xml:space="preserve"> PAGEREF _Toc242450591 \h </w:instrText>
         </w:r>
         <w:r>
           <w:rPr>
@@ -525,7 +525,7 @@
           <w14:ligatures w14:val="standardContextual"/>
         </w:rPr>
       </w:pPr>
-      <w:hyperlink w:anchor="_Toc242436239" w:history="1">
+      <w:hyperlink w:anchor="_Toc242450592" w:history="1">
         <w:r>
           <w:rPr>
             <w:rStyle w:val="aff8"/>
@@ -552,7 +552,7 @@
             <w:noProof/>
             <w:webHidden/>
           </w:rPr>
-          <w:instrText xml:space="preserve"> PAGEREF _Toc242436239 \h </w:instrText>
+          <w:instrText xml:space="preserve"> PAGEREF _Toc242450592 \h </w:instrText>
         </w:r>
         <w:r>
           <w:rPr>
@@ -598,7 +598,7 @@
           <w14:ligatures w14:val="standardContextual"/>
         </w:rPr>
       </w:pPr>
-      <w:hyperlink w:anchor="_Toc242436240" w:history="1">
+      <w:hyperlink w:anchor="_Toc242450593" w:history="1">
         <w:r>
           <w:rPr>
             <w:rStyle w:val="aff8"/>
@@ -625,7 +625,7 @@
             <w:noProof/>
             <w:webHidden/>
           </w:rPr>
-          <w:instrText xml:space="preserve"> PAGEREF _Toc242436240 \h </w:instrText>
+          <w:instrText xml:space="preserve"> PAGEREF _Toc242450593 \h </w:instrText>
         </w:r>
         <w:r>
           <w:rPr>
@@ -671,7 +671,7 @@
           <w14:ligatures w14:val="standardContextual"/>
         </w:rPr>
       </w:pPr>
-      <w:hyperlink w:anchor="_Toc242436241" w:history="1">
+      <w:hyperlink w:anchor="_Toc242450594" w:history="1">
         <w:r>
           <w:rPr>
             <w:rStyle w:val="aff8"/>
@@ -698,7 +698,7 @@
             <w:noProof/>
             <w:webHidden/>
           </w:rPr>
-          <w:instrText xml:space="preserve"> PAGEREF _Toc242436241 \h </w:instrText>
+          <w:instrText xml:space="preserve"> PAGEREF _Toc242450594 \h </w:instrText>
         </w:r>
         <w:r>
           <w:rPr>
@@ -744,7 +744,7 @@
           <w14:ligatures w14:val="standardContextual"/>
         </w:rPr>
       </w:pPr>
-      <w:hyperlink w:anchor="_Toc242436242" w:history="1">
+      <w:hyperlink w:anchor="_Toc242450595" w:history="1">
         <w:r>
           <w:rPr>
             <w:rStyle w:val="aff8"/>
@@ -771,7 +771,7 @@
             <w:noProof/>
             <w:webHidden/>
           </w:rPr>
-          <w:instrText xml:space="preserve"> PAGEREF _Toc242436242 \h </w:instrText>
+          <w:instrText xml:space="preserve"> PAGEREF _Toc242450595 \h </w:instrText>
         </w:r>
         <w:r>
           <w:rPr>
@@ -817,7 +817,7 @@
           <w14:ligatures w14:val="standardContextual"/>
         </w:rPr>
       </w:pPr>
-      <w:hyperlink w:anchor="_Toc242436243" w:history="1">
+      <w:hyperlink w:anchor="_Toc242450596" w:history="1">
         <w:r>
           <w:rPr>
             <w:rStyle w:val="aff8"/>
@@ -844,7 +844,7 @@
             <w:noProof/>
             <w:webHidden/>
           </w:rPr>
-          <w:instrText xml:space="preserve"> PAGEREF _Toc242436243 \h </w:instrText>
+          <w:instrText xml:space="preserve"> PAGEREF _Toc242450596 \h </w:instrText>
         </w:r>
         <w:r>
           <w:rPr>
@@ -890,7 +890,7 @@
           <w14:ligatures w14:val="standardContextual"/>
         </w:rPr>
       </w:pPr>
-      <w:hyperlink w:anchor="_Toc242436244" w:history="1">
+      <w:hyperlink w:anchor="_Toc242450597" w:history="1">
         <w:r>
           <w:rPr>
             <w:rStyle w:val="aff8"/>
@@ -917,7 +917,7 @@
             <w:noProof/>
             <w:webHidden/>
           </w:rPr>
-          <w:instrText xml:space="preserve"> PAGEREF _Toc242436244 \h </w:instrText>
+          <w:instrText xml:space="preserve"> PAGEREF _Toc242450597 \h </w:instrText>
         </w:r>
         <w:r>
           <w:rPr>
@@ -963,7 +963,7 @@
           <w14:ligatures w14:val="standardContextual"/>
         </w:rPr>
       </w:pPr>
-      <w:hyperlink w:anchor="_Toc242436245" w:history="1">
+      <w:hyperlink w:anchor="_Toc242450598" w:history="1">
         <w:r>
           <w:rPr>
             <w:rStyle w:val="aff8"/>
@@ -990,7 +990,7 @@
             <w:noProof/>
             <w:webHidden/>
           </w:rPr>
-          <w:instrText xml:space="preserve"> PAGEREF _Toc242436245 \h </w:instrText>
+          <w:instrText xml:space="preserve"> PAGEREF _Toc242450598 \h </w:instrText>
         </w:r>
         <w:r>
           <w:rPr>
@@ -1036,7 +1036,7 @@
           <w14:ligatures w14:val="standardContextual"/>
         </w:rPr>
       </w:pPr>
-      <w:hyperlink w:anchor="_Toc242436246" w:history="1">
+      <w:hyperlink w:anchor="_Toc242450599" w:history="1">
         <w:r>
           <w:rPr>
             <w:rStyle w:val="aff8"/>
@@ -1063,7 +1063,7 @@
             <w:noProof/>
             <w:webHidden/>
           </w:rPr>
-          <w:instrText xml:space="preserve"> PAGEREF _Toc242436246 \h </w:instrText>
+          <w:instrText xml:space="preserve"> PAGEREF _Toc242450599 \h </w:instrText>
         </w:r>
         <w:r>
           <w:rPr>
@@ -1109,7 +1109,7 @@
           <w14:ligatures w14:val="standardContextual"/>
         </w:rPr>
       </w:pPr>
-      <w:hyperlink w:anchor="_Toc242436247" w:history="1">
+      <w:hyperlink w:anchor="_Toc242450600" w:history="1">
         <w:r>
           <w:rPr>
             <w:rStyle w:val="aff8"/>
@@ -1136,7 +1136,7 @@
             <w:noProof/>
             <w:webHidden/>
           </w:rPr>
-          <w:instrText xml:space="preserve"> PAGEREF _Toc242436247 \h </w:instrText>
+          <w:instrText xml:space="preserve"> PAGEREF _Toc242450600 \h </w:instrText>
         </w:r>
         <w:r>
           <w:rPr>
@@ -1182,7 +1182,7 @@
           <w14:ligatures w14:val="standardContextual"/>
         </w:rPr>
       </w:pPr>
-      <w:hyperlink w:anchor="_Toc242436248" w:history="1">
+      <w:hyperlink w:anchor="_Toc242450601" w:history="1">
         <w:r>
           <w:rPr>
             <w:rStyle w:val="aff8"/>
@@ -1209,7 +1209,7 @@
             <w:noProof/>
             <w:webHidden/>
           </w:rPr>
-          <w:instrText xml:space="preserve"> PAGEREF _Toc242436248 \h </w:instrText>
+          <w:instrText xml:space="preserve"> PAGEREF _Toc242450601 \h </w:instrText>
         </w:r>
         <w:r>
           <w:rPr>
@@ -1255,7 +1255,7 @@
           <w14:ligatures w14:val="standardContextual"/>
         </w:rPr>
       </w:pPr>
-      <w:hyperlink w:anchor="_Toc242436249" w:history="1">
+      <w:hyperlink w:anchor="_Toc242450602" w:history="1">
         <w:r>
           <w:rPr>
             <w:rStyle w:val="aff8"/>
@@ -1282,7 +1282,7 @@
             <w:noProof/>
             <w:webHidden/>
           </w:rPr>
-          <w:instrText xml:space="preserve"> PAGEREF _Toc242436249 \h </w:instrText>
+          <w:instrText xml:space="preserve"> PAGEREF _Toc242450602 \h </w:instrText>
         </w:r>
         <w:r>
           <w:rPr>
@@ -1328,7 +1328,7 @@
           <w14:ligatures w14:val="standardContextual"/>
         </w:rPr>
       </w:pPr>
-      <w:hyperlink w:anchor="_Toc242436250" w:history="1">
+      <w:hyperlink w:anchor="_Toc242450603" w:history="1">
         <w:r>
           <w:rPr>
             <w:rStyle w:val="aff8"/>
@@ -1355,7 +1355,7 @@
             <w:noProof/>
             <w:webHidden/>
           </w:rPr>
-          <w:instrText xml:space="preserve"> PAGEREF _Toc242436250 \h </w:instrText>
+          <w:instrText xml:space="preserve"> PAGEREF _Toc242450603 \h </w:instrText>
         </w:r>
         <w:r>
           <w:rPr>
@@ -1401,7 +1401,7 @@
           <w14:ligatures w14:val="standardContextual"/>
         </w:rPr>
       </w:pPr>
-      <w:hyperlink w:anchor="_Toc242436251" w:history="1">
+      <w:hyperlink w:anchor="_Toc242450604" w:history="1">
         <w:r>
           <w:rPr>
             <w:rStyle w:val="aff8"/>
@@ -1428,7 +1428,7 @@
             <w:noProof/>
             <w:webHidden/>
           </w:rPr>
-          <w:instrText xml:space="preserve"> PAGEREF _Toc242436251 \h </w:instrText>
+          <w:instrText xml:space="preserve"> PAGEREF _Toc242450604 \h </w:instrText>
         </w:r>
         <w:r>
           <w:rPr>
@@ -1474,7 +1474,7 @@
           <w14:ligatures w14:val="standardContextual"/>
         </w:rPr>
       </w:pPr>
-      <w:hyperlink w:anchor="_Toc242436252" w:history="1">
+      <w:hyperlink w:anchor="_Toc242450605" w:history="1">
         <w:r>
           <w:rPr>
             <w:rStyle w:val="aff8"/>
@@ -1501,7 +1501,7 @@
             <w:noProof/>
             <w:webHidden/>
           </w:rPr>
-          <w:instrText xml:space="preserve"> PAGEREF _Toc242436252 \h </w:instrText>
+          <w:instrText xml:space="preserve"> PAGEREF _Toc242450605 \h </w:instrText>
         </w:r>
         <w:r>
           <w:rPr>
@@ -1547,7 +1547,7 @@
           <w14:ligatures w14:val="standardContextual"/>
         </w:rPr>
       </w:pPr>
-      <w:hyperlink w:anchor="_Toc242436253" w:history="1">
+      <w:hyperlink w:anchor="_Toc242450606" w:history="1">
         <w:r>
           <w:rPr>
             <w:rStyle w:val="aff8"/>
@@ -1574,7 +1574,7 @@
             <w:noProof/>
             <w:webHidden/>
           </w:rPr>
-          <w:instrText xml:space="preserve"> PAGEREF _Toc242436253 \h </w:instrText>
+          <w:instrText xml:space="preserve"> PAGEREF _Toc242450606 \h </w:instrText>
         </w:r>
         <w:r>
           <w:rPr>
@@ -1620,7 +1620,7 @@
           <w14:ligatures w14:val="standardContextual"/>
         </w:rPr>
       </w:pPr>
-      <w:hyperlink w:anchor="_Toc242436254" w:history="1">
+      <w:hyperlink w:anchor="_Toc242450607" w:history="1">
         <w:r>
           <w:rPr>
             <w:rStyle w:val="aff8"/>
@@ -1647,7 +1647,7 @@
             <w:noProof/>
             <w:webHidden/>
           </w:rPr>
-          <w:instrText xml:space="preserve"> PAGEREF _Toc242436254 \h </w:instrText>
+          <w:instrText xml:space="preserve"> PAGEREF _Toc242450607 \h </w:instrText>
         </w:r>
         <w:r>
           <w:rPr>
@@ -1693,7 +1693,7 @@
           <w14:ligatures w14:val="standardContextual"/>
         </w:rPr>
       </w:pPr>
-      <w:hyperlink w:anchor="_Toc242436255" w:history="1">
+      <w:hyperlink w:anchor="_Toc242450608" w:history="1">
         <w:r>
           <w:rPr>
             <w:rStyle w:val="aff8"/>
@@ -1720,7 +1720,7 @@
             <w:noProof/>
             <w:webHidden/>
           </w:rPr>
-          <w:instrText xml:space="preserve"> PAGEREF _Toc242436255 \h </w:instrText>
+          <w:instrText xml:space="preserve"> PAGEREF _Toc242450608 \h </w:instrText>
         </w:r>
         <w:r>
           <w:rPr>
@@ -1766,7 +1766,7 @@
           <w14:ligatures w14:val="standardContextual"/>
         </w:rPr>
       </w:pPr>
-      <w:hyperlink w:anchor="_Toc242436256" w:history="1">
+      <w:hyperlink w:anchor="_Toc242450609" w:history="1">
         <w:r>
           <w:rPr>
             <w:rStyle w:val="aff8"/>
@@ -1793,7 +1793,7 @@
             <w:noProof/>
             <w:webHidden/>
           </w:rPr>
-          <w:instrText xml:space="preserve"> PAGEREF _Toc242436256 \h </w:instrText>
+          <w:instrText xml:space="preserve"> PAGEREF _Toc242450609 \h </w:instrText>
         </w:r>
         <w:r>
           <w:rPr>
@@ -1839,7 +1839,7 @@
           <w14:ligatures w14:val="standardContextual"/>
         </w:rPr>
       </w:pPr>
-      <w:hyperlink w:anchor="_Toc242436257" w:history="1">
+      <w:hyperlink w:anchor="_Toc242450610" w:history="1">
         <w:r>
           <w:rPr>
             <w:rStyle w:val="aff8"/>
@@ -1866,7 +1866,7 @@
             <w:noProof/>
             <w:webHidden/>
           </w:rPr>
-          <w:instrText xml:space="preserve"> PAGEREF _Toc242436257 \h </w:instrText>
+          <w:instrText xml:space="preserve"> PAGEREF _Toc242450610 \h </w:instrText>
         </w:r>
         <w:r>
           <w:rPr>
@@ -1912,7 +1912,7 @@
           <w14:ligatures w14:val="standardContextual"/>
         </w:rPr>
       </w:pPr>
-      <w:hyperlink w:anchor="_Toc242436258" w:history="1">
+      <w:hyperlink w:anchor="_Toc242450611" w:history="1">
         <w:r>
           <w:rPr>
             <w:rStyle w:val="aff8"/>
@@ -1939,7 +1939,7 @@
             <w:noProof/>
             <w:webHidden/>
           </w:rPr>
-          <w:instrText xml:space="preserve"> PAGEREF _Toc242436258 \h </w:instrText>
+          <w:instrText xml:space="preserve"> PAGEREF _Toc242450611 \h </w:instrText>
         </w:r>
         <w:r>
           <w:rPr>
@@ -1985,7 +1985,7 @@
           <w14:ligatures w14:val="standardContextual"/>
         </w:rPr>
       </w:pPr>
-      <w:hyperlink w:anchor="_Toc242436259" w:history="1">
+      <w:hyperlink w:anchor="_Toc242450612" w:history="1">
         <w:r>
           <w:rPr>
             <w:rStyle w:val="aff8"/>
@@ -2012,7 +2012,7 @@
             <w:noProof/>
             <w:webHidden/>
           </w:rPr>
-          <w:instrText xml:space="preserve"> PAGEREF _Toc242436259 \h </w:instrText>
+          <w:instrText xml:space="preserve"> PAGEREF _Toc242450612 \h </w:instrText>
         </w:r>
         <w:r>
           <w:rPr>
@@ -2058,7 +2058,7 @@
           <w14:ligatures w14:val="standardContextual"/>
         </w:rPr>
       </w:pPr>
-      <w:hyperlink w:anchor="_Toc242436260" w:history="1">
+      <w:hyperlink w:anchor="_Toc242450613" w:history="1">
         <w:r>
           <w:rPr>
             <w:rStyle w:val="aff8"/>
@@ -2085,7 +2085,7 @@
             <w:noProof/>
             <w:webHidden/>
           </w:rPr>
-          <w:instrText xml:space="preserve"> PAGEREF _Toc242436260 \h </w:instrText>
+          <w:instrText xml:space="preserve"> PAGEREF _Toc242450613 \h </w:instrText>
         </w:r>
         <w:r>
           <w:rPr>
@@ -2131,7 +2131,7 @@
           <w14:ligatures w14:val="standardContextual"/>
         </w:rPr>
       </w:pPr>
-      <w:hyperlink w:anchor="_Toc242436261" w:history="1">
+      <w:hyperlink w:anchor="_Toc242450614" w:history="1">
         <w:r>
           <w:rPr>
             <w:rStyle w:val="aff8"/>
@@ -2158,7 +2158,7 @@
             <w:noProof/>
             <w:webHidden/>
           </w:rPr>
-          <w:instrText xml:space="preserve"> PAGEREF _Toc242436261 \h </w:instrText>
+          <w:instrText xml:space="preserve"> PAGEREF _Toc242450614 \h </w:instrText>
         </w:r>
         <w:r>
           <w:rPr>
@@ -2204,7 +2204,7 @@
           <w14:ligatures w14:val="standardContextual"/>
         </w:rPr>
       </w:pPr>
-      <w:hyperlink w:anchor="_Toc242436262" w:history="1">
+      <w:hyperlink w:anchor="_Toc242450615" w:history="1">
         <w:r>
           <w:rPr>
             <w:rStyle w:val="aff8"/>
@@ -2231,7 +2231,7 @@
             <w:noProof/>
             <w:webHidden/>
           </w:rPr>
-          <w:instrText xml:space="preserve"> PAGEREF _Toc242436262 \h </w:instrText>
+          <w:instrText xml:space="preserve"> PAGEREF _Toc242450615 \h </w:instrText>
         </w:r>
         <w:r>
           <w:rPr>
@@ -2277,7 +2277,7 @@
           <w14:ligatures w14:val="standardContextual"/>
         </w:rPr>
       </w:pPr>
-      <w:hyperlink w:anchor="_Toc242436263" w:history="1">
+      <w:hyperlink w:anchor="_Toc242450616" w:history="1">
         <w:r>
           <w:rPr>
             <w:rStyle w:val="aff8"/>
@@ -2304,7 +2304,7 @@
             <w:noProof/>
             <w:webHidden/>
           </w:rPr>
-          <w:instrText xml:space="preserve"> PAGEREF _Toc242436263 \h </w:instrText>
+          <w:instrText xml:space="preserve"> PAGEREF _Toc242450616 \h </w:instrText>
         </w:r>
         <w:r>
           <w:rPr>
@@ -2350,7 +2350,7 @@
           <w14:ligatures w14:val="standardContextual"/>
         </w:rPr>
       </w:pPr>
-      <w:hyperlink w:anchor="_Toc242436264" w:history="1">
+      <w:hyperlink w:anchor="_Toc242450617" w:history="1">
         <w:r>
           <w:rPr>
             <w:rStyle w:val="aff8"/>
@@ -2377,7 +2377,7 @@
             <w:noProof/>
             <w:webHidden/>
           </w:rPr>
-          <w:instrText xml:space="preserve"> PAGEREF _Toc242436264 \h </w:instrText>
+          <w:instrText xml:space="preserve"> PAGEREF _Toc242450617 \h </w:instrText>
         </w:r>
         <w:r>
           <w:rPr>
@@ -2423,7 +2423,7 @@
           <w14:ligatures w14:val="standardContextual"/>
         </w:rPr>
       </w:pPr>
-      <w:hyperlink w:anchor="_Toc242436265" w:history="1">
+      <w:hyperlink w:anchor="_Toc242450618" w:history="1">
         <w:r>
           <w:rPr>
             <w:rStyle w:val="aff8"/>
@@ -2450,7 +2450,7 @@
             <w:noProof/>
             <w:webHidden/>
           </w:rPr>
-          <w:instrText xml:space="preserve"> PAGEREF _Toc242436265 \h </w:instrText>
+          <w:instrText xml:space="preserve"> PAGEREF _Toc242450618 \h </w:instrText>
         </w:r>
         <w:r>
           <w:rPr>
@@ -2496,7 +2496,7 @@
           <w14:ligatures w14:val="standardContextual"/>
         </w:rPr>
       </w:pPr>
-      <w:hyperlink w:anchor="_Toc242436266" w:history="1">
+      <w:hyperlink w:anchor="_Toc242450619" w:history="1">
         <w:r>
           <w:rPr>
             <w:rStyle w:val="aff8"/>
@@ -2523,7 +2523,7 @@
             <w:noProof/>
             <w:webHidden/>
           </w:rPr>
-          <w:instrText xml:space="preserve"> PAGEREF _Toc242436266 \h </w:instrText>
+          <w:instrText xml:space="preserve"> PAGEREF _Toc242450619 \h </w:instrText>
         </w:r>
         <w:r>
           <w:rPr>
@@ -2569,7 +2569,7 @@
           <w14:ligatures w14:val="standardContextual"/>
         </w:rPr>
       </w:pPr>
-      <w:hyperlink w:anchor="_Toc242436267" w:history="1">
+      <w:hyperlink w:anchor="_Toc242450620" w:history="1">
         <w:r>
           <w:rPr>
             <w:rStyle w:val="aff8"/>
@@ -2596,7 +2596,7 @@
             <w:noProof/>
             <w:webHidden/>
           </w:rPr>
-          <w:instrText xml:space="preserve"> PAGEREF _Toc242436267 \h </w:instrText>
+          <w:instrText xml:space="preserve"> PAGEREF _Toc242450620 \h </w:instrText>
         </w:r>
         <w:r>
           <w:rPr>
@@ -2642,7 +2642,7 @@
         <w:ind w:firstLine="0"/>
         <w:jc w:val="center"/>
       </w:pPr>
-      <w:bookmarkStart w:id="0" w:name="_Toc242436236"/>
+      <w:bookmarkStart w:id="0" w:name="_Toc242450589"/>
       <w:r>
         <w:lastRenderedPageBreak/>
         <w:t>ПЕРЕЧЕНЬ ТЕРМИНОВ И СОКРАЩЕНИЙ</w:t>
@@ -3904,7 +3904,7 @@
         <w:pStyle w:val="1"/>
         <w:pageBreakBefore/>
       </w:pPr>
-      <w:bookmarkStart w:id="1" w:name="_Toc242436237"/>
+      <w:bookmarkStart w:id="1" w:name="_Toc242450590"/>
       <w:r>
         <w:lastRenderedPageBreak/>
         <w:t>1 Общие положения</w:t>
@@ -3915,7 +3915,7 @@
       <w:pPr>
         <w:pStyle w:val="21"/>
       </w:pPr>
-      <w:bookmarkStart w:id="2" w:name="_Toc242436238"/>
+      <w:bookmarkStart w:id="2" w:name="_Toc242450591"/>
       <w:r>
         <w:t>1.1 Наименование системы и документы-основания</w:t>
       </w:r>
@@ -3930,7 +3930,7 @@
       <w:pPr>
         <w:pStyle w:val="21"/>
       </w:pPr>
-      <w:bookmarkStart w:id="3" w:name="_Toc242436239"/>
+      <w:bookmarkStart w:id="3" w:name="_Toc242450592"/>
       <w:r>
         <w:t>1.2 Организации-участники</w:t>
       </w:r>
@@ -3945,7 +3945,7 @@
       <w:pPr>
         <w:pStyle w:val="21"/>
       </w:pPr>
-      <w:bookmarkStart w:id="4" w:name="_Toc242436240"/>
+      <w:bookmarkStart w:id="4" w:name="_Toc242450593"/>
       <w:r>
         <w:t>1.3 Стадии создания</w:t>
       </w:r>
@@ -3960,7 +3960,7 @@
       <w:pPr>
         <w:pStyle w:val="21"/>
       </w:pPr>
-      <w:bookmarkStart w:id="5" w:name="_Toc242436241"/>
+      <w:bookmarkStart w:id="5" w:name="_Toc242450594"/>
       <w:r>
         <w:t>1.4 Цели, назначение и области использования</w:t>
       </w:r>
@@ -3975,7 +3975,7 @@
       <w:pPr>
         <w:pStyle w:val="21"/>
       </w:pPr>
-      <w:bookmarkStart w:id="6" w:name="_Toc242436242"/>
+      <w:bookmarkStart w:id="6" w:name="_Toc242450595"/>
       <w:r>
         <w:t>1.5 Нормативно-технические документы</w:t>
       </w:r>
@@ -3990,7 +3990,7 @@
       <w:pPr>
         <w:pStyle w:val="21"/>
       </w:pPr>
-      <w:bookmarkStart w:id="7" w:name="_Toc242436243"/>
+      <w:bookmarkStart w:id="7" w:name="_Toc242450596"/>
       <w:r>
         <w:t>1.6 Очерёдность создания</w:t>
       </w:r>
@@ -4006,7 +4006,7 @@
         <w:pStyle w:val="1"/>
         <w:pageBreakBefore/>
       </w:pPr>
-      <w:bookmarkStart w:id="8" w:name="_Toc242436244"/>
+      <w:bookmarkStart w:id="8" w:name="_Toc242450597"/>
       <w:r>
         <w:lastRenderedPageBreak/>
         <w:t>2 Описание процесса деятельности</w:t>
@@ -4055,7 +4055,7 @@
         </w:rPr>
         <w:lastRenderedPageBreak/>
         <w:drawing>
-          <wp:inline distT="0" distB="0" distL="0" distR="0" wp14:anchorId="6BECA8A1" wp14:editId="710E18A7">
+          <wp:inline distT="0" distB="0" distL="0" distR="0" wp14:anchorId="795B4708" wp14:editId="3DC10800">
             <wp:extent cx="5760000" cy="2880000"/>
             <wp:effectExtent l="0" t="0" r="0" b="0"/>
             <wp:docPr id="1" name="Picture 1"/>
@@ -4105,7 +4105,7 @@
         <w:pStyle w:val="1"/>
         <w:pageBreakBefore/>
       </w:pPr>
-      <w:bookmarkStart w:id="9" w:name="_Toc242436245"/>
+      <w:bookmarkStart w:id="9" w:name="_Toc242450598"/>
       <w:r>
         <w:lastRenderedPageBreak/>
         <w:t>3 Основные технические решения</w:t>
@@ -4116,7 +4116,7 @@
       <w:pPr>
         <w:pStyle w:val="21"/>
       </w:pPr>
-      <w:bookmarkStart w:id="10" w:name="_Toc242436246"/>
+      <w:bookmarkStart w:id="10" w:name="_Toc242450599"/>
       <w:r>
         <w:t>3.1 Решения по структуре системы</w:t>
       </w:r>
@@ -4126,7 +4126,7 @@
       <w:pPr>
         <w:pStyle w:val="31"/>
       </w:pPr>
-      <w:bookmarkStart w:id="11" w:name="_Toc242436247"/>
+      <w:bookmarkStart w:id="11" w:name="_Toc242450600"/>
       <w:r>
         <w:t>3.1.1 Функциональная структура</w:t>
       </w:r>
@@ -4768,7 +4768,7 @@
         </w:rPr>
         <w:lastRenderedPageBreak/>
         <w:drawing>
-          <wp:inline distT="0" distB="0" distL="0" distR="0" wp14:anchorId="44D4BBB9" wp14:editId="30328831">
+          <wp:inline distT="0" distB="0" distL="0" distR="0" wp14:anchorId="315CB8D9" wp14:editId="4D2C364C">
             <wp:extent cx="5760000" cy="3272727"/>
             <wp:effectExtent l="0" t="0" r="0" b="0"/>
             <wp:docPr id="2" name="Picture 2"/>
@@ -4817,7 +4817,7 @@
       <w:pPr>
         <w:pStyle w:val="31"/>
       </w:pPr>
-      <w:bookmarkStart w:id="12" w:name="_Toc242436248"/>
+      <w:bookmarkStart w:id="12" w:name="_Toc242450601"/>
       <w:r>
         <w:t>3.1.2 Структура программно-технического комплекса</w:t>
       </w:r>
@@ -5357,7 +5357,7 @@
         </w:rPr>
         <w:lastRenderedPageBreak/>
         <w:drawing>
-          <wp:inline distT="0" distB="0" distL="0" distR="0" wp14:anchorId="1D9F8D6E" wp14:editId="0D016F55">
+          <wp:inline distT="0" distB="0" distL="0" distR="0" wp14:anchorId="342BD6CE" wp14:editId="10DC6478">
             <wp:extent cx="5940000" cy="4212000"/>
             <wp:effectExtent l="0" t="0" r="0" b="0"/>
             <wp:docPr id="3" name="Picture 3"/>
@@ -5441,7 +5441,7 @@
       <w:pPr>
         <w:pStyle w:val="21"/>
       </w:pPr>
-      <w:bookmarkStart w:id="13" w:name="_Toc242436249"/>
+      <w:bookmarkStart w:id="13" w:name="_Toc242450602"/>
       <w:r>
         <w:t>3.2 Решения по взаимосвязям со смежными системами</w:t>
       </w:r>
@@ -5522,7 +5522,7 @@
       <w:pPr>
         <w:pStyle w:val="21"/>
       </w:pPr>
-      <w:bookmarkStart w:id="14" w:name="_Toc242436250"/>
+      <w:bookmarkStart w:id="14" w:name="_Toc242450603"/>
       <w:r>
         <w:t>3.3 Решения по режимам функционирования</w:t>
       </w:r>
@@ -5552,7 +5552,7 @@
       <w:pPr>
         <w:pStyle w:val="21"/>
       </w:pPr>
-      <w:bookmarkStart w:id="15" w:name="_Toc242436251"/>
+      <w:bookmarkStart w:id="15" w:name="_Toc242450604"/>
       <w:r>
         <w:t>3.4 Решения по численности, квалификации и функциям персонала</w:t>
       </w:r>
@@ -5567,7 +5567,7 @@
       <w:pPr>
         <w:pStyle w:val="21"/>
       </w:pPr>
-      <w:bookmarkStart w:id="16" w:name="_Toc242436252"/>
+      <w:bookmarkStart w:id="16" w:name="_Toc242450605"/>
       <w:r>
         <w:t>3.5 Обеспечение потребительских характеристик</w:t>
       </w:r>
@@ -5641,7 +5641,7 @@
       <w:pPr>
         <w:pStyle w:val="21"/>
       </w:pPr>
-      <w:bookmarkStart w:id="17" w:name="_Toc242436253"/>
+      <w:bookmarkStart w:id="17" w:name="_Toc242450606"/>
       <w:r>
         <w:t>3.6 Решения по комплексу технических средств</w:t>
       </w:r>
@@ -5676,7 +5676,7 @@
       <w:pPr>
         <w:pStyle w:val="21"/>
       </w:pPr>
-      <w:bookmarkStart w:id="18" w:name="_Toc242436254"/>
+      <w:bookmarkStart w:id="18" w:name="_Toc242450607"/>
       <w:r>
         <w:t>3.7 Решения по информационному обеспечению</w:t>
       </w:r>
@@ -5691,7 +5691,7 @@
       <w:pPr>
         <w:pStyle w:val="21"/>
       </w:pPr>
-      <w:bookmarkStart w:id="19" w:name="_Toc242436255"/>
+      <w:bookmarkStart w:id="19" w:name="_Toc242450608"/>
       <w:r>
         <w:t>3.8 Решения по программному обеспечению</w:t>
       </w:r>
@@ -5726,7 +5726,7 @@
       <w:pPr>
         <w:pStyle w:val="21"/>
       </w:pPr>
-      <w:bookmarkStart w:id="20" w:name="_Toc242436256"/>
+      <w:bookmarkStart w:id="20" w:name="_Toc242450609"/>
       <w:r>
         <w:t>3.9 Решения по защите информации</w:t>
       </w:r>
@@ -5736,7 +5736,7 @@
       <w:pPr>
         <w:pStyle w:val="31"/>
       </w:pPr>
-      <w:bookmarkStart w:id="21" w:name="_Toc242436257"/>
+      <w:bookmarkStart w:id="21" w:name="_Toc242450610"/>
       <w:r>
         <w:t>3.9.1 Аутентификация и сессии</w:t>
       </w:r>
@@ -5810,7 +5810,7 @@
       <w:pPr>
         <w:pStyle w:val="31"/>
       </w:pPr>
-      <w:bookmarkStart w:id="22" w:name="_Toc242436258"/>
+      <w:bookmarkStart w:id="22" w:name="_Toc242450611"/>
       <w:r>
         <w:t>3.9.2 Разграничение доступа</w:t>
       </w:r>
@@ -5840,7 +5840,7 @@
       <w:pPr>
         <w:pStyle w:val="31"/>
       </w:pPr>
-      <w:bookmarkStart w:id="23" w:name="_Toc242436259"/>
+      <w:bookmarkStart w:id="23" w:name="_Toc242450612"/>
       <w:r>
         <w:t>3.9.3 Изоляция компаний</w:t>
       </w:r>
@@ -5868,7 +5868,7 @@
       <w:pPr>
         <w:pStyle w:val="31"/>
       </w:pPr>
-      <w:bookmarkStart w:id="24" w:name="_Toc242436260"/>
+      <w:bookmarkStart w:id="24" w:name="_Toc242450613"/>
       <w:r>
         <w:t>3.9.4 Защита файлов</w:t>
       </w:r>
@@ -5893,7 +5893,7 @@
       <w:pPr>
         <w:pStyle w:val="31"/>
       </w:pPr>
-      <w:bookmarkStart w:id="25" w:name="_Toc242436261"/>
+      <w:bookmarkStart w:id="25" w:name="_Toc242450614"/>
       <w:r>
         <w:lastRenderedPageBreak/>
         <w:t>3.9.5 Защита публичного API</w:t>
@@ -5909,7 +5909,7 @@
       <w:pPr>
         <w:pStyle w:val="31"/>
       </w:pPr>
-      <w:bookmarkStart w:id="26" w:name="_Toc242436262"/>
+      <w:bookmarkStart w:id="26" w:name="_Toc242450615"/>
       <w:r>
         <w:t>3.9.6 Журналирование</w:t>
       </w:r>
@@ -5934,7 +5934,7 @@
       <w:pPr>
         <w:pStyle w:val="31"/>
       </w:pPr>
-      <w:bookmarkStart w:id="27" w:name="_Toc242436263"/>
+      <w:bookmarkStart w:id="27" w:name="_Toc242450616"/>
       <w:r>
         <w:t>3.9.7 Защита передачи данных</w:t>
       </w:r>
@@ -5999,7 +5999,7 @@
       <w:pPr>
         <w:pStyle w:val="21"/>
       </w:pPr>
-      <w:bookmarkStart w:id="28" w:name="_Toc242436264"/>
+      <w:bookmarkStart w:id="28" w:name="_Toc242450617"/>
       <w:r>
         <w:t>3.10 Решения по обеспечению надёжности</w:t>
       </w:r>
@@ -6044,7 +6044,7 @@
       <w:pPr>
         <w:pStyle w:val="21"/>
       </w:pPr>
-      <w:bookmarkStart w:id="29" w:name="_Toc242436265"/>
+      <w:bookmarkStart w:id="29" w:name="_Toc242450618"/>
       <w:r>
         <w:lastRenderedPageBreak/>
         <w:t>3.11 Решения по многоязычности</w:t>
@@ -6091,7 +6091,7 @@
         <w:pStyle w:val="1"/>
         <w:pageBreakBefore/>
       </w:pPr>
-      <w:bookmarkStart w:id="30" w:name="_Toc242436266"/>
+      <w:bookmarkStart w:id="30" w:name="_Toc242450619"/>
       <w:r>
         <w:lastRenderedPageBreak/>
         <w:t>4 Мероприятия по подготовке объекта автоматизации к вводу системы в действие</w:t>
@@ -6165,7 +6165,7 @@
         <w:ind w:firstLine="0"/>
         <w:jc w:val="center"/>
       </w:pPr>
-      <w:bookmarkStart w:id="31" w:name="_Toc242436267"/>
+      <w:bookmarkStart w:id="31" w:name="_Toc242450620"/>
       <w:r>
         <w:lastRenderedPageBreak/>
         <w:t>ЛИСТ РЕГИСТРАЦИИ ИЗМЕНЕНИЙ</w:t>
@@ -8227,31 +8227,31 @@
       </w:rPr>
     </w:lvl>
   </w:abstractNum>
-  <w:num w:numId="1" w16cid:durableId="1726443580">
+  <w:num w:numId="1" w16cid:durableId="220098262">
     <w:abstractNumId w:val="8"/>
   </w:num>
-  <w:num w:numId="2" w16cid:durableId="358894111">
+  <w:num w:numId="2" w16cid:durableId="502939953">
     <w:abstractNumId w:val="6"/>
   </w:num>
-  <w:num w:numId="3" w16cid:durableId="8801715">
+  <w:num w:numId="3" w16cid:durableId="1976138302">
     <w:abstractNumId w:val="5"/>
   </w:num>
-  <w:num w:numId="4" w16cid:durableId="8795700">
+  <w:num w:numId="4" w16cid:durableId="1206942038">
     <w:abstractNumId w:val="4"/>
   </w:num>
-  <w:num w:numId="5" w16cid:durableId="1359742982">
+  <w:num w:numId="5" w16cid:durableId="1302619177">
     <w:abstractNumId w:val="7"/>
   </w:num>
-  <w:num w:numId="6" w16cid:durableId="887689696">
+  <w:num w:numId="6" w16cid:durableId="1858882053">
     <w:abstractNumId w:val="3"/>
   </w:num>
-  <w:num w:numId="7" w16cid:durableId="1532066609">
+  <w:num w:numId="7" w16cid:durableId="119692465">
     <w:abstractNumId w:val="2"/>
   </w:num>
-  <w:num w:numId="8" w16cid:durableId="458110317">
+  <w:num w:numId="8" w16cid:durableId="649942915">
     <w:abstractNumId w:val="1"/>
   </w:num>
-  <w:num w:numId="9" w16cid:durableId="592863444">
+  <w:num w:numId="9" w16cid:durableId="1896312244">
     <w:abstractNumId w:val="0"/>
   </w:num>
 </w:numbering>
@@ -19784,7 +19784,7 @@
     <w:autoRedefine/>
     <w:uiPriority w:val="39"/>
     <w:unhideWhenUsed/>
-    <w:rsid w:val="00FC115B"/>
+    <w:rsid w:val="00204298"/>
     <w:pPr>
       <w:spacing w:after="100"/>
     </w:pPr>
@@ -19796,7 +19796,7 @@
     <w:autoRedefine/>
     <w:uiPriority w:val="39"/>
     <w:unhideWhenUsed/>
-    <w:rsid w:val="00FC115B"/>
+    <w:rsid w:val="00204298"/>
     <w:pPr>
       <w:spacing w:after="100"/>
       <w:ind w:left="240"/>
@@ -19809,7 +19809,7 @@
     <w:autoRedefine/>
     <w:uiPriority w:val="39"/>
     <w:unhideWhenUsed/>
-    <w:rsid w:val="00FC115B"/>
+    <w:rsid w:val="00204298"/>
     <w:pPr>
       <w:spacing w:after="100"/>
       <w:ind w:left="480"/>
@@ -19820,7 +19820,7 @@
     <w:basedOn w:val="a2"/>
     <w:uiPriority w:val="99"/>
     <w:unhideWhenUsed/>
-    <w:rsid w:val="00FC115B"/>
+    <w:rsid w:val="00204298"/>
     <w:rPr>
       <w:color w:val="0000FF" w:themeColor="hyperlink"/>
       <w:u w:val="single"/>

--- a/docs/gost/out/02_П2_Пояснительная_записка.docx
+++ b/docs/gost/out/02_П2_Пояснительная_записка.docx
@@ -306,7 +306,7 @@
       <w:r>
         <w:fldChar w:fldCharType="separate"/>
       </w:r>
-      <w:hyperlink w:anchor="_Toc242450589" w:history="1">
+      <w:hyperlink w:anchor="_Toc242457247" w:history="1">
         <w:r>
           <w:rPr>
             <w:rStyle w:val="aff8"/>
@@ -333,7 +333,7 @@
             <w:noProof/>
             <w:webHidden/>
           </w:rPr>
-          <w:instrText xml:space="preserve"> PAGEREF _Toc242450589 \h </w:instrText>
+          <w:instrText xml:space="preserve"> PAGEREF _Toc242457247 \h </w:instrText>
         </w:r>
         <w:r>
           <w:rPr>
@@ -379,7 +379,7 @@
           <w14:ligatures w14:val="standardContextual"/>
         </w:rPr>
       </w:pPr>
-      <w:hyperlink w:anchor="_Toc242450590" w:history="1">
+      <w:hyperlink w:anchor="_Toc242457248" w:history="1">
         <w:r>
           <w:rPr>
             <w:rStyle w:val="aff8"/>
@@ -406,7 +406,7 @@
             <w:noProof/>
             <w:webHidden/>
           </w:rPr>
-          <w:instrText xml:space="preserve"> PAGEREF _Toc242450590 \h </w:instrText>
+          <w:instrText xml:space="preserve"> PAGEREF _Toc242457248 \h </w:instrText>
         </w:r>
         <w:r>
           <w:rPr>
@@ -452,7 +452,7 @@
           <w14:ligatures w14:val="standardContextual"/>
         </w:rPr>
       </w:pPr>
-      <w:hyperlink w:anchor="_Toc242450591" w:history="1">
+      <w:hyperlink w:anchor="_Toc242457249" w:history="1">
         <w:r>
           <w:rPr>
             <w:rStyle w:val="aff8"/>
@@ -479,7 +479,7 @@
             <w:noProof/>
             <w:webHidden/>
           </w:rPr>
-          <w:instrText xml:space="preserve"> PAGEREF _Toc242450591 \h </w:instrText>
+          <w:instrText xml:space="preserve"> PAGEREF _Toc242457249 \h </w:instrText>
         </w:r>
         <w:r>
           <w:rPr>
@@ -525,7 +525,7 @@
           <w14:ligatures w14:val="standardContextual"/>
         </w:rPr>
       </w:pPr>
-      <w:hyperlink w:anchor="_Toc242450592" w:history="1">
+      <w:hyperlink w:anchor="_Toc242457250" w:history="1">
         <w:r>
           <w:rPr>
             <w:rStyle w:val="aff8"/>
@@ -552,7 +552,7 @@
             <w:noProof/>
             <w:webHidden/>
           </w:rPr>
-          <w:instrText xml:space="preserve"> PAGEREF _Toc242450592 \h </w:instrText>
+          <w:instrText xml:space="preserve"> PAGEREF _Toc242457250 \h </w:instrText>
         </w:r>
         <w:r>
           <w:rPr>
@@ -598,7 +598,7 @@
           <w14:ligatures w14:val="standardContextual"/>
         </w:rPr>
       </w:pPr>
-      <w:hyperlink w:anchor="_Toc242450593" w:history="1">
+      <w:hyperlink w:anchor="_Toc242457251" w:history="1">
         <w:r>
           <w:rPr>
             <w:rStyle w:val="aff8"/>
@@ -625,7 +625,7 @@
             <w:noProof/>
             <w:webHidden/>
           </w:rPr>
-          <w:instrText xml:space="preserve"> PAGEREF _Toc242450593 \h </w:instrText>
+          <w:instrText xml:space="preserve"> PAGEREF _Toc242457251 \h </w:instrText>
         </w:r>
         <w:r>
           <w:rPr>
@@ -671,7 +671,7 @@
           <w14:ligatures w14:val="standardContextual"/>
         </w:rPr>
       </w:pPr>
-      <w:hyperlink w:anchor="_Toc242450594" w:history="1">
+      <w:hyperlink w:anchor="_Toc242457252" w:history="1">
         <w:r>
           <w:rPr>
             <w:rStyle w:val="aff8"/>
@@ -698,7 +698,7 @@
             <w:noProof/>
             <w:webHidden/>
           </w:rPr>
-          <w:instrText xml:space="preserve"> PAGEREF _Toc242450594 \h </w:instrText>
+          <w:instrText xml:space="preserve"> PAGEREF _Toc242457252 \h </w:instrText>
         </w:r>
         <w:r>
           <w:rPr>
@@ -744,7 +744,7 @@
           <w14:ligatures w14:val="standardContextual"/>
         </w:rPr>
       </w:pPr>
-      <w:hyperlink w:anchor="_Toc242450595" w:history="1">
+      <w:hyperlink w:anchor="_Toc242457253" w:history="1">
         <w:r>
           <w:rPr>
             <w:rStyle w:val="aff8"/>
@@ -771,7 +771,7 @@
             <w:noProof/>
             <w:webHidden/>
           </w:rPr>
-          <w:instrText xml:space="preserve"> PAGEREF _Toc242450595 \h </w:instrText>
+          <w:instrText xml:space="preserve"> PAGEREF _Toc242457253 \h </w:instrText>
         </w:r>
         <w:r>
           <w:rPr>
@@ -817,7 +817,7 @@
           <w14:ligatures w14:val="standardContextual"/>
         </w:rPr>
       </w:pPr>
-      <w:hyperlink w:anchor="_Toc242450596" w:history="1">
+      <w:hyperlink w:anchor="_Toc242457254" w:history="1">
         <w:r>
           <w:rPr>
             <w:rStyle w:val="aff8"/>
@@ -844,7 +844,7 @@
             <w:noProof/>
             <w:webHidden/>
           </w:rPr>
-          <w:instrText xml:space="preserve"> PAGEREF _Toc242450596 \h </w:instrText>
+          <w:instrText xml:space="preserve"> PAGEREF _Toc242457254 \h </w:instrText>
         </w:r>
         <w:r>
           <w:rPr>
@@ -890,7 +890,7 @@
           <w14:ligatures w14:val="standardContextual"/>
         </w:rPr>
       </w:pPr>
-      <w:hyperlink w:anchor="_Toc242450597" w:history="1">
+      <w:hyperlink w:anchor="_Toc242457255" w:history="1">
         <w:r>
           <w:rPr>
             <w:rStyle w:val="aff8"/>
@@ -917,7 +917,7 @@
             <w:noProof/>
             <w:webHidden/>
           </w:rPr>
-          <w:instrText xml:space="preserve"> PAGEREF _Toc242450597 \h </w:instrText>
+          <w:instrText xml:space="preserve"> PAGEREF _Toc242457255 \h </w:instrText>
         </w:r>
         <w:r>
           <w:rPr>
@@ -963,7 +963,7 @@
           <w14:ligatures w14:val="standardContextual"/>
         </w:rPr>
       </w:pPr>
-      <w:hyperlink w:anchor="_Toc242450598" w:history="1">
+      <w:hyperlink w:anchor="_Toc242457256" w:history="1">
         <w:r>
           <w:rPr>
             <w:rStyle w:val="aff8"/>
@@ -990,7 +990,7 @@
             <w:noProof/>
             <w:webHidden/>
           </w:rPr>
-          <w:instrText xml:space="preserve"> PAGEREF _Toc242450598 \h </w:instrText>
+          <w:instrText xml:space="preserve"> PAGEREF _Toc242457256 \h </w:instrText>
         </w:r>
         <w:r>
           <w:rPr>
@@ -1036,7 +1036,7 @@
           <w14:ligatures w14:val="standardContextual"/>
         </w:rPr>
       </w:pPr>
-      <w:hyperlink w:anchor="_Toc242450599" w:history="1">
+      <w:hyperlink w:anchor="_Toc242457257" w:history="1">
         <w:r>
           <w:rPr>
             <w:rStyle w:val="aff8"/>
@@ -1063,7 +1063,7 @@
             <w:noProof/>
             <w:webHidden/>
           </w:rPr>
-          <w:instrText xml:space="preserve"> PAGEREF _Toc242450599 \h </w:instrText>
+          <w:instrText xml:space="preserve"> PAGEREF _Toc242457257 \h </w:instrText>
         </w:r>
         <w:r>
           <w:rPr>
@@ -1109,7 +1109,7 @@
           <w14:ligatures w14:val="standardContextual"/>
         </w:rPr>
       </w:pPr>
-      <w:hyperlink w:anchor="_Toc242450600" w:history="1">
+      <w:hyperlink w:anchor="_Toc242457258" w:history="1">
         <w:r>
           <w:rPr>
             <w:rStyle w:val="aff8"/>
@@ -1136,7 +1136,7 @@
             <w:noProof/>
             <w:webHidden/>
           </w:rPr>
-          <w:instrText xml:space="preserve"> PAGEREF _Toc242450600 \h </w:instrText>
+          <w:instrText xml:space="preserve"> PAGEREF _Toc242457258 \h </w:instrText>
         </w:r>
         <w:r>
           <w:rPr>
@@ -1182,7 +1182,7 @@
           <w14:ligatures w14:val="standardContextual"/>
         </w:rPr>
       </w:pPr>
-      <w:hyperlink w:anchor="_Toc242450601" w:history="1">
+      <w:hyperlink w:anchor="_Toc242457259" w:history="1">
         <w:r>
           <w:rPr>
             <w:rStyle w:val="aff8"/>
@@ -1209,7 +1209,7 @@
             <w:noProof/>
             <w:webHidden/>
           </w:rPr>
-          <w:instrText xml:space="preserve"> PAGEREF _Toc242450601 \h </w:instrText>
+          <w:instrText xml:space="preserve"> PAGEREF _Toc242457259 \h </w:instrText>
         </w:r>
         <w:r>
           <w:rPr>
@@ -1255,7 +1255,7 @@
           <w14:ligatures w14:val="standardContextual"/>
         </w:rPr>
       </w:pPr>
-      <w:hyperlink w:anchor="_Toc242450602" w:history="1">
+      <w:hyperlink w:anchor="_Toc242457260" w:history="1">
         <w:r>
           <w:rPr>
             <w:rStyle w:val="aff8"/>
@@ -1282,7 +1282,7 @@
             <w:noProof/>
             <w:webHidden/>
           </w:rPr>
-          <w:instrText xml:space="preserve"> PAGEREF _Toc242450602 \h </w:instrText>
+          <w:instrText xml:space="preserve"> PAGEREF _Toc242457260 \h </w:instrText>
         </w:r>
         <w:r>
           <w:rPr>
@@ -1328,7 +1328,7 @@
           <w14:ligatures w14:val="standardContextual"/>
         </w:rPr>
       </w:pPr>
-      <w:hyperlink w:anchor="_Toc242450603" w:history="1">
+      <w:hyperlink w:anchor="_Toc242457261" w:history="1">
         <w:r>
           <w:rPr>
             <w:rStyle w:val="aff8"/>
@@ -1355,7 +1355,7 @@
             <w:noProof/>
             <w:webHidden/>
           </w:rPr>
-          <w:instrText xml:space="preserve"> PAGEREF _Toc242450603 \h </w:instrText>
+          <w:instrText xml:space="preserve"> PAGEREF _Toc242457261 \h </w:instrText>
         </w:r>
         <w:r>
           <w:rPr>
@@ -1401,7 +1401,7 @@
           <w14:ligatures w14:val="standardContextual"/>
         </w:rPr>
       </w:pPr>
-      <w:hyperlink w:anchor="_Toc242450604" w:history="1">
+      <w:hyperlink w:anchor="_Toc242457262" w:history="1">
         <w:r>
           <w:rPr>
             <w:rStyle w:val="aff8"/>
@@ -1428,7 +1428,7 @@
             <w:noProof/>
             <w:webHidden/>
           </w:rPr>
-          <w:instrText xml:space="preserve"> PAGEREF _Toc242450604 \h </w:instrText>
+          <w:instrText xml:space="preserve"> PAGEREF _Toc242457262 \h </w:instrText>
         </w:r>
         <w:r>
           <w:rPr>
@@ -1474,7 +1474,7 @@
           <w14:ligatures w14:val="standardContextual"/>
         </w:rPr>
       </w:pPr>
-      <w:hyperlink w:anchor="_Toc242450605" w:history="1">
+      <w:hyperlink w:anchor="_Toc242457263" w:history="1">
         <w:r>
           <w:rPr>
             <w:rStyle w:val="aff8"/>
@@ -1501,7 +1501,7 @@
             <w:noProof/>
             <w:webHidden/>
           </w:rPr>
-          <w:instrText xml:space="preserve"> PAGEREF _Toc242450605 \h </w:instrText>
+          <w:instrText xml:space="preserve"> PAGEREF _Toc242457263 \h </w:instrText>
         </w:r>
         <w:r>
           <w:rPr>
@@ -1547,7 +1547,7 @@
           <w14:ligatures w14:val="standardContextual"/>
         </w:rPr>
       </w:pPr>
-      <w:hyperlink w:anchor="_Toc242450606" w:history="1">
+      <w:hyperlink w:anchor="_Toc242457264" w:history="1">
         <w:r>
           <w:rPr>
             <w:rStyle w:val="aff8"/>
@@ -1574,7 +1574,7 @@
             <w:noProof/>
             <w:webHidden/>
           </w:rPr>
-          <w:instrText xml:space="preserve"> PAGEREF _Toc242450606 \h </w:instrText>
+          <w:instrText xml:space="preserve"> PAGEREF _Toc242457264 \h </w:instrText>
         </w:r>
         <w:r>
           <w:rPr>
@@ -1620,7 +1620,7 @@
           <w14:ligatures w14:val="standardContextual"/>
         </w:rPr>
       </w:pPr>
-      <w:hyperlink w:anchor="_Toc242450607" w:history="1">
+      <w:hyperlink w:anchor="_Toc242457265" w:history="1">
         <w:r>
           <w:rPr>
             <w:rStyle w:val="aff8"/>
@@ -1647,7 +1647,7 @@
             <w:noProof/>
             <w:webHidden/>
           </w:rPr>
-          <w:instrText xml:space="preserve"> PAGEREF _Toc242450607 \h </w:instrText>
+          <w:instrText xml:space="preserve"> PAGEREF _Toc242457265 \h </w:instrText>
         </w:r>
         <w:r>
           <w:rPr>
@@ -1693,7 +1693,7 @@
           <w14:ligatures w14:val="standardContextual"/>
         </w:rPr>
       </w:pPr>
-      <w:hyperlink w:anchor="_Toc242450608" w:history="1">
+      <w:hyperlink w:anchor="_Toc242457266" w:history="1">
         <w:r>
           <w:rPr>
             <w:rStyle w:val="aff8"/>
@@ -1720,7 +1720,7 @@
             <w:noProof/>
             <w:webHidden/>
           </w:rPr>
-          <w:instrText xml:space="preserve"> PAGEREF _Toc242450608 \h </w:instrText>
+          <w:instrText xml:space="preserve"> PAGEREF _Toc242457266 \h </w:instrText>
         </w:r>
         <w:r>
           <w:rPr>
@@ -1766,7 +1766,7 @@
           <w14:ligatures w14:val="standardContextual"/>
         </w:rPr>
       </w:pPr>
-      <w:hyperlink w:anchor="_Toc242450609" w:history="1">
+      <w:hyperlink w:anchor="_Toc242457267" w:history="1">
         <w:r>
           <w:rPr>
             <w:rStyle w:val="aff8"/>
@@ -1793,7 +1793,7 @@
             <w:noProof/>
             <w:webHidden/>
           </w:rPr>
-          <w:instrText xml:space="preserve"> PAGEREF _Toc242450609 \h </w:instrText>
+          <w:instrText xml:space="preserve"> PAGEREF _Toc242457267 \h </w:instrText>
         </w:r>
         <w:r>
           <w:rPr>
@@ -1839,7 +1839,7 @@
           <w14:ligatures w14:val="standardContextual"/>
         </w:rPr>
       </w:pPr>
-      <w:hyperlink w:anchor="_Toc242450610" w:history="1">
+      <w:hyperlink w:anchor="_Toc242457268" w:history="1">
         <w:r>
           <w:rPr>
             <w:rStyle w:val="aff8"/>
@@ -1866,7 +1866,7 @@
             <w:noProof/>
             <w:webHidden/>
           </w:rPr>
-          <w:instrText xml:space="preserve"> PAGEREF _Toc242450610 \h </w:instrText>
+          <w:instrText xml:space="preserve"> PAGEREF _Toc242457268 \h </w:instrText>
         </w:r>
         <w:r>
           <w:rPr>
@@ -1912,7 +1912,7 @@
           <w14:ligatures w14:val="standardContextual"/>
         </w:rPr>
       </w:pPr>
-      <w:hyperlink w:anchor="_Toc242450611" w:history="1">
+      <w:hyperlink w:anchor="_Toc242457269" w:history="1">
         <w:r>
           <w:rPr>
             <w:rStyle w:val="aff8"/>
@@ -1939,7 +1939,7 @@
             <w:noProof/>
             <w:webHidden/>
           </w:rPr>
-          <w:instrText xml:space="preserve"> PAGEREF _Toc242450611 \h </w:instrText>
+          <w:instrText xml:space="preserve"> PAGEREF _Toc242457269 \h </w:instrText>
         </w:r>
         <w:r>
           <w:rPr>
@@ -1985,7 +1985,7 @@
           <w14:ligatures w14:val="standardContextual"/>
         </w:rPr>
       </w:pPr>
-      <w:hyperlink w:anchor="_Toc242450612" w:history="1">
+      <w:hyperlink w:anchor="_Toc242457270" w:history="1">
         <w:r>
           <w:rPr>
             <w:rStyle w:val="aff8"/>
@@ -2012,7 +2012,7 @@
             <w:noProof/>
             <w:webHidden/>
           </w:rPr>
-          <w:instrText xml:space="preserve"> PAGEREF _Toc242450612 \h </w:instrText>
+          <w:instrText xml:space="preserve"> PAGEREF _Toc242457270 \h </w:instrText>
         </w:r>
         <w:r>
           <w:rPr>
@@ -2058,7 +2058,7 @@
           <w14:ligatures w14:val="standardContextual"/>
         </w:rPr>
       </w:pPr>
-      <w:hyperlink w:anchor="_Toc242450613" w:history="1">
+      <w:hyperlink w:anchor="_Toc242457271" w:history="1">
         <w:r>
           <w:rPr>
             <w:rStyle w:val="aff8"/>
@@ -2085,7 +2085,7 @@
             <w:noProof/>
             <w:webHidden/>
           </w:rPr>
-          <w:instrText xml:space="preserve"> PAGEREF _Toc242450613 \h </w:instrText>
+          <w:instrText xml:space="preserve"> PAGEREF _Toc242457271 \h </w:instrText>
         </w:r>
         <w:r>
           <w:rPr>
@@ -2131,7 +2131,7 @@
           <w14:ligatures w14:val="standardContextual"/>
         </w:rPr>
       </w:pPr>
-      <w:hyperlink w:anchor="_Toc242450614" w:history="1">
+      <w:hyperlink w:anchor="_Toc242457272" w:history="1">
         <w:r>
           <w:rPr>
             <w:rStyle w:val="aff8"/>
@@ -2158,7 +2158,7 @@
             <w:noProof/>
             <w:webHidden/>
           </w:rPr>
-          <w:instrText xml:space="preserve"> PAGEREF _Toc242450614 \h </w:instrText>
+          <w:instrText xml:space="preserve"> PAGEREF _Toc242457272 \h </w:instrText>
         </w:r>
         <w:r>
           <w:rPr>
@@ -2204,7 +2204,7 @@
           <w14:ligatures w14:val="standardContextual"/>
         </w:rPr>
       </w:pPr>
-      <w:hyperlink w:anchor="_Toc242450615" w:history="1">
+      <w:hyperlink w:anchor="_Toc242457273" w:history="1">
         <w:r>
           <w:rPr>
             <w:rStyle w:val="aff8"/>
@@ -2231,7 +2231,7 @@
             <w:noProof/>
             <w:webHidden/>
           </w:rPr>
-          <w:instrText xml:space="preserve"> PAGEREF _Toc242450615 \h </w:instrText>
+          <w:instrText xml:space="preserve"> PAGEREF _Toc242457273 \h </w:instrText>
         </w:r>
         <w:r>
           <w:rPr>
@@ -2277,7 +2277,7 @@
           <w14:ligatures w14:val="standardContextual"/>
         </w:rPr>
       </w:pPr>
-      <w:hyperlink w:anchor="_Toc242450616" w:history="1">
+      <w:hyperlink w:anchor="_Toc242457274" w:history="1">
         <w:r>
           <w:rPr>
             <w:rStyle w:val="aff8"/>
@@ -2304,7 +2304,7 @@
             <w:noProof/>
             <w:webHidden/>
           </w:rPr>
-          <w:instrText xml:space="preserve"> PAGEREF _Toc242450616 \h </w:instrText>
+          <w:instrText xml:space="preserve"> PAGEREF _Toc242457274 \h </w:instrText>
         </w:r>
         <w:r>
           <w:rPr>
@@ -2350,7 +2350,7 @@
           <w14:ligatures w14:val="standardContextual"/>
         </w:rPr>
       </w:pPr>
-      <w:hyperlink w:anchor="_Toc242450617" w:history="1">
+      <w:hyperlink w:anchor="_Toc242457275" w:history="1">
         <w:r>
           <w:rPr>
             <w:rStyle w:val="aff8"/>
@@ -2377,7 +2377,7 @@
             <w:noProof/>
             <w:webHidden/>
           </w:rPr>
-          <w:instrText xml:space="preserve"> PAGEREF _Toc242450617 \h </w:instrText>
+          <w:instrText xml:space="preserve"> PAGEREF _Toc242457275 \h </w:instrText>
         </w:r>
         <w:r>
           <w:rPr>
@@ -2423,7 +2423,7 @@
           <w14:ligatures w14:val="standardContextual"/>
         </w:rPr>
       </w:pPr>
-      <w:hyperlink w:anchor="_Toc242450618" w:history="1">
+      <w:hyperlink w:anchor="_Toc242457276" w:history="1">
         <w:r>
           <w:rPr>
             <w:rStyle w:val="aff8"/>
@@ -2450,7 +2450,7 @@
             <w:noProof/>
             <w:webHidden/>
           </w:rPr>
-          <w:instrText xml:space="preserve"> PAGEREF _Toc242450618 \h </w:instrText>
+          <w:instrText xml:space="preserve"> PAGEREF _Toc242457276 \h </w:instrText>
         </w:r>
         <w:r>
           <w:rPr>
@@ -2496,7 +2496,7 @@
           <w14:ligatures w14:val="standardContextual"/>
         </w:rPr>
       </w:pPr>
-      <w:hyperlink w:anchor="_Toc242450619" w:history="1">
+      <w:hyperlink w:anchor="_Toc242457277" w:history="1">
         <w:r>
           <w:rPr>
             <w:rStyle w:val="aff8"/>
@@ -2523,7 +2523,7 @@
             <w:noProof/>
             <w:webHidden/>
           </w:rPr>
-          <w:instrText xml:space="preserve"> PAGEREF _Toc242450619 \h </w:instrText>
+          <w:instrText xml:space="preserve"> PAGEREF _Toc242457277 \h </w:instrText>
         </w:r>
         <w:r>
           <w:rPr>
@@ -2569,7 +2569,7 @@
           <w14:ligatures w14:val="standardContextual"/>
         </w:rPr>
       </w:pPr>
-      <w:hyperlink w:anchor="_Toc242450620" w:history="1">
+      <w:hyperlink w:anchor="_Toc242457278" w:history="1">
         <w:r>
           <w:rPr>
             <w:rStyle w:val="aff8"/>
@@ -2596,7 +2596,7 @@
             <w:noProof/>
             <w:webHidden/>
           </w:rPr>
-          <w:instrText xml:space="preserve"> PAGEREF _Toc242450620 \h </w:instrText>
+          <w:instrText xml:space="preserve"> PAGEREF _Toc242457278 \h </w:instrText>
         </w:r>
         <w:r>
           <w:rPr>
@@ -2642,7 +2642,7 @@
         <w:ind w:firstLine="0"/>
         <w:jc w:val="center"/>
       </w:pPr>
-      <w:bookmarkStart w:id="0" w:name="_Toc242450589"/>
+      <w:bookmarkStart w:id="0" w:name="_Toc242457247"/>
       <w:r>
         <w:lastRenderedPageBreak/>
         <w:t>ПЕРЕЧЕНЬ ТЕРМИНОВ И СОКРАЩЕНИЙ</w:t>
@@ -3904,7 +3904,7 @@
         <w:pStyle w:val="1"/>
         <w:pageBreakBefore/>
       </w:pPr>
-      <w:bookmarkStart w:id="1" w:name="_Toc242450590"/>
+      <w:bookmarkStart w:id="1" w:name="_Toc242457248"/>
       <w:r>
         <w:lastRenderedPageBreak/>
         <w:t>1 Общие положения</w:t>
@@ -3915,7 +3915,7 @@
       <w:pPr>
         <w:pStyle w:val="21"/>
       </w:pPr>
-      <w:bookmarkStart w:id="2" w:name="_Toc242450591"/>
+      <w:bookmarkStart w:id="2" w:name="_Toc242457249"/>
       <w:r>
         <w:t>1.1 Наименование системы и документы-основания</w:t>
       </w:r>
@@ -3930,7 +3930,7 @@
       <w:pPr>
         <w:pStyle w:val="21"/>
       </w:pPr>
-      <w:bookmarkStart w:id="3" w:name="_Toc242450592"/>
+      <w:bookmarkStart w:id="3" w:name="_Toc242457250"/>
       <w:r>
         <w:t>1.2 Организации-участники</w:t>
       </w:r>
@@ -3945,7 +3945,7 @@
       <w:pPr>
         <w:pStyle w:val="21"/>
       </w:pPr>
-      <w:bookmarkStart w:id="4" w:name="_Toc242450593"/>
+      <w:bookmarkStart w:id="4" w:name="_Toc242457251"/>
       <w:r>
         <w:t>1.3 Стадии создания</w:t>
       </w:r>
@@ -3960,7 +3960,7 @@
       <w:pPr>
         <w:pStyle w:val="21"/>
       </w:pPr>
-      <w:bookmarkStart w:id="5" w:name="_Toc242450594"/>
+      <w:bookmarkStart w:id="5" w:name="_Toc242457252"/>
       <w:r>
         <w:t>1.4 Цели, назначение и области использования</w:t>
       </w:r>
@@ -3975,7 +3975,7 @@
       <w:pPr>
         <w:pStyle w:val="21"/>
       </w:pPr>
-      <w:bookmarkStart w:id="6" w:name="_Toc242450595"/>
+      <w:bookmarkStart w:id="6" w:name="_Toc242457253"/>
       <w:r>
         <w:t>1.5 Нормативно-технические документы</w:t>
       </w:r>
@@ -3990,7 +3990,7 @@
       <w:pPr>
         <w:pStyle w:val="21"/>
       </w:pPr>
-      <w:bookmarkStart w:id="7" w:name="_Toc242450596"/>
+      <w:bookmarkStart w:id="7" w:name="_Toc242457254"/>
       <w:r>
         <w:t>1.6 Очерёдность создания</w:t>
       </w:r>
@@ -4006,7 +4006,7 @@
         <w:pStyle w:val="1"/>
         <w:pageBreakBefore/>
       </w:pPr>
-      <w:bookmarkStart w:id="8" w:name="_Toc242450597"/>
+      <w:bookmarkStart w:id="8" w:name="_Toc242457255"/>
       <w:r>
         <w:lastRenderedPageBreak/>
         <w:t>2 Описание процесса деятельности</w:t>
@@ -4055,7 +4055,7 @@
         </w:rPr>
         <w:lastRenderedPageBreak/>
         <w:drawing>
-          <wp:inline distT="0" distB="0" distL="0" distR="0" wp14:anchorId="795B4708" wp14:editId="3DC10800">
+          <wp:inline distT="0" distB="0" distL="0" distR="0" wp14:anchorId="1CCB4ABD" wp14:editId="3DFF0309">
             <wp:extent cx="5760000" cy="2880000"/>
             <wp:effectExtent l="0" t="0" r="0" b="0"/>
             <wp:docPr id="1" name="Picture 1"/>
@@ -4105,7 +4105,7 @@
         <w:pStyle w:val="1"/>
         <w:pageBreakBefore/>
       </w:pPr>
-      <w:bookmarkStart w:id="9" w:name="_Toc242450598"/>
+      <w:bookmarkStart w:id="9" w:name="_Toc242457256"/>
       <w:r>
         <w:lastRenderedPageBreak/>
         <w:t>3 Основные технические решения</w:t>
@@ -4116,7 +4116,7 @@
       <w:pPr>
         <w:pStyle w:val="21"/>
       </w:pPr>
-      <w:bookmarkStart w:id="10" w:name="_Toc242450599"/>
+      <w:bookmarkStart w:id="10" w:name="_Toc242457257"/>
       <w:r>
         <w:t>3.1 Решения по структуре системы</w:t>
       </w:r>
@@ -4126,7 +4126,7 @@
       <w:pPr>
         <w:pStyle w:val="31"/>
       </w:pPr>
-      <w:bookmarkStart w:id="11" w:name="_Toc242450600"/>
+      <w:bookmarkStart w:id="11" w:name="_Toc242457258"/>
       <w:r>
         <w:t>3.1.1 Функциональная структура</w:t>
       </w:r>
@@ -4768,7 +4768,7 @@
         </w:rPr>
         <w:lastRenderedPageBreak/>
         <w:drawing>
-          <wp:inline distT="0" distB="0" distL="0" distR="0" wp14:anchorId="315CB8D9" wp14:editId="4D2C364C">
+          <wp:inline distT="0" distB="0" distL="0" distR="0" wp14:anchorId="7B2449F5" wp14:editId="3A36261A">
             <wp:extent cx="5760000" cy="3272727"/>
             <wp:effectExtent l="0" t="0" r="0" b="0"/>
             <wp:docPr id="2" name="Picture 2"/>
@@ -4817,7 +4817,7 @@
       <w:pPr>
         <w:pStyle w:val="31"/>
       </w:pPr>
-      <w:bookmarkStart w:id="12" w:name="_Toc242450601"/>
+      <w:bookmarkStart w:id="12" w:name="_Toc242457259"/>
       <w:r>
         <w:t>3.1.2 Структура программно-технического комплекса</w:t>
       </w:r>
@@ -5357,7 +5357,7 @@
         </w:rPr>
         <w:lastRenderedPageBreak/>
         <w:drawing>
-          <wp:inline distT="0" distB="0" distL="0" distR="0" wp14:anchorId="342BD6CE" wp14:editId="10DC6478">
+          <wp:inline distT="0" distB="0" distL="0" distR="0" wp14:anchorId="4A609514" wp14:editId="7643EDBD">
             <wp:extent cx="5940000" cy="4212000"/>
             <wp:effectExtent l="0" t="0" r="0" b="0"/>
             <wp:docPr id="3" name="Picture 3"/>
@@ -5441,7 +5441,7 @@
       <w:pPr>
         <w:pStyle w:val="21"/>
       </w:pPr>
-      <w:bookmarkStart w:id="13" w:name="_Toc242450602"/>
+      <w:bookmarkStart w:id="13" w:name="_Toc242457260"/>
       <w:r>
         <w:t>3.2 Решения по взаимосвязям со смежными системами</w:t>
       </w:r>
@@ -5522,7 +5522,7 @@
       <w:pPr>
         <w:pStyle w:val="21"/>
       </w:pPr>
-      <w:bookmarkStart w:id="14" w:name="_Toc242450603"/>
+      <w:bookmarkStart w:id="14" w:name="_Toc242457261"/>
       <w:r>
         <w:t>3.3 Решения по режимам функционирования</w:t>
       </w:r>
@@ -5552,7 +5552,7 @@
       <w:pPr>
         <w:pStyle w:val="21"/>
       </w:pPr>
-      <w:bookmarkStart w:id="15" w:name="_Toc242450604"/>
+      <w:bookmarkStart w:id="15" w:name="_Toc242457262"/>
       <w:r>
         <w:t>3.4 Решения по численности, квалификации и функциям персонала</w:t>
       </w:r>
@@ -5567,7 +5567,7 @@
       <w:pPr>
         <w:pStyle w:val="21"/>
       </w:pPr>
-      <w:bookmarkStart w:id="16" w:name="_Toc242450605"/>
+      <w:bookmarkStart w:id="16" w:name="_Toc242457263"/>
       <w:r>
         <w:t>3.5 Обеспечение потребительских характеристик</w:t>
       </w:r>
@@ -5641,7 +5641,7 @@
       <w:pPr>
         <w:pStyle w:val="21"/>
       </w:pPr>
-      <w:bookmarkStart w:id="17" w:name="_Toc242450606"/>
+      <w:bookmarkStart w:id="17" w:name="_Toc242457264"/>
       <w:r>
         <w:t>3.6 Решения по комплексу технических средств</w:t>
       </w:r>
@@ -5676,7 +5676,7 @@
       <w:pPr>
         <w:pStyle w:val="21"/>
       </w:pPr>
-      <w:bookmarkStart w:id="18" w:name="_Toc242450607"/>
+      <w:bookmarkStart w:id="18" w:name="_Toc242457265"/>
       <w:r>
         <w:t>3.7 Решения по информационному обеспечению</w:t>
       </w:r>
@@ -5691,7 +5691,7 @@
       <w:pPr>
         <w:pStyle w:val="21"/>
       </w:pPr>
-      <w:bookmarkStart w:id="19" w:name="_Toc242450608"/>
+      <w:bookmarkStart w:id="19" w:name="_Toc242457266"/>
       <w:r>
         <w:t>3.8 Решения по программному обеспечению</w:t>
       </w:r>
@@ -5726,7 +5726,7 @@
       <w:pPr>
         <w:pStyle w:val="21"/>
       </w:pPr>
-      <w:bookmarkStart w:id="20" w:name="_Toc242450609"/>
+      <w:bookmarkStart w:id="20" w:name="_Toc242457267"/>
       <w:r>
         <w:t>3.9 Решения по защите информации</w:t>
       </w:r>
@@ -5736,7 +5736,7 @@
       <w:pPr>
         <w:pStyle w:val="31"/>
       </w:pPr>
-      <w:bookmarkStart w:id="21" w:name="_Toc242450610"/>
+      <w:bookmarkStart w:id="21" w:name="_Toc242457268"/>
       <w:r>
         <w:t>3.9.1 Аутентификация и сессии</w:t>
       </w:r>
@@ -5810,7 +5810,7 @@
       <w:pPr>
         <w:pStyle w:val="31"/>
       </w:pPr>
-      <w:bookmarkStart w:id="22" w:name="_Toc242450611"/>
+      <w:bookmarkStart w:id="22" w:name="_Toc242457269"/>
       <w:r>
         <w:t>3.9.2 Разграничение доступа</w:t>
       </w:r>
@@ -5840,7 +5840,7 @@
       <w:pPr>
         <w:pStyle w:val="31"/>
       </w:pPr>
-      <w:bookmarkStart w:id="23" w:name="_Toc242450612"/>
+      <w:bookmarkStart w:id="23" w:name="_Toc242457270"/>
       <w:r>
         <w:t>3.9.3 Изоляция компаний</w:t>
       </w:r>
@@ -5868,7 +5868,7 @@
       <w:pPr>
         <w:pStyle w:val="31"/>
       </w:pPr>
-      <w:bookmarkStart w:id="24" w:name="_Toc242450613"/>
+      <w:bookmarkStart w:id="24" w:name="_Toc242457271"/>
       <w:r>
         <w:t>3.9.4 Защита файлов</w:t>
       </w:r>
@@ -5893,7 +5893,7 @@
       <w:pPr>
         <w:pStyle w:val="31"/>
       </w:pPr>
-      <w:bookmarkStart w:id="25" w:name="_Toc242450614"/>
+      <w:bookmarkStart w:id="25" w:name="_Toc242457272"/>
       <w:r>
         <w:lastRenderedPageBreak/>
         <w:t>3.9.5 Защита публичного API</w:t>
@@ -5909,7 +5909,7 @@
       <w:pPr>
         <w:pStyle w:val="31"/>
       </w:pPr>
-      <w:bookmarkStart w:id="26" w:name="_Toc242450615"/>
+      <w:bookmarkStart w:id="26" w:name="_Toc242457273"/>
       <w:r>
         <w:t>3.9.6 Журналирование</w:t>
       </w:r>
@@ -5934,7 +5934,7 @@
       <w:pPr>
         <w:pStyle w:val="31"/>
       </w:pPr>
-      <w:bookmarkStart w:id="27" w:name="_Toc242450616"/>
+      <w:bookmarkStart w:id="27" w:name="_Toc242457274"/>
       <w:r>
         <w:t>3.9.7 Защита передачи данных</w:t>
       </w:r>
@@ -5999,7 +5999,7 @@
       <w:pPr>
         <w:pStyle w:val="21"/>
       </w:pPr>
-      <w:bookmarkStart w:id="28" w:name="_Toc242450617"/>
+      <w:bookmarkStart w:id="28" w:name="_Toc242457275"/>
       <w:r>
         <w:t>3.10 Решения по обеспечению надёжности</w:t>
       </w:r>
@@ -6044,7 +6044,7 @@
       <w:pPr>
         <w:pStyle w:val="21"/>
       </w:pPr>
-      <w:bookmarkStart w:id="29" w:name="_Toc242450618"/>
+      <w:bookmarkStart w:id="29" w:name="_Toc242457276"/>
       <w:r>
         <w:lastRenderedPageBreak/>
         <w:t>3.11 Решения по многоязычности</w:t>
@@ -6091,7 +6091,7 @@
         <w:pStyle w:val="1"/>
         <w:pageBreakBefore/>
       </w:pPr>
-      <w:bookmarkStart w:id="30" w:name="_Toc242450619"/>
+      <w:bookmarkStart w:id="30" w:name="_Toc242457277"/>
       <w:r>
         <w:lastRenderedPageBreak/>
         <w:t>4 Мероприятия по подготовке объекта автоматизации к вводу системы в действие</w:t>
@@ -6165,7 +6165,7 @@
         <w:ind w:firstLine="0"/>
         <w:jc w:val="center"/>
       </w:pPr>
-      <w:bookmarkStart w:id="31" w:name="_Toc242450620"/>
+      <w:bookmarkStart w:id="31" w:name="_Toc242457278"/>
       <w:r>
         <w:lastRenderedPageBreak/>
         <w:t>ЛИСТ РЕГИСТРАЦИИ ИЗМЕНЕНИЙ</w:t>
@@ -8227,31 +8227,31 @@
       </w:rPr>
     </w:lvl>
   </w:abstractNum>
-  <w:num w:numId="1" w16cid:durableId="220098262">
+  <w:num w:numId="1" w16cid:durableId="328367292">
     <w:abstractNumId w:val="8"/>
   </w:num>
-  <w:num w:numId="2" w16cid:durableId="502939953">
+  <w:num w:numId="2" w16cid:durableId="220487798">
     <w:abstractNumId w:val="6"/>
   </w:num>
-  <w:num w:numId="3" w16cid:durableId="1976138302">
+  <w:num w:numId="3" w16cid:durableId="122693538">
     <w:abstractNumId w:val="5"/>
   </w:num>
-  <w:num w:numId="4" w16cid:durableId="1206942038">
+  <w:num w:numId="4" w16cid:durableId="1461143555">
     <w:abstractNumId w:val="4"/>
   </w:num>
-  <w:num w:numId="5" w16cid:durableId="1302619177">
+  <w:num w:numId="5" w16cid:durableId="492066077">
     <w:abstractNumId w:val="7"/>
   </w:num>
-  <w:num w:numId="6" w16cid:durableId="1858882053">
+  <w:num w:numId="6" w16cid:durableId="948701982">
     <w:abstractNumId w:val="3"/>
   </w:num>
-  <w:num w:numId="7" w16cid:durableId="119692465">
+  <w:num w:numId="7" w16cid:durableId="863251153">
     <w:abstractNumId w:val="2"/>
   </w:num>
-  <w:num w:numId="8" w16cid:durableId="649942915">
+  <w:num w:numId="8" w16cid:durableId="1477795955">
     <w:abstractNumId w:val="1"/>
   </w:num>
-  <w:num w:numId="9" w16cid:durableId="1896312244">
+  <w:num w:numId="9" w16cid:durableId="2122868996">
     <w:abstractNumId w:val="0"/>
   </w:num>
 </w:numbering>
@@ -19784,7 +19784,7 @@
     <w:autoRedefine/>
     <w:uiPriority w:val="39"/>
     <w:unhideWhenUsed/>
-    <w:rsid w:val="00204298"/>
+    <w:rsid w:val="00376907"/>
     <w:pPr>
       <w:spacing w:after="100"/>
     </w:pPr>
@@ -19796,7 +19796,7 @@
     <w:autoRedefine/>
     <w:uiPriority w:val="39"/>
     <w:unhideWhenUsed/>
-    <w:rsid w:val="00204298"/>
+    <w:rsid w:val="00376907"/>
     <w:pPr>
       <w:spacing w:after="100"/>
       <w:ind w:left="240"/>
@@ -19809,7 +19809,7 @@
     <w:autoRedefine/>
     <w:uiPriority w:val="39"/>
     <w:unhideWhenUsed/>
-    <w:rsid w:val="00204298"/>
+    <w:rsid w:val="00376907"/>
     <w:pPr>
       <w:spacing w:after="100"/>
       <w:ind w:left="480"/>
@@ -19820,7 +19820,7 @@
     <w:basedOn w:val="a2"/>
     <w:uiPriority w:val="99"/>
     <w:unhideWhenUsed/>
-    <w:rsid w:val="00204298"/>
+    <w:rsid w:val="00376907"/>
     <w:rPr>
       <w:color w:val="0000FF" w:themeColor="hyperlink"/>
       <w:u w:val="single"/>

--- a/docs/gost/out/02_П2_Пояснительная_записка.docx
+++ b/docs/gost/out/02_П2_Пояснительная_записка.docx
@@ -306,7 +306,7 @@
       <w:r>
         <w:fldChar w:fldCharType="separate"/>
       </w:r>
-      <w:hyperlink w:anchor="_Toc242457247" w:history="1">
+      <w:hyperlink w:anchor="_Toc242459116" w:history="1">
         <w:r>
           <w:rPr>
             <w:rStyle w:val="aff8"/>
@@ -333,7 +333,7 @@
             <w:noProof/>
             <w:webHidden/>
           </w:rPr>
-          <w:instrText xml:space="preserve"> PAGEREF _Toc242457247 \h </w:instrText>
+          <w:instrText xml:space="preserve"> PAGEREF _Toc242459116 \h </w:instrText>
         </w:r>
         <w:r>
           <w:rPr>
@@ -379,7 +379,7 @@
           <w14:ligatures w14:val="standardContextual"/>
         </w:rPr>
       </w:pPr>
-      <w:hyperlink w:anchor="_Toc242457248" w:history="1">
+      <w:hyperlink w:anchor="_Toc242459117" w:history="1">
         <w:r>
           <w:rPr>
             <w:rStyle w:val="aff8"/>
@@ -406,7 +406,7 @@
             <w:noProof/>
             <w:webHidden/>
           </w:rPr>
-          <w:instrText xml:space="preserve"> PAGEREF _Toc242457248 \h </w:instrText>
+          <w:instrText xml:space="preserve"> PAGEREF _Toc242459117 \h </w:instrText>
         </w:r>
         <w:r>
           <w:rPr>
@@ -452,7 +452,7 @@
           <w14:ligatures w14:val="standardContextual"/>
         </w:rPr>
       </w:pPr>
-      <w:hyperlink w:anchor="_Toc242457249" w:history="1">
+      <w:hyperlink w:anchor="_Toc242459118" w:history="1">
         <w:r>
           <w:rPr>
             <w:rStyle w:val="aff8"/>
@@ -479,7 +479,7 @@
             <w:noProof/>
             <w:webHidden/>
           </w:rPr>
-          <w:instrText xml:space="preserve"> PAGEREF _Toc242457249 \h </w:instrText>
+          <w:instrText xml:space="preserve"> PAGEREF _Toc242459118 \h </w:instrText>
         </w:r>
         <w:r>
           <w:rPr>
@@ -525,7 +525,7 @@
           <w14:ligatures w14:val="standardContextual"/>
         </w:rPr>
       </w:pPr>
-      <w:hyperlink w:anchor="_Toc242457250" w:history="1">
+      <w:hyperlink w:anchor="_Toc242459119" w:history="1">
         <w:r>
           <w:rPr>
             <w:rStyle w:val="aff8"/>
@@ -552,7 +552,7 @@
             <w:noProof/>
             <w:webHidden/>
           </w:rPr>
-          <w:instrText xml:space="preserve"> PAGEREF _Toc242457250 \h </w:instrText>
+          <w:instrText xml:space="preserve"> PAGEREF _Toc242459119 \h </w:instrText>
         </w:r>
         <w:r>
           <w:rPr>
@@ -598,7 +598,7 @@
           <w14:ligatures w14:val="standardContextual"/>
         </w:rPr>
       </w:pPr>
-      <w:hyperlink w:anchor="_Toc242457251" w:history="1">
+      <w:hyperlink w:anchor="_Toc242459120" w:history="1">
         <w:r>
           <w:rPr>
             <w:rStyle w:val="aff8"/>
@@ -625,7 +625,7 @@
             <w:noProof/>
             <w:webHidden/>
           </w:rPr>
-          <w:instrText xml:space="preserve"> PAGEREF _Toc242457251 \h </w:instrText>
+          <w:instrText xml:space="preserve"> PAGEREF _Toc242459120 \h </w:instrText>
         </w:r>
         <w:r>
           <w:rPr>
@@ -671,7 +671,7 @@
           <w14:ligatures w14:val="standardContextual"/>
         </w:rPr>
       </w:pPr>
-      <w:hyperlink w:anchor="_Toc242457252" w:history="1">
+      <w:hyperlink w:anchor="_Toc242459121" w:history="1">
         <w:r>
           <w:rPr>
             <w:rStyle w:val="aff8"/>
@@ -698,7 +698,7 @@
             <w:noProof/>
             <w:webHidden/>
           </w:rPr>
-          <w:instrText xml:space="preserve"> PAGEREF _Toc242457252 \h </w:instrText>
+          <w:instrText xml:space="preserve"> PAGEREF _Toc242459121 \h </w:instrText>
         </w:r>
         <w:r>
           <w:rPr>
@@ -744,7 +744,7 @@
           <w14:ligatures w14:val="standardContextual"/>
         </w:rPr>
       </w:pPr>
-      <w:hyperlink w:anchor="_Toc242457253" w:history="1">
+      <w:hyperlink w:anchor="_Toc242459122" w:history="1">
         <w:r>
           <w:rPr>
             <w:rStyle w:val="aff8"/>
@@ -771,7 +771,7 @@
             <w:noProof/>
             <w:webHidden/>
           </w:rPr>
-          <w:instrText xml:space="preserve"> PAGEREF _Toc242457253 \h </w:instrText>
+          <w:instrText xml:space="preserve"> PAGEREF _Toc242459122 \h </w:instrText>
         </w:r>
         <w:r>
           <w:rPr>
@@ -817,7 +817,7 @@
           <w14:ligatures w14:val="standardContextual"/>
         </w:rPr>
       </w:pPr>
-      <w:hyperlink w:anchor="_Toc242457254" w:history="1">
+      <w:hyperlink w:anchor="_Toc242459123" w:history="1">
         <w:r>
           <w:rPr>
             <w:rStyle w:val="aff8"/>
@@ -844,7 +844,7 @@
             <w:noProof/>
             <w:webHidden/>
           </w:rPr>
-          <w:instrText xml:space="preserve"> PAGEREF _Toc242457254 \h </w:instrText>
+          <w:instrText xml:space="preserve"> PAGEREF _Toc242459123 \h </w:instrText>
         </w:r>
         <w:r>
           <w:rPr>
@@ -890,7 +890,7 @@
           <w14:ligatures w14:val="standardContextual"/>
         </w:rPr>
       </w:pPr>
-      <w:hyperlink w:anchor="_Toc242457255" w:history="1">
+      <w:hyperlink w:anchor="_Toc242459124" w:history="1">
         <w:r>
           <w:rPr>
             <w:rStyle w:val="aff8"/>
@@ -917,7 +917,7 @@
             <w:noProof/>
             <w:webHidden/>
           </w:rPr>
-          <w:instrText xml:space="preserve"> PAGEREF _Toc242457255 \h </w:instrText>
+          <w:instrText xml:space="preserve"> PAGEREF _Toc242459124 \h </w:instrText>
         </w:r>
         <w:r>
           <w:rPr>
@@ -963,7 +963,7 @@
           <w14:ligatures w14:val="standardContextual"/>
         </w:rPr>
       </w:pPr>
-      <w:hyperlink w:anchor="_Toc242457256" w:history="1">
+      <w:hyperlink w:anchor="_Toc242459125" w:history="1">
         <w:r>
           <w:rPr>
             <w:rStyle w:val="aff8"/>
@@ -990,7 +990,7 @@
             <w:noProof/>
             <w:webHidden/>
           </w:rPr>
-          <w:instrText xml:space="preserve"> PAGEREF _Toc242457256 \h </w:instrText>
+          <w:instrText xml:space="preserve"> PAGEREF _Toc242459125 \h </w:instrText>
         </w:r>
         <w:r>
           <w:rPr>
@@ -1036,7 +1036,7 @@
           <w14:ligatures w14:val="standardContextual"/>
         </w:rPr>
       </w:pPr>
-      <w:hyperlink w:anchor="_Toc242457257" w:history="1">
+      <w:hyperlink w:anchor="_Toc242459126" w:history="1">
         <w:r>
           <w:rPr>
             <w:rStyle w:val="aff8"/>
@@ -1063,7 +1063,7 @@
             <w:noProof/>
             <w:webHidden/>
           </w:rPr>
-          <w:instrText xml:space="preserve"> PAGEREF _Toc242457257 \h </w:instrText>
+          <w:instrText xml:space="preserve"> PAGEREF _Toc242459126 \h </w:instrText>
         </w:r>
         <w:r>
           <w:rPr>
@@ -1109,7 +1109,7 @@
           <w14:ligatures w14:val="standardContextual"/>
         </w:rPr>
       </w:pPr>
-      <w:hyperlink w:anchor="_Toc242457258" w:history="1">
+      <w:hyperlink w:anchor="_Toc242459127" w:history="1">
         <w:r>
           <w:rPr>
             <w:rStyle w:val="aff8"/>
@@ -1136,7 +1136,7 @@
             <w:noProof/>
             <w:webHidden/>
           </w:rPr>
-          <w:instrText xml:space="preserve"> PAGEREF _Toc242457258 \h </w:instrText>
+          <w:instrText xml:space="preserve"> PAGEREF _Toc242459127 \h </w:instrText>
         </w:r>
         <w:r>
           <w:rPr>
@@ -1182,7 +1182,7 @@
           <w14:ligatures w14:val="standardContextual"/>
         </w:rPr>
       </w:pPr>
-      <w:hyperlink w:anchor="_Toc242457259" w:history="1">
+      <w:hyperlink w:anchor="_Toc242459128" w:history="1">
         <w:r>
           <w:rPr>
             <w:rStyle w:val="aff8"/>
@@ -1209,7 +1209,7 @@
             <w:noProof/>
             <w:webHidden/>
           </w:rPr>
-          <w:instrText xml:space="preserve"> PAGEREF _Toc242457259 \h </w:instrText>
+          <w:instrText xml:space="preserve"> PAGEREF _Toc242459128 \h </w:instrText>
         </w:r>
         <w:r>
           <w:rPr>
@@ -1255,7 +1255,7 @@
           <w14:ligatures w14:val="standardContextual"/>
         </w:rPr>
       </w:pPr>
-      <w:hyperlink w:anchor="_Toc242457260" w:history="1">
+      <w:hyperlink w:anchor="_Toc242459129" w:history="1">
         <w:r>
           <w:rPr>
             <w:rStyle w:val="aff8"/>
@@ -1282,7 +1282,7 @@
             <w:noProof/>
             <w:webHidden/>
           </w:rPr>
-          <w:instrText xml:space="preserve"> PAGEREF _Toc242457260 \h </w:instrText>
+          <w:instrText xml:space="preserve"> PAGEREF _Toc242459129 \h </w:instrText>
         </w:r>
         <w:r>
           <w:rPr>
@@ -1328,7 +1328,7 @@
           <w14:ligatures w14:val="standardContextual"/>
         </w:rPr>
       </w:pPr>
-      <w:hyperlink w:anchor="_Toc242457261" w:history="1">
+      <w:hyperlink w:anchor="_Toc242459130" w:history="1">
         <w:r>
           <w:rPr>
             <w:rStyle w:val="aff8"/>
@@ -1355,7 +1355,7 @@
             <w:noProof/>
             <w:webHidden/>
           </w:rPr>
-          <w:instrText xml:space="preserve"> PAGEREF _Toc242457261 \h </w:instrText>
+          <w:instrText xml:space="preserve"> PAGEREF _Toc242459130 \h </w:instrText>
         </w:r>
         <w:r>
           <w:rPr>
@@ -1401,7 +1401,7 @@
           <w14:ligatures w14:val="standardContextual"/>
         </w:rPr>
       </w:pPr>
-      <w:hyperlink w:anchor="_Toc242457262" w:history="1">
+      <w:hyperlink w:anchor="_Toc242459131" w:history="1">
         <w:r>
           <w:rPr>
             <w:rStyle w:val="aff8"/>
@@ -1428,7 +1428,7 @@
             <w:noProof/>
             <w:webHidden/>
           </w:rPr>
-          <w:instrText xml:space="preserve"> PAGEREF _Toc242457262 \h </w:instrText>
+          <w:instrText xml:space="preserve"> PAGEREF _Toc242459131 \h </w:instrText>
         </w:r>
         <w:r>
           <w:rPr>
@@ -1474,7 +1474,7 @@
           <w14:ligatures w14:val="standardContextual"/>
         </w:rPr>
       </w:pPr>
-      <w:hyperlink w:anchor="_Toc242457263" w:history="1">
+      <w:hyperlink w:anchor="_Toc242459132" w:history="1">
         <w:r>
           <w:rPr>
             <w:rStyle w:val="aff8"/>
@@ -1501,7 +1501,7 @@
             <w:noProof/>
             <w:webHidden/>
           </w:rPr>
-          <w:instrText xml:space="preserve"> PAGEREF _Toc242457263 \h </w:instrText>
+          <w:instrText xml:space="preserve"> PAGEREF _Toc242459132 \h </w:instrText>
         </w:r>
         <w:r>
           <w:rPr>
@@ -1547,7 +1547,7 @@
           <w14:ligatures w14:val="standardContextual"/>
         </w:rPr>
       </w:pPr>
-      <w:hyperlink w:anchor="_Toc242457264" w:history="1">
+      <w:hyperlink w:anchor="_Toc242459133" w:history="1">
         <w:r>
           <w:rPr>
             <w:rStyle w:val="aff8"/>
@@ -1574,7 +1574,7 @@
             <w:noProof/>
             <w:webHidden/>
           </w:rPr>
-          <w:instrText xml:space="preserve"> PAGEREF _Toc242457264 \h </w:instrText>
+          <w:instrText xml:space="preserve"> PAGEREF _Toc242459133 \h </w:instrText>
         </w:r>
         <w:r>
           <w:rPr>
@@ -1620,7 +1620,7 @@
           <w14:ligatures w14:val="standardContextual"/>
         </w:rPr>
       </w:pPr>
-      <w:hyperlink w:anchor="_Toc242457265" w:history="1">
+      <w:hyperlink w:anchor="_Toc242459134" w:history="1">
         <w:r>
           <w:rPr>
             <w:rStyle w:val="aff8"/>
@@ -1647,7 +1647,7 @@
             <w:noProof/>
             <w:webHidden/>
           </w:rPr>
-          <w:instrText xml:space="preserve"> PAGEREF _Toc242457265 \h </w:instrText>
+          <w:instrText xml:space="preserve"> PAGEREF _Toc242459134 \h </w:instrText>
         </w:r>
         <w:r>
           <w:rPr>
@@ -1693,7 +1693,7 @@
           <w14:ligatures w14:val="standardContextual"/>
         </w:rPr>
       </w:pPr>
-      <w:hyperlink w:anchor="_Toc242457266" w:history="1">
+      <w:hyperlink w:anchor="_Toc242459135" w:history="1">
         <w:r>
           <w:rPr>
             <w:rStyle w:val="aff8"/>
@@ -1720,7 +1720,7 @@
             <w:noProof/>
             <w:webHidden/>
           </w:rPr>
-          <w:instrText xml:space="preserve"> PAGEREF _Toc242457266 \h </w:instrText>
+          <w:instrText xml:space="preserve"> PAGEREF _Toc242459135 \h </w:instrText>
         </w:r>
         <w:r>
           <w:rPr>
@@ -1766,7 +1766,7 @@
           <w14:ligatures w14:val="standardContextual"/>
         </w:rPr>
       </w:pPr>
-      <w:hyperlink w:anchor="_Toc242457267" w:history="1">
+      <w:hyperlink w:anchor="_Toc242459136" w:history="1">
         <w:r>
           <w:rPr>
             <w:rStyle w:val="aff8"/>
@@ -1793,7 +1793,7 @@
             <w:noProof/>
             <w:webHidden/>
           </w:rPr>
-          <w:instrText xml:space="preserve"> PAGEREF _Toc242457267 \h </w:instrText>
+          <w:instrText xml:space="preserve"> PAGEREF _Toc242459136 \h </w:instrText>
         </w:r>
         <w:r>
           <w:rPr>
@@ -1839,7 +1839,7 @@
           <w14:ligatures w14:val="standardContextual"/>
         </w:rPr>
       </w:pPr>
-      <w:hyperlink w:anchor="_Toc242457268" w:history="1">
+      <w:hyperlink w:anchor="_Toc242459137" w:history="1">
         <w:r>
           <w:rPr>
             <w:rStyle w:val="aff8"/>
@@ -1866,7 +1866,7 @@
             <w:noProof/>
             <w:webHidden/>
           </w:rPr>
-          <w:instrText xml:space="preserve"> PAGEREF _Toc242457268 \h </w:instrText>
+          <w:instrText xml:space="preserve"> PAGEREF _Toc242459137 \h </w:instrText>
         </w:r>
         <w:r>
           <w:rPr>
@@ -1912,7 +1912,7 @@
           <w14:ligatures w14:val="standardContextual"/>
         </w:rPr>
       </w:pPr>
-      <w:hyperlink w:anchor="_Toc242457269" w:history="1">
+      <w:hyperlink w:anchor="_Toc242459138" w:history="1">
         <w:r>
           <w:rPr>
             <w:rStyle w:val="aff8"/>
@@ -1939,7 +1939,7 @@
             <w:noProof/>
             <w:webHidden/>
           </w:rPr>
-          <w:instrText xml:space="preserve"> PAGEREF _Toc242457269 \h </w:instrText>
+          <w:instrText xml:space="preserve"> PAGEREF _Toc242459138 \h </w:instrText>
         </w:r>
         <w:r>
           <w:rPr>
@@ -1985,7 +1985,7 @@
           <w14:ligatures w14:val="standardContextual"/>
         </w:rPr>
       </w:pPr>
-      <w:hyperlink w:anchor="_Toc242457270" w:history="1">
+      <w:hyperlink w:anchor="_Toc242459139" w:history="1">
         <w:r>
           <w:rPr>
             <w:rStyle w:val="aff8"/>
@@ -2012,7 +2012,7 @@
             <w:noProof/>
             <w:webHidden/>
           </w:rPr>
-          <w:instrText xml:space="preserve"> PAGEREF _Toc242457270 \h </w:instrText>
+          <w:instrText xml:space="preserve"> PAGEREF _Toc242459139 \h </w:instrText>
         </w:r>
         <w:r>
           <w:rPr>
@@ -2058,7 +2058,7 @@
           <w14:ligatures w14:val="standardContextual"/>
         </w:rPr>
       </w:pPr>
-      <w:hyperlink w:anchor="_Toc242457271" w:history="1">
+      <w:hyperlink w:anchor="_Toc242459140" w:history="1">
         <w:r>
           <w:rPr>
             <w:rStyle w:val="aff8"/>
@@ -2085,7 +2085,7 @@
             <w:noProof/>
             <w:webHidden/>
           </w:rPr>
-          <w:instrText xml:space="preserve"> PAGEREF _Toc242457271 \h </w:instrText>
+          <w:instrText xml:space="preserve"> PAGEREF _Toc242459140 \h </w:instrText>
         </w:r>
         <w:r>
           <w:rPr>
@@ -2131,7 +2131,7 @@
           <w14:ligatures w14:val="standardContextual"/>
         </w:rPr>
       </w:pPr>
-      <w:hyperlink w:anchor="_Toc242457272" w:history="1">
+      <w:hyperlink w:anchor="_Toc242459141" w:history="1">
         <w:r>
           <w:rPr>
             <w:rStyle w:val="aff8"/>
@@ -2158,7 +2158,7 @@
             <w:noProof/>
             <w:webHidden/>
           </w:rPr>
-          <w:instrText xml:space="preserve"> PAGEREF _Toc242457272 \h </w:instrText>
+          <w:instrText xml:space="preserve"> PAGEREF _Toc242459141 \h </w:instrText>
         </w:r>
         <w:r>
           <w:rPr>
@@ -2204,7 +2204,7 @@
           <w14:ligatures w14:val="standardContextual"/>
         </w:rPr>
       </w:pPr>
-      <w:hyperlink w:anchor="_Toc242457273" w:history="1">
+      <w:hyperlink w:anchor="_Toc242459142" w:history="1">
         <w:r>
           <w:rPr>
             <w:rStyle w:val="aff8"/>
@@ -2231,7 +2231,7 @@
             <w:noProof/>
             <w:webHidden/>
           </w:rPr>
-          <w:instrText xml:space="preserve"> PAGEREF _Toc242457273 \h </w:instrText>
+          <w:instrText xml:space="preserve"> PAGEREF _Toc242459142 \h </w:instrText>
         </w:r>
         <w:r>
           <w:rPr>
@@ -2277,7 +2277,7 @@
           <w14:ligatures w14:val="standardContextual"/>
         </w:rPr>
       </w:pPr>
-      <w:hyperlink w:anchor="_Toc242457274" w:history="1">
+      <w:hyperlink w:anchor="_Toc242459143" w:history="1">
         <w:r>
           <w:rPr>
             <w:rStyle w:val="aff8"/>
@@ -2304,7 +2304,7 @@
             <w:noProof/>
             <w:webHidden/>
           </w:rPr>
-          <w:instrText xml:space="preserve"> PAGEREF _Toc242457274 \h </w:instrText>
+          <w:instrText xml:space="preserve"> PAGEREF _Toc242459143 \h </w:instrText>
         </w:r>
         <w:r>
           <w:rPr>
@@ -2350,7 +2350,7 @@
           <w14:ligatures w14:val="standardContextual"/>
         </w:rPr>
       </w:pPr>
-      <w:hyperlink w:anchor="_Toc242457275" w:history="1">
+      <w:hyperlink w:anchor="_Toc242459144" w:history="1">
         <w:r>
           <w:rPr>
             <w:rStyle w:val="aff8"/>
@@ -2377,7 +2377,7 @@
             <w:noProof/>
             <w:webHidden/>
           </w:rPr>
-          <w:instrText xml:space="preserve"> PAGEREF _Toc242457275 \h </w:instrText>
+          <w:instrText xml:space="preserve"> PAGEREF _Toc242459144 \h </w:instrText>
         </w:r>
         <w:r>
           <w:rPr>
@@ -2423,7 +2423,7 @@
           <w14:ligatures w14:val="standardContextual"/>
         </w:rPr>
       </w:pPr>
-      <w:hyperlink w:anchor="_Toc242457276" w:history="1">
+      <w:hyperlink w:anchor="_Toc242459145" w:history="1">
         <w:r>
           <w:rPr>
             <w:rStyle w:val="aff8"/>
@@ -2450,7 +2450,7 @@
             <w:noProof/>
             <w:webHidden/>
           </w:rPr>
-          <w:instrText xml:space="preserve"> PAGEREF _Toc242457276 \h </w:instrText>
+          <w:instrText xml:space="preserve"> PAGEREF _Toc242459145 \h </w:instrText>
         </w:r>
         <w:r>
           <w:rPr>
@@ -2496,7 +2496,7 @@
           <w14:ligatures w14:val="standardContextual"/>
         </w:rPr>
       </w:pPr>
-      <w:hyperlink w:anchor="_Toc242457277" w:history="1">
+      <w:hyperlink w:anchor="_Toc242459146" w:history="1">
         <w:r>
           <w:rPr>
             <w:rStyle w:val="aff8"/>
@@ -2523,7 +2523,7 @@
             <w:noProof/>
             <w:webHidden/>
           </w:rPr>
-          <w:instrText xml:space="preserve"> PAGEREF _Toc242457277 \h </w:instrText>
+          <w:instrText xml:space="preserve"> PAGEREF _Toc242459146 \h </w:instrText>
         </w:r>
         <w:r>
           <w:rPr>
@@ -2569,7 +2569,7 @@
           <w14:ligatures w14:val="standardContextual"/>
         </w:rPr>
       </w:pPr>
-      <w:hyperlink w:anchor="_Toc242457278" w:history="1">
+      <w:hyperlink w:anchor="_Toc242459147" w:history="1">
         <w:r>
           <w:rPr>
             <w:rStyle w:val="aff8"/>
@@ -2596,7 +2596,7 @@
             <w:noProof/>
             <w:webHidden/>
           </w:rPr>
-          <w:instrText xml:space="preserve"> PAGEREF _Toc242457278 \h </w:instrText>
+          <w:instrText xml:space="preserve"> PAGEREF _Toc242459147 \h </w:instrText>
         </w:r>
         <w:r>
           <w:rPr>
@@ -2642,7 +2642,7 @@
         <w:ind w:firstLine="0"/>
         <w:jc w:val="center"/>
       </w:pPr>
-      <w:bookmarkStart w:id="0" w:name="_Toc242457247"/>
+      <w:bookmarkStart w:id="0" w:name="_Toc242459116"/>
       <w:r>
         <w:lastRenderedPageBreak/>
         <w:t>ПЕРЕЧЕНЬ ТЕРМИНОВ И СОКРАЩЕНИЙ</w:t>
@@ -3904,7 +3904,7 @@
         <w:pStyle w:val="1"/>
         <w:pageBreakBefore/>
       </w:pPr>
-      <w:bookmarkStart w:id="1" w:name="_Toc242457248"/>
+      <w:bookmarkStart w:id="1" w:name="_Toc242459117"/>
       <w:r>
         <w:lastRenderedPageBreak/>
         <w:t>1 Общие положения</w:t>
@@ -3915,7 +3915,7 @@
       <w:pPr>
         <w:pStyle w:val="21"/>
       </w:pPr>
-      <w:bookmarkStart w:id="2" w:name="_Toc242457249"/>
+      <w:bookmarkStart w:id="2" w:name="_Toc242459118"/>
       <w:r>
         <w:t>1.1 Наименование системы и документы-основания</w:t>
       </w:r>
@@ -3930,7 +3930,7 @@
       <w:pPr>
         <w:pStyle w:val="21"/>
       </w:pPr>
-      <w:bookmarkStart w:id="3" w:name="_Toc242457250"/>
+      <w:bookmarkStart w:id="3" w:name="_Toc242459119"/>
       <w:r>
         <w:t>1.2 Организации-участники</w:t>
       </w:r>
@@ -3945,7 +3945,7 @@
       <w:pPr>
         <w:pStyle w:val="21"/>
       </w:pPr>
-      <w:bookmarkStart w:id="4" w:name="_Toc242457251"/>
+      <w:bookmarkStart w:id="4" w:name="_Toc242459120"/>
       <w:r>
         <w:t>1.3 Стадии создания</w:t>
       </w:r>
@@ -3960,7 +3960,7 @@
       <w:pPr>
         <w:pStyle w:val="21"/>
       </w:pPr>
-      <w:bookmarkStart w:id="5" w:name="_Toc242457252"/>
+      <w:bookmarkStart w:id="5" w:name="_Toc242459121"/>
       <w:r>
         <w:t>1.4 Цели, назначение и области использования</w:t>
       </w:r>
@@ -3975,7 +3975,7 @@
       <w:pPr>
         <w:pStyle w:val="21"/>
       </w:pPr>
-      <w:bookmarkStart w:id="6" w:name="_Toc242457253"/>
+      <w:bookmarkStart w:id="6" w:name="_Toc242459122"/>
       <w:r>
         <w:t>1.5 Нормативно-технические документы</w:t>
       </w:r>
@@ -3990,7 +3990,7 @@
       <w:pPr>
         <w:pStyle w:val="21"/>
       </w:pPr>
-      <w:bookmarkStart w:id="7" w:name="_Toc242457254"/>
+      <w:bookmarkStart w:id="7" w:name="_Toc242459123"/>
       <w:r>
         <w:t>1.6 Очерёдность создания</w:t>
       </w:r>
@@ -4006,7 +4006,7 @@
         <w:pStyle w:val="1"/>
         <w:pageBreakBefore/>
       </w:pPr>
-      <w:bookmarkStart w:id="8" w:name="_Toc242457255"/>
+      <w:bookmarkStart w:id="8" w:name="_Toc242459124"/>
       <w:r>
         <w:lastRenderedPageBreak/>
         <w:t>2 Описание процесса деятельности</w:t>
@@ -4055,7 +4055,7 @@
         </w:rPr>
         <w:lastRenderedPageBreak/>
         <w:drawing>
-          <wp:inline distT="0" distB="0" distL="0" distR="0" wp14:anchorId="1CCB4ABD" wp14:editId="3DFF0309">
+          <wp:inline distT="0" distB="0" distL="0" distR="0" wp14:anchorId="26DCF950" wp14:editId="06553760">
             <wp:extent cx="5760000" cy="2880000"/>
             <wp:effectExtent l="0" t="0" r="0" b="0"/>
             <wp:docPr id="1" name="Picture 1"/>
@@ -4105,7 +4105,7 @@
         <w:pStyle w:val="1"/>
         <w:pageBreakBefore/>
       </w:pPr>
-      <w:bookmarkStart w:id="9" w:name="_Toc242457256"/>
+      <w:bookmarkStart w:id="9" w:name="_Toc242459125"/>
       <w:r>
         <w:lastRenderedPageBreak/>
         <w:t>3 Основные технические решения</w:t>
@@ -4116,7 +4116,7 @@
       <w:pPr>
         <w:pStyle w:val="21"/>
       </w:pPr>
-      <w:bookmarkStart w:id="10" w:name="_Toc242457257"/>
+      <w:bookmarkStart w:id="10" w:name="_Toc242459126"/>
       <w:r>
         <w:t>3.1 Решения по структуре системы</w:t>
       </w:r>
@@ -4126,7 +4126,7 @@
       <w:pPr>
         <w:pStyle w:val="31"/>
       </w:pPr>
-      <w:bookmarkStart w:id="11" w:name="_Toc242457258"/>
+      <w:bookmarkStart w:id="11" w:name="_Toc242459127"/>
       <w:r>
         <w:t>3.1.1 Функциональная структура</w:t>
       </w:r>
@@ -4768,7 +4768,7 @@
         </w:rPr>
         <w:lastRenderedPageBreak/>
         <w:drawing>
-          <wp:inline distT="0" distB="0" distL="0" distR="0" wp14:anchorId="7B2449F5" wp14:editId="3A36261A">
+          <wp:inline distT="0" distB="0" distL="0" distR="0" wp14:anchorId="0E3A1207" wp14:editId="64D25A34">
             <wp:extent cx="5760000" cy="3272727"/>
             <wp:effectExtent l="0" t="0" r="0" b="0"/>
             <wp:docPr id="2" name="Picture 2"/>
@@ -4817,7 +4817,7 @@
       <w:pPr>
         <w:pStyle w:val="31"/>
       </w:pPr>
-      <w:bookmarkStart w:id="12" w:name="_Toc242457259"/>
+      <w:bookmarkStart w:id="12" w:name="_Toc242459128"/>
       <w:r>
         <w:t>3.1.2 Структура программно-технического комплекса</w:t>
       </w:r>
@@ -5357,7 +5357,7 @@
         </w:rPr>
         <w:lastRenderedPageBreak/>
         <w:drawing>
-          <wp:inline distT="0" distB="0" distL="0" distR="0" wp14:anchorId="4A609514" wp14:editId="7643EDBD">
+          <wp:inline distT="0" distB="0" distL="0" distR="0" wp14:anchorId="74DB578D" wp14:editId="1DBAB42F">
             <wp:extent cx="5940000" cy="4212000"/>
             <wp:effectExtent l="0" t="0" r="0" b="0"/>
             <wp:docPr id="3" name="Picture 3"/>
@@ -5441,7 +5441,7 @@
       <w:pPr>
         <w:pStyle w:val="21"/>
       </w:pPr>
-      <w:bookmarkStart w:id="13" w:name="_Toc242457260"/>
+      <w:bookmarkStart w:id="13" w:name="_Toc242459129"/>
       <w:r>
         <w:t>3.2 Решения по взаимосвязям со смежными системами</w:t>
       </w:r>
@@ -5522,7 +5522,7 @@
       <w:pPr>
         <w:pStyle w:val="21"/>
       </w:pPr>
-      <w:bookmarkStart w:id="14" w:name="_Toc242457261"/>
+      <w:bookmarkStart w:id="14" w:name="_Toc242459130"/>
       <w:r>
         <w:t>3.3 Решения по режимам функционирования</w:t>
       </w:r>
@@ -5552,7 +5552,7 @@
       <w:pPr>
         <w:pStyle w:val="21"/>
       </w:pPr>
-      <w:bookmarkStart w:id="15" w:name="_Toc242457262"/>
+      <w:bookmarkStart w:id="15" w:name="_Toc242459131"/>
       <w:r>
         <w:t>3.4 Решения по численности, квалификации и функциям персонала</w:t>
       </w:r>
@@ -5567,7 +5567,7 @@
       <w:pPr>
         <w:pStyle w:val="21"/>
       </w:pPr>
-      <w:bookmarkStart w:id="16" w:name="_Toc242457263"/>
+      <w:bookmarkStart w:id="16" w:name="_Toc242459132"/>
       <w:r>
         <w:t>3.5 Обеспечение потребительских характеристик</w:t>
       </w:r>
@@ -5641,7 +5641,7 @@
       <w:pPr>
         <w:pStyle w:val="21"/>
       </w:pPr>
-      <w:bookmarkStart w:id="17" w:name="_Toc242457264"/>
+      <w:bookmarkStart w:id="17" w:name="_Toc242459133"/>
       <w:r>
         <w:t>3.6 Решения по комплексу технических средств</w:t>
       </w:r>
@@ -5676,7 +5676,7 @@
       <w:pPr>
         <w:pStyle w:val="21"/>
       </w:pPr>
-      <w:bookmarkStart w:id="18" w:name="_Toc242457265"/>
+      <w:bookmarkStart w:id="18" w:name="_Toc242459134"/>
       <w:r>
         <w:t>3.7 Решения по информационному обеспечению</w:t>
       </w:r>
@@ -5691,7 +5691,7 @@
       <w:pPr>
         <w:pStyle w:val="21"/>
       </w:pPr>
-      <w:bookmarkStart w:id="19" w:name="_Toc242457266"/>
+      <w:bookmarkStart w:id="19" w:name="_Toc242459135"/>
       <w:r>
         <w:t>3.8 Решения по программному обеспечению</w:t>
       </w:r>
@@ -5726,7 +5726,7 @@
       <w:pPr>
         <w:pStyle w:val="21"/>
       </w:pPr>
-      <w:bookmarkStart w:id="20" w:name="_Toc242457267"/>
+      <w:bookmarkStart w:id="20" w:name="_Toc242459136"/>
       <w:r>
         <w:t>3.9 Решения по защите информации</w:t>
       </w:r>
@@ -5736,7 +5736,7 @@
       <w:pPr>
         <w:pStyle w:val="31"/>
       </w:pPr>
-      <w:bookmarkStart w:id="21" w:name="_Toc242457268"/>
+      <w:bookmarkStart w:id="21" w:name="_Toc242459137"/>
       <w:r>
         <w:t>3.9.1 Аутентификация и сессии</w:t>
       </w:r>
@@ -5810,7 +5810,7 @@
       <w:pPr>
         <w:pStyle w:val="31"/>
       </w:pPr>
-      <w:bookmarkStart w:id="22" w:name="_Toc242457269"/>
+      <w:bookmarkStart w:id="22" w:name="_Toc242459138"/>
       <w:r>
         <w:t>3.9.2 Разграничение доступа</w:t>
       </w:r>
@@ -5840,7 +5840,7 @@
       <w:pPr>
         <w:pStyle w:val="31"/>
       </w:pPr>
-      <w:bookmarkStart w:id="23" w:name="_Toc242457270"/>
+      <w:bookmarkStart w:id="23" w:name="_Toc242459139"/>
       <w:r>
         <w:t>3.9.3 Изоляция компаний</w:t>
       </w:r>
@@ -5868,7 +5868,7 @@
       <w:pPr>
         <w:pStyle w:val="31"/>
       </w:pPr>
-      <w:bookmarkStart w:id="24" w:name="_Toc242457271"/>
+      <w:bookmarkStart w:id="24" w:name="_Toc242459140"/>
       <w:r>
         <w:t>3.9.4 Защита файлов</w:t>
       </w:r>
@@ -5893,7 +5893,7 @@
       <w:pPr>
         <w:pStyle w:val="31"/>
       </w:pPr>
-      <w:bookmarkStart w:id="25" w:name="_Toc242457272"/>
+      <w:bookmarkStart w:id="25" w:name="_Toc242459141"/>
       <w:r>
         <w:lastRenderedPageBreak/>
         <w:t>3.9.5 Защита публичного API</w:t>
@@ -5909,7 +5909,7 @@
       <w:pPr>
         <w:pStyle w:val="31"/>
       </w:pPr>
-      <w:bookmarkStart w:id="26" w:name="_Toc242457273"/>
+      <w:bookmarkStart w:id="26" w:name="_Toc242459142"/>
       <w:r>
         <w:t>3.9.6 Журналирование</w:t>
       </w:r>
@@ -5934,7 +5934,7 @@
       <w:pPr>
         <w:pStyle w:val="31"/>
       </w:pPr>
-      <w:bookmarkStart w:id="27" w:name="_Toc242457274"/>
+      <w:bookmarkStart w:id="27" w:name="_Toc242459143"/>
       <w:r>
         <w:t>3.9.7 Защита передачи данных</w:t>
       </w:r>
@@ -5999,7 +5999,7 @@
       <w:pPr>
         <w:pStyle w:val="21"/>
       </w:pPr>
-      <w:bookmarkStart w:id="28" w:name="_Toc242457275"/>
+      <w:bookmarkStart w:id="28" w:name="_Toc242459144"/>
       <w:r>
         <w:t>3.10 Решения по обеспечению надёжности</w:t>
       </w:r>
@@ -6044,7 +6044,7 @@
       <w:pPr>
         <w:pStyle w:val="21"/>
       </w:pPr>
-      <w:bookmarkStart w:id="29" w:name="_Toc242457276"/>
+      <w:bookmarkStart w:id="29" w:name="_Toc242459145"/>
       <w:r>
         <w:lastRenderedPageBreak/>
         <w:t>3.11 Решения по многоязычности</w:t>
@@ -6091,7 +6091,7 @@
         <w:pStyle w:val="1"/>
         <w:pageBreakBefore/>
       </w:pPr>
-      <w:bookmarkStart w:id="30" w:name="_Toc242457277"/>
+      <w:bookmarkStart w:id="30" w:name="_Toc242459146"/>
       <w:r>
         <w:lastRenderedPageBreak/>
         <w:t>4 Мероприятия по подготовке объекта автоматизации к вводу системы в действие</w:t>
@@ -6165,7 +6165,7 @@
         <w:ind w:firstLine="0"/>
         <w:jc w:val="center"/>
       </w:pPr>
-      <w:bookmarkStart w:id="31" w:name="_Toc242457278"/>
+      <w:bookmarkStart w:id="31" w:name="_Toc242459147"/>
       <w:r>
         <w:lastRenderedPageBreak/>
         <w:t>ЛИСТ РЕГИСТРАЦИИ ИЗМЕНЕНИЙ</w:t>
@@ -8227,31 +8227,31 @@
       </w:rPr>
     </w:lvl>
   </w:abstractNum>
-  <w:num w:numId="1" w16cid:durableId="328367292">
+  <w:num w:numId="1" w16cid:durableId="965307303">
     <w:abstractNumId w:val="8"/>
   </w:num>
-  <w:num w:numId="2" w16cid:durableId="220487798">
+  <w:num w:numId="2" w16cid:durableId="1219971442">
     <w:abstractNumId w:val="6"/>
   </w:num>
-  <w:num w:numId="3" w16cid:durableId="122693538">
+  <w:num w:numId="3" w16cid:durableId="1267081783">
     <w:abstractNumId w:val="5"/>
   </w:num>
-  <w:num w:numId="4" w16cid:durableId="1461143555">
+  <w:num w:numId="4" w16cid:durableId="1745449306">
     <w:abstractNumId w:val="4"/>
   </w:num>
-  <w:num w:numId="5" w16cid:durableId="492066077">
+  <w:num w:numId="5" w16cid:durableId="1575310838">
     <w:abstractNumId w:val="7"/>
   </w:num>
-  <w:num w:numId="6" w16cid:durableId="948701982">
+  <w:num w:numId="6" w16cid:durableId="954407687">
     <w:abstractNumId w:val="3"/>
   </w:num>
-  <w:num w:numId="7" w16cid:durableId="863251153">
+  <w:num w:numId="7" w16cid:durableId="682055362">
     <w:abstractNumId w:val="2"/>
   </w:num>
-  <w:num w:numId="8" w16cid:durableId="1477795955">
+  <w:num w:numId="8" w16cid:durableId="1000699721">
     <w:abstractNumId w:val="1"/>
   </w:num>
-  <w:num w:numId="9" w16cid:durableId="2122868996">
+  <w:num w:numId="9" w16cid:durableId="1326930344">
     <w:abstractNumId w:val="0"/>
   </w:num>
 </w:numbering>
@@ -19784,7 +19784,7 @@
     <w:autoRedefine/>
     <w:uiPriority w:val="39"/>
     <w:unhideWhenUsed/>
-    <w:rsid w:val="00376907"/>
+    <w:rsid w:val="00C10F77"/>
     <w:pPr>
       <w:spacing w:after="100"/>
     </w:pPr>
@@ -19796,7 +19796,7 @@
     <w:autoRedefine/>
     <w:uiPriority w:val="39"/>
     <w:unhideWhenUsed/>
-    <w:rsid w:val="00376907"/>
+    <w:rsid w:val="00C10F77"/>
     <w:pPr>
       <w:spacing w:after="100"/>
       <w:ind w:left="240"/>
@@ -19809,7 +19809,7 @@
     <w:autoRedefine/>
     <w:uiPriority w:val="39"/>
     <w:unhideWhenUsed/>
-    <w:rsid w:val="00376907"/>
+    <w:rsid w:val="00C10F77"/>
     <w:pPr>
       <w:spacing w:after="100"/>
       <w:ind w:left="480"/>
@@ -19820,7 +19820,7 @@
     <w:basedOn w:val="a2"/>
     <w:uiPriority w:val="99"/>
     <w:unhideWhenUsed/>
-    <w:rsid w:val="00376907"/>
+    <w:rsid w:val="00C10F77"/>
     <w:rPr>
       <w:color w:val="0000FF" w:themeColor="hyperlink"/>
       <w:u w:val="single"/>

--- a/docs/gost/out/02_П2_Пояснительная_записка.docx
+++ b/docs/gost/out/02_П2_Пояснительная_записка.docx
@@ -306,7 +306,7 @@
       <w:r>
         <w:fldChar w:fldCharType="separate"/>
       </w:r>
-      <w:hyperlink w:anchor="_Toc242459116" w:history="1">
+      <w:hyperlink w:anchor="_Toc242649710" w:history="1">
         <w:r>
           <w:rPr>
             <w:rStyle w:val="aff8"/>
@@ -333,7 +333,7 @@
             <w:noProof/>
             <w:webHidden/>
           </w:rPr>
-          <w:instrText xml:space="preserve"> PAGEREF _Toc242459116 \h </w:instrText>
+          <w:instrText xml:space="preserve"> PAGEREF _Toc242649710 \h </w:instrText>
         </w:r>
         <w:r>
           <w:rPr>
@@ -379,7 +379,7 @@
           <w14:ligatures w14:val="standardContextual"/>
         </w:rPr>
       </w:pPr>
-      <w:hyperlink w:anchor="_Toc242459117" w:history="1">
+      <w:hyperlink w:anchor="_Toc242649711" w:history="1">
         <w:r>
           <w:rPr>
             <w:rStyle w:val="aff8"/>
@@ -406,7 +406,7 @@
             <w:noProof/>
             <w:webHidden/>
           </w:rPr>
-          <w:instrText xml:space="preserve"> PAGEREF _Toc242459117 \h </w:instrText>
+          <w:instrText xml:space="preserve"> PAGEREF _Toc242649711 \h </w:instrText>
         </w:r>
         <w:r>
           <w:rPr>
@@ -452,7 +452,7 @@
           <w14:ligatures w14:val="standardContextual"/>
         </w:rPr>
       </w:pPr>
-      <w:hyperlink w:anchor="_Toc242459118" w:history="1">
+      <w:hyperlink w:anchor="_Toc242649712" w:history="1">
         <w:r>
           <w:rPr>
             <w:rStyle w:val="aff8"/>
@@ -479,7 +479,7 @@
             <w:noProof/>
             <w:webHidden/>
           </w:rPr>
-          <w:instrText xml:space="preserve"> PAGEREF _Toc242459118 \h </w:instrText>
+          <w:instrText xml:space="preserve"> PAGEREF _Toc242649712 \h </w:instrText>
         </w:r>
         <w:r>
           <w:rPr>
@@ -525,7 +525,7 @@
           <w14:ligatures w14:val="standardContextual"/>
         </w:rPr>
       </w:pPr>
-      <w:hyperlink w:anchor="_Toc242459119" w:history="1">
+      <w:hyperlink w:anchor="_Toc242649713" w:history="1">
         <w:r>
           <w:rPr>
             <w:rStyle w:val="aff8"/>
@@ -552,7 +552,7 @@
             <w:noProof/>
             <w:webHidden/>
           </w:rPr>
-          <w:instrText xml:space="preserve"> PAGEREF _Toc242459119 \h </w:instrText>
+          <w:instrText xml:space="preserve"> PAGEREF _Toc242649713 \h </w:instrText>
         </w:r>
         <w:r>
           <w:rPr>
@@ -598,7 +598,7 @@
           <w14:ligatures w14:val="standardContextual"/>
         </w:rPr>
       </w:pPr>
-      <w:hyperlink w:anchor="_Toc242459120" w:history="1">
+      <w:hyperlink w:anchor="_Toc242649714" w:history="1">
         <w:r>
           <w:rPr>
             <w:rStyle w:val="aff8"/>
@@ -625,7 +625,7 @@
             <w:noProof/>
             <w:webHidden/>
           </w:rPr>
-          <w:instrText xml:space="preserve"> PAGEREF _Toc242459120 \h </w:instrText>
+          <w:instrText xml:space="preserve"> PAGEREF _Toc242649714 \h </w:instrText>
         </w:r>
         <w:r>
           <w:rPr>
@@ -671,7 +671,7 @@
           <w14:ligatures w14:val="standardContextual"/>
         </w:rPr>
       </w:pPr>
-      <w:hyperlink w:anchor="_Toc242459121" w:history="1">
+      <w:hyperlink w:anchor="_Toc242649715" w:history="1">
         <w:r>
           <w:rPr>
             <w:rStyle w:val="aff8"/>
@@ -698,7 +698,7 @@
             <w:noProof/>
             <w:webHidden/>
           </w:rPr>
-          <w:instrText xml:space="preserve"> PAGEREF _Toc242459121 \h </w:instrText>
+          <w:instrText xml:space="preserve"> PAGEREF _Toc242649715 \h </w:instrText>
         </w:r>
         <w:r>
           <w:rPr>
@@ -744,7 +744,7 @@
           <w14:ligatures w14:val="standardContextual"/>
         </w:rPr>
       </w:pPr>
-      <w:hyperlink w:anchor="_Toc242459122" w:history="1">
+      <w:hyperlink w:anchor="_Toc242649716" w:history="1">
         <w:r>
           <w:rPr>
             <w:rStyle w:val="aff8"/>
@@ -771,7 +771,7 @@
             <w:noProof/>
             <w:webHidden/>
           </w:rPr>
-          <w:instrText xml:space="preserve"> PAGEREF _Toc242459122 \h </w:instrText>
+          <w:instrText xml:space="preserve"> PAGEREF _Toc242649716 \h </w:instrText>
         </w:r>
         <w:r>
           <w:rPr>
@@ -817,7 +817,7 @@
           <w14:ligatures w14:val="standardContextual"/>
         </w:rPr>
       </w:pPr>
-      <w:hyperlink w:anchor="_Toc242459123" w:history="1">
+      <w:hyperlink w:anchor="_Toc242649717" w:history="1">
         <w:r>
           <w:rPr>
             <w:rStyle w:val="aff8"/>
@@ -844,7 +844,7 @@
             <w:noProof/>
             <w:webHidden/>
           </w:rPr>
-          <w:instrText xml:space="preserve"> PAGEREF _Toc242459123 \h </w:instrText>
+          <w:instrText xml:space="preserve"> PAGEREF _Toc242649717 \h </w:instrText>
         </w:r>
         <w:r>
           <w:rPr>
@@ -890,7 +890,7 @@
           <w14:ligatures w14:val="standardContextual"/>
         </w:rPr>
       </w:pPr>
-      <w:hyperlink w:anchor="_Toc242459124" w:history="1">
+      <w:hyperlink w:anchor="_Toc242649718" w:history="1">
         <w:r>
           <w:rPr>
             <w:rStyle w:val="aff8"/>
@@ -917,7 +917,7 @@
             <w:noProof/>
             <w:webHidden/>
           </w:rPr>
-          <w:instrText xml:space="preserve"> PAGEREF _Toc242459124 \h </w:instrText>
+          <w:instrText xml:space="preserve"> PAGEREF _Toc242649718 \h </w:instrText>
         </w:r>
         <w:r>
           <w:rPr>
@@ -963,7 +963,7 @@
           <w14:ligatures w14:val="standardContextual"/>
         </w:rPr>
       </w:pPr>
-      <w:hyperlink w:anchor="_Toc242459125" w:history="1">
+      <w:hyperlink w:anchor="_Toc242649719" w:history="1">
         <w:r>
           <w:rPr>
             <w:rStyle w:val="aff8"/>
@@ -990,7 +990,7 @@
             <w:noProof/>
             <w:webHidden/>
           </w:rPr>
-          <w:instrText xml:space="preserve"> PAGEREF _Toc242459125 \h </w:instrText>
+          <w:instrText xml:space="preserve"> PAGEREF _Toc242649719 \h </w:instrText>
         </w:r>
         <w:r>
           <w:rPr>
@@ -1036,7 +1036,7 @@
           <w14:ligatures w14:val="standardContextual"/>
         </w:rPr>
       </w:pPr>
-      <w:hyperlink w:anchor="_Toc242459126" w:history="1">
+      <w:hyperlink w:anchor="_Toc242649720" w:history="1">
         <w:r>
           <w:rPr>
             <w:rStyle w:val="aff8"/>
@@ -1063,7 +1063,7 @@
             <w:noProof/>
             <w:webHidden/>
           </w:rPr>
-          <w:instrText xml:space="preserve"> PAGEREF _Toc242459126 \h </w:instrText>
+          <w:instrText xml:space="preserve"> PAGEREF _Toc242649720 \h </w:instrText>
         </w:r>
         <w:r>
           <w:rPr>
@@ -1109,7 +1109,7 @@
           <w14:ligatures w14:val="standardContextual"/>
         </w:rPr>
       </w:pPr>
-      <w:hyperlink w:anchor="_Toc242459127" w:history="1">
+      <w:hyperlink w:anchor="_Toc242649721" w:history="1">
         <w:r>
           <w:rPr>
             <w:rStyle w:val="aff8"/>
@@ -1136,7 +1136,7 @@
             <w:noProof/>
             <w:webHidden/>
           </w:rPr>
-          <w:instrText xml:space="preserve"> PAGEREF _Toc242459127 \h </w:instrText>
+          <w:instrText xml:space="preserve"> PAGEREF _Toc242649721 \h </w:instrText>
         </w:r>
         <w:r>
           <w:rPr>
@@ -1182,7 +1182,7 @@
           <w14:ligatures w14:val="standardContextual"/>
         </w:rPr>
       </w:pPr>
-      <w:hyperlink w:anchor="_Toc242459128" w:history="1">
+      <w:hyperlink w:anchor="_Toc242649722" w:history="1">
         <w:r>
           <w:rPr>
             <w:rStyle w:val="aff8"/>
@@ -1209,7 +1209,7 @@
             <w:noProof/>
             <w:webHidden/>
           </w:rPr>
-          <w:instrText xml:space="preserve"> PAGEREF _Toc242459128 \h </w:instrText>
+          <w:instrText xml:space="preserve"> PAGEREF _Toc242649722 \h </w:instrText>
         </w:r>
         <w:r>
           <w:rPr>
@@ -1255,7 +1255,7 @@
           <w14:ligatures w14:val="standardContextual"/>
         </w:rPr>
       </w:pPr>
-      <w:hyperlink w:anchor="_Toc242459129" w:history="1">
+      <w:hyperlink w:anchor="_Toc242649723" w:history="1">
         <w:r>
           <w:rPr>
             <w:rStyle w:val="aff8"/>
@@ -1282,7 +1282,7 @@
             <w:noProof/>
             <w:webHidden/>
           </w:rPr>
-          <w:instrText xml:space="preserve"> PAGEREF _Toc242459129 \h </w:instrText>
+          <w:instrText xml:space="preserve"> PAGEREF _Toc242649723 \h </w:instrText>
         </w:r>
         <w:r>
           <w:rPr>
@@ -1328,7 +1328,7 @@
           <w14:ligatures w14:val="standardContextual"/>
         </w:rPr>
       </w:pPr>
-      <w:hyperlink w:anchor="_Toc242459130" w:history="1">
+      <w:hyperlink w:anchor="_Toc242649724" w:history="1">
         <w:r>
           <w:rPr>
             <w:rStyle w:val="aff8"/>
@@ -1355,7 +1355,7 @@
             <w:noProof/>
             <w:webHidden/>
           </w:rPr>
-          <w:instrText xml:space="preserve"> PAGEREF _Toc242459130 \h </w:instrText>
+          <w:instrText xml:space="preserve"> PAGEREF _Toc242649724 \h </w:instrText>
         </w:r>
         <w:r>
           <w:rPr>
@@ -1401,7 +1401,7 @@
           <w14:ligatures w14:val="standardContextual"/>
         </w:rPr>
       </w:pPr>
-      <w:hyperlink w:anchor="_Toc242459131" w:history="1">
+      <w:hyperlink w:anchor="_Toc242649725" w:history="1">
         <w:r>
           <w:rPr>
             <w:rStyle w:val="aff8"/>
@@ -1428,7 +1428,7 @@
             <w:noProof/>
             <w:webHidden/>
           </w:rPr>
-          <w:instrText xml:space="preserve"> PAGEREF _Toc242459131 \h </w:instrText>
+          <w:instrText xml:space="preserve"> PAGEREF _Toc242649725 \h </w:instrText>
         </w:r>
         <w:r>
           <w:rPr>
@@ -1474,7 +1474,7 @@
           <w14:ligatures w14:val="standardContextual"/>
         </w:rPr>
       </w:pPr>
-      <w:hyperlink w:anchor="_Toc242459132" w:history="1">
+      <w:hyperlink w:anchor="_Toc242649726" w:history="1">
         <w:r>
           <w:rPr>
             <w:rStyle w:val="aff8"/>
@@ -1501,7 +1501,7 @@
             <w:noProof/>
             <w:webHidden/>
           </w:rPr>
-          <w:instrText xml:space="preserve"> PAGEREF _Toc242459132 \h </w:instrText>
+          <w:instrText xml:space="preserve"> PAGEREF _Toc242649726 \h </w:instrText>
         </w:r>
         <w:r>
           <w:rPr>
@@ -1547,7 +1547,7 @@
           <w14:ligatures w14:val="standardContextual"/>
         </w:rPr>
       </w:pPr>
-      <w:hyperlink w:anchor="_Toc242459133" w:history="1">
+      <w:hyperlink w:anchor="_Toc242649727" w:history="1">
         <w:r>
           <w:rPr>
             <w:rStyle w:val="aff8"/>
@@ -1574,7 +1574,7 @@
             <w:noProof/>
             <w:webHidden/>
           </w:rPr>
-          <w:instrText xml:space="preserve"> PAGEREF _Toc242459133 \h </w:instrText>
+          <w:instrText xml:space="preserve"> PAGEREF _Toc242649727 \h </w:instrText>
         </w:r>
         <w:r>
           <w:rPr>
@@ -1620,7 +1620,7 @@
           <w14:ligatures w14:val="standardContextual"/>
         </w:rPr>
       </w:pPr>
-      <w:hyperlink w:anchor="_Toc242459134" w:history="1">
+      <w:hyperlink w:anchor="_Toc242649728" w:history="1">
         <w:r>
           <w:rPr>
             <w:rStyle w:val="aff8"/>
@@ -1647,7 +1647,7 @@
             <w:noProof/>
             <w:webHidden/>
           </w:rPr>
-          <w:instrText xml:space="preserve"> PAGEREF _Toc242459134 \h </w:instrText>
+          <w:instrText xml:space="preserve"> PAGEREF _Toc242649728 \h </w:instrText>
         </w:r>
         <w:r>
           <w:rPr>
@@ -1693,7 +1693,7 @@
           <w14:ligatures w14:val="standardContextual"/>
         </w:rPr>
       </w:pPr>
-      <w:hyperlink w:anchor="_Toc242459135" w:history="1">
+      <w:hyperlink w:anchor="_Toc242649729" w:history="1">
         <w:r>
           <w:rPr>
             <w:rStyle w:val="aff8"/>
@@ -1720,7 +1720,7 @@
             <w:noProof/>
             <w:webHidden/>
           </w:rPr>
-          <w:instrText xml:space="preserve"> PAGEREF _Toc242459135 \h </w:instrText>
+          <w:instrText xml:space="preserve"> PAGEREF _Toc242649729 \h </w:instrText>
         </w:r>
         <w:r>
           <w:rPr>
@@ -1766,7 +1766,7 @@
           <w14:ligatures w14:val="standardContextual"/>
         </w:rPr>
       </w:pPr>
-      <w:hyperlink w:anchor="_Toc242459136" w:history="1">
+      <w:hyperlink w:anchor="_Toc242649730" w:history="1">
         <w:r>
           <w:rPr>
             <w:rStyle w:val="aff8"/>
@@ -1793,7 +1793,7 @@
             <w:noProof/>
             <w:webHidden/>
           </w:rPr>
-          <w:instrText xml:space="preserve"> PAGEREF _Toc242459136 \h </w:instrText>
+          <w:instrText xml:space="preserve"> PAGEREF _Toc242649730 \h </w:instrText>
         </w:r>
         <w:r>
           <w:rPr>
@@ -1839,7 +1839,7 @@
           <w14:ligatures w14:val="standardContextual"/>
         </w:rPr>
       </w:pPr>
-      <w:hyperlink w:anchor="_Toc242459137" w:history="1">
+      <w:hyperlink w:anchor="_Toc242649731" w:history="1">
         <w:r>
           <w:rPr>
             <w:rStyle w:val="aff8"/>
@@ -1866,7 +1866,7 @@
             <w:noProof/>
             <w:webHidden/>
           </w:rPr>
-          <w:instrText xml:space="preserve"> PAGEREF _Toc242459137 \h </w:instrText>
+          <w:instrText xml:space="preserve"> PAGEREF _Toc242649731 \h </w:instrText>
         </w:r>
         <w:r>
           <w:rPr>
@@ -1912,7 +1912,7 @@
           <w14:ligatures w14:val="standardContextual"/>
         </w:rPr>
       </w:pPr>
-      <w:hyperlink w:anchor="_Toc242459138" w:history="1">
+      <w:hyperlink w:anchor="_Toc242649732" w:history="1">
         <w:r>
           <w:rPr>
             <w:rStyle w:val="aff8"/>
@@ -1939,7 +1939,7 @@
             <w:noProof/>
             <w:webHidden/>
           </w:rPr>
-          <w:instrText xml:space="preserve"> PAGEREF _Toc242459138 \h </w:instrText>
+          <w:instrText xml:space="preserve"> PAGEREF _Toc242649732 \h </w:instrText>
         </w:r>
         <w:r>
           <w:rPr>
@@ -1985,7 +1985,7 @@
           <w14:ligatures w14:val="standardContextual"/>
         </w:rPr>
       </w:pPr>
-      <w:hyperlink w:anchor="_Toc242459139" w:history="1">
+      <w:hyperlink w:anchor="_Toc242649733" w:history="1">
         <w:r>
           <w:rPr>
             <w:rStyle w:val="aff8"/>
@@ -2012,7 +2012,7 @@
             <w:noProof/>
             <w:webHidden/>
           </w:rPr>
-          <w:instrText xml:space="preserve"> PAGEREF _Toc242459139 \h </w:instrText>
+          <w:instrText xml:space="preserve"> PAGEREF _Toc242649733 \h </w:instrText>
         </w:r>
         <w:r>
           <w:rPr>
@@ -2058,7 +2058,7 @@
           <w14:ligatures w14:val="standardContextual"/>
         </w:rPr>
       </w:pPr>
-      <w:hyperlink w:anchor="_Toc242459140" w:history="1">
+      <w:hyperlink w:anchor="_Toc242649734" w:history="1">
         <w:r>
           <w:rPr>
             <w:rStyle w:val="aff8"/>
@@ -2085,7 +2085,7 @@
             <w:noProof/>
             <w:webHidden/>
           </w:rPr>
-          <w:instrText xml:space="preserve"> PAGEREF _Toc242459140 \h </w:instrText>
+          <w:instrText xml:space="preserve"> PAGEREF _Toc242649734 \h </w:instrText>
         </w:r>
         <w:r>
           <w:rPr>
@@ -2131,7 +2131,7 @@
           <w14:ligatures w14:val="standardContextual"/>
         </w:rPr>
       </w:pPr>
-      <w:hyperlink w:anchor="_Toc242459141" w:history="1">
+      <w:hyperlink w:anchor="_Toc242649735" w:history="1">
         <w:r>
           <w:rPr>
             <w:rStyle w:val="aff8"/>
@@ -2158,7 +2158,7 @@
             <w:noProof/>
             <w:webHidden/>
           </w:rPr>
-          <w:instrText xml:space="preserve"> PAGEREF _Toc242459141 \h </w:instrText>
+          <w:instrText xml:space="preserve"> PAGEREF _Toc242649735 \h </w:instrText>
         </w:r>
         <w:r>
           <w:rPr>
@@ -2204,7 +2204,7 @@
           <w14:ligatures w14:val="standardContextual"/>
         </w:rPr>
       </w:pPr>
-      <w:hyperlink w:anchor="_Toc242459142" w:history="1">
+      <w:hyperlink w:anchor="_Toc242649736" w:history="1">
         <w:r>
           <w:rPr>
             <w:rStyle w:val="aff8"/>
@@ -2231,7 +2231,7 @@
             <w:noProof/>
             <w:webHidden/>
           </w:rPr>
-          <w:instrText xml:space="preserve"> PAGEREF _Toc242459142 \h </w:instrText>
+          <w:instrText xml:space="preserve"> PAGEREF _Toc242649736 \h </w:instrText>
         </w:r>
         <w:r>
           <w:rPr>
@@ -2277,7 +2277,7 @@
           <w14:ligatures w14:val="standardContextual"/>
         </w:rPr>
       </w:pPr>
-      <w:hyperlink w:anchor="_Toc242459143" w:history="1">
+      <w:hyperlink w:anchor="_Toc242649737" w:history="1">
         <w:r>
           <w:rPr>
             <w:rStyle w:val="aff8"/>
@@ -2304,7 +2304,7 @@
             <w:noProof/>
             <w:webHidden/>
           </w:rPr>
-          <w:instrText xml:space="preserve"> PAGEREF _Toc242459143 \h </w:instrText>
+          <w:instrText xml:space="preserve"> PAGEREF _Toc242649737 \h </w:instrText>
         </w:r>
         <w:r>
           <w:rPr>
@@ -2350,7 +2350,7 @@
           <w14:ligatures w14:val="standardContextual"/>
         </w:rPr>
       </w:pPr>
-      <w:hyperlink w:anchor="_Toc242459144" w:history="1">
+      <w:hyperlink w:anchor="_Toc242649738" w:history="1">
         <w:r>
           <w:rPr>
             <w:rStyle w:val="aff8"/>
@@ -2377,7 +2377,7 @@
             <w:noProof/>
             <w:webHidden/>
           </w:rPr>
-          <w:instrText xml:space="preserve"> PAGEREF _Toc242459144 \h </w:instrText>
+          <w:instrText xml:space="preserve"> PAGEREF _Toc242649738 \h </w:instrText>
         </w:r>
         <w:r>
           <w:rPr>
@@ -2423,7 +2423,7 @@
           <w14:ligatures w14:val="standardContextual"/>
         </w:rPr>
       </w:pPr>
-      <w:hyperlink w:anchor="_Toc242459145" w:history="1">
+      <w:hyperlink w:anchor="_Toc242649739" w:history="1">
         <w:r>
           <w:rPr>
             <w:rStyle w:val="aff8"/>
@@ -2450,7 +2450,7 @@
             <w:noProof/>
             <w:webHidden/>
           </w:rPr>
-          <w:instrText xml:space="preserve"> PAGEREF _Toc242459145 \h </w:instrText>
+          <w:instrText xml:space="preserve"> PAGEREF _Toc242649739 \h </w:instrText>
         </w:r>
         <w:r>
           <w:rPr>
@@ -2496,7 +2496,7 @@
           <w14:ligatures w14:val="standardContextual"/>
         </w:rPr>
       </w:pPr>
-      <w:hyperlink w:anchor="_Toc242459146" w:history="1">
+      <w:hyperlink w:anchor="_Toc242649740" w:history="1">
         <w:r>
           <w:rPr>
             <w:rStyle w:val="aff8"/>
@@ -2523,7 +2523,7 @@
             <w:noProof/>
             <w:webHidden/>
           </w:rPr>
-          <w:instrText xml:space="preserve"> PAGEREF _Toc242459146 \h </w:instrText>
+          <w:instrText xml:space="preserve"> PAGEREF _Toc242649740 \h </w:instrText>
         </w:r>
         <w:r>
           <w:rPr>
@@ -2569,7 +2569,7 @@
           <w14:ligatures w14:val="standardContextual"/>
         </w:rPr>
       </w:pPr>
-      <w:hyperlink w:anchor="_Toc242459147" w:history="1">
+      <w:hyperlink w:anchor="_Toc242649741" w:history="1">
         <w:r>
           <w:rPr>
             <w:rStyle w:val="aff8"/>
@@ -2596,7 +2596,7 @@
             <w:noProof/>
             <w:webHidden/>
           </w:rPr>
-          <w:instrText xml:space="preserve"> PAGEREF _Toc242459147 \h </w:instrText>
+          <w:instrText xml:space="preserve"> PAGEREF _Toc242649741 \h </w:instrText>
         </w:r>
         <w:r>
           <w:rPr>
@@ -2642,7 +2642,7 @@
         <w:ind w:firstLine="0"/>
         <w:jc w:val="center"/>
       </w:pPr>
-      <w:bookmarkStart w:id="0" w:name="_Toc242459116"/>
+      <w:bookmarkStart w:id="0" w:name="_Toc242649710"/>
       <w:r>
         <w:lastRenderedPageBreak/>
         <w:t>ПЕРЕЧЕНЬ ТЕРМИНОВ И СОКРАЩЕНИЙ</w:t>
@@ -3904,7 +3904,7 @@
         <w:pStyle w:val="1"/>
         <w:pageBreakBefore/>
       </w:pPr>
-      <w:bookmarkStart w:id="1" w:name="_Toc242459117"/>
+      <w:bookmarkStart w:id="1" w:name="_Toc242649711"/>
       <w:r>
         <w:lastRenderedPageBreak/>
         <w:t>1 Общие положения</w:t>
@@ -3915,7 +3915,7 @@
       <w:pPr>
         <w:pStyle w:val="21"/>
       </w:pPr>
-      <w:bookmarkStart w:id="2" w:name="_Toc242459118"/>
+      <w:bookmarkStart w:id="2" w:name="_Toc242649712"/>
       <w:r>
         <w:t>1.1 Наименование системы и документы-основания</w:t>
       </w:r>
@@ -3930,7 +3930,7 @@
       <w:pPr>
         <w:pStyle w:val="21"/>
       </w:pPr>
-      <w:bookmarkStart w:id="3" w:name="_Toc242459119"/>
+      <w:bookmarkStart w:id="3" w:name="_Toc242649713"/>
       <w:r>
         <w:t>1.2 Организации-участники</w:t>
       </w:r>
@@ -3945,7 +3945,7 @@
       <w:pPr>
         <w:pStyle w:val="21"/>
       </w:pPr>
-      <w:bookmarkStart w:id="4" w:name="_Toc242459120"/>
+      <w:bookmarkStart w:id="4" w:name="_Toc242649714"/>
       <w:r>
         <w:t>1.3 Стадии создания</w:t>
       </w:r>
@@ -3960,7 +3960,7 @@
       <w:pPr>
         <w:pStyle w:val="21"/>
       </w:pPr>
-      <w:bookmarkStart w:id="5" w:name="_Toc242459121"/>
+      <w:bookmarkStart w:id="5" w:name="_Toc242649715"/>
       <w:r>
         <w:t>1.4 Цели, назначение и области использования</w:t>
       </w:r>
@@ -3975,7 +3975,7 @@
       <w:pPr>
         <w:pStyle w:val="21"/>
       </w:pPr>
-      <w:bookmarkStart w:id="6" w:name="_Toc242459122"/>
+      <w:bookmarkStart w:id="6" w:name="_Toc242649716"/>
       <w:r>
         <w:t>1.5 Нормативно-технические документы</w:t>
       </w:r>
@@ -3990,7 +3990,7 @@
       <w:pPr>
         <w:pStyle w:val="21"/>
       </w:pPr>
-      <w:bookmarkStart w:id="7" w:name="_Toc242459123"/>
+      <w:bookmarkStart w:id="7" w:name="_Toc242649717"/>
       <w:r>
         <w:t>1.6 Очерёдность создания</w:t>
       </w:r>
@@ -4006,7 +4006,7 @@
         <w:pStyle w:val="1"/>
         <w:pageBreakBefore/>
       </w:pPr>
-      <w:bookmarkStart w:id="8" w:name="_Toc242459124"/>
+      <w:bookmarkStart w:id="8" w:name="_Toc242649718"/>
       <w:r>
         <w:lastRenderedPageBreak/>
         <w:t>2 Описание процесса деятельности</w:t>
@@ -4055,7 +4055,7 @@
         </w:rPr>
         <w:lastRenderedPageBreak/>
         <w:drawing>
-          <wp:inline distT="0" distB="0" distL="0" distR="0" wp14:anchorId="26DCF950" wp14:editId="06553760">
+          <wp:inline distT="0" distB="0" distL="0" distR="0" wp14:anchorId="08EE82D1" wp14:editId="411D507C">
             <wp:extent cx="5760000" cy="2880000"/>
             <wp:effectExtent l="0" t="0" r="0" b="0"/>
             <wp:docPr id="1" name="Picture 1"/>
@@ -4105,7 +4105,7 @@
         <w:pStyle w:val="1"/>
         <w:pageBreakBefore/>
       </w:pPr>
-      <w:bookmarkStart w:id="9" w:name="_Toc242459125"/>
+      <w:bookmarkStart w:id="9" w:name="_Toc242649719"/>
       <w:r>
         <w:lastRenderedPageBreak/>
         <w:t>3 Основные технические решения</w:t>
@@ -4116,7 +4116,7 @@
       <w:pPr>
         <w:pStyle w:val="21"/>
       </w:pPr>
-      <w:bookmarkStart w:id="10" w:name="_Toc242459126"/>
+      <w:bookmarkStart w:id="10" w:name="_Toc242649720"/>
       <w:r>
         <w:t>3.1 Решения по структуре системы</w:t>
       </w:r>
@@ -4126,7 +4126,7 @@
       <w:pPr>
         <w:pStyle w:val="31"/>
       </w:pPr>
-      <w:bookmarkStart w:id="11" w:name="_Toc242459127"/>
+      <w:bookmarkStart w:id="11" w:name="_Toc242649721"/>
       <w:r>
         <w:t>3.1.1 Функциональная структура</w:t>
       </w:r>
@@ -4768,7 +4768,7 @@
         </w:rPr>
         <w:lastRenderedPageBreak/>
         <w:drawing>
-          <wp:inline distT="0" distB="0" distL="0" distR="0" wp14:anchorId="0E3A1207" wp14:editId="64D25A34">
+          <wp:inline distT="0" distB="0" distL="0" distR="0" wp14:anchorId="1CA5869B" wp14:editId="1529AED2">
             <wp:extent cx="5760000" cy="3272727"/>
             <wp:effectExtent l="0" t="0" r="0" b="0"/>
             <wp:docPr id="2" name="Picture 2"/>
@@ -4817,7 +4817,7 @@
       <w:pPr>
         <w:pStyle w:val="31"/>
       </w:pPr>
-      <w:bookmarkStart w:id="12" w:name="_Toc242459128"/>
+      <w:bookmarkStart w:id="12" w:name="_Toc242649722"/>
       <w:r>
         <w:t>3.1.2 Структура программно-технического комплекса</w:t>
       </w:r>
@@ -5357,7 +5357,7 @@
         </w:rPr>
         <w:lastRenderedPageBreak/>
         <w:drawing>
-          <wp:inline distT="0" distB="0" distL="0" distR="0" wp14:anchorId="74DB578D" wp14:editId="1DBAB42F">
+          <wp:inline distT="0" distB="0" distL="0" distR="0" wp14:anchorId="7B245ED7" wp14:editId="3D5752EB">
             <wp:extent cx="5940000" cy="4212000"/>
             <wp:effectExtent l="0" t="0" r="0" b="0"/>
             <wp:docPr id="3" name="Picture 3"/>
@@ -5441,7 +5441,7 @@
       <w:pPr>
         <w:pStyle w:val="21"/>
       </w:pPr>
-      <w:bookmarkStart w:id="13" w:name="_Toc242459129"/>
+      <w:bookmarkStart w:id="13" w:name="_Toc242649723"/>
       <w:r>
         <w:t>3.2 Решения по взаимосвязям со смежными системами</w:t>
       </w:r>
@@ -5522,7 +5522,7 @@
       <w:pPr>
         <w:pStyle w:val="21"/>
       </w:pPr>
-      <w:bookmarkStart w:id="14" w:name="_Toc242459130"/>
+      <w:bookmarkStart w:id="14" w:name="_Toc242649724"/>
       <w:r>
         <w:t>3.3 Решения по режимам функционирования</w:t>
       </w:r>
@@ -5552,7 +5552,7 @@
       <w:pPr>
         <w:pStyle w:val="21"/>
       </w:pPr>
-      <w:bookmarkStart w:id="15" w:name="_Toc242459131"/>
+      <w:bookmarkStart w:id="15" w:name="_Toc242649725"/>
       <w:r>
         <w:t>3.4 Решения по численности, квалификации и функциям персонала</w:t>
       </w:r>
@@ -5567,7 +5567,7 @@
       <w:pPr>
         <w:pStyle w:val="21"/>
       </w:pPr>
-      <w:bookmarkStart w:id="16" w:name="_Toc242459132"/>
+      <w:bookmarkStart w:id="16" w:name="_Toc242649726"/>
       <w:r>
         <w:t>3.5 Обеспечение потребительских характеристик</w:t>
       </w:r>
@@ -5641,7 +5641,7 @@
       <w:pPr>
         <w:pStyle w:val="21"/>
       </w:pPr>
-      <w:bookmarkStart w:id="17" w:name="_Toc242459133"/>
+      <w:bookmarkStart w:id="17" w:name="_Toc242649727"/>
       <w:r>
         <w:t>3.6 Решения по комплексу технических средств</w:t>
       </w:r>
@@ -5676,7 +5676,7 @@
       <w:pPr>
         <w:pStyle w:val="21"/>
       </w:pPr>
-      <w:bookmarkStart w:id="18" w:name="_Toc242459134"/>
+      <w:bookmarkStart w:id="18" w:name="_Toc242649728"/>
       <w:r>
         <w:t>3.7 Решения по информационному обеспечению</w:t>
       </w:r>
@@ -5691,7 +5691,7 @@
       <w:pPr>
         <w:pStyle w:val="21"/>
       </w:pPr>
-      <w:bookmarkStart w:id="19" w:name="_Toc242459135"/>
+      <w:bookmarkStart w:id="19" w:name="_Toc242649729"/>
       <w:r>
         <w:t>3.8 Решения по программному обеспечению</w:t>
       </w:r>
@@ -5726,7 +5726,7 @@
       <w:pPr>
         <w:pStyle w:val="21"/>
       </w:pPr>
-      <w:bookmarkStart w:id="20" w:name="_Toc242459136"/>
+      <w:bookmarkStart w:id="20" w:name="_Toc242649730"/>
       <w:r>
         <w:t>3.9 Решения по защите информации</w:t>
       </w:r>
@@ -5736,7 +5736,7 @@
       <w:pPr>
         <w:pStyle w:val="31"/>
       </w:pPr>
-      <w:bookmarkStart w:id="21" w:name="_Toc242459137"/>
+      <w:bookmarkStart w:id="21" w:name="_Toc242649731"/>
       <w:r>
         <w:t>3.9.1 Аутентификация и сессии</w:t>
       </w:r>
@@ -5810,7 +5810,7 @@
       <w:pPr>
         <w:pStyle w:val="31"/>
       </w:pPr>
-      <w:bookmarkStart w:id="22" w:name="_Toc242459138"/>
+      <w:bookmarkStart w:id="22" w:name="_Toc242649732"/>
       <w:r>
         <w:t>3.9.2 Разграничение доступа</w:t>
       </w:r>
@@ -5840,7 +5840,7 @@
       <w:pPr>
         <w:pStyle w:val="31"/>
       </w:pPr>
-      <w:bookmarkStart w:id="23" w:name="_Toc242459139"/>
+      <w:bookmarkStart w:id="23" w:name="_Toc242649733"/>
       <w:r>
         <w:t>3.9.3 Изоляция компаний</w:t>
       </w:r>
@@ -5868,7 +5868,7 @@
       <w:pPr>
         <w:pStyle w:val="31"/>
       </w:pPr>
-      <w:bookmarkStart w:id="24" w:name="_Toc242459140"/>
+      <w:bookmarkStart w:id="24" w:name="_Toc242649734"/>
       <w:r>
         <w:t>3.9.4 Защита файлов</w:t>
       </w:r>
@@ -5893,7 +5893,7 @@
       <w:pPr>
         <w:pStyle w:val="31"/>
       </w:pPr>
-      <w:bookmarkStart w:id="25" w:name="_Toc242459141"/>
+      <w:bookmarkStart w:id="25" w:name="_Toc242649735"/>
       <w:r>
         <w:lastRenderedPageBreak/>
         <w:t>3.9.5 Защита публичного API</w:t>
@@ -5909,7 +5909,7 @@
       <w:pPr>
         <w:pStyle w:val="31"/>
       </w:pPr>
-      <w:bookmarkStart w:id="26" w:name="_Toc242459142"/>
+      <w:bookmarkStart w:id="26" w:name="_Toc242649736"/>
       <w:r>
         <w:t>3.9.6 Журналирование</w:t>
       </w:r>
@@ -5934,7 +5934,7 @@
       <w:pPr>
         <w:pStyle w:val="31"/>
       </w:pPr>
-      <w:bookmarkStart w:id="27" w:name="_Toc242459143"/>
+      <w:bookmarkStart w:id="27" w:name="_Toc242649737"/>
       <w:r>
         <w:t>3.9.7 Защита передачи данных</w:t>
       </w:r>
@@ -5999,7 +5999,7 @@
       <w:pPr>
         <w:pStyle w:val="21"/>
       </w:pPr>
-      <w:bookmarkStart w:id="28" w:name="_Toc242459144"/>
+      <w:bookmarkStart w:id="28" w:name="_Toc242649738"/>
       <w:r>
         <w:t>3.10 Решения по обеспечению надёжности</w:t>
       </w:r>
@@ -6044,7 +6044,7 @@
       <w:pPr>
         <w:pStyle w:val="21"/>
       </w:pPr>
-      <w:bookmarkStart w:id="29" w:name="_Toc242459145"/>
+      <w:bookmarkStart w:id="29" w:name="_Toc242649739"/>
       <w:r>
         <w:lastRenderedPageBreak/>
         <w:t>3.11 Решения по многоязычности</w:t>
@@ -6091,7 +6091,7 @@
         <w:pStyle w:val="1"/>
         <w:pageBreakBefore/>
       </w:pPr>
-      <w:bookmarkStart w:id="30" w:name="_Toc242459146"/>
+      <w:bookmarkStart w:id="30" w:name="_Toc242649740"/>
       <w:r>
         <w:lastRenderedPageBreak/>
         <w:t>4 Мероприятия по подготовке объекта автоматизации к вводу системы в действие</w:t>
@@ -6165,7 +6165,7 @@
         <w:ind w:firstLine="0"/>
         <w:jc w:val="center"/>
       </w:pPr>
-      <w:bookmarkStart w:id="31" w:name="_Toc242459147"/>
+      <w:bookmarkStart w:id="31" w:name="_Toc242649741"/>
       <w:r>
         <w:lastRenderedPageBreak/>
         <w:t>ЛИСТ РЕГИСТРАЦИИ ИЗМЕНЕНИЙ</w:t>
@@ -8227,31 +8227,31 @@
       </w:rPr>
     </w:lvl>
   </w:abstractNum>
-  <w:num w:numId="1" w16cid:durableId="965307303">
+  <w:num w:numId="1" w16cid:durableId="1166287565">
     <w:abstractNumId w:val="8"/>
   </w:num>
-  <w:num w:numId="2" w16cid:durableId="1219971442">
+  <w:num w:numId="2" w16cid:durableId="88932783">
     <w:abstractNumId w:val="6"/>
   </w:num>
-  <w:num w:numId="3" w16cid:durableId="1267081783">
+  <w:num w:numId="3" w16cid:durableId="1659459081">
     <w:abstractNumId w:val="5"/>
   </w:num>
-  <w:num w:numId="4" w16cid:durableId="1745449306">
+  <w:num w:numId="4" w16cid:durableId="247352915">
     <w:abstractNumId w:val="4"/>
   </w:num>
-  <w:num w:numId="5" w16cid:durableId="1575310838">
+  <w:num w:numId="5" w16cid:durableId="1728454151">
     <w:abstractNumId w:val="7"/>
   </w:num>
-  <w:num w:numId="6" w16cid:durableId="954407687">
+  <w:num w:numId="6" w16cid:durableId="1171141520">
     <w:abstractNumId w:val="3"/>
   </w:num>
-  <w:num w:numId="7" w16cid:durableId="682055362">
+  <w:num w:numId="7" w16cid:durableId="386227859">
     <w:abstractNumId w:val="2"/>
   </w:num>
-  <w:num w:numId="8" w16cid:durableId="1000699721">
+  <w:num w:numId="8" w16cid:durableId="1529105857">
     <w:abstractNumId w:val="1"/>
   </w:num>
-  <w:num w:numId="9" w16cid:durableId="1326930344">
+  <w:num w:numId="9" w16cid:durableId="91829198">
     <w:abstractNumId w:val="0"/>
   </w:num>
 </w:numbering>
@@ -19784,7 +19784,7 @@
     <w:autoRedefine/>
     <w:uiPriority w:val="39"/>
     <w:unhideWhenUsed/>
-    <w:rsid w:val="00C10F77"/>
+    <w:rsid w:val="00E22A40"/>
     <w:pPr>
       <w:spacing w:after="100"/>
     </w:pPr>
@@ -19796,7 +19796,7 @@
     <w:autoRedefine/>
     <w:uiPriority w:val="39"/>
     <w:unhideWhenUsed/>
-    <w:rsid w:val="00C10F77"/>
+    <w:rsid w:val="00E22A40"/>
     <w:pPr>
       <w:spacing w:after="100"/>
       <w:ind w:left="240"/>
@@ -19809,7 +19809,7 @@
     <w:autoRedefine/>
     <w:uiPriority w:val="39"/>
     <w:unhideWhenUsed/>
-    <w:rsid w:val="00C10F77"/>
+    <w:rsid w:val="00E22A40"/>
     <w:pPr>
       <w:spacing w:after="100"/>
       <w:ind w:left="480"/>
@@ -19820,7 +19820,7 @@
     <w:basedOn w:val="a2"/>
     <w:uiPriority w:val="99"/>
     <w:unhideWhenUsed/>
-    <w:rsid w:val="00C10F77"/>
+    <w:rsid w:val="00E22A40"/>
     <w:rPr>
       <w:color w:val="0000FF" w:themeColor="hyperlink"/>
       <w:u w:val="single"/>
